--- a/docx/sermon_013_ENGLISH.docx
+++ b/docx/sermon_013_ENGLISH.docx
@@ -77,26 +77,119 @@
     </w:p>
     <w:p>
       <w:r>
-        <w:t>The arising of a Buddha in the world is an event that demonstrates the extraordinary power inherent in the mind. The supreme level of development, purity, and clarity of a mind is what we can observe in a Tathāgata, a Fully Self-Awakened One. Furthermore, when such a Buddha-Father arises in the world and expounds the Dhamma, it is to show the way to develop, purify, and clarify our own minds. In this serious undertaking of escaping from this saṃsāra—this liberation from saṃsāra, this grave task of escaping from the suffering (*dukkha*) of saṃsāra—what is of ultimate assistance is our mind. It is by making use of this mind—and not by any other scientific methods—that one is able to escape from saṃsāra. Whether this mind of ours becomes narrow or vast, base or grand—these changes take place in accordance with the object the mind takes. The Buddha-Father has pointed this out with examples on many occasions. If our mind takes a small object, the mind becomes small; if it takes a great object, it becomes great. Now, from the story related to the verse we have taken as our theme, we can gain a good understanding of this functioning of the mind.</w:t>
+        <w:t xml:space="preserve">The very appearance of a Buddha in the world is an event that demonstrates the miraculous power within the mind. The supreme level of development, purity, and clarity of the mind can be witnessed by us in a </w:t>
+      </w:r>
+      <w:r>
+        <w:t>*</w:t>
+      </w:r>
+      <w:proofErr w:type="spellStart"/>
+      <w:r>
+        <w:t>Tathāgata</w:t>
+      </w:r>
+      <w:proofErr w:type="spellEnd"/>
+      <w:r>
+        <w:t>*</w:t>
+      </w:r>
+      <w:r>
+        <w:t xml:space="preserve">, a fully Awakened One. Moreover, such a </w:t>
+      </w:r>
+      <w:r>
+        <w:t>Buddha</w:t>
+      </w:r>
+      <w:r>
+        <w:t xml:space="preserve"> appears in the world and expounds the Dhamma to show us the path to develop, purify, and clarify our minds. In this liberation from </w:t>
+      </w:r>
+      <w:proofErr w:type="spellStart"/>
+      <w:r>
+        <w:t>Saṁsāra</w:t>
+      </w:r>
+      <w:proofErr w:type="spellEnd"/>
+      <w:r>
+        <w:t xml:space="preserve">, this grave task of freeing ourselves from the *Dukkha* (suffering) of </w:t>
+      </w:r>
+      <w:proofErr w:type="spellStart"/>
+      <w:r>
+        <w:t>Saṁsāra</w:t>
+      </w:r>
+      <w:proofErr w:type="spellEnd"/>
+      <w:r>
+        <w:t xml:space="preserve">, in this great undertaking, it is our mind that is fundamental. It is by utilizing this mind—and not by any other scientific methods—that we can escape from </w:t>
+      </w:r>
+      <w:proofErr w:type="spellStart"/>
+      <w:r>
+        <w:t>Saṁsāra</w:t>
+      </w:r>
+      <w:proofErr w:type="spellEnd"/>
+      <w:r>
+        <w:t xml:space="preserve">. This mind of </w:t>
+      </w:r>
+      <w:proofErr w:type="gramStart"/>
+      <w:r>
+        <w:t>ours</w:t>
+      </w:r>
+      <w:proofErr w:type="gramEnd"/>
+      <w:r>
+        <w:t xml:space="preserve"> contracts or expands, becomes small or large; these changes occur according to the object the mind takes. The </w:t>
+      </w:r>
+      <w:r>
+        <w:t>Buddha</w:t>
+      </w:r>
+      <w:r>
+        <w:t xml:space="preserve"> has demonstrated this with examples on many occasions. If our mind takes a small object, the mind becomes small; if it takes a large object, it becomes large. Now, from the background story of the verse we have chosen as our theme, we can gain a good understanding of the functioning of this mind.</w:t>
       </w:r>
     </w:p>
     <w:p>
       <w:r>
+        <w:t xml:space="preserve">There lived in </w:t>
+      </w:r>
+      <w:proofErr w:type="spellStart"/>
+      <w:r>
+        <w:t>Sāvatthī</w:t>
+      </w:r>
+      <w:proofErr w:type="spellEnd"/>
+      <w:r>
+        <w:t xml:space="preserve"> a very wealthy but extremely miserly Brahmin. Since this Brahmin had never given anything to anyone, based on that behavior, society gave him a nickname, </w:t>
+      </w:r>
+      <w:r>
         <w:lastRenderedPageBreak/>
-        <w:t>There lived in Sāvatthī a very wealthy but extremely miserly Brahmin. Because he lived with the attitude of never giving anything to anyone, society gave him the name "Adinnapubbaka," which literally means "the one who has never given." He became known by this name. During that period, the names people gave were probably quite harsh. Now, this Brahmin had an only son who was very pleasing and whom he loved dearly as his only child. However, he loved his own wealth even more. When it came to the traditional ear ornaments given to children according to societal custom, this Brahmin thought, "If I call a goldsmith for this work, my wealth will be spent. Therefore, I must do the craftsmanship myself." He fashioned two small, burnished gold rings and hung them on the boy's ears. Consequently, society gave the child a nickname based on the ornament hanging from his ears, calling him "Matthakuṇḍalī" (Burnished Earring). *Matthakoṇḍal* refers to earrings made of burnished gold; because such ornaments hung from his ears, he was given this name.</w:t>
+        <w:t>branding him "</w:t>
+      </w:r>
+      <w:proofErr w:type="spellStart"/>
+      <w:r>
+        <w:t>Adinnapubbaka</w:t>
+      </w:r>
+      <w:proofErr w:type="spellEnd"/>
+      <w:r>
+        <w:t>" (Never-giver). The Sinhala meaning of the word *</w:t>
+      </w:r>
+      <w:proofErr w:type="spellStart"/>
+      <w:r>
+        <w:t>Adinnapubbaka</w:t>
+      </w:r>
+      <w:proofErr w:type="spellEnd"/>
+      <w:r>
+        <w:t>* is "one who has never given before." He got the name "Never-giver"—this Brahmin. This was probably because people in those days, just like today, were very clever at giving nicknames. Now, this Brahmin had an only son, who was very pleasant and dear. He loved his son very much, as he was his only child. But he loved his wealth even more. Therefore, when it came to making ear-ornaments for his son according to the custom of that society, this Brahmin thought, "If I summon a goldsmith now, my wealth will be destroyed for this task. Therefore, I must make the ear-ornaments myself." He flattened two small pieces of gold and hung them on the child’s ears. Thus, the child was also given a nickname by society according to the ornament hung on his ears: "</w:t>
+      </w:r>
+      <w:proofErr w:type="spellStart"/>
+      <w:r>
+        <w:t>Maṭṭakuṇḍalī</w:t>
+      </w:r>
+      <w:proofErr w:type="spellEnd"/>
+      <w:r>
+        <w:t>" (Polished Earring), because he wore ear-ornaments made of flattened, plain gold.</w:t>
       </w:r>
     </w:p>
     <w:p>
       <w:r>
-        <w:t xml:space="preserve">Perhaps because this child lived such a miserable and neglected life, when he reached an unpleasant stage, he contracted jaundice—a severe case of jaundice. The boy's mother asked the Brahmin to go and bring a physician. The Brahmin said, "If I go and bring a physician, think of how my wealth will be ruined!" Having said so, what he did was go to where physicians gathered and, by asking around casually here and there, he tried to learn of some remedy from them. He would ask what medicine is given for such and such an illness. </w:t>
+        <w:t xml:space="preserve">And so, perhaps because this child lived his life in such a miserable manner, by the time he was about sixteen years old, he contracted jaundice—a severe case of jaundice. The mother Brahmin lady told the Brahmin to go and bring a physician. The Brahmin replied, "Can't you see how my wealth will be ruined if I bring a physician?" Saying so, what he did instead was go to physicians and, by speaking in a beating-around-the-bush manner, tried to find out the prescriptions from them. He asked, "What is the medicine given for such-and-such an illness?" Those who are physicians also often give casual remedies to casual inquiries. Thus, the physicians casually told him that the bark of such-and-such trees </w:t>
       </w:r>
       <w:proofErr w:type="gramStart"/>
       <w:r>
-        <w:t>The physicians</w:t>
+        <w:t>is</w:t>
       </w:r>
       <w:proofErr w:type="gramEnd"/>
       <w:r>
-        <w:t xml:space="preserve">, too, would often give various home remedies for the questions asked in this casual manner. Some of these physicians told him that the bark of certain trees was good for such an illness. The Brahmin returned home, searched for these barks, and administered this backyard medicine. This backyard medicine </w:t>
+        <w:t xml:space="preserve"> good for this kind of disease. This Brahmin came home, gathered those barks, and tried to perform home remedies. These home remedies </w:t>
       </w:r>
       <w:proofErr w:type="gramStart"/>
       <w:r>
@@ -104,18 +197,99 @@
       </w:r>
       <w:proofErr w:type="gramEnd"/>
       <w:r>
-        <w:t>. The child's illness became critical and aggravated, reaching an incurable state. Finally, having no other choice, the Brahmin went and brought a physician. The physician looked at the boy, realized he was dying, and thought, "If I take on this treatment, my reputation will be ruined." Therefore, he excused himself saying, "I have other urgent work; please call another physician," and departed.</w:t>
+        <w:t xml:space="preserve">. The child's condition became critical, worsened, and reached a state where it seemed incurable. Finally, when there was </w:t>
+      </w:r>
+      <w:proofErr w:type="gramStart"/>
+      <w:r>
+        <w:t>absolutely no</w:t>
+      </w:r>
+      <w:proofErr w:type="gramEnd"/>
+      <w:r>
+        <w:t xml:space="preserve"> other way, the Brahmin went and brought a physician. The moment the physician looked at him, he realized, "If I undertake to treat this patient, my reputation will be ruined." Therefore, saying, "I have other work to attend </w:t>
+      </w:r>
+      <w:proofErr w:type="gramStart"/>
+      <w:r>
+        <w:t>to,</w:t>
+      </w:r>
+      <w:proofErr w:type="gramEnd"/>
+      <w:r>
+        <w:t xml:space="preserve"> call another physician," he quietly slipped away.</w:t>
       </w:r>
     </w:p>
     <w:p>
       <w:r>
-        <w:t>Then the Brahmin realized that the child was now on the verge of death. Next, he thought, "If my son dies, those who come to see him will see the wealth inside my house." With this thought, he carried the dying child outside and laid him on the veranda. On that very day, early in the morning at dawn, the Buddha-Father, having emerged from the attainment of Great Compassion (*mahākaruṇā-samāpatti*) and surveying the world, saw Matthakuṇḍalī with his divine eye. That knowledge of the attainment of Great Compassion is an extraordinarily wonderful knowledge unique only to a Buddha. It is a wondrous attainment that arises in a Buddha, driven by the wisdom and great compassion developed throughout the entirety of saṃsāra. When the Buddha-Father arises from this attainment and surveys the world, those who usually appear to him are those who have performed various wholesome deeds under past Buddhas and whose merits have matured. In any case, Matthakuṇḍalī, who was prepared to end his life in this miserable manner, appeared in the Buddha's eye.</w:t>
+        <w:t xml:space="preserve">Then the Brahmin understood that the child was now on the verge of death. Next, he thought, "When this son dies, those who come to the funeral house will see the wealth inside my home." Thinking so, he laid the dying child on the outer veranda, the porch. On that very day, the </w:t>
+      </w:r>
+      <w:r>
+        <w:t>Buddha</w:t>
+      </w:r>
+      <w:r>
+        <w:t>, as was his daily custom, arose in the early dawn and entered the attainment of great compassion (*</w:t>
+      </w:r>
+      <w:proofErr w:type="spellStart"/>
+      <w:r>
+        <w:t>mahākaruṇā-samāpatti</w:t>
+      </w:r>
+      <w:proofErr w:type="spellEnd"/>
+      <w:r>
+        <w:t xml:space="preserve">*) to survey the world, and </w:t>
+      </w:r>
+      <w:proofErr w:type="spellStart"/>
+      <w:r>
+        <w:t>Maṭṭakuṇḍalī</w:t>
+      </w:r>
+      <w:proofErr w:type="spellEnd"/>
+      <w:r>
+        <w:t xml:space="preserve"> appeared in his Buddha-eye. That knowledge of the attainment of great compassion is a wonderful, sublime knowledge unique only to a Buddha. It is a wondrous kind of attainment that arises in a Buddha, supported by the wisdom and great compassion developed throughout the entire </w:t>
+      </w:r>
+      <w:proofErr w:type="spellStart"/>
+      <w:r>
+        <w:t>saṁsāric</w:t>
+      </w:r>
+      <w:proofErr w:type="spellEnd"/>
+      <w:r>
+        <w:t xml:space="preserve"> journey. When the </w:t>
+      </w:r>
+      <w:r>
+        <w:t>Buddha</w:t>
+      </w:r>
+      <w:r>
+        <w:t xml:space="preserve"> arises from that attainment and surveys the world, what usually appears are those who have performed various meritorious deeds under past Buddhas, which have now ripened. Thus, </w:t>
+      </w:r>
+      <w:proofErr w:type="spellStart"/>
+      <w:r>
+        <w:t>Maṭṭakuṇḍalī</w:t>
+      </w:r>
+      <w:proofErr w:type="spellEnd"/>
+      <w:r>
+        <w:t>, who was preparing to end his life in this miserable manner, appeared in the Buddha's eye.</w:t>
       </w:r>
     </w:p>
     <w:p>
       <w:r>
+        <w:t xml:space="preserve">So, out of great compassion, the </w:t>
+      </w:r>
+      <w:r>
+        <w:t>Buddha</w:t>
+      </w:r>
+      <w:r>
+        <w:t xml:space="preserve"> walked for alms that day to the street where the Brahmin's house was located, accompanied by the community of bhikkhus. When he arrived </w:t>
+      </w:r>
+      <w:r>
         <w:lastRenderedPageBreak/>
-        <w:t xml:space="preserve">Thus, out of great compassion, the Buddha-Father, accompanied by his retinue of monks, went on his alms round, passing by the Brahmin's house. As he arrived at the house, the Buddha-Father saw the child lying down, facing the inner part of the house—that is, facing away from the street. Seeing this, the Buddha-Father, </w:t>
+        <w:t xml:space="preserve">exactly in front of the house, the </w:t>
+      </w:r>
+      <w:r>
+        <w:t>Buddha</w:t>
+      </w:r>
+      <w:r>
+        <w:t xml:space="preserve"> saw the child lying down, facing the interior of the house—that is, facing the wall. Seeing this, the </w:t>
+      </w:r>
+      <w:r>
+        <w:t>Buddha</w:t>
+      </w:r>
+      <w:r>
+        <w:t xml:space="preserve">, </w:t>
       </w:r>
       <w:proofErr w:type="gramStart"/>
       <w:r>
@@ -123,12 +297,122 @@
       </w:r>
       <w:proofErr w:type="gramEnd"/>
       <w:r>
-        <w:t xml:space="preserve"> draw his attention, projected a Buddha-ray, a single ray of light, which spread over that place. When the light fell upon the wall, the child turned around and looked. Looking, he saw the physical form of the Buddha-Father and was filled with immense joy and faith (*saddhā*). He thought, "Alas! Because of my foolish father, I did not get the opportunity to see such a Buddha, to attend on him, to listen to the Dhamma, or to offer alms." Next, he tried to raise his two hands to his forehead to pay homage. But due to his extremely weak condition, he could only join his palms together slightly. Then he thought, "Now, all I can do is clarify my mind." With his entire mind, free from any doubt or hesitation, he applied his whole, pure heart and clarified his mind towards the Buddha-Father. Then, while he was looking directly at the Buddha-Father, the Buddha thought, "This merit is sufficient for him." The Buddha-Father then departed from there. Just as the Buddha-Father departed, at that very moment of his leaving, the child Matthakuṇḍalī passed away. Having died with that very clarified mind, he was reborn in the Tāvatiṃsa heaven as a young deva, adorned in golden ornaments, in a golden mansion spanning several leagues.</w:t>
+        <w:t xml:space="preserve"> draw the child's attention, emitted a ray of Buddha-light, a single Buddha-ray, in that direction. When the light fell upon the wall, the child turned and looked. Looking, and upon seeing the physical form of the </w:t>
+      </w:r>
+      <w:r>
+        <w:t>Buddha</w:t>
+      </w:r>
+      <w:r>
+        <w:t>, he felt a great joyous confidence and faith (*</w:t>
+      </w:r>
+      <w:proofErr w:type="spellStart"/>
+      <w:r>
+        <w:t>saddhā</w:t>
+      </w:r>
+      <w:proofErr w:type="spellEnd"/>
+      <w:r>
+        <w:t xml:space="preserve">*), thinking, "Alas! Because of my foolish father, I never got the opportunity to see such a Buddha, to attend on him, to listen to the Dhamma, or to offer alms." Then he tried to raise his two hands to worship with palms joined over his head. However, due to his weak state, he could only bring his fingers together. Next, he thought, "All I can do now is clarify my mind," and with his entire heart, without any ordinary doubts, dedicating his whole mind, he clarified his mind towards the </w:t>
+      </w:r>
+      <w:r>
+        <w:t>Buddha</w:t>
+      </w:r>
+      <w:r>
+        <w:t xml:space="preserve">. As he lay there gazing at the </w:t>
+      </w:r>
+      <w:r>
+        <w:t>Buddha</w:t>
+      </w:r>
+      <w:r>
+        <w:t xml:space="preserve">, the </w:t>
+      </w:r>
+      <w:r>
+        <w:t>Buddha</w:t>
+      </w:r>
+      <w:r>
+        <w:t xml:space="preserve"> thought, "This merit is sufficient for him," and departed from there. Just as the </w:t>
+      </w:r>
+      <w:r>
+        <w:t>Buddha</w:t>
+      </w:r>
+      <w:r>
+        <w:t xml:space="preserve"> went out of sight—beyond the range of visibility—this child </w:t>
+      </w:r>
+      <w:proofErr w:type="spellStart"/>
+      <w:r>
+        <w:t>Maṭṭakuṇḍalī</w:t>
+      </w:r>
+      <w:proofErr w:type="spellEnd"/>
+      <w:r>
+        <w:t xml:space="preserve"> passed away. Having died with that very clarified mind, he was reborn as a *</w:t>
+      </w:r>
+      <w:proofErr w:type="spellStart"/>
+      <w:r>
+        <w:t>devaputta</w:t>
+      </w:r>
+      <w:proofErr w:type="spellEnd"/>
+      <w:r>
+        <w:t xml:space="preserve">* (divine son) adorned with golden ornaments in a thirty-league golden mansion in the </w:t>
+      </w:r>
+      <w:proofErr w:type="spellStart"/>
+      <w:r>
+        <w:t>Tāvatiṁsa</w:t>
+      </w:r>
+      <w:proofErr w:type="spellEnd"/>
+      <w:r>
+        <w:t xml:space="preserve"> heaven.</w:t>
       </w:r>
     </w:p>
     <w:p>
       <w:r>
-        <w:t xml:space="preserve">Having been reborn there, he then looked back to see, "How did I obtain this celestial fortune?" All devas who are reborn in this manner reflect on their past, asking, "How did I arrive at this state?" Then he saw the condition of his father, the Brahmin. After cremating the dead body, the Brahmin went to the cemetery daily and wept, crying, "Where is my only son? Where is my only son?" The young deva saw his father's weeping. Seeing this, the deva Matthakuṇḍalī thought, "I must act so that wisdom arises in him." Taking on the appearance of Matthakuṇḍalī, but wearing celestial ornaments, he came to the cemetery out of compassion and began to weep. When the Brahmin saw this young deva, perhaps because he resembled his own son, he asked with a special affection, "Why are you weeping?" The deva replied, "I obtained a carriage made of gold, but because I cannot find suitable golden wheels for it, I am planning to die of grief." He threatened to take his own life. Then the Brahmin said, "If that is the case, I will have wheels made for you from gold, silver, or brass, however you desire." When he said this, the young deva replied, "I have no use for other wheels; I want the sun and the moon as my wheels." The Brahmin then said, "You foolish child, why do you wish for something like the sun and the moon, which cannot be obtained?" The young deva replied, "I am wishing for the sun and the moon, which are visible to the eye. You are wishing for a deceased son, wishing for someone who can no longer be seen. Out of the two of us, who is the greater fool?" Hearing this, </w:t>
+        <w:t>Having been born thus, he then looked to see, "How did I obtain this celestial fortune?" All such deities contemplate in this manner, reflecting on how they attained their present state. Then he saw the condition of his father, the Brahmin. After cremating the corpse, the Brahmin went to the cemetery every day and wept, crying, "Where is my only son? Where is my only son?" The *</w:t>
+      </w:r>
+      <w:proofErr w:type="spellStart"/>
+      <w:r>
+        <w:t>devaputta</w:t>
+      </w:r>
+      <w:proofErr w:type="spellEnd"/>
+      <w:r>
+        <w:t xml:space="preserve">* </w:t>
+      </w:r>
+      <w:proofErr w:type="spellStart"/>
+      <w:r>
+        <w:t>Maṭṭakuṇḍalī</w:t>
+      </w:r>
+      <w:proofErr w:type="spellEnd"/>
+      <w:r>
+        <w:t xml:space="preserve"> saw this behavior of the Brahmin. Seeing this, he thought of teaching him a lesson. He went to the cemetery appearing in the form of </w:t>
+      </w:r>
+      <w:proofErr w:type="spellStart"/>
+      <w:r>
+        <w:t>Maṭṭakuṇḍalī</w:t>
+      </w:r>
+      <w:proofErr w:type="spellEnd"/>
+      <w:r>
+        <w:t>, but as a youth adorned with golden ornaments, and began to weep. When the Brahmin saw this *</w:t>
+      </w:r>
+      <w:proofErr w:type="spellStart"/>
+      <w:r>
+        <w:t>devaputta</w:t>
+      </w:r>
+      <w:proofErr w:type="spellEnd"/>
+      <w:r>
+        <w:t>*—perhaps because he had the likeness of his own child, feeling a certain special affection—he asked, "Why are you crying?" The youth replied, "I have obtained a golden carriage frame. But because I cannot find suitable wheels for it, I am planning to die of grief," implying he would commit suicide. Then the Brahmin said, "If you want, I will have wheels made for you from gold, silver, or brass, just as you wish." When he said this, the *</w:t>
+      </w:r>
+      <w:proofErr w:type="spellStart"/>
+      <w:r>
+        <w:t>devaputta</w:t>
+      </w:r>
+      <w:proofErr w:type="spellEnd"/>
+      <w:r>
+        <w:t>* said, "I have no use for other wheels; I want the sun and the moon." Then the Brahmin said, "You foolish boy, why do you wish for something that cannot be obtained in this way?" Then the *</w:t>
+      </w:r>
+      <w:proofErr w:type="spellStart"/>
+      <w:r>
+        <w:t>devaputta</w:t>
+      </w:r>
+      <w:proofErr w:type="spellEnd"/>
+      <w:r>
+        <w:t xml:space="preserve">* replied, "I am wishing for the sun and the moon, which are visible. You are wishing for a deceased son, wishing for someone who can no longer be seen. Out of the two of us, who is the bigger fool?" When he asked this, </w:t>
       </w:r>
       <w:proofErr w:type="gramStart"/>
       <w:r>
@@ -136,70 +420,197 @@
       </w:r>
       <w:proofErr w:type="gramEnd"/>
       <w:r>
-        <w:t xml:space="preserve"> mind was cleared. His grief was dispelled. He thanked the deva Matthakuṇḍalī, declaring that his sorrow had been quenched, and asked, "Who are you?" The deva replied, "I am your son. By clarifying my mind on my deathbed, as the result of that wholesome thought, I obtained this birth." The Brahmin then said, "I never saw you giving alms, observing virtue (*sīla*), listening to the Dhamma, or performing any other meritorious acts. How did you attain this state?" The young deva Matthakuṇḍalī declared, "At my final hour of death, I clarified my mind towards the Buddha-Father. As the fruit of that clarified mind, that </w:t>
-      </w:r>
-      <w:r>
-        <w:lastRenderedPageBreak/>
-        <w:t>pleased mind, I obtained this state." Next, he advised the Brahmin, "You too must go for refuge to the Triple Gem and undertake the five precepts (*pañca-sīla*). See the Buddha-Father, give alms, listen to the Dhamma, and accumulate merit in that way." Having advised him, the deva Matthakuṇḍalī departed.</w:t>
+        <w:t xml:space="preserve"> wisdom dawned. He dispelled his grief. Dispelling it, and thanking the *</w:t>
+      </w:r>
+      <w:proofErr w:type="spellStart"/>
+      <w:r>
+        <w:t>devaputta</w:t>
+      </w:r>
+      <w:proofErr w:type="spellEnd"/>
+      <w:r>
+        <w:t xml:space="preserve">* </w:t>
+      </w:r>
+      <w:proofErr w:type="spellStart"/>
+      <w:r>
+        <w:t>Maṭṭakuṇḍalī</w:t>
+      </w:r>
+      <w:proofErr w:type="spellEnd"/>
+      <w:r>
+        <w:t xml:space="preserve">, he declared, "I have quenched my grief." He then asked, "Who are you?" </w:t>
+      </w:r>
+      <w:proofErr w:type="gramStart"/>
+      <w:r>
+        <w:t>The *</w:t>
+      </w:r>
+      <w:proofErr w:type="spellStart"/>
+      <w:proofErr w:type="gramEnd"/>
+      <w:r>
+        <w:t>devaputta</w:t>
+      </w:r>
+      <w:proofErr w:type="spellEnd"/>
+      <w:r>
+        <w:t>* replied, "I am your son. By clarifying my mind in this manner in my final moment, as the result of a certain wholesome thought, I have attained such a birth."</w:t>
       </w:r>
     </w:p>
     <w:p>
       <w:r>
-        <w:t xml:space="preserve">The Brahmin then went to see the Buddha-Father, invited him for an </w:t>
-      </w:r>
-      <w:proofErr w:type="gramStart"/>
-      <w:r>
-        <w:t>alms-giving</w:t>
-      </w:r>
-      <w:proofErr w:type="gramEnd"/>
-      <w:r>
-        <w:t xml:space="preserve">, and prepared the meal at his house. The Buddha-Father, along with his retinue of disciples, arrived at the house. A large crowd, including those of wrong views (*micchā-diṭṭhi*), gathered at the Brahmin's house. On this occasion, after offering the food and when the meal was finished, the Brahmin questioned the Buddha-Father: "Without giving alms, keeping precepts, or listening to the Dhamma, is it really possible to obtain celestial fortunes merely by clarifying one's mind towards you?" Then the Buddha-Father declared, "Why, Brahmin, is that not the very thing that has taken place?" When the Buddha himself declared this, some people in the crowd fell into doubt. They wondered, "How can one obtain such great fortune merely by clarifying the mind?" The Buddha-Father then willed that the deva Matthakuṇḍalī arrive there together with his mansion. Accordingly, the young deva arrived at that spot along with his celestial mansion, descended from it, paid homage to the Buddha-Father, and stood to one side. The Buddha-Father, by having the deva himself answer questions about his action (*kamma*) in a question-and-answer format, dispelled the doubts of the crowd. The crowd was then filled with great clarity and faith. They marveled at how wondrous the Buddha's knowledge is, and developed great faith (*saddhā*) and joy, thinking, "Is it indeed possible to obtain such great fortune merely by clarifying one's mind towards a Buddha?" Taking this event as the basis, the Buddha-Father explained the matter and delivered an extremely valuable realization of the Dhamma to the world through the </w:t>
-      </w:r>
-      <w:proofErr w:type="gramStart"/>
-      <w:r>
-        <w:t>aforementioned verse</w:t>
-      </w:r>
-      <w:proofErr w:type="gramEnd"/>
-      <w:r>
-        <w:t>:</w:t>
+        <w:t>Then the Brahmin said, "I never saw you giving alms, keeping precepts, or listening to the Dhamma, nor performing any meritorious deeds. How did you obtain this state?" Then the *</w:t>
+      </w:r>
+      <w:proofErr w:type="spellStart"/>
+      <w:r>
+        <w:t>devaputta</w:t>
+      </w:r>
+      <w:proofErr w:type="spellEnd"/>
+      <w:r>
+        <w:t xml:space="preserve">* </w:t>
+      </w:r>
+      <w:proofErr w:type="spellStart"/>
+      <w:r>
+        <w:t>Maṭṭakuṇḍalī</w:t>
+      </w:r>
+      <w:proofErr w:type="spellEnd"/>
+      <w:r>
+        <w:t xml:space="preserve"> declared, "When the </w:t>
+      </w:r>
+      <w:r>
+        <w:t>Buddha</w:t>
+      </w:r>
+      <w:r>
+        <w:t xml:space="preserve"> arrived here, I clarified my mind. As a result of that serene mind, that clarified mind, I received this kind of state." Then he advised the Brahmin, "You too, go for refuge to the Triple Gem and undertake the five </w:t>
+      </w:r>
+      <w:r>
+        <w:lastRenderedPageBreak/>
+        <w:t xml:space="preserve">precepts. See the </w:t>
+      </w:r>
+      <w:r>
+        <w:t>Buddha</w:t>
+      </w:r>
+      <w:r>
+        <w:t>, give alms, listen to the Dhamma, and accumulate merit in that way." Having said this, the *</w:t>
+      </w:r>
+      <w:proofErr w:type="spellStart"/>
+      <w:r>
+        <w:t>devaputta</w:t>
+      </w:r>
+      <w:proofErr w:type="spellEnd"/>
+      <w:r>
+        <w:t xml:space="preserve">* </w:t>
+      </w:r>
+      <w:proofErr w:type="spellStart"/>
+      <w:r>
+        <w:t>Maṭṭakuṇḍalī</w:t>
+      </w:r>
+      <w:proofErr w:type="spellEnd"/>
+      <w:r>
+        <w:t xml:space="preserve"> vanished.</w:t>
       </w:r>
     </w:p>
     <w:p>
       <w:r>
-        <w:t>*Mano-</w:t>
-      </w:r>
-      <w:proofErr w:type="spellStart"/>
-      <w:r>
-        <w:t>pubbaṅgamā</w:t>
-      </w:r>
-      <w:proofErr w:type="spellEnd"/>
-      <w:r>
-        <w:t xml:space="preserve"> </w:t>
-      </w:r>
-      <w:proofErr w:type="spellStart"/>
-      <w:r>
-        <w:t>dhammā</w:t>
-      </w:r>
-      <w:proofErr w:type="spellEnd"/>
-      <w:r>
-        <w:t xml:space="preserve"> — mano-</w:t>
-      </w:r>
-      <w:proofErr w:type="spellStart"/>
-      <w:r>
-        <w:t>seṭṭhā</w:t>
-      </w:r>
-      <w:proofErr w:type="spellEnd"/>
-      <w:r>
-        <w:t xml:space="preserve"> manomayā*</w:t>
+        <w:t xml:space="preserve">The Brahmin too went to see the </w:t>
+      </w:r>
+      <w:r>
+        <w:t>Buddha</w:t>
+      </w:r>
+      <w:r>
+        <w:t xml:space="preserve">, invited him for an almsgiving, and prepared alms at his home. The </w:t>
+      </w:r>
+      <w:r>
+        <w:t>Buddha</w:t>
+      </w:r>
+      <w:r>
+        <w:t xml:space="preserve"> and the community of bhikkhus arrived for the alms. Even those with wrong views assembled in large numbers at the Brahmin's house. On this occasion, after presenting the alms and after the meal was finished, the Brahmin questioned the </w:t>
+      </w:r>
+      <w:r>
+        <w:t>Buddha</w:t>
+      </w:r>
+      <w:r>
+        <w:t xml:space="preserve">, "Without giving alms, keeping precepts, or listening to the Dhamma, is it possible to obtain celestial fortune merely by clarifying the mind towards you?" Then the </w:t>
+      </w:r>
+      <w:r>
+        <w:t>Buddha</w:t>
+      </w:r>
+      <w:r>
+        <w:t xml:space="preserve"> declared, "Why, Brahmin, did your own son not tell you this very thing?" When the </w:t>
+      </w:r>
+      <w:r>
+        <w:t>Buddha</w:t>
+      </w:r>
+      <w:r>
+        <w:t xml:space="preserve"> expressed it in this way, some in the crowd developed doubts. "How can one obtain such great fortune merely by clarifying the mind?" The </w:t>
+      </w:r>
+      <w:r>
+        <w:t>Buddha</w:t>
+      </w:r>
+      <w:r>
+        <w:t xml:space="preserve"> then willed that the *</w:t>
+      </w:r>
+      <w:proofErr w:type="spellStart"/>
+      <w:r>
+        <w:t>devaputta</w:t>
+      </w:r>
+      <w:proofErr w:type="spellEnd"/>
+      <w:r>
+        <w:t xml:space="preserve">* </w:t>
+      </w:r>
+      <w:proofErr w:type="spellStart"/>
+      <w:r>
+        <w:t>Maṭṭakuṇḍalī</w:t>
+      </w:r>
+      <w:proofErr w:type="spellEnd"/>
+      <w:r>
+        <w:t xml:space="preserve"> arrive there along with his celestial mansion. Accordingly, the *</w:t>
+      </w:r>
+      <w:proofErr w:type="spellStart"/>
+      <w:r>
+        <w:t>devaputta</w:t>
+      </w:r>
+      <w:proofErr w:type="spellEnd"/>
+      <w:r>
+        <w:t xml:space="preserve">* arrived at that place together with his mansion, descended from it, paid homage to the </w:t>
+      </w:r>
+      <w:r>
+        <w:t>Buddha</w:t>
+      </w:r>
+      <w:r>
+        <w:t xml:space="preserve">, and stood to one side. Then, the </w:t>
+      </w:r>
+      <w:r>
+        <w:t>Buddha</w:t>
+      </w:r>
+      <w:r>
+        <w:t xml:space="preserve"> removed the doubts of the crowd by asking the *</w:t>
+      </w:r>
+      <w:proofErr w:type="spellStart"/>
+      <w:r>
+        <w:t>devaputta</w:t>
+      </w:r>
+      <w:proofErr w:type="spellEnd"/>
+      <w:r>
+        <w:t>* himself about the deed he had performed, posing questions and receiving answers. At that point, the crowd developed great clarity of mind. "How miraculous are the qualities of the Buddha! Merely by clarifying the mind towards a Buddha, such great fortune can be obtained!"—thus they developed immense joyous confidence and faith (*</w:t>
+      </w:r>
+      <w:proofErr w:type="spellStart"/>
+      <w:r>
+        <w:t>saddhā</w:t>
+      </w:r>
+      <w:proofErr w:type="spellEnd"/>
+      <w:r>
+        <w:t xml:space="preserve">*). In that manner, the </w:t>
+      </w:r>
+      <w:r>
+        <w:t>Buddha</w:t>
+      </w:r>
+      <w:r>
+        <w:t>, to clarify this matter, delivered a highly valuable Dhamma message to the world based on this incident, using the verse we mentioned earlier:</w:t>
       </w:r>
     </w:p>
     <w:p>
       <w:r>
-        <w:t>*</w:t>
-      </w:r>
-      <w:proofErr w:type="spellStart"/>
-      <w:r>
-        <w:t>Manasā</w:t>
+        <w:t xml:space="preserve">'Mano </w:t>
+      </w:r>
+      <w:proofErr w:type="spellStart"/>
+      <w:r>
+        <w:t>pubbaṅgamā</w:t>
       </w:r>
       <w:proofErr w:type="spellEnd"/>
       <w:r>
@@ -207,7 +618,15 @@
       </w:r>
       <w:proofErr w:type="spellStart"/>
       <w:r>
-        <w:t>ce</w:t>
+        <w:t>dhammā</w:t>
+      </w:r>
+      <w:proofErr w:type="spellEnd"/>
+      <w:r>
+        <w:t xml:space="preserve"> — </w:t>
+      </w:r>
+      <w:proofErr w:type="spellStart"/>
+      <w:r>
+        <w:t>manoseṭṭhā</w:t>
       </w:r>
       <w:proofErr w:type="spellEnd"/>
       <w:r>
@@ -215,20 +634,14 @@
       </w:r>
       <w:proofErr w:type="spellStart"/>
       <w:r>
-        <w:t>pasannena</w:t>
-      </w:r>
-      <w:proofErr w:type="spellEnd"/>
-      <w:r>
-        <w:t xml:space="preserve"> — bhāsati vā karoti vā*</w:t>
-      </w:r>
+        <w:t>manomayā</w:t>
+      </w:r>
+      <w:proofErr w:type="spellEnd"/>
     </w:p>
     <w:p>
-      <w:r>
-        <w:t xml:space="preserve">*Tato </w:t>
-      </w:r>
-      <w:proofErr w:type="spellStart"/>
-      <w:r>
-        <w:t>naṃ</w:t>
+      <w:proofErr w:type="spellStart"/>
+      <w:r>
+        <w:t>Manasā</w:t>
       </w:r>
       <w:proofErr w:type="spellEnd"/>
       <w:r>
@@ -236,29 +649,304 @@
       </w:r>
       <w:proofErr w:type="spellStart"/>
       <w:r>
-        <w:t>sukham-anveti</w:t>
-      </w:r>
-      <w:proofErr w:type="spellEnd"/>
-      <w:r>
-        <w:t xml:space="preserve"> — chāyā va anapāyinī*</w:t>
-      </w:r>
+        <w:t>ce</w:t>
+      </w:r>
+      <w:proofErr w:type="spellEnd"/>
+      <w:r>
+        <w:t xml:space="preserve"> </w:t>
+      </w:r>
+      <w:proofErr w:type="spellStart"/>
+      <w:r>
+        <w:t>pasannena</w:t>
+      </w:r>
+      <w:proofErr w:type="spellEnd"/>
+      <w:r>
+        <w:t xml:space="preserve"> — </w:t>
+      </w:r>
+      <w:proofErr w:type="spellStart"/>
+      <w:r>
+        <w:t>bhāsati</w:t>
+      </w:r>
+      <w:proofErr w:type="spellEnd"/>
+      <w:r>
+        <w:t xml:space="preserve"> </w:t>
+      </w:r>
+      <w:proofErr w:type="spellStart"/>
+      <w:r>
+        <w:t>vā</w:t>
+      </w:r>
+      <w:proofErr w:type="spellEnd"/>
+      <w:r>
+        <w:t xml:space="preserve"> </w:t>
+      </w:r>
+      <w:proofErr w:type="spellStart"/>
+      <w:r>
+        <w:t>karoti</w:t>
+      </w:r>
+      <w:proofErr w:type="spellEnd"/>
+      <w:r>
+        <w:t xml:space="preserve"> </w:t>
+      </w:r>
+      <w:proofErr w:type="spellStart"/>
+      <w:r>
+        <w:t>vā</w:t>
+      </w:r>
+      <w:proofErr w:type="spellEnd"/>
     </w:p>
     <w:p>
       <w:r>
-        <w:t>That is: "*Mano-pubbaṅgamā dhammā — mano-seṭṭhā manomayā*." Here, *dhammā* is generally understood as the mental phenomena arising in the mind, such as feeling (*vedanā*), perception (*saññā*), and volition (*cetanā*). Mind is the forerunner of them all; mind is supreme, they are mind-made. Because of this: "*manasā ce pasannena — bhāsati vā karoti vā*." If, with an extremely clarified mind, with a pleased mind, one speaks or acts, "*tato naṃ sukham-anveti — chāyā va anapāyinī*"—then happiness follows that person, the one who performed the action, like one's own shadow that never departs. This is what the Buddha-Father declared.</w:t>
+        <w:t xml:space="preserve">Tato </w:t>
+      </w:r>
+      <w:proofErr w:type="spellStart"/>
+      <w:r>
+        <w:t>naṁ</w:t>
+      </w:r>
+      <w:proofErr w:type="spellEnd"/>
+      <w:r>
+        <w:t xml:space="preserve"> </w:t>
+      </w:r>
+      <w:proofErr w:type="spellStart"/>
+      <w:r>
+        <w:t>sukham-anveti</w:t>
+      </w:r>
+      <w:proofErr w:type="spellEnd"/>
+      <w:r>
+        <w:t xml:space="preserve"> — </w:t>
+      </w:r>
+      <w:proofErr w:type="spellStart"/>
+      <w:r>
+        <w:t>chāyā</w:t>
+      </w:r>
+      <w:proofErr w:type="spellEnd"/>
+      <w:r>
+        <w:t xml:space="preserve"> </w:t>
+      </w:r>
+      <w:proofErr w:type="spellStart"/>
+      <w:r>
+        <w:t>va</w:t>
+      </w:r>
+      <w:proofErr w:type="spellEnd"/>
+      <w:r>
+        <w:t xml:space="preserve"> </w:t>
+      </w:r>
+      <w:proofErr w:type="spellStart"/>
+      <w:r>
+        <w:t>anapāyinī</w:t>
+      </w:r>
+      <w:proofErr w:type="spellEnd"/>
+      <w:r>
+        <w:t>'</w:t>
       </w:r>
     </w:p>
     <w:p>
       <w:r>
-        <w:t xml:space="preserve">The meaning contained in this verse is so profound that it is said that upon hearing it, not only the deva Matthakuṇḍalī but also the Brahmin Adinnapubbaka attained the fruit of Stream-entry (*sotāpatti-phala*). </w:t>
+        <w:t xml:space="preserve">That means, "*Mano </w:t>
+      </w:r>
+      <w:proofErr w:type="spellStart"/>
+      <w:r>
+        <w:t>pubbaṅgamā</w:t>
+      </w:r>
+      <w:proofErr w:type="spellEnd"/>
+      <w:r>
+        <w:t xml:space="preserve"> </w:t>
+      </w:r>
+      <w:proofErr w:type="spellStart"/>
+      <w:r>
+        <w:t>dhammā</w:t>
+      </w:r>
+      <w:proofErr w:type="spellEnd"/>
+      <w:r>
+        <w:t xml:space="preserve"> — </w:t>
+      </w:r>
+      <w:proofErr w:type="spellStart"/>
+      <w:r>
+        <w:t>manoseṭṭhā</w:t>
+      </w:r>
+      <w:proofErr w:type="spellEnd"/>
+      <w:r>
+        <w:t xml:space="preserve"> </w:t>
+      </w:r>
+      <w:proofErr w:type="spellStart"/>
+      <w:r>
+        <w:t>manomayā</w:t>
+      </w:r>
+      <w:proofErr w:type="spellEnd"/>
+      <w:r>
+        <w:t>*." Now, the word *</w:t>
+      </w:r>
+      <w:proofErr w:type="spellStart"/>
+      <w:r>
+        <w:t>dhammā</w:t>
+      </w:r>
+      <w:proofErr w:type="spellEnd"/>
+      <w:r>
+        <w:t>* here is generally explained as the mental phenomena that arise in the mind, such as *</w:t>
+      </w:r>
+      <w:proofErr w:type="spellStart"/>
+      <w:r>
+        <w:t>vedanā</w:t>
+      </w:r>
+      <w:proofErr w:type="spellEnd"/>
+      <w:r>
+        <w:t>* (feeling), perception, and intention. Mind precedes all of them; the mind is prior to them, and the mind is supreme to them. The mind is supreme to them. They are made of mind, fashioned by mind. Because this is so, "*</w:t>
+      </w:r>
+      <w:proofErr w:type="spellStart"/>
+      <w:r>
+        <w:t>manasā</w:t>
+      </w:r>
+      <w:proofErr w:type="spellEnd"/>
+      <w:r>
+        <w:t xml:space="preserve"> </w:t>
+      </w:r>
+      <w:proofErr w:type="spellStart"/>
+      <w:r>
+        <w:t>ce</w:t>
+      </w:r>
+      <w:proofErr w:type="spellEnd"/>
+      <w:r>
+        <w:t xml:space="preserve"> </w:t>
+      </w:r>
+      <w:proofErr w:type="spellStart"/>
+      <w:r>
+        <w:t>pasannena</w:t>
+      </w:r>
+      <w:proofErr w:type="spellEnd"/>
+      <w:r>
+        <w:t xml:space="preserve"> — </w:t>
+      </w:r>
+      <w:proofErr w:type="spellStart"/>
+      <w:r>
+        <w:t>bhāsati</w:t>
+      </w:r>
+      <w:proofErr w:type="spellEnd"/>
+      <w:r>
+        <w:t xml:space="preserve"> </w:t>
+      </w:r>
+      <w:proofErr w:type="spellStart"/>
+      <w:r>
+        <w:t>vā</w:t>
+      </w:r>
+      <w:proofErr w:type="spellEnd"/>
+      <w:r>
+        <w:t xml:space="preserve"> </w:t>
+      </w:r>
+      <w:proofErr w:type="spellStart"/>
+      <w:r>
+        <w:t>karoti</w:t>
+      </w:r>
+      <w:proofErr w:type="spellEnd"/>
+      <w:r>
+        <w:t xml:space="preserve"> </w:t>
+      </w:r>
+      <w:proofErr w:type="spellStart"/>
+      <w:r>
+        <w:t>vā</w:t>
+      </w:r>
+      <w:proofErr w:type="spellEnd"/>
+      <w:r>
+        <w:t>*," if with a highly clarified mind, with a certain clarified mind, one speaks or acts, "*</w:t>
+      </w:r>
+      <w:proofErr w:type="spellStart"/>
+      <w:r>
+        <w:t>tato</w:t>
+      </w:r>
+      <w:proofErr w:type="spellEnd"/>
+      <w:r>
+        <w:t xml:space="preserve"> </w:t>
+      </w:r>
+      <w:proofErr w:type="spellStart"/>
+      <w:r>
+        <w:t>naṁ</w:t>
+      </w:r>
+      <w:proofErr w:type="spellEnd"/>
+      <w:r>
+        <w:t xml:space="preserve"> </w:t>
+      </w:r>
+      <w:proofErr w:type="spellStart"/>
+      <w:r>
+        <w:t>sukham-anveti</w:t>
+      </w:r>
+      <w:proofErr w:type="spellEnd"/>
+      <w:r>
+        <w:t xml:space="preserve"> — </w:t>
+      </w:r>
+      <w:proofErr w:type="spellStart"/>
+      <w:r>
+        <w:t>chāyā</w:t>
+      </w:r>
+      <w:proofErr w:type="spellEnd"/>
+      <w:r>
+        <w:t xml:space="preserve"> </w:t>
+      </w:r>
+      <w:proofErr w:type="spellStart"/>
+      <w:r>
+        <w:t>va</w:t>
+      </w:r>
+      <w:proofErr w:type="spellEnd"/>
+      <w:r>
+        <w:t xml:space="preserve"> </w:t>
+      </w:r>
+      <w:proofErr w:type="spellStart"/>
+      <w:r>
+        <w:t>anapāyinī</w:t>
+      </w:r>
+      <w:proofErr w:type="spellEnd"/>
+      <w:r>
+        <w:t xml:space="preserve">*," then, behind that person—the person who did that deed—its results, its pleasant results, follow him like his own shadow that never departs; </w:t>
       </w:r>
       <w:proofErr w:type="gramStart"/>
       <w:r>
+        <w:t>thus</w:t>
+      </w:r>
+      <w:proofErr w:type="gramEnd"/>
+      <w:r>
+        <w:t xml:space="preserve"> the </w:t>
+      </w:r>
+      <w:r>
+        <w:t>Buddha</w:t>
+      </w:r>
+      <w:r>
+        <w:t xml:space="preserve"> declared. The meaning within this verse is so deep that it is said that upon hearing this verse, not only the *</w:t>
+      </w:r>
+      <w:proofErr w:type="spellStart"/>
+      <w:r>
+        <w:t>devaputta</w:t>
+      </w:r>
+      <w:proofErr w:type="spellEnd"/>
+      <w:r>
+        <w:t xml:space="preserve">* </w:t>
+      </w:r>
+      <w:proofErr w:type="spellStart"/>
+      <w:r>
+        <w:t>Maṭṭakuṇḍalī</w:t>
+      </w:r>
+      <w:proofErr w:type="spellEnd"/>
+      <w:r>
+        <w:t xml:space="preserve"> but even the Brahmin </w:t>
+      </w:r>
+      <w:proofErr w:type="spellStart"/>
+      <w:r>
+        <w:t>Adinnapubbaka</w:t>
+      </w:r>
+      <w:proofErr w:type="spellEnd"/>
+      <w:r>
+        <w:t xml:space="preserve"> attained the fruit of Stream-entry (*</w:t>
+      </w:r>
+      <w:proofErr w:type="spellStart"/>
+      <w:r>
+        <w:t>sotāpatti-phala</w:t>
+      </w:r>
+      <w:proofErr w:type="spellEnd"/>
+      <w:r>
+        <w:t xml:space="preserve">*). </w:t>
+      </w:r>
+      <w:proofErr w:type="gramStart"/>
+      <w:r>
         <w:t>That is to say, perhaps</w:t>
       </w:r>
       <w:proofErr w:type="gramEnd"/>
       <w:r>
-        <w:t xml:space="preserve"> their past wholesome roots that had matured were brought to the surface upon hearing this verse. Not only that, </w:t>
+        <w:t xml:space="preserve"> their past matured merits surfaced upon hearing that verse. Not only that, </w:t>
       </w:r>
       <w:proofErr w:type="gramStart"/>
       <w:r>
@@ -266,54 +954,198 @@
       </w:r>
       <w:proofErr w:type="gramEnd"/>
       <w:r>
-        <w:t xml:space="preserve"> said </w:t>
+        <w:t xml:space="preserve"> said that eighty-four thousand living beings realized the Dhamma. Those thousands mentioned there include deities as well. When we preach a sermon, it is not only these visible humans, but various classes of deities, non-human spirits (*</w:t>
+      </w:r>
+      <w:proofErr w:type="spellStart"/>
+      <w:r>
+        <w:t>bhūtas</w:t>
+      </w:r>
+      <w:proofErr w:type="spellEnd"/>
+      <w:r>
+        <w:t xml:space="preserve">*), and other beings who wish to escape the *Dukkha* of </w:t>
+      </w:r>
+      <w:proofErr w:type="spellStart"/>
+      <w:r>
+        <w:t>Saṁsāra</w:t>
+      </w:r>
+      <w:proofErr w:type="spellEnd"/>
+      <w:r>
+        <w:t xml:space="preserve"> and have faith in the Triple Gem, who listen to it. Especially </w:t>
       </w:r>
       <w:r>
         <w:lastRenderedPageBreak/>
-        <w:t xml:space="preserve">that hundreds of thousands of beings attained Dhamma-realization. Here, "thousands of beings" includes devas as well. When this Dhamma is preached, not only the humans present here, but also various groups of beings, such as devas, who wish to escape from the suffering (*dukkha*) of saṃsāra, who have faith (*saddhā*) and have gone for refuge to the Triple Gem, listen to it. When the Buddha-Father expounds the Dhamma, everyone listens attentively. That is why the benefits are mentioned in terms of thousands of beings who realized </w:t>
-      </w:r>
-      <w:proofErr w:type="gramStart"/>
-      <w:r>
-        <w:t>the Dhamma</w:t>
-      </w:r>
-      <w:proofErr w:type="gramEnd"/>
-      <w:r>
-        <w:t>.</w:t>
+        <w:t xml:space="preserve">when the </w:t>
+      </w:r>
+      <w:r>
+        <w:t>Buddha</w:t>
+      </w:r>
+      <w:r>
+        <w:t xml:space="preserve"> preaches the Dhamma, everyone listens to it. That is why those thousands are mentioned as those who reaped the benefits.</w:t>
       </w:r>
     </w:p>
     <w:p>
       <w:r>
-        <w:t xml:space="preserve">Therefore, we must reflect on this verse. We must bring the example from the story of this verse close to our own lives. From every Dhamma talk and every verse, we must gather some </w:t>
+        <w:t xml:space="preserve">Therefore, we must reflect on this verse. Moreover, we must bring close to our lives </w:t>
       </w:r>
       <w:proofErr w:type="gramStart"/>
       <w:r>
+        <w:t>the</w:t>
+      </w:r>
+      <w:proofErr w:type="gramEnd"/>
+      <w:r>
+        <w:t xml:space="preserve"> example that can be taken from the background story of this verse. From every Dhamma talk, from every verse, we must gather some </w:t>
+      </w:r>
+      <w:proofErr w:type="gramStart"/>
+      <w:r>
         <w:t>example</w:t>
       </w:r>
       <w:proofErr w:type="gramEnd"/>
       <w:r>
-        <w:t>, some realization of the Dhamma, for our lives. Listening to the Dhamma is not merely about accumulating merit by the mere act of hearing. Therefore, the story of the miserly Brahmin is an excellent example for us to understand that the mind is supreme in all things. When we look at the life lived by Adinnapubbaka, this fact becomes clear to us. No matter how much wealth this Brahmin possessed, he was poor in mind. From this, we can see that being poor or rich through greed (*lobha*) is not something determined by wealth alone. Even if one possesses immense wealth, if one is miserly, that person is always poor in mind. Due to miserliness, there is always the thought, "This is not enough," or "I am poor, I have not become truly wealthy." Therefore, although the Brahmin Adinnapubbaka had so much wealth, he was poor in mind—a very wretched person. The darkness and sinfulness of miserliness was evident in everything that Brahmin did. From this, we see that the mind is supreme in all things. Next, it is the same with the darkening of the mind and its illumination. This is something we must ponder very deeply. The Buddha-Father has declared that there is a category of dark dhammas, and likewise, a category of light or bright dhammas.</w:t>
+        <w:t xml:space="preserve">, some Dhamma message for our lives. Listening to the Dhamma is not something where merit is accumulated merely by the act of hearing. Therefore, we can understand this story as an extremely good illustration of how the mind is chief in everything. When we look at the life led by </w:t>
+      </w:r>
+      <w:proofErr w:type="spellStart"/>
+      <w:r>
+        <w:t>Adinnapubbaka</w:t>
+      </w:r>
+      <w:proofErr w:type="spellEnd"/>
+      <w:r>
+        <w:t xml:space="preserve">, that fact becomes clear to us. No matter how much wealth this Brahmin had, he was poor in mind. From this we can see that being rich or poor is not something that happens through wealth alone. Even if one has vast wealth, if one is miserly, that person is always poor in mind. "This is not enough," or "I am still poor, I have not yet become truly rich," is what he thinks due to his miserliness. Thus, because of this, although the Brahmin </w:t>
+      </w:r>
+      <w:proofErr w:type="spellStart"/>
+      <w:r>
+        <w:t>Adinnapubbaka</w:t>
+      </w:r>
+      <w:proofErr w:type="spellEnd"/>
+      <w:r>
+        <w:t xml:space="preserve"> had so much wealth, he was poor in mind—a very destitute person. Furthermore, the darkness and narrowness of a miserly mind was visible in what the Brahmin did and </w:t>
+      </w:r>
+      <w:proofErr w:type="gramStart"/>
+      <w:r>
+        <w:t>said</w:t>
+      </w:r>
+      <w:proofErr w:type="gramEnd"/>
+      <w:r>
+        <w:t xml:space="preserve">. From this we see that this mind itself is chief in everything. Next, it is the same with the darkening of a mind and then its illumination. This is something that must be contemplated very deeply. The </w:t>
+      </w:r>
+      <w:r>
+        <w:t>Buddha</w:t>
+      </w:r>
+      <w:r>
+        <w:t xml:space="preserve"> has declared that there is a class of dark phenomena, and likewise, there is a class of light phenomena, illuminating phenomena.</w:t>
       </w:r>
     </w:p>
     <w:p>
       <w:r>
-        <w:t xml:space="preserve">"Let the wise person abandon the dark states and cultivate the bright states" (*Kaṇhaṃ dhammaṃ vippahāya — sukkaṃ bhāvetha paṇḍito*), as the Buddha-Father declared. The dark dhammas—that is, greed (*lobha*), hatred (*dosa*), and delusion (*moha*)—are black dhammas. Non-greed (*alobha*), non-hatred (*adosa*), and non-delusion (*amoha*) are white dhammas. These are bright dhammas, called wholesome dhammas (*kusala-dhamma*). In this way, we see that the Brahmin, due to dark dhammas, kept his mind in darkness. On the other hand, when we think about it, the young child Matthakuṇḍalī was not as rich as the Brahmin. </w:t>
+        <w:t>"*</w:t>
+      </w:r>
+      <w:proofErr w:type="spellStart"/>
+      <w:r>
+        <w:t>Kaṇhaṁ</w:t>
+      </w:r>
+      <w:proofErr w:type="spellEnd"/>
+      <w:r>
+        <w:t xml:space="preserve"> </w:t>
+      </w:r>
+      <w:proofErr w:type="spellStart"/>
+      <w:r>
+        <w:t>dhammaṁ</w:t>
+      </w:r>
+      <w:proofErr w:type="spellEnd"/>
+      <w:r>
+        <w:t xml:space="preserve"> </w:t>
+      </w:r>
+      <w:proofErr w:type="spellStart"/>
+      <w:r>
+        <w:t>vippahāya</w:t>
+      </w:r>
+      <w:proofErr w:type="spellEnd"/>
+      <w:r>
+        <w:t xml:space="preserve">, </w:t>
+      </w:r>
+      <w:proofErr w:type="spellStart"/>
+      <w:r>
+        <w:t>sukkaṁ</w:t>
+      </w:r>
+      <w:proofErr w:type="spellEnd"/>
+      <w:r>
+        <w:t xml:space="preserve"> </w:t>
+      </w:r>
+      <w:proofErr w:type="spellStart"/>
+      <w:r>
+        <w:t>bhāvetha</w:t>
+      </w:r>
+      <w:proofErr w:type="spellEnd"/>
+      <w:r>
+        <w:t xml:space="preserve"> </w:t>
+      </w:r>
+      <w:proofErr w:type="spellStart"/>
+      <w:r>
+        <w:t>paṇḍito</w:t>
+      </w:r>
+      <w:proofErr w:type="spellEnd"/>
+      <w:r>
+        <w:t xml:space="preserve">*," the </w:t>
+      </w:r>
+      <w:r>
+        <w:t>Buddha</w:t>
+      </w:r>
+      <w:r>
+        <w:t xml:space="preserve"> has declared. 'The wise person, abandoning dark phenomena, should develop bright phenomena.' Dark phenomena, meaning greed, hatred, and </w:t>
       </w:r>
       <w:proofErr w:type="gramStart"/>
       <w:r>
+        <w:t>delusion—these</w:t>
+      </w:r>
+      <w:proofErr w:type="gramEnd"/>
+      <w:r>
+        <w:t xml:space="preserve"> are black/dark phenomena. Non-greed, non-hatred, and non-delusion are white/bright phenomena. These </w:t>
+      </w:r>
+      <w:proofErr w:type="gramStart"/>
+      <w:r>
+        <w:t>are illuminating</w:t>
+      </w:r>
+      <w:proofErr w:type="gramEnd"/>
+      <w:r>
+        <w:t xml:space="preserve"> phenomena, called *</w:t>
+      </w:r>
+      <w:proofErr w:type="spellStart"/>
+      <w:r>
+        <w:t>sukka</w:t>
+      </w:r>
+      <w:proofErr w:type="spellEnd"/>
+      <w:r>
+        <w:t xml:space="preserve">-dhamma*. In this way, we see that the Brahmin had his mind darkened due to dark phenomena. Next, when we think of the other side, the young child </w:t>
+      </w:r>
+      <w:proofErr w:type="spellStart"/>
+      <w:r>
+        <w:t>Maṭṭakuṇḍalī</w:t>
+      </w:r>
+      <w:proofErr w:type="spellEnd"/>
+      <w:r>
+        <w:t xml:space="preserve"> was not as rich as the Brahmin. </w:t>
+      </w:r>
+      <w:proofErr w:type="gramStart"/>
+      <w:r>
         <w:t>At the moment</w:t>
       </w:r>
       <w:proofErr w:type="gramEnd"/>
       <w:r>
-        <w:t xml:space="preserve"> of death, he was extremely poor and helpless, possessing only two pieces of polished gold hanging from his ears. Yet, how did he obtain such a celestial existence? He became rich in mind. He enriched his mind. How did he enrich his mind? We must think about this carefully. He enriched his mind by taking as its object the most noble and supreme jewel in the world. The Buddha-Father himself declared that among all the jewels in the world, the Buddha-jewel is supreme and foremost. This is also mentioned in the *Ratana Sutta*:</w:t>
+        <w:t xml:space="preserve"> of death, he was extremely poor and helpless, possessing only the two pieces of gold hanging from his ears. But how did he obtain such a celestial rebirth? He became rich in mind. He made his mind rich. How did he make his mind rich? We must contemplate this matter well. He made his mind rich by taking as his mind's object the most sublime, supreme gem in the world. The </w:t>
+      </w:r>
+      <w:r>
+        <w:t>Buddha</w:t>
+      </w:r>
+      <w:r>
+        <w:t xml:space="preserve"> himself has declared that among all the gems in the world, the Buddha-gem is supreme and foremost. This is mentioned in the Ratana Sutta:</w:t>
       </w:r>
     </w:p>
     <w:p>
       <w:r>
-        <w:t>*</w:t>
-      </w:r>
-      <w:proofErr w:type="spellStart"/>
-      <w:r>
-        <w:t>Yaṃ</w:t>
+        <w:t>'</w:t>
+      </w:r>
+      <w:proofErr w:type="spellStart"/>
+      <w:r>
+        <w:t>Yaṅkiñci</w:t>
       </w:r>
       <w:proofErr w:type="spellEnd"/>
       <w:r>
@@ -321,7 +1153,7 @@
       </w:r>
       <w:proofErr w:type="spellStart"/>
       <w:r>
-        <w:t>kiñci</w:t>
+        <w:t>vittaṁ</w:t>
       </w:r>
       <w:proofErr w:type="spellEnd"/>
       <w:r>
@@ -329,7 +1161,7 @@
       </w:r>
       <w:proofErr w:type="spellStart"/>
       <w:r>
-        <w:t>vittaṃ</w:t>
+        <w:t>idha</w:t>
       </w:r>
       <w:proofErr w:type="spellEnd"/>
       <w:r>
@@ -337,20 +1169,33 @@
       </w:r>
       <w:proofErr w:type="spellStart"/>
       <w:r>
-        <w:t>idha</w:t>
-      </w:r>
-      <w:proofErr w:type="spellEnd"/>
-      <w:r>
-        <w:t xml:space="preserve"> vā huraṃ vā*</w:t>
+        <w:t>vā</w:t>
+      </w:r>
+      <w:proofErr w:type="spellEnd"/>
+      <w:r>
+        <w:t xml:space="preserve"> </w:t>
+      </w:r>
+      <w:proofErr w:type="spellStart"/>
+      <w:r>
+        <w:t>huraṁ</w:t>
+      </w:r>
+      <w:proofErr w:type="spellEnd"/>
+      <w:r>
+        <w:t xml:space="preserve"> </w:t>
+      </w:r>
+      <w:proofErr w:type="spellStart"/>
+      <w:r>
+        <w:t>vā</w:t>
+      </w:r>
+      <w:proofErr w:type="spellEnd"/>
+      <w:r>
+        <w:t>,</w:t>
       </w:r>
     </w:p>
     <w:p>
-      <w:r>
-        <w:t>*</w:t>
-      </w:r>
-      <w:proofErr w:type="spellStart"/>
-      <w:r>
-        <w:t>Sargesu</w:t>
+      <w:proofErr w:type="spellStart"/>
+      <w:r>
+        <w:t>Saggesu</w:t>
       </w:r>
       <w:proofErr w:type="spellEnd"/>
       <w:r>
@@ -366,7 +1211,7 @@
       </w:r>
       <w:proofErr w:type="spellStart"/>
       <w:r>
-        <w:t>yaṃ</w:t>
+        <w:t>yaṁ</w:t>
       </w:r>
       <w:proofErr w:type="spellEnd"/>
       <w:r>
@@ -374,21 +1219,28 @@
       </w:r>
       <w:proofErr w:type="spellStart"/>
       <w:r>
-        <w:t>ratanaṃ</w:t>
-      </w:r>
-      <w:proofErr w:type="spellEnd"/>
-      <w:r>
-        <w:t xml:space="preserve"> paṇītaṃ*</w:t>
+        <w:t>ratanaṁ</w:t>
+      </w:r>
+      <w:proofErr w:type="spellEnd"/>
+      <w:r>
+        <w:t xml:space="preserve"> </w:t>
+      </w:r>
+      <w:proofErr w:type="spellStart"/>
+      <w:r>
+        <w:t>paṇītaṁ</w:t>
+      </w:r>
+      <w:proofErr w:type="spellEnd"/>
+      <w:r>
+        <w:t>,</w:t>
       </w:r>
     </w:p>
     <w:p>
       <w:r>
-        <w:lastRenderedPageBreak/>
-        <w:t xml:space="preserve">*Na no </w:t>
-      </w:r>
-      <w:proofErr w:type="spellStart"/>
-      <w:r>
-        <w:t>samaṃ</w:t>
+        <w:t xml:space="preserve">Na no </w:t>
+      </w:r>
+      <w:proofErr w:type="spellStart"/>
+      <w:r>
+        <w:t>samaṁ</w:t>
       </w:r>
       <w:proofErr w:type="spellEnd"/>
       <w:r>
@@ -400,837 +1252,2943 @@
       </w:r>
       <w:proofErr w:type="spellEnd"/>
       <w:r>
-        <w:t xml:space="preserve"> Tathāgatena*...</w:t>
-      </w:r>
-    </w:p>
-    <w:p>
-      <w:r>
-        <w:t>It is mentioned in this manner. Whatever wealth or whatever precious jewel there is in the world—whether in this world, in another world, or in the celestial worlds—none of those jewels is equal to the Buddha-jewel, the Tathāgata.</w:t>
-      </w:r>
-    </w:p>
-    <w:p>
-      <w:r>
-        <w:t>Similarly, there are blessing verses such as:</w:t>
-      </w:r>
-    </w:p>
-    <w:p>
-      <w:r>
-        <w:t>*</w:t>
-      </w:r>
-      <w:proofErr w:type="spellStart"/>
-      <w:r>
-        <w:t>Yaṃ</w:t>
-      </w:r>
-      <w:proofErr w:type="spellEnd"/>
-      <w:r>
         <w:t xml:space="preserve"> </w:t>
       </w:r>
       <w:proofErr w:type="spellStart"/>
       <w:r>
-        <w:t>kiñci</w:t>
-      </w:r>
-      <w:proofErr w:type="spellEnd"/>
-      <w:r>
-        <w:t xml:space="preserve"> </w:t>
-      </w:r>
-      <w:proofErr w:type="spellStart"/>
-      <w:r>
-        <w:t>ratanaṃ</w:t>
-      </w:r>
-      <w:proofErr w:type="spellEnd"/>
-      <w:r>
-        <w:t xml:space="preserve"> loke*</w:t>
-      </w:r>
-    </w:p>
-    <w:p>
-      <w:r>
-        <w:t>*</w:t>
-      </w:r>
-      <w:proofErr w:type="spellStart"/>
-      <w:r>
-        <w:t>Vijjati</w:t>
-      </w:r>
-      <w:proofErr w:type="spellEnd"/>
-      <w:r>
-        <w:t xml:space="preserve"> </w:t>
-      </w:r>
-      <w:proofErr w:type="spellStart"/>
-      <w:r>
-        <w:t>vividhā</w:t>
-      </w:r>
-      <w:proofErr w:type="spellEnd"/>
-      <w:r>
-        <w:t xml:space="preserve"> </w:t>
-      </w:r>
-      <w:proofErr w:type="spellStart"/>
-      <w:r>
-        <w:t>puthū</w:t>
-      </w:r>
-      <w:proofErr w:type="spellEnd"/>
-      <w:r>
-        <w:t>*</w:t>
-      </w:r>
-    </w:p>
-    <w:p>
-      <w:r>
-        <w:t>*</w:t>
-      </w:r>
-      <w:proofErr w:type="spellStart"/>
-      <w:r>
-        <w:t>Ratanaṃ</w:t>
-      </w:r>
-      <w:proofErr w:type="spellEnd"/>
-      <w:r>
-        <w:t xml:space="preserve"> </w:t>
-      </w:r>
-      <w:proofErr w:type="spellStart"/>
-      <w:r>
-        <w:t>Buddhasamaṃ</w:t>
-      </w:r>
-      <w:proofErr w:type="spellEnd"/>
-      <w:r>
-        <w:t xml:space="preserve"> </w:t>
-      </w:r>
-      <w:proofErr w:type="spellStart"/>
-      <w:r>
-        <w:t>natthi</w:t>
-      </w:r>
-      <w:proofErr w:type="spellEnd"/>
-      <w:r>
-        <w:t>*</w:t>
-      </w:r>
-    </w:p>
-    <w:p>
-      <w:r>
-        <w:t>*</w:t>
-      </w:r>
-      <w:proofErr w:type="spellStart"/>
-      <w:r>
-        <w:t>Tasmā</w:t>
-      </w:r>
-      <w:proofErr w:type="spellEnd"/>
-      <w:r>
-        <w:t xml:space="preserve"> </w:t>
-      </w:r>
-      <w:proofErr w:type="spellStart"/>
-      <w:r>
-        <w:t>sotthī</w:t>
-      </w:r>
-      <w:proofErr w:type="spellEnd"/>
-      <w:r>
-        <w:t xml:space="preserve"> </w:t>
-      </w:r>
-      <w:proofErr w:type="spellStart"/>
-      <w:r>
-        <w:t>bhavantu</w:t>
-      </w:r>
-      <w:proofErr w:type="spellEnd"/>
-      <w:r>
-        <w:t xml:space="preserve"> </w:t>
-      </w:r>
-      <w:proofErr w:type="spellStart"/>
-      <w:r>
-        <w:t>te</w:t>
-      </w:r>
-      <w:proofErr w:type="spellEnd"/>
-      <w:r>
-        <w:t>*</w:t>
-      </w:r>
-    </w:p>
-    <w:p>
-      <w:r>
-        <w:t>(Whatever diverse jewels exist in the world, there is no jewel equal to the Buddha; by this truth, may there be safety for you.)</w:t>
-      </w:r>
-    </w:p>
-    <w:p>
-      <w:r>
-        <w:t>Furthermore, the Buddha-Father himself had to declare—since the world did not know of it—that the Tathāgata, the Fully Self-Awakened One, is the supreme being in the world. In the *Aggappasāda Sutta*, the Buddha-Father declared:</w:t>
-      </w:r>
-    </w:p>
-    <w:p>
-      <w:r>
-        <w:t>&gt; "Among all beings, whether footless, two-footed, four-footed, or many-footed, whether with form or formless, percipient, non-percipient, or neither-percipient-nor-non-percipient, the Tathāgata, the Worthy One, the Fully Self-Awakened One, is declared to be the chief. Those who have faith in the Buddha have faith in the chief. And for those with faith in the chief, the result is chief [supreme]."</w:t>
-      </w:r>
-    </w:p>
-    <w:p>
-      <w:r>
-        <w:t xml:space="preserve">Thus, the Buddha-Father declared in the *Aggappasāda Sutta*. From this, we can see how fruitful it is to clarify one's mind towards the Buddha-Father. Sometimes we wonder how merely clarifying the mind for a single moment can bring such immense fortune. Especially </w:t>
-      </w:r>
-      <w:proofErr w:type="gramStart"/>
-      <w:r>
-        <w:t>in this day and age</w:t>
-      </w:r>
-      <w:proofErr w:type="gramEnd"/>
-      <w:r>
-        <w:t>, it is a time when the mind is drawn more towards external things. The world talks a lot about the greatness, scale, and beauty of material things. People doubt the power of the unseen mind, the power that can be generated in a purified mind in a single moment. They ask, "How can doing such a simple thing bring such a great reward?"</w:t>
-      </w:r>
-    </w:p>
-    <w:p>
-      <w:r>
-        <w:t xml:space="preserve">But let us consider: the functioning of the mind is extremely subtle and rapid. Within this rapidly functioning mind, a power that brings immense </w:t>
-      </w:r>
-      <w:proofErr w:type="gramStart"/>
-      <w:r>
-        <w:t>fruits</w:t>
-      </w:r>
-      <w:proofErr w:type="gramEnd"/>
-      <w:r>
-        <w:t xml:space="preserve"> can be generated in a single moment. Here, Matthakuṇḍalī clarified his mind towards the Blessed One for only </w:t>
-      </w:r>
-      <w:proofErr w:type="gramStart"/>
-      <w:r>
-        <w:t>a brief moment</w:t>
-      </w:r>
-      <w:proofErr w:type="gramEnd"/>
-      <w:r>
-        <w:t xml:space="preserve">, a short time. That is all it took. Now, if even for a very </w:t>
-      </w:r>
-      <w:proofErr w:type="gramStart"/>
-      <w:r>
-        <w:t>brief moment</w:t>
-      </w:r>
-      <w:proofErr w:type="gramEnd"/>
-      <w:r>
-        <w:t xml:space="preserve">—like the snapping of fingers—some clarity, some confidence arises in the mind, through that, one can amass a tremendous and powerful benefit. You know—let us think of a dark, moonless night. Let us think of a night so dark that one cannot even see one's own hand. In such a night, if lightning flashes for a single moment, in that extremely brief instant, everything around is clearly seen. In the same way, a light of wisdom arises in the mind according to the object of faith (*saddhā*) one takes, according to the object towards which one clarifies </w:t>
-      </w:r>
-      <w:r>
-        <w:lastRenderedPageBreak/>
-        <w:t xml:space="preserve">the mind. Just as on that dark night, one can make great use of the lightning flash that appears for </w:t>
-      </w:r>
-      <w:proofErr w:type="gramStart"/>
-      <w:r>
-        <w:t>a brief moment</w:t>
-      </w:r>
-      <w:proofErr w:type="gramEnd"/>
-      <w:r>
-        <w:t xml:space="preserve">, there are those in the past who made use of it. There are stories from the past about archers of those times who, like modern marksmen, would demonstrate their skills (it is mentioned in this way): an archer, to show his skill and establish his fame, would stand ready with his arrow in the dark night, waiting for the lightning to flash. Far away, </w:t>
-      </w:r>
-      <w:proofErr w:type="gramStart"/>
-      <w:r>
-        <w:t>a very</w:t>
-      </w:r>
-      <w:proofErr w:type="gramEnd"/>
-      <w:r>
-        <w:t xml:space="preserve"> fine hair from a horse's tail is hung. Now, what is the feat to be performed? He must split this horsehair with his arrow. He stands ready for this. The moment lightning flashes, he shoots. If he hits the mark, he is a skilled archer. This is given as a simile—he performs this feat within that split second. You have heard of this; our ancient Buddhist verses express this:</w:t>
-      </w:r>
-    </w:p>
-    <w:p>
-      <w:r>
-        <w:t>*</w:t>
-      </w:r>
-      <w:proofErr w:type="spellStart"/>
-      <w:r>
-        <w:t>Andhurehi</w:t>
-      </w:r>
-      <w:proofErr w:type="spellEnd"/>
-      <w:r>
-        <w:t xml:space="preserve"> as loma </w:t>
-      </w:r>
-      <w:proofErr w:type="spellStart"/>
-      <w:r>
-        <w:t>vindinata</w:t>
-      </w:r>
-      <w:proofErr w:type="spellEnd"/>
-      <w:r>
-        <w:t xml:space="preserve"> — dura æ*</w:t>
-      </w:r>
-    </w:p>
-    <w:p>
-      <w:r>
-        <w:t>*</w:t>
-      </w:r>
-      <w:proofErr w:type="spellStart"/>
-      <w:r>
-        <w:t>Viduliya</w:t>
-      </w:r>
-      <w:proofErr w:type="spellEnd"/>
-      <w:r>
-        <w:t xml:space="preserve"> </w:t>
-      </w:r>
-      <w:proofErr w:type="spellStart"/>
-      <w:r>
-        <w:t>pæha</w:t>
-      </w:r>
-      <w:proofErr w:type="spellEnd"/>
-      <w:r>
-        <w:t xml:space="preserve"> </w:t>
-      </w:r>
-      <w:proofErr w:type="spellStart"/>
-      <w:r>
-        <w:t>væradunahot</w:t>
-      </w:r>
-      <w:proofErr w:type="spellEnd"/>
-      <w:r>
-        <w:t xml:space="preserve"> — cara æ*</w:t>
-      </w:r>
-    </w:p>
-    <w:p>
-      <w:r>
-        <w:t>*</w:t>
-      </w:r>
-      <w:proofErr w:type="spellStart"/>
-      <w:r>
-        <w:t>Viduliya</w:t>
-      </w:r>
-      <w:proofErr w:type="spellEnd"/>
-      <w:r>
-        <w:t xml:space="preserve"> van e kaya lesa — tæna æ*</w:t>
-      </w:r>
-    </w:p>
-    <w:p>
-      <w:r>
-        <w:t>*</w:t>
-      </w:r>
-      <w:proofErr w:type="spellStart"/>
-      <w:r>
-        <w:t>Sidu</w:t>
-      </w:r>
-      <w:proofErr w:type="spellEnd"/>
-      <w:r>
-        <w:t xml:space="preserve"> </w:t>
-      </w:r>
-      <w:proofErr w:type="spellStart"/>
-      <w:r>
-        <w:t>nikalot</w:t>
-      </w:r>
-      <w:proofErr w:type="spellEnd"/>
-      <w:r>
-        <w:t xml:space="preserve"> </w:t>
-      </w:r>
-      <w:proofErr w:type="spellStart"/>
-      <w:r>
-        <w:t>matu</w:t>
-      </w:r>
-      <w:proofErr w:type="spellEnd"/>
-      <w:r>
-        <w:t xml:space="preserve"> </w:t>
-      </w:r>
-      <w:proofErr w:type="spellStart"/>
-      <w:r>
-        <w:t>pasutævilek</w:t>
-      </w:r>
-      <w:proofErr w:type="spellEnd"/>
-      <w:r>
-        <w:t xml:space="preserve"> — cara æ*</w:t>
-      </w:r>
-    </w:p>
-    <w:p>
-      <w:r>
-        <w:t>— *</w:t>
-      </w:r>
-      <w:proofErr w:type="spellStart"/>
-      <w:r>
-        <w:t>Lōvæda</w:t>
-      </w:r>
-      <w:proofErr w:type="spellEnd"/>
-      <w:r>
-        <w:t xml:space="preserve"> </w:t>
-      </w:r>
-      <w:proofErr w:type="spellStart"/>
-      <w:r>
-        <w:t>Saṅgarāva</w:t>
-      </w:r>
-      <w:proofErr w:type="spellEnd"/>
-      <w:r>
-        <w:t>, verse 25*</w:t>
-      </w:r>
-    </w:p>
-    <w:p>
-      <w:r>
-        <w:t>(To shoot a horsehair in the dark from afar, if one misses the flash of lightning, it is lost. If one does not achieve the goal in this body which is like lightning, there will be regret later.)</w:t>
-      </w:r>
-    </w:p>
-    <w:p>
-      <w:r>
-        <w:t xml:space="preserve">If one successfully shoots a horsehair in the dark, then one can reap the benefits. Today, many people talk about this "moment" (*khaṇa*). They talk about working instantly within this life. We talk about the moments within this life. But the Buddha-Father declares that our entire human existence is but a single moment, a single instant. He states this with reasons. To us, it seems like a long time. However, when compared with the lifespans of the Brahma realms which last </w:t>
-      </w:r>
-      <w:proofErr w:type="gramStart"/>
-      <w:r>
-        <w:t>for aeons</w:t>
-      </w:r>
-      <w:proofErr w:type="gramEnd"/>
-      <w:r>
-        <w:t xml:space="preserve">, this human life of less than a hundred years is like a single moment. This life that we think of as so long, when compared to this great and long saṃsāra, is indeed just a single moment. That is why the Buddha-Father refers to this entire human life as a single moment. Specifically, the Buddha-Father points out that the human birth obtained during the time of a Buddha's dispensation is not just a moment, but a "moment of opportunity" (*khaṇa-sampatti*). It is described as an extremely rare opportunity, a rare moment—a *khaṇa-sampatti*. If someone is born in a region where they can listen to the Dhamma, with the capacity of understanding and wisdom to practice the Dhamma during the time of a Buddha's dispensation, that is called *khaṇa-sampatti*. An extremely valuable moment. That is the moment the verse refers to. "This body which is like lightning" refers to this human body. This human body exists for only </w:t>
-      </w:r>
-      <w:proofErr w:type="gramStart"/>
-      <w:r>
-        <w:t>a brief moment</w:t>
-      </w:r>
-      <w:proofErr w:type="gramEnd"/>
-      <w:r>
-        <w:t>, just like a flash of lightning. Therefore, as Buddhists, we must understand this "</w:t>
-      </w:r>
-      <w:proofErr w:type="gramStart"/>
-      <w:r>
-        <w:t>moment"—</w:t>
-      </w:r>
-      <w:proofErr w:type="gramEnd"/>
-      <w:r>
-        <w:t>the entire human life as a single moment.</w:t>
-      </w:r>
-    </w:p>
-    <w:p>
-      <w:r>
-        <w:t xml:space="preserve">If we think of it in this way, generating wholesome thoughts and performing meritorious deeds is not something to be postponed until the final moment, as Matthakuṇḍalī did. Some might harbor the wrong view that they can do this </w:t>
-      </w:r>
-      <w:proofErr w:type="gramStart"/>
-      <w:r>
-        <w:t>at the moment</w:t>
-      </w:r>
-      <w:proofErr w:type="gramEnd"/>
-      <w:r>
-        <w:t xml:space="preserve"> of death and go to heaven. </w:t>
-      </w:r>
-      <w:r>
-        <w:lastRenderedPageBreak/>
-        <w:t xml:space="preserve">Nowadays, some people think like that. They accumulate wealth through improper means, committing various wrongs, and expect to go to heaven at the last moment by inviting a monk to chant some Dhamma. But Matthakuṇḍalī was someone who had fulfilled perfections (*pāramī*) under past Buddhas, which is why he was able to succeed in that manner; it does not mean everything will succeed so easily for everyone. In truth, the deva Matthakuṇḍalī obtained such a state due to a certain law of nature (*dhammatā*), a deep principle concerning action. Beings are born in various places according to their actions. However, the action performed </w:t>
-      </w:r>
-      <w:proofErr w:type="gramStart"/>
-      <w:r>
-        <w:t>at the moment</w:t>
-      </w:r>
-      <w:proofErr w:type="gramEnd"/>
-      <w:r>
-        <w:t xml:space="preserve"> of death—known as near-death action (*āsanna-kamma*)—based on the sign (*nimitta*) that appears, is extremely powerful. That is why the Buddha-Father went there to give Matthakuṇḍalī the opportunity to purify his near-death mind and perform a wholesome act. But this cannot be done by everyone. Sometimes, due to </w:t>
-      </w:r>
-      <w:proofErr w:type="gramStart"/>
-      <w:r>
-        <w:t>the unwholesome</w:t>
-      </w:r>
-      <w:proofErr w:type="gramEnd"/>
-      <w:r>
-        <w:t xml:space="preserve"> actions committed during one's lifetime, an unwholesome sign appears, and one is reborn in a bad destination. The archer who shot the horsehair in that manner had put in a great deal of effort and training for a long time; it is not something that can be done </w:t>
-      </w:r>
-      <w:proofErr w:type="gramStart"/>
-      <w:r>
-        <w:t>all of a sudden</w:t>
-      </w:r>
-      <w:proofErr w:type="gramEnd"/>
-      <w:r>
-        <w:t xml:space="preserve">. Thus, what we are told here—what we must understand—is that we must not wait until </w:t>
-      </w:r>
-      <w:proofErr w:type="gramStart"/>
-      <w:r>
-        <w:t>the deathbed</w:t>
-      </w:r>
-      <w:proofErr w:type="gramEnd"/>
-      <w:r>
-        <w:t xml:space="preserve"> or old age. Thinking of this entire human life as a single moment, we must always strive to generate this pleased mind, this clarified mind, this pure and bright mind within ourselves. For, if dark dhammas come forward, we fall into darkness. If we bring </w:t>
-      </w:r>
-      <w:proofErr w:type="gramStart"/>
-      <w:r>
-        <w:t>forward bright dhammas</w:t>
-      </w:r>
-      <w:proofErr w:type="gramEnd"/>
-      <w:r>
-        <w:t xml:space="preserve">, we are reborn in a good place. Not only that, </w:t>
-      </w:r>
-      <w:proofErr w:type="gramStart"/>
-      <w:r>
-        <w:t>we can</w:t>
-      </w:r>
-      <w:proofErr w:type="gramEnd"/>
-      <w:r>
-        <w:t xml:space="preserve"> gradually draw closer to life—and "life" means freeing the mind from the dark dhammas of greed (*lobha*), hatred (*dosa*), and delusion (*moha*).</w:t>
-      </w:r>
-    </w:p>
-    <w:p>
-      <w:r>
-        <w:t xml:space="preserve">From this, we can understand the value of a single moment, and that this is something we must practice and train constantly. Just as the archer strives, a Buddhist must always be attentive to the mind. We must examine whether the states arising in the mind lead to </w:t>
-      </w:r>
-      <w:proofErr w:type="gramStart"/>
-      <w:r>
-        <w:t>its</w:t>
-      </w:r>
-      <w:proofErr w:type="gramEnd"/>
-      <w:r>
-        <w:t xml:space="preserve"> clarity or to </w:t>
-      </w:r>
-      <w:proofErr w:type="gramStart"/>
-      <w:r>
-        <w:t>its</w:t>
-      </w:r>
-      <w:proofErr w:type="gramEnd"/>
-      <w:r>
-        <w:t xml:space="preserve"> confusion. Now, regarding the word "</w:t>
-      </w:r>
-      <w:proofErr w:type="gramStart"/>
-      <w:r>
-        <w:t>clarity"—</w:t>
-      </w:r>
-      <w:proofErr w:type="gramEnd"/>
-      <w:r>
-        <w:t xml:space="preserve">here, *pasanna* means clarity or pleasing confidence. In the case of the deva Matthakuṇḍalī, the benefits of that clarified mind are mentioned. We can understand the value of clarity: when water flows after </w:t>
-      </w:r>
-      <w:proofErr w:type="gramStart"/>
-      <w:r>
-        <w:t>a rain</w:t>
-      </w:r>
-      <w:proofErr w:type="gramEnd"/>
-      <w:r>
-        <w:t xml:space="preserve">, mixed with mud, looking very unpleasant—how does our mind feel when we see such water? On the other hand, when we look at clear, pure water, our mind becomes clarified. In the same way, when we bring a noble and supreme object like the Buddha-Father into our mind, when we bring it close to our heart, our mind becomes clarified. That is why "clarity" (*pasāda*) is a term that goes hand in hand with faith (*saddhā*). It is called *saddhā-pasāda*. Faith and clarity go together. From this, we see that faith (*saddhā*) is extremely important for a devotee. The mind of a </w:t>
-      </w:r>
-      <w:proofErr w:type="gramStart"/>
-      <w:r>
-        <w:t>devotee</w:t>
-      </w:r>
-      <w:proofErr w:type="gramEnd"/>
-      <w:r>
-        <w:t xml:space="preserve"> without faith is darkened by various forms of double-mindedness and doubt—just like disturbed, muddy water. But if someone develops faith (*saddhā*) in the Buddha-Father, a great clarity immediately arises in the mind. This is something you can experience even in your daily life.</w:t>
-      </w:r>
-    </w:p>
-    <w:p>
-      <w:r>
-        <w:t xml:space="preserve">The deva Matthakuṇḍalī clarified his mind by seeing the physical form, the body, of the Buddha-Father. Although we do not have the opportunity to see that physical body of the Buddha now, we can see his Dhamma-body (*dhamma-kāya*). We can see his body of virtues. Therefore, what we are especially expected to understand here is the value of the meditation on the recollection of the Buddha (*buddhānussati-bhāvanā*). Reflecting on the </w:t>
-      </w:r>
-      <w:r>
-        <w:lastRenderedPageBreak/>
-        <w:t xml:space="preserve">virtues of the Buddha. Through the virtues of the Buddha, we can see the Buddha-Father. By reflecting on the nine virtues of the Buddha and focusing the mind on those qualities like "Arahant," we can take up a quality that appeals to our mind and practice repeating "Araham, Araham, Araham," or "Buddho," "Sammā-sambuddho," and so on, as a constant meditation. Through this, we can gain great clarity and light for the dark corners of our daily life. In that verse, it was declared that if one speaks or acts with a clarified mind, a pleased mind (*manasā ce pasannena bhāsati vā karoti vā*), the happy results follow him like his shadow. It is our mind that gives light to the words we speak and the actions we perform. When this mind is clarified, a great light arises </w:t>
-      </w:r>
-      <w:proofErr w:type="gramStart"/>
-      <w:r>
-        <w:t>in it—</w:t>
-      </w:r>
-      <w:proofErr w:type="gramEnd"/>
-      <w:r>
-        <w:t>like a flash of lightning on a pitch-black night.</w:t>
-      </w:r>
-    </w:p>
-    <w:p>
-      <w:r>
-        <w:t>Therefore, a devotee who wishes to raise this clarity in the mind constantly should practice reflecting on the virtues of the Buddha as a meditation. Whether traveling in a vehicle or being in the city, there is no fixed time. We must think that every moment is now the moment of death. Nowadays, when people think of the moment of death, they think of it as happening at the age of ninety or a hundred, surrounded by children and grandchildren. That is how we usually imagine the near-death moment. But we do not have that much time. That is why we must be mindful of the mind in various ways. If someone suddenly dies when the mind is in a bad state, darkened and heavy, where will they be born? In a dark place—either in hell, the realm of hungry ghosts, or the demon realm. As we said, there are two categories: dark dhammas and bright dhammas. The mind has these two sides. We must be concerned about these realms, because it is our mind that we carry with us wherever we go. Therefore, these three realms—hell, the ghost realm, and the demon realm—appear as the dark background of existence. In contrast, the bright dhammas that support life are non-greed (*alobha*), non-hatred (*adosa*), and non-delusion (*moha*). At first glance, there seems to be nothing there; when we say non-greed (*alobha*), what does it mean? It is sometimes difficult to understand.</w:t>
-      </w:r>
-    </w:p>
-    <w:p>
-      <w:r>
-        <w:t xml:space="preserve">Non-greed (*alobha*) means separation from greed. Sometimes, this separation from greed can be thought of as a bright thing. This is not a small thing; it is called the mental factor of abstinence (*virati-cetasika*), the thought of abstaining. This thought of abstaining is a very complete thing. Now, what mainly supports this is virtue (*sīla*)—the undertaking of precepts. At this moment, to abstain from killing living beings, you must recite, "Vēramaṇī-sikkhāpadaṃ..." as in the precept. The word *vēramaṇī* (abstinence) must be said clearly. *Pāṇātipātā vēramaṇī sikkhāpadaṃ samādiyāmi*—I undertake the precept of abstaining from destroying life. You declare this fully before the monks. This is a promise made. You declare this before saṃsāra, or with full awareness in your mind, you decide to spend the day based on that principle. When someone who has made that resolution faces a situation—let's say, a situation where they feel like killing an animal for food, for sport, or to make ends meet—the moment that thought arises, they can think of the other side because of this resolution. They bring up loving-kindness (*mettā*), compassion (*karuṇā*), kindness, and harmlessness, and remembering the virtue (*sīla*) they undertook, they abstain from it. Taking this as an example, that moment of being able to restrain the mind is an extremely valuable moment. That is what is called the mental factor of abstinence </w:t>
-      </w:r>
-      <w:r>
-        <w:lastRenderedPageBreak/>
-        <w:t xml:space="preserve">(*virati-cetasika*). It is called *sampatta-virati* (abstinence when opportunity arises). This means the opportunity to commit a sin arose, but one does not do it. One restrains oneself. Suppose there is an opportunity to steal—something very valuable belonging to someone else is left unattended; there is no one around. All one </w:t>
-      </w:r>
-      <w:proofErr w:type="gramStart"/>
-      <w:r>
-        <w:t>has to</w:t>
-      </w:r>
-      <w:proofErr w:type="gramEnd"/>
-      <w:r>
-        <w:t xml:space="preserve"> do is look </w:t>
-      </w:r>
-      <w:proofErr w:type="gramStart"/>
-      <w:r>
-        <w:t>around, and</w:t>
-      </w:r>
-      <w:proofErr w:type="gramEnd"/>
-      <w:r>
-        <w:t xml:space="preserve"> then stretch out one's hand. But at that moment, the mind says, "Do not do that." Why does it think so? Because of having undertaken that virtue: *Adinnādānā vēramaṇī sikkhāpadaṃ samādiyāmi*. From this, we see that undertaking precepts is not a trivial matter. Although it is done as a mere ritual today—at every meeting or festival, to show that one is a Buddhist, one undertakes the precepts—when we think about its depth, how powerful and important is it? It is the first step in our life. In this way—this is called "temporary abandonment" (*tadaṅga-vinaya*)—the mind is distanced from the defilements. At that </w:t>
-      </w:r>
-      <w:proofErr w:type="gramStart"/>
-      <w:r>
-        <w:t>particular moment</w:t>
-      </w:r>
-      <w:proofErr w:type="gramEnd"/>
-      <w:r>
-        <w:t>, by introducing a wholesome thought, the unwholesome thought is pushed away. To distance oneself from sensual desire, a wholesome thought of renunciation is introduced. To develop loving-kindness and distance oneself from hatred; to distance oneself from greed, one must develop generosity—giving (*dāna*), liberality, and the virtue of sharing. To distance oneself from delusion (*moha*), one must use understanding, wisdom, reflection, wise attention (*yoniso manasikāra*), and reflecting to understand the true nature of things. Therefore, although non-greed, non-hatred, and non-delusion may seem like they have nothing to them at first, if we analyze and reflect on them, they represent the power to crush and drive away the unwholesome dhammas that come from outside as visitors and enemies—this is what is meant by abstinence (*virati*).</w:t>
-      </w:r>
-    </w:p>
-    <w:p>
-      <w:r>
-        <w:t xml:space="preserve">This is not a feat that can be achieved all at once. Therefore, we must constantly develop the mind through meditation. Where the Buddha-Father speaks of meditation, he mentions three words: *āsevita* (frequented), *bhāvita* (developed), and *bahulīkata* (practiced frequently). One frequently associates with some wholesome object. If we take the recollection of the Buddha, and constantly associate with a word like "Arahant, Arahant, Arahant" or "Buddho" like a friend, living with it—that is *āsevita*. *Bhāvita* means developing it. When you say it a second time, </w:t>
-      </w:r>
-      <w:proofErr w:type="gramStart"/>
-      <w:r>
-        <w:t>a greater</w:t>
-      </w:r>
-      <w:proofErr w:type="gramEnd"/>
-      <w:r>
-        <w:t xml:space="preserve"> strength comes to the mind than the first time. When you say the word "Buddho" ten times, a thousand times, a hundred thousand, or a million times, your faith (*saddhā*) in the Triple Gem becomes </w:t>
-      </w:r>
-      <w:proofErr w:type="gramStart"/>
-      <w:r>
-        <w:t>more and more</w:t>
-      </w:r>
-      <w:proofErr w:type="gramEnd"/>
-      <w:r>
-        <w:t xml:space="preserve"> developed. This is not just a mechanical repetition; the heart must act along with it. There must be clarity in the heart. It is the same when developing other reflections; depending on the meditation object one uses, one must constantly associate with it. One must strive to grow and develop the mind through it—this is meditation (*bhāvanā*).</w:t>
-      </w:r>
-    </w:p>
-    <w:p>
-      <w:r>
-        <w:t xml:space="preserve">Then there is the term *bahulīkamma*—*bahulīkaroti*—to do frequently. This means not just for a day or two, but frequently. One must strive. No matter how many distractions there are in one's life, if someone has understood the destructive nature of this body... We care so much for this body. We nourish it, bathe it, feed it, adorn it in every </w:t>
-      </w:r>
-      <w:proofErr w:type="gramStart"/>
-      <w:r>
-        <w:t>way—</w:t>
-      </w:r>
-      <w:proofErr w:type="gramEnd"/>
-      <w:r>
-        <w:t xml:space="preserve">this "decaying, foul, dirty body." How much do we serve it? Yet, we do not think about the state of our mind even for a very short time during the day. It is this mind that helps us to escape from this saṃsāra, and it is also the mind that can lead us to a bad destination. If one thinks in this way, one will become interested in meditation. As mentioned in *āsevita, bhāvita, </w:t>
-      </w:r>
-      <w:r>
-        <w:lastRenderedPageBreak/>
-        <w:t>bahulīkata*, one must constantly bring some wholesome object to the mind and live with it. Even if it seems difficult and unpleasant at first, once it becomes a habit, one can do it effortlessly—like second nature. When you wear spectacles for the first time, it is a big nuisance. But after a few days, you get used to it, and you can go about your work with those spectacles. After a while, they are on your eyes, and you do not even think about them. Why? Because the spectacles have become a part of your body.</w:t>
-      </w:r>
-    </w:p>
-    <w:p>
-      <w:r>
-        <w:t xml:space="preserve">The meditation object is just like that. Then, when a danger comes to the person who practiced the recollection of the Buddha—now on the deathbed, some might cry out "Budu Amme!" (Oh Buddha-Mother!) out of habit, as the word "Budu" is embedded in our social customs. But that is not a conscious recollection when pain arises. It is with the entire mind—Matthakuṇḍalī obtained that state by clarifying his entire mind, not by saying it as a mere custom or a mantra. We must realize the maximum possible </w:t>
-      </w:r>
-      <w:proofErr w:type="gramStart"/>
-      <w:r>
-        <w:t>benefit, and</w:t>
-      </w:r>
-      <w:proofErr w:type="gramEnd"/>
-      <w:r>
-        <w:t xml:space="preserve"> strive to make it our own. From what is said in this verse, we see that our mind is supreme in the words we use and the actions we perform. That is the uniqueness of the Dhamma of the Buddha-Father. Nowadays, there are various scientific methods. People often live with wrong views (*micchā-diṭṭhi*). This is because priority is given to personal and external things. Because they are visible and seem to bring more material success, we respect them. But the Buddha-Father has shown the truth. In this long saṃsāra, for our journey, what is supreme and foremost—what helps us to become good or bad—is this mind that arises in us.</w:t>
-      </w:r>
-    </w:p>
-    <w:p>
-      <w:r>
-        <w:t>*Mano-pubbaṅgamā dhammā — mano-seṭṭhā manomayā*</w:t>
-      </w:r>
-    </w:p>
-    <w:p>
-      <w:r>
-        <w:t xml:space="preserve">Not only that, </w:t>
-      </w:r>
-      <w:proofErr w:type="gramStart"/>
-      <w:r>
-        <w:t>it is</w:t>
-      </w:r>
-      <w:proofErr w:type="gramEnd"/>
-      <w:r>
-        <w:t xml:space="preserve"> clearly shown that even </w:t>
-      </w:r>
-      <w:proofErr w:type="gramStart"/>
-      <w:r>
-        <w:t>the physical</w:t>
-      </w:r>
-      <w:proofErr w:type="gramEnd"/>
-      <w:r>
-        <w:t xml:space="preserve"> form is created by the mind. The celestial body of Matthakuṇḍalī was created by the mind. This was visible to humans. At that final moment, because the Brahmin's son clarified his mind towards the Buddha-Father, he obtained that celestial state. This was visible to the beings present at that time. That is why, by being established in that faith (*saddhā*), through the Noble Eightfold Path, they realized the fruits of the path. Thus, even within these stories which we might think of as simple, </w:t>
-      </w:r>
-      <w:proofErr w:type="gramStart"/>
-      <w:r>
-        <w:t>an extremely</w:t>
-      </w:r>
-      <w:proofErr w:type="gramEnd"/>
-      <w:r>
-        <w:t xml:space="preserve"> valuable teaching is contained.</w:t>
-      </w:r>
-    </w:p>
-    <w:p>
-      <w:r>
-        <w:t>Thus, generating a clear state of mind in each moment, applying it through the practice of virtue (*sīla*) and other qualities, clarifying the mind, or calming it—there are three stages of effort in this development. They are mentioned in the Dhamma as temporary (*tadaṅga*), suppression (*vikkhambhana*), and eradication (*samuccheda*). What is done through virtue (*sīla*)—in observing a precept—is that in each moment, a wholesome thought is presented to drive away the unwholesome. Next, a greater, more established and developed stage is concentration (*samādhi*). This is when the mind, which runs towards various objects of lust and hatred, is trained for some time through a meditation subject (*kammaṭṭhāna*) such as "Buddho" or "Arahant." Thoughts of sensual desire, thoughts of hatred, sloth and torpor are suppressed, just as mud settles in a pond, leaving the water clear; this is the stage of concentration (*samādhi*). This is a state that one can attain through the path of meditation, an excellent state where the mind is made highly clear.</w:t>
-      </w:r>
-    </w:p>
-    <w:p>
-      <w:r>
-        <w:lastRenderedPageBreak/>
-        <w:t>Finally, the stage that goes even deeper is eradication (*samuccheda*). The heavy defilements, the underlying tendencies (*anusaya*), which we have carried throughout saṃsāra, lie dormant in the mind. To dissolve them, to eliminate them, one must cultivate wisdom (*paññā*). Reflecting on this entire body, this life, in terms of impermanence (*anicca*), suffering (*dukkha*), and non-self (*anattā*), and practicing insight (*vipassanā*), the mind is eventually freed. It becomes illuminated by wisdom. The dhammas that support this are, as mentioned in the *Satipaṭṭhāna Sutta*, mindfulness and clear comprehension (*sati-sampajañña*), developing mindfulness, and wise attention (*yoniso manasikāra*). By reflecting in this manner, and developing meditation so that wisdom grows, if one cultivates the characteristics of *anicca*, *dukkha*, and *anattā*, then at the moment of realizing the path and its fruits, through insight-wisdom (*vipassanā-paññā*), one gains the power to destroy the very bottom layer of those unwholesome dhammas and defilements (*kilesa*) that we have carried through saṃsāra.</w:t>
-      </w:r>
-    </w:p>
-    <w:p>
-      <w:r>
-        <w:t>Therefore, virtue (*sīla*), concentration (*samādhi*), and wisdom (*paññā*)—this is the Dispensation (*sāsana*); this is what belongs to us. Many people explain the Dispensation of the Buddha in various ways. But the Dispensation of the Buddha is, in truth, the development of *sīla*, *samādhi*, and *paññā* within one's own stream of consciousness. What supports this—the first requirement—is our understanding of the value of the mind: that mind precedes all things, mind is supreme, and everything is made of mind. When we think of how that celestial state was created by the mind, we can consider: a potter who makes a pot first has a mental plan, and according to that plan, he takes a lump of clay and makes a pot. Similarly, whatever anyone has produced in this world, it is produced according to the perception (*saññā*) or thought that first arose in the mind as a plan. That is how it is made. Although it appears as a physical form using the four great elements (*cattāro mahābhūtā*)—earth (*pathavī*), water (*āpo*), fire (*tejo*), and air (*vāyo*)—and people think this physical form is the great thing, many do not think of the plan that lies beneath it. What the Buddha-Father did was reveal this to the world. It is through this that one can escape from saṃsāra. Therefore, one must think wisely. This is what is called right view (*sammā-diṭṭhi*). Wrong view (*micchā-diṭṭhi*) means giving priority to the unsuitable, the obstructive, and the wrong. Right view (*sammā-diṭṭhi*), the correct view, means understanding in accordance with the Dhamma that helps us escape from the suffering (*dukkha*) of saṃsāra, as declared by the Buddha-Father.</w:t>
-      </w:r>
-    </w:p>
-    <w:p>
-      <w:r>
-        <w:t xml:space="preserve">Therefore, we must reflect according to this verse. We must reflect on our own lives—there is no age limit for this. How am I shaping my life? Is it in the way the world dictates, in the way society goes, or is it in the way shown by the Buddha-Father? Reflecting thus, one must prepare a plan for one's daily life. This plan must give place to wisdom and concentration (*samādhi*), starting from daily livelihood and actions. Understanding their value, one must live one's daily life in a way that brings them to the surface. At this moment, the concentration is the Noble Eightfold Virtue. Through this, you can temporarily (*tadaṅga*) free your mind. Just as a light shows the dark world, in those small moments when unwholesome, sinful thoughts arise, you present your virtue (*sīla*) and drive them away. Next, if someone develops the power of concentration (*samādhi*), the clarity in their mind </w:t>
-      </w:r>
-      <w:r>
-        <w:lastRenderedPageBreak/>
-        <w:t xml:space="preserve">will remain for a longer time. Through the realization of insight-knowledge—the realization of the fruits of the path: Stream-entry (*sotāpatti*), Once-returning (*sakadāgāmitā*), </w:t>
-      </w:r>
-      <w:proofErr w:type="gramStart"/>
-      <w:r>
-        <w:t>Non-returning</w:t>
-      </w:r>
-      <w:proofErr w:type="gramEnd"/>
-      <w:r>
-        <w:t xml:space="preserve"> (*anāgāmitā*), and Worthiness (*arahatta*)—if one develops wisdom and associates with insight-knowledge, one can attain that liberation from saṃsāra, and experience that extremely pure state within oneself.</w:t>
-      </w:r>
-    </w:p>
-    <w:p>
-      <w:r>
-        <w:t xml:space="preserve">Therefore, you must think of making use of this Dispensation of the Buddha, of making use of this human birth we have received. It is something extremely rare in the world; even devas sometimes think that this human birth, this human world, is the best place to realize </w:t>
-      </w:r>
-      <w:proofErr w:type="spellStart"/>
-      <w:r>
-        <w:t>Nibbāna</w:t>
-      </w:r>
-      <w:proofErr w:type="spellEnd"/>
-      <w:r>
-        <w:t xml:space="preserve">. Although it is a short time, if we make proper use of this time, we can raise this human mind to the highest state. That is why Buddhas are born only in the human world. Thinking in this way, make use of the opportunity you have received. From every Dhamma talk, consider the defilements (*kilesa*) that disturb the mind as dark, and to calm them, develop those wholesome dhammas (*kusala-dhamma*) known as "the dhammas that end </w:t>
-      </w:r>
-      <w:proofErr w:type="gramStart"/>
-      <w:r>
-        <w:t>suffering"—</w:t>
-      </w:r>
-      <w:proofErr w:type="gramEnd"/>
-      <w:r>
-        <w:t xml:space="preserve">generosity, loving-kindness, and then wisdom and Dhamma-realization. At this moment, by listening to </w:t>
-      </w:r>
-      <w:proofErr w:type="gramStart"/>
-      <w:r>
-        <w:t>the Dhamma</w:t>
-      </w:r>
-      <w:proofErr w:type="gramEnd"/>
-      <w:r>
-        <w:t>, you can clarify your mind. For through the Dhamma, we see the Buddha-Father; when we listen to the Dhamma, the doubts and hesitations in our mind are removed, and a clarity of mind arises. Clarity of mind is extremely necessary. If it is lacking, when the mind is darkened by delusion (*moha*), the true nature of the world is not seen. Because of this, one's experience becomes wrong, and one's words, deeds, and everything else lean towards the unwholesome and sinful side. Therefore, this saṃsāra is naturally a journey heavy with defilements and darkness; to turn back from it, one must generate a great power.</w:t>
-      </w:r>
-    </w:p>
-    <w:p>
-      <w:r>
-        <w:t xml:space="preserve">Indeed, when we consider the meaning of the two words *kusala* and *akusala*, *kusala* means being skillful, and *akusala* means being unskillful. Leaning towards danger in this journey of saṃsāra is unskillful; leaning towards bad qualities is unskillful; to have to continue indefinitely in saṃsāra is unskillful. To bring saṃsāra's suffering (*dukkha*) to a swift end is skillful—*kusala* means skill. This skill is not something that can be achieved all at once, like the archer's feat. It must be developed over a long time. Therefore, from today onwards, at every moment, we must strive. People say they have no time in their daily lives. But we all have time that we waste. This can be easily recognized—though we hear of it in Dhamma sermons, there is a common expression in society: "loafing around" or "wasting time." This wasting of time is a time when rust accumulates on the mind, when the mind is darkened. We often hear of these wasted </w:t>
-      </w:r>
-      <w:proofErr w:type="gramStart"/>
-      <w:r>
-        <w:t>times</w:t>
-      </w:r>
-      <w:proofErr w:type="gramEnd"/>
-      <w:r>
-        <w:t xml:space="preserve"> in daily life in the city: "I went to such and such an office and wasted my time." A lot of time is wasted. This is an extremely good opportunity to bring up one's practice. Just as one takes a gem in one's hand, looks at it, and is pleased, in those moments, one can bring out that Buddha-jewel—the most noble jewel in the world, which cannot be stolen by others, and even if others see it, it is of no use to them—and bring it to mind: "Buddho, Buddho, Buddho," or "Arahant, Arahant, Arahant." Then, one makes use of that wasted time. Or, if one takes up a meditation subject (*kammaṭṭhāna*), or mindfulness of breathing (*ānāpānasati*) related to the body's inhalation and exhalation... if we use those wasted, idle times, we become practitioners (*yogāvacara*). In the end, almost without realizing it—we say "without realizing" because </w:t>
-      </w:r>
-      <w:r>
-        <w:lastRenderedPageBreak/>
-        <w:t>it is so wondrous—if the mind is trained in this way, one can even attain the realization of the fruits of the path.</w:t>
-      </w:r>
-    </w:p>
-    <w:p>
-      <w:r>
-        <w:t xml:space="preserve">In the end, those stories of people who became Arahants or Stream-entrants while listening to a sermon by the Buddha are sometimes misunderstood by modern intellectualists. They think, "We can do that too." But those people had practiced and trained in those virtuous qualities over a long time under past Buddhas and dispensations, bringing them to a high level of development, and they only needed that final touch; we cannot assume it can be done so quickly without that. But we must take a lesson from </w:t>
-      </w:r>
-      <w:proofErr w:type="gramStart"/>
-      <w:r>
-        <w:t>it, and</w:t>
-      </w:r>
-      <w:proofErr w:type="gramEnd"/>
-      <w:r>
-        <w:t xml:space="preserve"> practice our own insight (*vipassanā*).</w:t>
-      </w:r>
-    </w:p>
-    <w:p>
-      <w:r>
-        <w:t xml:space="preserve">Today, on this Uposatha day, you have undertaken a precept in the form of the Noble Eightfold Virtue. This is not a mere customary ritual; when we think about each of them, this virtue (*sīla*) represents a set of principles for the control of physical conduct. To see this, the mind must assist. The mind assists through what is called the mental factor of abstinence (*virati-cetasika*), to abstain from those actions. It is easy to say, "Do not do these things." That is why the Buddha-Father explained these virtues through words of abstinence like *vēramaṇī*—though the world sometimes thinks that this is where the difficulty lies. Thus, if the mind is well-directed </w:t>
-      </w:r>
-      <w:proofErr w:type="gramStart"/>
-      <w:r>
-        <w:t>at the moment</w:t>
-      </w:r>
-      <w:proofErr w:type="gramEnd"/>
-      <w:r>
-        <w:t xml:space="preserve"> of undertaking this virtue, it is an occasion when a window opens in the mind. One </w:t>
-      </w:r>
-      <w:proofErr w:type="gramStart"/>
-      <w:r>
-        <w:t>makes a determination</w:t>
-      </w:r>
-      <w:proofErr w:type="gramEnd"/>
-      <w:r>
-        <w:t xml:space="preserve">: "I have done these things in the past. From now on, I will not do them." That is a great thing. If that determination is made in the morning, and if it can be maintained throughout the day, </w:t>
-      </w:r>
-      <w:proofErr w:type="gramStart"/>
-      <w:r>
-        <w:t>a great</w:t>
-      </w:r>
-      <w:proofErr w:type="gramEnd"/>
-      <w:r>
-        <w:t xml:space="preserve"> clarity and joy will spread in that person's mind by evening. That is how virtue works. Next, if one practices some meditation subject (*kammaṭṭhāna*) in daily life, especially during those idle times we mentioned... when there is no time, or during times when one can enjoy oneself, if one brings up that meditation subject and develops the mind, then without knowing it, one grows in concentration (*samādhi*). At some point, the mind can even enter absorption (*jhāna*). Without much strain, by reflecting on that meditation subject and drawing close to it, one can suddenly attain *jhāna*.</w:t>
-      </w:r>
-    </w:p>
-    <w:p>
-      <w:r>
-        <w:t xml:space="preserve">It was by practicing in this manner that lay devotees of the past, such as Nakulā-mātā, Nakulā-pitā, the householder Visākha, and Anāthapiṇḍika, obtained such great fruits. Their lives were not entirely consumed by the search for money; the lay upāsakas and upāsikās of the Buddha's time lived in that manner. Being devoted to the Dhamma, finding time for the Dhamma in one way or another, they were able to develop concentration. Next, what is even more valuable is that, with the help of that concentration, they understood the true nature of the world—its impermanence (*anicca*), suffering (*dukkha*), and non-self (*anattā*)—through the very events of daily life. Indeed, any event in the world can be brought within these three characteristics. This is a threefold mark; these three marks can be seen everywhere. At first glance they are not visible, but there must be proper reflection. What is called wise attention (*yoniso manasikāra*) means having the correct vision. For the person with correct vision, the flowing streams, rivers, the falling leaves of trees, flowers, fruits—through all of these, they can develop insight and see the three characteristics of *anicca*, *dukkha*, and *anattā*. In this way, one must think carefully about how to manage one's </w:t>
-      </w:r>
-      <w:r>
-        <w:lastRenderedPageBreak/>
-        <w:t xml:space="preserve">mind in daily life. Without postponing, saying "I cannot do this," and thinking that one only needs to clarify the mind </w:t>
-      </w:r>
-      <w:proofErr w:type="gramStart"/>
-      <w:r>
-        <w:t>at the moment</w:t>
-      </w:r>
-      <w:proofErr w:type="gramEnd"/>
-      <w:r>
-        <w:t xml:space="preserve"> of illness or death like Matthakuṇḍalī to go to heaven... that would be a misunderstanding of this Dhamma talk, a distorted understanding. That is not how we should think. There is a saying in the world, "If that much can be done with so little, how much more can be done with more?" In that way, if </w:t>
-      </w:r>
-      <w:proofErr w:type="gramStart"/>
-      <w:r>
-        <w:t>so</w:t>
-      </w:r>
-      <w:proofErr w:type="gramEnd"/>
-      <w:r>
-        <w:t xml:space="preserve"> much can be achieved in </w:t>
-      </w:r>
-      <w:proofErr w:type="gramStart"/>
-      <w:r>
-        <w:t>a brief moment</w:t>
-      </w:r>
-      <w:proofErr w:type="gramEnd"/>
-      <w:r>
-        <w:t xml:space="preserve"> by the mind, we should </w:t>
-      </w:r>
-      <w:proofErr w:type="gramStart"/>
-      <w:r>
-        <w:t>think</w:t>
-      </w:r>
-      <w:proofErr w:type="gramEnd"/>
-      <w:r>
-        <w:t xml:space="preserve"> whether we cannot achieve much more by developing this goodness.</w:t>
-      </w:r>
-    </w:p>
-    <w:p>
-      <w:r>
-        <w:t xml:space="preserve">Thinking thus, today, through the undertaking of virtue (*sīla*), through listening to </w:t>
-      </w:r>
-      <w:proofErr w:type="gramStart"/>
-      <w:r>
-        <w:t>the Dhamma</w:t>
-      </w:r>
-      <w:proofErr w:type="gramEnd"/>
-      <w:r>
-        <w:t xml:space="preserve">, and through clarifying the mind towards </w:t>
-      </w:r>
-      <w:proofErr w:type="gramStart"/>
-      <w:r>
-        <w:t>the Triple</w:t>
-      </w:r>
-      <w:proofErr w:type="gramEnd"/>
-      <w:r>
-        <w:t xml:space="preserve"> Gem, you have made a beginning in walking on the path of the Dhamma declared in this verse. May the store of merit </w:t>
-      </w:r>
-      <w:proofErr w:type="gramStart"/>
-      <w:r>
-        <w:t>accumulated</w:t>
-      </w:r>
-      <w:proofErr w:type="gramEnd"/>
-      <w:r>
-        <w:t xml:space="preserve"> through this assist in developing the five spiritual faculties (*pañcindriya*) and powers (*bala*)—faith (*saddhā*), energy (*viriya*), mindfulness (*sati*), concentration (*samādhi*), and wisdom (*paññā*)—within your stream of consciousness. In this very life, or through the realization of the fruits of the path: Stream-entry (*sotāpatti*), Once-returning (*sakadāgāmitā*), Non-returning (*anāgāmitā*), and Worthiness (*arahatta*), may you establish these noble factors of awakening, and escaping from all the suffering (*dukkha*) of saṃsāra such as birth (*jāti*), decay and death (*jarāmaraṇa*), and illness, may you find solace in the supreme, deathless </w:t>
-      </w:r>
-      <w:proofErr w:type="spellStart"/>
-      <w:r>
-        <w:t>Nibbāna</w:t>
-      </w:r>
-      <w:proofErr w:type="spellEnd"/>
-      <w:r>
-        <w:t>. May you have the capacity, strength, and power for this!</w:t>
+        <w:t>Tathāgatena</w:t>
+      </w:r>
+      <w:proofErr w:type="spellEnd"/>
+      <w:r>
+        <w:t>...'</w:t>
       </w:r>
     </w:p>
     <w:p>
       <w:proofErr w:type="gramStart"/>
       <w:r>
-        <w:t>And also</w:t>
+        <w:t>Thus</w:t>
       </w:r>
       <w:proofErr w:type="gramEnd"/>
       <w:r>
-        <w:t>, to whatever extent there is a worthy assembly of devas and Brahmas in saṃsāra, and likewise, whatever devas and deities are guardian over this sacred place, may they all, desiring Nibbāna, rejoice in this merit of our Dhamma sermon and Dhamma listening. Having rejoiced, may they all realize the supreme, deathless Nibbāna through their wished-for path of awakening!</w:t>
+        <w:t xml:space="preserve"> it is mentioned. Whatever wealth or gem there is in the world—in this world or in another world, or even in the celestial realms—none of those gems is as valuable as the Buddha-gem, the </w:t>
+      </w:r>
+      <w:r>
+        <w:t>*</w:t>
+      </w:r>
+      <w:proofErr w:type="spellStart"/>
+      <w:r>
+        <w:t>Tathāgata</w:t>
+      </w:r>
+      <w:proofErr w:type="spellEnd"/>
+      <w:r>
+        <w:t>*</w:t>
+      </w:r>
+      <w:r>
+        <w:t>. Likewise:</w:t>
       </w:r>
     </w:p>
     <w:p>
       <w:r>
-        <w:t>*Etāvatā ca amhehi...*</w:t>
+        <w:t>'</w:t>
+      </w:r>
+      <w:proofErr w:type="spellStart"/>
+      <w:r>
+        <w:t>Yaṅkiñci</w:t>
+      </w:r>
+      <w:proofErr w:type="spellEnd"/>
+      <w:r>
+        <w:t xml:space="preserve"> </w:t>
+      </w:r>
+      <w:proofErr w:type="spellStart"/>
+      <w:r>
+        <w:t>ratanaṁ</w:t>
+      </w:r>
+      <w:proofErr w:type="spellEnd"/>
+      <w:r>
+        <w:t xml:space="preserve"> loke,</w:t>
+      </w:r>
+    </w:p>
+    <w:p>
+      <w:proofErr w:type="spellStart"/>
+      <w:r>
+        <w:lastRenderedPageBreak/>
+        <w:t>Vijjati</w:t>
+      </w:r>
+      <w:proofErr w:type="spellEnd"/>
+      <w:r>
+        <w:t xml:space="preserve"> </w:t>
+      </w:r>
+      <w:proofErr w:type="spellStart"/>
+      <w:r>
+        <w:t>vividhā</w:t>
+      </w:r>
+      <w:proofErr w:type="spellEnd"/>
+      <w:r>
+        <w:t xml:space="preserve"> </w:t>
+      </w:r>
+      <w:proofErr w:type="spellStart"/>
+      <w:r>
+        <w:t>puthu</w:t>
+      </w:r>
+      <w:proofErr w:type="spellEnd"/>
+      <w:r>
+        <w:t>,</w:t>
+      </w:r>
+    </w:p>
+    <w:p>
+      <w:proofErr w:type="spellStart"/>
+      <w:r>
+        <w:t>Ratanaṁ</w:t>
+      </w:r>
+      <w:proofErr w:type="spellEnd"/>
+      <w:r>
+        <w:t xml:space="preserve"> </w:t>
+      </w:r>
+      <w:proofErr w:type="spellStart"/>
+      <w:r>
+        <w:t>Buddhasamaṁ</w:t>
+      </w:r>
+      <w:proofErr w:type="spellEnd"/>
+      <w:r>
+        <w:t xml:space="preserve"> </w:t>
+      </w:r>
+      <w:proofErr w:type="spellStart"/>
+      <w:r>
+        <w:t>natthi</w:t>
+      </w:r>
+      <w:proofErr w:type="spellEnd"/>
+      <w:r>
+        <w:t>,</w:t>
+      </w:r>
+    </w:p>
+    <w:p>
+      <w:proofErr w:type="spellStart"/>
+      <w:r>
+        <w:t>Tasmā</w:t>
+      </w:r>
+      <w:proofErr w:type="spellEnd"/>
+      <w:r>
+        <w:t xml:space="preserve"> </w:t>
+      </w:r>
+      <w:proofErr w:type="spellStart"/>
+      <w:r>
+        <w:t>sotthī</w:t>
+      </w:r>
+      <w:proofErr w:type="spellEnd"/>
+      <w:r>
+        <w:t xml:space="preserve"> </w:t>
+      </w:r>
+      <w:proofErr w:type="spellStart"/>
+      <w:r>
+        <w:t>bhavantu</w:t>
+      </w:r>
+      <w:proofErr w:type="spellEnd"/>
+      <w:r>
+        <w:t xml:space="preserve"> </w:t>
+      </w:r>
+      <w:proofErr w:type="spellStart"/>
+      <w:r>
+        <w:t>te</w:t>
+      </w:r>
+      <w:proofErr w:type="spellEnd"/>
+      <w:r>
+        <w:t>.'</w:t>
+      </w:r>
+    </w:p>
+    <w:p>
+      <w:r>
+        <w:t xml:space="preserve">There are such verses of blessing. Whatever diverse gems exist in the world, there is no gem equal to the Buddha-gem. Not only that, </w:t>
+      </w:r>
+      <w:proofErr w:type="gramStart"/>
+      <w:r>
+        <w:t xml:space="preserve">the </w:t>
+      </w:r>
+      <w:r>
+        <w:t>Buddha</w:t>
+      </w:r>
+      <w:proofErr w:type="gramEnd"/>
+      <w:r>
+        <w:t xml:space="preserve"> himself had to declare—since the world did not recognize the </w:t>
+      </w:r>
+      <w:r>
+        <w:t>*</w:t>
+      </w:r>
+      <w:proofErr w:type="spellStart"/>
+      <w:r>
+        <w:t>Tathāgata</w:t>
+      </w:r>
+      <w:proofErr w:type="spellEnd"/>
+      <w:r>
+        <w:t>*</w:t>
+      </w:r>
+      <w:r>
+        <w:t xml:space="preserve">—that a </w:t>
+      </w:r>
+      <w:r>
+        <w:t>*</w:t>
+      </w:r>
+      <w:proofErr w:type="spellStart"/>
+      <w:r>
+        <w:t>Tathāgata</w:t>
+      </w:r>
+      <w:proofErr w:type="spellEnd"/>
+      <w:r>
+        <w:t>*</w:t>
+      </w:r>
+      <w:r>
+        <w:t xml:space="preserve">, fully Awakened One, is the foremost individual in the world. In the </w:t>
+      </w:r>
+      <w:proofErr w:type="spellStart"/>
+      <w:r>
+        <w:t>Aggappasāda</w:t>
+      </w:r>
+      <w:proofErr w:type="spellEnd"/>
+      <w:r>
+        <w:t xml:space="preserve"> Sutta, the </w:t>
+      </w:r>
+      <w:r>
+        <w:t>Buddha</w:t>
+      </w:r>
+      <w:r>
+        <w:t xml:space="preserve"> declared:</w:t>
+      </w:r>
+    </w:p>
+    <w:p>
+      <w:r>
+        <w:t>'</w:t>
+      </w:r>
+      <w:proofErr w:type="spellStart"/>
+      <w:r>
+        <w:t>Yāvatā</w:t>
+      </w:r>
+      <w:proofErr w:type="spellEnd"/>
+      <w:r>
+        <w:t xml:space="preserve">, </w:t>
+      </w:r>
+      <w:proofErr w:type="spellStart"/>
+      <w:r>
+        <w:t>bhikkhave</w:t>
+      </w:r>
+      <w:proofErr w:type="spellEnd"/>
+      <w:r>
+        <w:t xml:space="preserve">, </w:t>
+      </w:r>
+      <w:proofErr w:type="spellStart"/>
+      <w:r>
+        <w:t>sattā</w:t>
+      </w:r>
+      <w:proofErr w:type="spellEnd"/>
+      <w:r>
+        <w:t xml:space="preserve"> </w:t>
+      </w:r>
+      <w:proofErr w:type="spellStart"/>
+      <w:r>
+        <w:t>apadā</w:t>
+      </w:r>
+      <w:proofErr w:type="spellEnd"/>
+      <w:r>
+        <w:t xml:space="preserve"> </w:t>
+      </w:r>
+      <w:proofErr w:type="spellStart"/>
+      <w:r>
+        <w:t>vā</w:t>
+      </w:r>
+      <w:proofErr w:type="spellEnd"/>
+      <w:r>
+        <w:t xml:space="preserve"> </w:t>
+      </w:r>
+      <w:proofErr w:type="spellStart"/>
+      <w:r>
+        <w:t>dvipadā</w:t>
+      </w:r>
+      <w:proofErr w:type="spellEnd"/>
+      <w:r>
+        <w:t xml:space="preserve"> </w:t>
+      </w:r>
+      <w:proofErr w:type="spellStart"/>
+      <w:r>
+        <w:t>vā</w:t>
+      </w:r>
+      <w:proofErr w:type="spellEnd"/>
+      <w:r>
+        <w:t xml:space="preserve"> </w:t>
+      </w:r>
+      <w:proofErr w:type="spellStart"/>
+      <w:r>
+        <w:t>catuppadā</w:t>
+      </w:r>
+      <w:proofErr w:type="spellEnd"/>
+      <w:r>
+        <w:t xml:space="preserve"> </w:t>
+      </w:r>
+      <w:proofErr w:type="spellStart"/>
+      <w:r>
+        <w:t>vā</w:t>
+      </w:r>
+      <w:proofErr w:type="spellEnd"/>
+      <w:r>
+        <w:t xml:space="preserve"> </w:t>
+      </w:r>
+      <w:proofErr w:type="spellStart"/>
+      <w:r>
+        <w:t>bahuppadā</w:t>
+      </w:r>
+      <w:proofErr w:type="spellEnd"/>
+      <w:r>
+        <w:t xml:space="preserve"> </w:t>
+      </w:r>
+      <w:proofErr w:type="spellStart"/>
+      <w:r>
+        <w:t>vā</w:t>
+      </w:r>
+      <w:proofErr w:type="spellEnd"/>
+      <w:r>
+        <w:t xml:space="preserve"> </w:t>
+      </w:r>
+      <w:proofErr w:type="spellStart"/>
+      <w:r>
+        <w:t>rūpino</w:t>
+      </w:r>
+      <w:proofErr w:type="spellEnd"/>
+      <w:r>
+        <w:t xml:space="preserve"> </w:t>
+      </w:r>
+      <w:proofErr w:type="spellStart"/>
+      <w:r>
+        <w:t>vā</w:t>
+      </w:r>
+      <w:proofErr w:type="spellEnd"/>
+      <w:r>
+        <w:t xml:space="preserve"> </w:t>
+      </w:r>
+      <w:proofErr w:type="spellStart"/>
+      <w:r>
+        <w:t>arūpino</w:t>
+      </w:r>
+      <w:proofErr w:type="spellEnd"/>
+      <w:r>
+        <w:t xml:space="preserve"> </w:t>
+      </w:r>
+      <w:proofErr w:type="spellStart"/>
+      <w:r>
+        <w:t>vā</w:t>
+      </w:r>
+      <w:proofErr w:type="spellEnd"/>
+      <w:r>
+        <w:t xml:space="preserve"> </w:t>
+      </w:r>
+      <w:proofErr w:type="spellStart"/>
+      <w:r>
+        <w:t>saññino</w:t>
+      </w:r>
+      <w:proofErr w:type="spellEnd"/>
+      <w:r>
+        <w:t xml:space="preserve"> </w:t>
+      </w:r>
+      <w:proofErr w:type="spellStart"/>
+      <w:r>
+        <w:t>vā</w:t>
+      </w:r>
+      <w:proofErr w:type="spellEnd"/>
+      <w:r>
+        <w:t xml:space="preserve"> </w:t>
+      </w:r>
+      <w:proofErr w:type="spellStart"/>
+      <w:r>
+        <w:t>asaññino</w:t>
+      </w:r>
+      <w:proofErr w:type="spellEnd"/>
+      <w:r>
+        <w:t xml:space="preserve"> </w:t>
+      </w:r>
+      <w:proofErr w:type="spellStart"/>
+      <w:r>
+        <w:t>vā</w:t>
+      </w:r>
+      <w:proofErr w:type="spellEnd"/>
+      <w:r>
+        <w:t xml:space="preserve"> </w:t>
+      </w:r>
+      <w:proofErr w:type="spellStart"/>
+      <w:r>
+        <w:t>nevasaññīnāsaññino</w:t>
+      </w:r>
+      <w:proofErr w:type="spellEnd"/>
+      <w:r>
+        <w:t xml:space="preserve"> </w:t>
+      </w:r>
+      <w:proofErr w:type="spellStart"/>
+      <w:r>
+        <w:t>vā</w:t>
+      </w:r>
+      <w:proofErr w:type="spellEnd"/>
+      <w:r>
+        <w:t xml:space="preserve">, </w:t>
+      </w:r>
+      <w:proofErr w:type="spellStart"/>
+      <w:r>
+        <w:t>Tathāgato</w:t>
+      </w:r>
+      <w:proofErr w:type="spellEnd"/>
+      <w:r>
+        <w:t xml:space="preserve"> </w:t>
+      </w:r>
+      <w:proofErr w:type="spellStart"/>
+      <w:r>
+        <w:t>tesaṁ</w:t>
+      </w:r>
+      <w:proofErr w:type="spellEnd"/>
+      <w:r>
+        <w:t xml:space="preserve"> </w:t>
+      </w:r>
+      <w:proofErr w:type="spellStart"/>
+      <w:r>
+        <w:t>aggaṁ</w:t>
+      </w:r>
+      <w:proofErr w:type="spellEnd"/>
+      <w:r>
+        <w:t xml:space="preserve"> </w:t>
+      </w:r>
+      <w:proofErr w:type="spellStart"/>
+      <w:r>
+        <w:t>akkhāyati</w:t>
+      </w:r>
+      <w:proofErr w:type="spellEnd"/>
+      <w:r>
+        <w:t xml:space="preserve"> </w:t>
+      </w:r>
+      <w:proofErr w:type="spellStart"/>
+      <w:r>
+        <w:t>arahaṁ</w:t>
+      </w:r>
+      <w:proofErr w:type="spellEnd"/>
+      <w:r>
+        <w:t xml:space="preserve"> </w:t>
+      </w:r>
+      <w:proofErr w:type="spellStart"/>
+      <w:r>
+        <w:t>sammāsambuddho</w:t>
+      </w:r>
+      <w:proofErr w:type="spellEnd"/>
+      <w:r>
+        <w:t xml:space="preserve">. Ye, </w:t>
+      </w:r>
+      <w:proofErr w:type="spellStart"/>
+      <w:r>
+        <w:t>bhikkhave</w:t>
+      </w:r>
+      <w:proofErr w:type="spellEnd"/>
+      <w:r>
+        <w:t xml:space="preserve">, Budde </w:t>
+      </w:r>
+      <w:proofErr w:type="spellStart"/>
+      <w:r>
+        <w:t>pasannā</w:t>
+      </w:r>
+      <w:proofErr w:type="spellEnd"/>
+      <w:r>
+        <w:t xml:space="preserve">, </w:t>
+      </w:r>
+      <w:proofErr w:type="spellStart"/>
+      <w:r>
+        <w:t>agge</w:t>
+      </w:r>
+      <w:proofErr w:type="spellEnd"/>
+      <w:r>
+        <w:t xml:space="preserve"> </w:t>
+      </w:r>
+      <w:proofErr w:type="spellStart"/>
+      <w:r>
+        <w:t>te</w:t>
+      </w:r>
+      <w:proofErr w:type="spellEnd"/>
+      <w:r>
+        <w:t xml:space="preserve"> </w:t>
+      </w:r>
+      <w:proofErr w:type="spellStart"/>
+      <w:r>
+        <w:t>pasannā</w:t>
+      </w:r>
+      <w:proofErr w:type="spellEnd"/>
+      <w:r>
+        <w:t xml:space="preserve">; </w:t>
+      </w:r>
+      <w:proofErr w:type="spellStart"/>
+      <w:r>
+        <w:t>agge</w:t>
+      </w:r>
+      <w:proofErr w:type="spellEnd"/>
+      <w:r>
+        <w:t xml:space="preserve"> </w:t>
+      </w:r>
+      <w:proofErr w:type="spellStart"/>
+      <w:r>
+        <w:t>kho</w:t>
+      </w:r>
+      <w:proofErr w:type="spellEnd"/>
+      <w:r>
+        <w:t xml:space="preserve"> </w:t>
+      </w:r>
+      <w:proofErr w:type="spellStart"/>
+      <w:r>
+        <w:t>pana</w:t>
+      </w:r>
+      <w:proofErr w:type="spellEnd"/>
+      <w:r>
+        <w:t xml:space="preserve"> </w:t>
+      </w:r>
+      <w:proofErr w:type="spellStart"/>
+      <w:r>
+        <w:t>pasannānaṁ</w:t>
+      </w:r>
+      <w:proofErr w:type="spellEnd"/>
+      <w:r>
+        <w:t xml:space="preserve"> </w:t>
+      </w:r>
+      <w:proofErr w:type="spellStart"/>
+      <w:r>
+        <w:t>aggo</w:t>
+      </w:r>
+      <w:proofErr w:type="spellEnd"/>
+      <w:r>
+        <w:t xml:space="preserve"> </w:t>
+      </w:r>
+      <w:proofErr w:type="spellStart"/>
+      <w:r>
+        <w:t>vipāko</w:t>
+      </w:r>
+      <w:proofErr w:type="spellEnd"/>
+      <w:r>
+        <w:t xml:space="preserve"> </w:t>
+      </w:r>
+      <w:proofErr w:type="spellStart"/>
+      <w:r>
+        <w:t>hoti</w:t>
+      </w:r>
+      <w:proofErr w:type="spellEnd"/>
+      <w:r>
+        <w:t>.'</w:t>
+      </w:r>
+    </w:p>
+    <w:p>
+      <w:r>
+        <w:t xml:space="preserve">"Bhikkhus, to whatever extent there are beings—whether footless, two-footed, four-footed, many-footed, with form, formless, percipient, non-percipient, or neither-percipient-nor-non-percipient—the </w:t>
+      </w:r>
+      <w:r>
+        <w:t>*</w:t>
+      </w:r>
+      <w:proofErr w:type="spellStart"/>
+      <w:r>
+        <w:t>Tathāgata</w:t>
+      </w:r>
+      <w:proofErr w:type="spellEnd"/>
+      <w:r>
+        <w:t>*</w:t>
+      </w:r>
+      <w:r>
+        <w:t xml:space="preserve">, the Arahant, the fully Awakened One, is declared to be the foremost among them. Bhikkhus, those who have clarified confidence in the Buddha, have clarified confidence in the foremost; and for those who have clarified confidence in the foremost, the result is foremost." In this manner, the </w:t>
+      </w:r>
+      <w:r>
+        <w:t>Buddha</w:t>
+      </w:r>
+      <w:r>
+        <w:t xml:space="preserve"> declared in the </w:t>
+      </w:r>
+      <w:proofErr w:type="spellStart"/>
+      <w:r>
+        <w:t>Aggappasāda</w:t>
+      </w:r>
+      <w:proofErr w:type="spellEnd"/>
+      <w:r>
+        <w:t xml:space="preserve"> Sutta. From this, we see how rich in benefits is the act of clarifying the mind toward the </w:t>
+      </w:r>
+      <w:r>
+        <w:t>Buddha</w:t>
+      </w:r>
+      <w:r>
+        <w:t>.</w:t>
+      </w:r>
+    </w:p>
+    <w:p>
+      <w:r>
+        <w:t xml:space="preserve">Sometimes we might wonder, "How can one obtain such vast fortune merely by clarifying the mind for a single moment?" Especially in this era, this is a time when the mind goes more towards external things. The world speaks highly of their bigness, vastness, and wondrous nature. People harbor doubts about the power of this invisible mind, the power that can be generated in the mind even in a single moment. They ask, "How can one obtain such a great fortune by doing just this much?" But we must consider that the activity of this mind is extremely instantaneous, extremely rapid. Within this rapidly functioning mind, a power that brings massive benefits can be generated in a single moment. Now here, </w:t>
+      </w:r>
+      <w:proofErr w:type="spellStart"/>
+      <w:r>
+        <w:t>Maṭṭakuṇḍalī</w:t>
+      </w:r>
+      <w:proofErr w:type="spellEnd"/>
+      <w:r>
+        <w:t xml:space="preserve"> clarified his mind towards the </w:t>
+      </w:r>
+      <w:r>
+        <w:t>Buddha</w:t>
+      </w:r>
+      <w:r>
+        <w:t xml:space="preserve"> for just </w:t>
+      </w:r>
+      <w:proofErr w:type="gramStart"/>
+      <w:r>
+        <w:t>a brief moment</w:t>
+      </w:r>
+      <w:proofErr w:type="gramEnd"/>
+      <w:r>
+        <w:t xml:space="preserve">, or a short period of time. Even that much is not required. If, for a very </w:t>
+      </w:r>
+      <w:proofErr w:type="gramStart"/>
+      <w:r>
+        <w:t>brief moment</w:t>
+      </w:r>
+      <w:proofErr w:type="gramEnd"/>
+      <w:r>
+        <w:t xml:space="preserve">, like a split second, a snap of the fingers, some clarity, an opening occurs in the mind, from that itself, an immensely valuable benefit can be reaped. Now, you all know—let us think of a dark night of dense darkness. Let us think of a night with heavy rain and storms, like we have these days, a night with darkness so thick it cannot be pierced. If lightning flashes for a single moment on such a night, in that extremely brief instant, everything around becomes clearly visible. In the same way, an opening occurs in the mind based on the object of clarity it takes, based on the object of clarifying the mind. In such a dark night, much work can be accomplished by the flash of lightning that appears for </w:t>
+      </w:r>
+      <w:proofErr w:type="gramStart"/>
+      <w:r>
+        <w:t>a brief moment</w:t>
+      </w:r>
+      <w:proofErr w:type="gramEnd"/>
+      <w:r>
+        <w:t xml:space="preserve">. There are those in the past who have worked in this manner. There are stories from the past (it is mentioned like this) where archers in those days, like marksmen today, in order to show their skill and </w:t>
+      </w:r>
+      <w:r>
+        <w:lastRenderedPageBreak/>
+        <w:t xml:space="preserve">win prizes, or to set records, would stand ready with their arrow on a dark night, waiting for the moment of a lightning flash. Far away, </w:t>
+      </w:r>
+      <w:proofErr w:type="gramStart"/>
+      <w:r>
+        <w:t>an extremely</w:t>
+      </w:r>
+      <w:proofErr w:type="gramEnd"/>
+      <w:r>
+        <w:t xml:space="preserve"> fine hair taken from a horse's tail is hung. Now, what is the feat to be performed? This horsehair must be split with that arrow. He stands ready for this. The moment the lightning flashes, he shoots. If this is done correctly, then that person is a skilled archer. This is </w:t>
+      </w:r>
+      <w:proofErr w:type="gramStart"/>
+      <w:r>
+        <w:t>told</w:t>
+      </w:r>
+      <w:proofErr w:type="gramEnd"/>
+      <w:r>
+        <w:t xml:space="preserve"> as a metaphor—he performed such a feat within a single instant.</w:t>
+      </w:r>
+    </w:p>
+    <w:p>
+      <w:r>
+        <w:t>Now, you have heard how our Buddhist poets have declared:</w:t>
+      </w:r>
+    </w:p>
+    <w:p>
+      <w:r>
+        <w:t>"To shoot a horsehair from afar in the dark,</w:t>
+      </w:r>
+    </w:p>
+    <w:p>
+      <w:r>
+        <w:t>If the lightning's flash is missed, one fails the mark;</w:t>
+      </w:r>
+    </w:p>
+    <w:p>
+      <w:r>
+        <w:t>When this body, like lightning, is obtained here,</w:t>
+      </w:r>
+    </w:p>
+    <w:p>
+      <w:r>
+        <w:t>If one does not secure heaven and release, future failure is near."</w:t>
+      </w:r>
+    </w:p>
+    <w:p>
+      <w:r>
+        <w:t>— *</w:t>
+      </w:r>
+      <w:proofErr w:type="spellStart"/>
+      <w:r>
+        <w:t>Lōvāda</w:t>
+      </w:r>
+      <w:proofErr w:type="spellEnd"/>
+      <w:r>
+        <w:t xml:space="preserve"> </w:t>
+      </w:r>
+      <w:proofErr w:type="spellStart"/>
+      <w:r>
+        <w:t>Saṅgarāva</w:t>
+      </w:r>
+      <w:proofErr w:type="spellEnd"/>
+      <w:r>
+        <w:t>*, verse 25.</w:t>
+      </w:r>
+    </w:p>
+    <w:p>
+      <w:r>
+        <w:t xml:space="preserve">In that moment of shooting a horsehair in the dark, if it is done correctly, then one can reap its benefits. Now, many people these days talk about "the moment." They say we must work instantaneously in this life. We are talking about the moments within this life. But the </w:t>
+      </w:r>
+      <w:r>
+        <w:t>Buddha</w:t>
+      </w:r>
+      <w:r>
+        <w:t xml:space="preserve"> declares that this entire human existence of ours is but a single instant, a single moment. He declares this with supporting reasons. To us, this seems like a long time. But when this human life, a lifespan of less than a hundred years, is </w:t>
+      </w:r>
+      <w:proofErr w:type="gramStart"/>
+      <w:r>
+        <w:t>compared and contrasted</w:t>
+      </w:r>
+      <w:proofErr w:type="gramEnd"/>
+      <w:r>
+        <w:t xml:space="preserve"> with the Brahma existences that last </w:t>
+      </w:r>
+      <w:proofErr w:type="gramStart"/>
+      <w:r>
+        <w:t xml:space="preserve">for </w:t>
+      </w:r>
+      <w:proofErr w:type="spellStart"/>
+      <w:r>
+        <w:t>aeons</w:t>
+      </w:r>
+      <w:proofErr w:type="spellEnd"/>
+      <w:proofErr w:type="gramEnd"/>
+      <w:r>
+        <w:t xml:space="preserve">, this is like a single instant. This life, which we think of as so large, spending a few years in this immensely long </w:t>
+      </w:r>
+      <w:proofErr w:type="spellStart"/>
+      <w:r>
+        <w:t>saṁsāric</w:t>
+      </w:r>
+      <w:proofErr w:type="spellEnd"/>
+      <w:r>
+        <w:t xml:space="preserve"> journey, is </w:t>
+      </w:r>
+      <w:proofErr w:type="gramStart"/>
+      <w:r>
+        <w:t>in reality a</w:t>
+      </w:r>
+      <w:proofErr w:type="gramEnd"/>
+      <w:r>
+        <w:t xml:space="preserve"> single instant. Therefore, the </w:t>
+      </w:r>
+      <w:r>
+        <w:t>Buddha</w:t>
+      </w:r>
+      <w:r>
+        <w:t xml:space="preserve"> refers to this entire human life as a single instant.</w:t>
+      </w:r>
+    </w:p>
+    <w:p>
+      <w:r>
+        <w:t xml:space="preserve">Now, the </w:t>
+      </w:r>
+      <w:r>
+        <w:t>Buddha</w:t>
+      </w:r>
+      <w:r>
+        <w:t xml:space="preserve"> specifically demonstrates that the human existence obtained during the period of a Buddha's appearance is not merely an instant, but an opportune moment (*</w:t>
+      </w:r>
+      <w:proofErr w:type="spellStart"/>
+      <w:r>
+        <w:t>kṣaṇa-sampatti</w:t>
+      </w:r>
+      <w:proofErr w:type="spellEnd"/>
+      <w:r>
+        <w:t>*). He describes it as a highly rare opportunity, a rare instant—an opportune moment. If, during the period of a Buddha’s appearance, someone is born in a region where they can hear the Dhamma with the capacity of understanding and wisdom to practice the Dhamma, that is called the opportune moment (*</w:t>
+      </w:r>
+      <w:proofErr w:type="spellStart"/>
+      <w:r>
+        <w:t>kṣaṇa-sampatti</w:t>
+      </w:r>
+      <w:proofErr w:type="spellEnd"/>
+      <w:r>
+        <w:t xml:space="preserve">*). An extremely valuable instant. It is that very instant the poet has used as a metaphor. When he says, "When this body, like lightning, is obtained here," he is referring to this human existence. This human body itself is just like a flash of lightning. This body exists, this existence lasts, for such </w:t>
+      </w:r>
+      <w:proofErr w:type="gramStart"/>
+      <w:r>
+        <w:t>a brief moment</w:t>
+      </w:r>
+      <w:proofErr w:type="gramEnd"/>
+      <w:r>
+        <w:t>, like a flash of lightning. Therefore, as Buddhists, we must understand this instant as the entirety of human life.</w:t>
+      </w:r>
+    </w:p>
+    <w:p>
+      <w:r>
+        <w:t xml:space="preserve">If we reflect in this way, generating wholesome thoughts and performing meritorious deeds is not something to be put off until the final moment, as </w:t>
+      </w:r>
+      <w:proofErr w:type="spellStart"/>
+      <w:r>
+        <w:t>Maṭṭakuṇḍalī</w:t>
+      </w:r>
+      <w:proofErr w:type="spellEnd"/>
+      <w:r>
+        <w:t xml:space="preserve"> did. One should not harbor such wrong views as thinking, "We can go to heaven if we do this only at the moment of death." Nowadays, some people think in that manner. They accumulate wealth through </w:t>
+      </w:r>
+      <w:r>
+        <w:lastRenderedPageBreak/>
+        <w:t xml:space="preserve">unlawful means, committing various crimes, and then expect to invite a member of the </w:t>
+      </w:r>
+      <w:proofErr w:type="spellStart"/>
+      <w:r>
+        <w:t>Saṅgha</w:t>
+      </w:r>
+      <w:proofErr w:type="spellEnd"/>
+      <w:r>
+        <w:t xml:space="preserve"> at the last moment to listen to a little Dhamma and go to heaven. Although </w:t>
+      </w:r>
+      <w:proofErr w:type="spellStart"/>
+      <w:r>
+        <w:t>Maṭṭakuṇḍalī</w:t>
+      </w:r>
+      <w:proofErr w:type="spellEnd"/>
+      <w:r>
+        <w:t xml:space="preserve"> was able to do so because he was one who had developed and fulfilled the *</w:t>
+      </w:r>
+      <w:proofErr w:type="spellStart"/>
+      <w:r>
+        <w:t>paramis</w:t>
+      </w:r>
+      <w:proofErr w:type="spellEnd"/>
+      <w:r>
+        <w:t xml:space="preserve">* under past Buddhas, everything </w:t>
+      </w:r>
+      <w:proofErr w:type="gramStart"/>
+      <w:r>
+        <w:t>does not succeed</w:t>
+      </w:r>
+      <w:proofErr w:type="gramEnd"/>
+      <w:r>
+        <w:t xml:space="preserve"> by that alone. Indeed, the *</w:t>
+      </w:r>
+      <w:proofErr w:type="spellStart"/>
+      <w:r>
+        <w:t>devaputta</w:t>
+      </w:r>
+      <w:proofErr w:type="spellEnd"/>
+      <w:r>
+        <w:t xml:space="preserve">* </w:t>
+      </w:r>
+      <w:proofErr w:type="spellStart"/>
+      <w:r>
+        <w:t>Maṭṭakuṇḍalī</w:t>
+      </w:r>
+      <w:proofErr w:type="spellEnd"/>
+      <w:r>
+        <w:t xml:space="preserve"> obtained such a state due to a certain natural law, a deep aspect regarding </w:t>
+      </w:r>
+      <w:proofErr w:type="spellStart"/>
+      <w:r>
+        <w:t>kamma</w:t>
+      </w:r>
+      <w:proofErr w:type="spellEnd"/>
+      <w:r>
+        <w:t xml:space="preserve">. For, beings are born in various places according to their </w:t>
+      </w:r>
+      <w:proofErr w:type="spellStart"/>
+      <w:r>
+        <w:t>kamma</w:t>
+      </w:r>
+      <w:proofErr w:type="spellEnd"/>
+      <w:r>
+        <w:t xml:space="preserve">. However, the </w:t>
+      </w:r>
+      <w:proofErr w:type="spellStart"/>
+      <w:r>
+        <w:t>kamma</w:t>
+      </w:r>
+      <w:proofErr w:type="spellEnd"/>
+      <w:r>
+        <w:t xml:space="preserve"> generated according to the sign (*</w:t>
+      </w:r>
+      <w:proofErr w:type="spellStart"/>
+      <w:r>
+        <w:t>nimitta</w:t>
+      </w:r>
+      <w:proofErr w:type="spellEnd"/>
+      <w:r>
+        <w:t xml:space="preserve">*) that appears </w:t>
+      </w:r>
+      <w:proofErr w:type="gramStart"/>
+      <w:r>
+        <w:t>at the moment</w:t>
+      </w:r>
+      <w:proofErr w:type="gramEnd"/>
+      <w:r>
+        <w:t xml:space="preserve"> of death, called the *</w:t>
+      </w:r>
+      <w:proofErr w:type="spellStart"/>
+      <w:r>
+        <w:t>āsanna-kamma</w:t>
+      </w:r>
+      <w:proofErr w:type="spellEnd"/>
+      <w:r>
+        <w:t xml:space="preserve">* (near-death </w:t>
+      </w:r>
+      <w:proofErr w:type="spellStart"/>
+      <w:r>
+        <w:t>kamma</w:t>
+      </w:r>
+      <w:proofErr w:type="spellEnd"/>
+      <w:r>
+        <w:t xml:space="preserve">), is highly powerful. That is why the </w:t>
+      </w:r>
+      <w:r>
+        <w:t>Buddha</w:t>
+      </w:r>
+      <w:r>
+        <w:t xml:space="preserve"> walked there to give </w:t>
+      </w:r>
+      <w:proofErr w:type="spellStart"/>
+      <w:r>
+        <w:t>Maṭṭakuṇḍalī</w:t>
+      </w:r>
+      <w:proofErr w:type="spellEnd"/>
+      <w:r>
+        <w:t xml:space="preserve"> an opportunity to purify his near-death mind and perform a wholesome deed. But not everyone can perform that feat. Sometimes, due to the sins committed during one's lifetime, a different sign appears, and one is forced to take birth in a bad destination. That archer split the horsehair in that manner because he had put in effort and training for a long time. It is not something that can be done </w:t>
+      </w:r>
+      <w:proofErr w:type="gramStart"/>
+      <w:r>
+        <w:t>all of a sudden</w:t>
+      </w:r>
+      <w:proofErr w:type="gramEnd"/>
+      <w:r>
+        <w:t>.</w:t>
+      </w:r>
+    </w:p>
+    <w:p>
+      <w:r>
+        <w:t xml:space="preserve">So, what we </w:t>
+      </w:r>
+      <w:proofErr w:type="gramStart"/>
+      <w:r>
+        <w:t>have to</w:t>
+      </w:r>
+      <w:proofErr w:type="gramEnd"/>
+      <w:r>
+        <w:t xml:space="preserve"> understand here is that we must not wait until the near-death moment or old age. Thinking of the entirety of life as a single instant, we must constantly strive to generate within ourselves this very mind—a serene mind, a clarified mind, a pure mind, an illuminated mind. For, if those dark phenomena present themselves, we fall into darkness. If we bring forward bright phenomena, we take birth in a good destination. Not only that, </w:t>
+      </w:r>
+      <w:proofErr w:type="gramStart"/>
+      <w:r>
+        <w:t>we can</w:t>
+      </w:r>
+      <w:proofErr w:type="gramEnd"/>
+      <w:r>
+        <w:t xml:space="preserve"> gradually draw closer to *</w:t>
+      </w:r>
+      <w:proofErr w:type="spellStart"/>
+      <w:r>
+        <w:t>Nibbāna</w:t>
+      </w:r>
+      <w:proofErr w:type="spellEnd"/>
+      <w:r>
+        <w:t xml:space="preserve">* (extinguishment). </w:t>
+      </w:r>
+      <w:proofErr w:type="spellStart"/>
+      <w:r>
+        <w:t>Nibbāna</w:t>
+      </w:r>
+      <w:proofErr w:type="spellEnd"/>
+      <w:r>
+        <w:t xml:space="preserve"> means freeing the mind from these dark phenomena of greed, hatred, and delusion.</w:t>
+      </w:r>
+    </w:p>
+    <w:p>
+      <w:r>
+        <w:t>From this, we can understand the value of this instant and that this is something that must be constantly practiced and trained. Just as that archer exerts effort, a Buddhist must always keep watch over the mind. One must examine whether the phenomena arising in this mind are things that lead to the mind's clarity or things that agitate it. Now, regarding the word clarity—here, *</w:t>
+      </w:r>
+      <w:proofErr w:type="spellStart"/>
+      <w:r>
+        <w:t>pasanna</w:t>
+      </w:r>
+      <w:proofErr w:type="spellEnd"/>
+      <w:r>
+        <w:t>* means clarified. What is mentioned here regarding the *</w:t>
+      </w:r>
+      <w:proofErr w:type="spellStart"/>
+      <w:r>
+        <w:t>devaputta</w:t>
+      </w:r>
+      <w:proofErr w:type="spellEnd"/>
+      <w:r>
+        <w:t xml:space="preserve">* </w:t>
+      </w:r>
+      <w:proofErr w:type="spellStart"/>
+      <w:r>
+        <w:t>Maṭṭakuṇḍalī</w:t>
+      </w:r>
+      <w:proofErr w:type="spellEnd"/>
+      <w:r>
+        <w:t xml:space="preserve"> is the benefit of that clarified mind. The value of clarity can be understood: when water flows after </w:t>
+      </w:r>
+      <w:proofErr w:type="gramStart"/>
+      <w:r>
+        <w:t>a rain</w:t>
+      </w:r>
+      <w:proofErr w:type="gramEnd"/>
+      <w:r>
+        <w:t xml:space="preserve">, filled with mud and flowing in an extremely unpleasant manner, what is the state of our mind when we see it? Next, when we look at beautifully clear water, clarified water, our mind becomes clear and peaceful. In the same way, when we bring a sublime object, a supreme object like the </w:t>
+      </w:r>
+      <w:r>
+        <w:t>Buddha</w:t>
+      </w:r>
+      <w:r>
+        <w:t>, into our mind, when we bring it close to our mind, our mind becomes clarified. Therefore, the word *</w:t>
+      </w:r>
+      <w:proofErr w:type="spellStart"/>
+      <w:r>
+        <w:t>pasāda</w:t>
+      </w:r>
+      <w:proofErr w:type="spellEnd"/>
+      <w:r>
+        <w:t xml:space="preserve">* (clarity/joyous confidence) goes </w:t>
+      </w:r>
+      <w:proofErr w:type="gramStart"/>
+      <w:r>
+        <w:t>hand-in-hand</w:t>
+      </w:r>
+      <w:proofErr w:type="gramEnd"/>
+      <w:r>
+        <w:t xml:space="preserve"> with faith (*</w:t>
+      </w:r>
+      <w:proofErr w:type="spellStart"/>
+      <w:r>
+        <w:t>saddhā</w:t>
+      </w:r>
+      <w:proofErr w:type="spellEnd"/>
+      <w:r>
+        <w:t>*). It is said, *</w:t>
+      </w:r>
+      <w:proofErr w:type="spellStart"/>
+      <w:r>
+        <w:t>saddhā-pasāda</w:t>
+      </w:r>
+      <w:proofErr w:type="spellEnd"/>
+      <w:r>
+        <w:t>* (faith and clarity). With faith, clarity follows. From this, we see that faith (*</w:t>
+      </w:r>
+      <w:proofErr w:type="spellStart"/>
+      <w:r>
+        <w:t>saddhā</w:t>
+      </w:r>
+      <w:proofErr w:type="spellEnd"/>
+      <w:r>
+        <w:t>*) in the Triple Gem is an extremely important thing. A mind without faith in the Triple Gem remains darkened by skeptical doubt (*</w:t>
+      </w:r>
+      <w:proofErr w:type="spellStart"/>
+      <w:r>
+        <w:t>vicikicchā</w:t>
+      </w:r>
+      <w:proofErr w:type="spellEnd"/>
+      <w:r>
+        <w:t xml:space="preserve">*), hesitation, and uncertainty. Their minds are just like agitated water, like muddy water. But if someone develops faith in the </w:t>
+      </w:r>
+      <w:r>
+        <w:t>Buddha</w:t>
+      </w:r>
+      <w:r>
+        <w:t>, a great clarity arises in the mind along with it. This is realized by you, devout friends, even in your day-to-day lives.</w:t>
+      </w:r>
+    </w:p>
+    <w:p>
+      <w:r>
+        <w:t>That *</w:t>
+      </w:r>
+      <w:proofErr w:type="spellStart"/>
+      <w:r>
+        <w:t>devaputta</w:t>
+      </w:r>
+      <w:proofErr w:type="spellEnd"/>
+      <w:r>
+        <w:t xml:space="preserve">* </w:t>
+      </w:r>
+      <w:proofErr w:type="spellStart"/>
+      <w:r>
+        <w:t>Maṭṭakuṇḍalī</w:t>
+      </w:r>
+      <w:proofErr w:type="spellEnd"/>
+      <w:r>
+        <w:t xml:space="preserve"> clarified his mind by seeing the physical form, the body, of the </w:t>
+      </w:r>
+      <w:r>
+        <w:t>Buddha</w:t>
+      </w:r>
+      <w:r>
+        <w:t xml:space="preserve">. Although we do not get to see that physical body of the Buddha now, we can see </w:t>
+      </w:r>
+      <w:r>
+        <w:lastRenderedPageBreak/>
+        <w:t>the Dhamma-body (*</w:t>
+      </w:r>
+      <w:proofErr w:type="spellStart"/>
+      <w:r>
+        <w:t>Dhammakāya</w:t>
+      </w:r>
+      <w:proofErr w:type="spellEnd"/>
+      <w:r>
+        <w:t>*). We can see the body of the Buddha’s virtues. Therefore, from this, what we must specifically consider is the value of the meditation on the recollection of the Buddha (*</w:t>
+      </w:r>
+      <w:proofErr w:type="spellStart"/>
+      <w:r>
+        <w:t>Buddhānussati</w:t>
+      </w:r>
+      <w:proofErr w:type="spellEnd"/>
+      <w:r>
+        <w:t xml:space="preserve"> </w:t>
+      </w:r>
+      <w:proofErr w:type="spellStart"/>
+      <w:r>
+        <w:t>bhāvanā</w:t>
+      </w:r>
+      <w:proofErr w:type="spellEnd"/>
+      <w:r>
+        <w:t xml:space="preserve">*). Contemplating the virtues of the Buddha. Through the virtues of the Buddha, we can see the </w:t>
+      </w:r>
+      <w:r>
+        <w:t>Buddha</w:t>
+      </w:r>
+      <w:r>
+        <w:t>. If we contemplate the nine-fold virtues of the Buddha, direct our mind to those virtues like *</w:t>
+      </w:r>
+      <w:proofErr w:type="spellStart"/>
+      <w:r>
+        <w:t>Arahaṁ</w:t>
+      </w:r>
+      <w:proofErr w:type="spellEnd"/>
+      <w:r>
+        <w:t>*, bring to the surface a virtue that suits our mind, and train ourselves to constantly bring to the mind a phrase like "</w:t>
+      </w:r>
+      <w:proofErr w:type="spellStart"/>
+      <w:r>
+        <w:t>Arahaṁ</w:t>
+      </w:r>
+      <w:proofErr w:type="spellEnd"/>
+      <w:r>
+        <w:t xml:space="preserve">, </w:t>
+      </w:r>
+      <w:proofErr w:type="spellStart"/>
+      <w:r>
+        <w:t>Arahaṁ</w:t>
+      </w:r>
+      <w:proofErr w:type="spellEnd"/>
+      <w:r>
+        <w:t xml:space="preserve">, </w:t>
+      </w:r>
+      <w:proofErr w:type="spellStart"/>
+      <w:r>
+        <w:t>Arahaṁ</w:t>
+      </w:r>
+      <w:proofErr w:type="spellEnd"/>
+      <w:r>
+        <w:t>" or "</w:t>
+      </w:r>
+      <w:proofErr w:type="spellStart"/>
+      <w:r>
+        <w:t>Buddho</w:t>
+      </w:r>
+      <w:proofErr w:type="spellEnd"/>
+      <w:r>
+        <w:t>," "</w:t>
+      </w:r>
+      <w:proofErr w:type="spellStart"/>
+      <w:r>
+        <w:t>Sammā</w:t>
+      </w:r>
+      <w:proofErr w:type="spellEnd"/>
+      <w:r>
+        <w:t xml:space="preserve"> Sambuddho," like a meditation, then through that, we can obtain great joyous confidence and an illumination for our daily activities. Now, as expressed in that verse, if with a clarified mind, a serene mind, "*</w:t>
+      </w:r>
+      <w:proofErr w:type="spellStart"/>
+      <w:r>
+        <w:t>bhāsati</w:t>
+      </w:r>
+      <w:proofErr w:type="spellEnd"/>
+      <w:r>
+        <w:t xml:space="preserve"> </w:t>
+      </w:r>
+      <w:proofErr w:type="spellStart"/>
+      <w:r>
+        <w:t>vā</w:t>
+      </w:r>
+      <w:proofErr w:type="spellEnd"/>
+      <w:r>
+        <w:t xml:space="preserve"> </w:t>
+      </w:r>
+      <w:proofErr w:type="spellStart"/>
+      <w:r>
+        <w:t>karoti</w:t>
+      </w:r>
+      <w:proofErr w:type="spellEnd"/>
+      <w:r>
+        <w:t xml:space="preserve"> </w:t>
+      </w:r>
+      <w:proofErr w:type="spellStart"/>
+      <w:r>
+        <w:t>vā</w:t>
+      </w:r>
+      <w:proofErr w:type="spellEnd"/>
+      <w:r>
+        <w:t>*," someone utters a word or performs an action, its pleasant results follow behind him like his shadow. It is this mind of ours that provides illumination to the words we use and the actions we perform. When this mind is clarified, a great light arises in the mind, like a flash of lightning on a pitch-black night.</w:t>
+      </w:r>
+    </w:p>
+    <w:p>
+      <w:r>
+        <w:t>Therefore, to constantly bring to the mind the clarity towards the Triple Gem, one must train in contemplating the Buddha's virtues as *</w:t>
+      </w:r>
+      <w:proofErr w:type="spellStart"/>
+      <w:r>
+        <w:t>Buddhānussati</w:t>
+      </w:r>
+      <w:proofErr w:type="spellEnd"/>
+      <w:r>
+        <w:t xml:space="preserve">* meditation. While traveling in a vehicle, while in a </w:t>
+      </w:r>
+      <w:proofErr w:type="gramStart"/>
+      <w:r>
+        <w:t>city—now</w:t>
+      </w:r>
+      <w:proofErr w:type="gramEnd"/>
+      <w:r>
+        <w:t xml:space="preserve"> there is no telling when the time will come. We must think of every moment now as the near-death moment. Especially when thinking about the present times, some people think of the near-death moment as being eighty or ninety years old, surrounded by children and grandchildren; that is how they imagine the near-death moment. Today, we must step onto the road thinking we are in a near-death situation. Such is the </w:t>
+      </w:r>
+      <w:proofErr w:type="gramStart"/>
+      <w:r>
+        <w:t>state of affairs</w:t>
+      </w:r>
+      <w:proofErr w:type="gramEnd"/>
+      <w:r>
+        <w:t>. Because of that, we must be much more watchful over the mind. If, in a bad moment, when the mind is spoiled, darkened, or muddied, we pass away—if we die suddenly—where will we go and be born? In a dark place. Either in hell, or in the realm of hungry ghosts (*</w:t>
+      </w:r>
+      <w:proofErr w:type="spellStart"/>
+      <w:r>
+        <w:t>petas</w:t>
+      </w:r>
+      <w:proofErr w:type="spellEnd"/>
+      <w:r>
+        <w:t xml:space="preserve">*), or the demon realm. We said, didn't we, that there are two groups called dark phenomena and bright phenomena. There are two factions in this mind. Whatever factions exist in the world, we must be concerned about the factions in this mind, because it is our mind that we carry wherever we go. Therefore, the dark faction in this mind consists of greed, hatred, and delusion. These are the three that appear prominently in this dark faction: greed, hatred, and delusion. There are many auxiliary phenomena related to them. Next, the bright phenomena that aid in reaching </w:t>
+      </w:r>
+      <w:proofErr w:type="spellStart"/>
+      <w:r>
+        <w:t>Nibbāna</w:t>
+      </w:r>
+      <w:proofErr w:type="spellEnd"/>
+      <w:r>
+        <w:t xml:space="preserve"> are non-greed, non-hatred, and non-delusion. At first glance, there seems to be nothing here when we say "non-greed"; what is this non-greed? It is sometimes difficult to conceptualize. Non-greed means abstaining from greed. Abstaining from greed might sometimes be thought of as a trivial thing. This is not a trivial thing. This is called a *</w:t>
+      </w:r>
+      <w:proofErr w:type="spellStart"/>
+      <w:r>
+        <w:t>virati-cetasika</w:t>
+      </w:r>
+      <w:proofErr w:type="spellEnd"/>
+      <w:r>
+        <w:t>* (mental factor of abstinence), the thought of abstaining.</w:t>
+      </w:r>
+    </w:p>
+    <w:p>
+      <w:r>
+        <w:t>This thought regarding abstinence is a very powerful thing. Now, something that mainly supports this is virtue (*</w:t>
+      </w:r>
+      <w:proofErr w:type="spellStart"/>
+      <w:r>
+        <w:t>sīla</w:t>
+      </w:r>
+      <w:proofErr w:type="spellEnd"/>
+      <w:r>
+        <w:t>*), the undertaking of precepts. Taking precepts. At this moment, when you all, to abstain from killing living beings—*</w:t>
+      </w:r>
+      <w:proofErr w:type="spellStart"/>
+      <w:r>
+        <w:t>veramaṇī</w:t>
+      </w:r>
+      <w:proofErr w:type="spellEnd"/>
+      <w:r>
+        <w:t>*—indeed, when taking precepts, the word *</w:t>
+      </w:r>
+      <w:proofErr w:type="spellStart"/>
+      <w:r>
+        <w:t>veramaṇī</w:t>
+      </w:r>
+      <w:proofErr w:type="spellEnd"/>
+      <w:r>
+        <w:t>* must be pronounced well. "*</w:t>
+      </w:r>
+      <w:proofErr w:type="spellStart"/>
+      <w:r>
+        <w:t>Pāṇātipātā</w:t>
+      </w:r>
+      <w:proofErr w:type="spellEnd"/>
+      <w:r>
+        <w:t xml:space="preserve"> </w:t>
+      </w:r>
+      <w:proofErr w:type="spellStart"/>
+      <w:r>
+        <w:t>veramaṇī</w:t>
+      </w:r>
+      <w:proofErr w:type="spellEnd"/>
+      <w:r>
+        <w:t xml:space="preserve"> </w:t>
+      </w:r>
+      <w:proofErr w:type="spellStart"/>
+      <w:r>
+        <w:t>sikkhāpadaṁ</w:t>
+      </w:r>
+      <w:proofErr w:type="spellEnd"/>
+      <w:r>
+        <w:t xml:space="preserve"> </w:t>
+      </w:r>
+      <w:proofErr w:type="spellStart"/>
+      <w:r>
+        <w:t>samādiyāmi</w:t>
+      </w:r>
+      <w:proofErr w:type="spellEnd"/>
+      <w:r>
+        <w:t xml:space="preserve">*," I undertake the training rule to abstain from taking life, from killing living beings. This is a certain promise made to oneself, accepting and putting it into practice. Even though it is uttered in front of the </w:t>
+      </w:r>
+      <w:proofErr w:type="spellStart"/>
+      <w:r>
+        <w:t>Saṅgha</w:t>
+      </w:r>
+      <w:proofErr w:type="spellEnd"/>
+      <w:r>
+        <w:t xml:space="preserve">, this is in fact a promise made to </w:t>
+      </w:r>
+      <w:r>
+        <w:lastRenderedPageBreak/>
+        <w:t xml:space="preserve">oneself. Or rather, one instills in one's mind, "I will spend this day in this manner, based on the practice." Then, for a person who has made up their mind thus, let us say next, an opportunity arises—either for food, for pleasure, or to settle a grudge—where they feel like killing someone or an animal. The moment that thought arises, one </w:t>
+      </w:r>
+      <w:proofErr w:type="gramStart"/>
+      <w:r>
+        <w:t>is able to</w:t>
+      </w:r>
+      <w:proofErr w:type="gramEnd"/>
+      <w:r>
+        <w:t xml:space="preserve"> push it aside through this very non-hatred (*</w:t>
+      </w:r>
+      <w:proofErr w:type="spellStart"/>
+      <w:r>
+        <w:t>adosa</w:t>
+      </w:r>
+      <w:proofErr w:type="spellEnd"/>
+      <w:r>
+        <w:t>*). One brings up loving-kindness, compassion, kindness, non-harming, and recalling the virtue one has undertaken, one abstains from it. To take this as an example: that moment is an extremely valuable moment. The power of being able to detach the mind. That is what is called a *</w:t>
+      </w:r>
+      <w:proofErr w:type="spellStart"/>
+      <w:r>
+        <w:t>virati-cetasika</w:t>
+      </w:r>
+      <w:proofErr w:type="spellEnd"/>
+      <w:r>
+        <w:t>*. It is called *</w:t>
+      </w:r>
+      <w:proofErr w:type="spellStart"/>
+      <w:r>
+        <w:t>sampatta-virati</w:t>
+      </w:r>
+      <w:proofErr w:type="spellEnd"/>
+      <w:r>
+        <w:t xml:space="preserve">* (abstinence upon encountering an opportunity). That means the opportunity to commit a sinful act has come. But one does not do it. One withdraws one's hand. Now, to commit a </w:t>
+      </w:r>
+      <w:proofErr w:type="gramStart"/>
+      <w:r>
+        <w:t>theft—</w:t>
+      </w:r>
+      <w:proofErr w:type="gramEnd"/>
+      <w:r>
+        <w:t xml:space="preserve">one knows it is a highly valuable object belonging to another. It lies in </w:t>
+      </w:r>
+      <w:proofErr w:type="gramStart"/>
+      <w:r>
+        <w:t>front,</w:t>
+      </w:r>
+      <w:proofErr w:type="gramEnd"/>
+      <w:r>
+        <w:t xml:space="preserve"> there is no one around. All one </w:t>
+      </w:r>
+      <w:proofErr w:type="gramStart"/>
+      <w:r>
+        <w:t>has to</w:t>
+      </w:r>
+      <w:proofErr w:type="gramEnd"/>
+      <w:r>
+        <w:t xml:space="preserve"> do is look around, and then slowly stretch out the hand in that direction. But the mind says at that moment, "Do not do that." Why does it think so? Precisely because of having undertaken that virtue: "*</w:t>
+      </w:r>
+      <w:proofErr w:type="spellStart"/>
+      <w:r>
+        <w:t>Adinnādānā</w:t>
+      </w:r>
+      <w:proofErr w:type="spellEnd"/>
+      <w:r>
+        <w:t xml:space="preserve"> </w:t>
+      </w:r>
+      <w:proofErr w:type="spellStart"/>
+      <w:r>
+        <w:t>veramaṇī</w:t>
+      </w:r>
+      <w:proofErr w:type="spellEnd"/>
+      <w:r>
+        <w:t xml:space="preserve"> </w:t>
+      </w:r>
+      <w:proofErr w:type="spellStart"/>
+      <w:r>
+        <w:t>sikkhāpadaṁ</w:t>
+      </w:r>
+      <w:proofErr w:type="spellEnd"/>
+      <w:r>
+        <w:t xml:space="preserve"> </w:t>
+      </w:r>
+      <w:proofErr w:type="spellStart"/>
+      <w:r>
+        <w:t>samādiyāmi</w:t>
+      </w:r>
+      <w:proofErr w:type="spellEnd"/>
+      <w:r>
+        <w:t xml:space="preserve">*." Following this, we see that taking precepts is not a trivial matter. It is not just a mere ritual—nowadays, at every meeting or festival, a taking of precepts is recited to show that one is Buddhist. But when one reflects on its depth, how powerful and important </w:t>
+      </w:r>
+      <w:proofErr w:type="gramStart"/>
+      <w:r>
+        <w:t>is it</w:t>
+      </w:r>
+      <w:proofErr w:type="gramEnd"/>
+      <w:r>
+        <w:t>! It is the first step in our life. In this manner—it is called "by way of substitution of opposites" (*</w:t>
+      </w:r>
+      <w:proofErr w:type="spellStart"/>
+      <w:r>
+        <w:t>tadaṅga-vasena</w:t>
+      </w:r>
+      <w:proofErr w:type="spellEnd"/>
+      <w:r>
+        <w:t xml:space="preserve">*)—the mind is distanced from the defilements. Inserting a wholesome thought for that </w:t>
+      </w:r>
+      <w:proofErr w:type="gramStart"/>
+      <w:r>
+        <w:t>particular moment</w:t>
+      </w:r>
+      <w:proofErr w:type="gramEnd"/>
+      <w:r>
+        <w:t>, the unwholesome thought is pushed away. For this, one must also accumulate wholesome thoughts within oneself. Loving-kindness must be developed to abandon hatred. To abandon greed, generosity—giving, charity, the quality of renunciation—must be developed. To abandon delusion, understanding, wisdom, thinking, thinking wisely, contemplation—wise contemplation to understand the true nature of things—must be used as aids. Therefore, the moment non-greed, non-hatred, and non-delusion are mentioned, it seems as if there is nothing there. But if we analyze and contemplate, what is being spoken of here is the power to subdue and drive back those unwholesome phenomena that come from outside, arriving as guests, arriving as enemies. This is what is meant by abstinence (*</w:t>
+      </w:r>
+      <w:proofErr w:type="spellStart"/>
+      <w:r>
+        <w:t>virati</w:t>
+      </w:r>
+      <w:proofErr w:type="spellEnd"/>
+      <w:r>
+        <w:t>*).</w:t>
+      </w:r>
+    </w:p>
+    <w:p>
+      <w:r>
+        <w:t xml:space="preserve">This is not a feat that can be done </w:t>
+      </w:r>
+      <w:proofErr w:type="gramStart"/>
+      <w:r>
+        <w:t>all of a sudden</w:t>
+      </w:r>
+      <w:proofErr w:type="gramEnd"/>
+      <w:r>
+        <w:t xml:space="preserve">. Therefore, we must constantly develop that mind by way of meditation. The </w:t>
+      </w:r>
+      <w:r>
+        <w:t>Buddha</w:t>
+      </w:r>
+      <w:r>
+        <w:t xml:space="preserve"> too, when speaking of meditation, mentions three words: "*</w:t>
+      </w:r>
+      <w:proofErr w:type="spellStart"/>
+      <w:r>
+        <w:t>āsevati</w:t>
+      </w:r>
+      <w:proofErr w:type="spellEnd"/>
+      <w:r>
+        <w:t xml:space="preserve">, </w:t>
+      </w:r>
+      <w:proofErr w:type="spellStart"/>
+      <w:r>
+        <w:t>bhāveti</w:t>
+      </w:r>
+      <w:proofErr w:type="spellEnd"/>
+      <w:r>
+        <w:t xml:space="preserve">, </w:t>
+      </w:r>
+      <w:proofErr w:type="spellStart"/>
+      <w:r>
+        <w:t>bahulīkaroti</w:t>
+      </w:r>
+      <w:proofErr w:type="spellEnd"/>
+      <w:r>
+        <w:t>*." Frequently associating with some wholesome object. Let us say, if it is *</w:t>
+      </w:r>
+      <w:proofErr w:type="spellStart"/>
+      <w:r>
+        <w:t>Buddhānussati</w:t>
+      </w:r>
+      <w:proofErr w:type="spellEnd"/>
+      <w:r>
+        <w:t>*, one frequently associates with a word like "</w:t>
+      </w:r>
+      <w:proofErr w:type="spellStart"/>
+      <w:r>
+        <w:t>Arahaṁ</w:t>
+      </w:r>
+      <w:proofErr w:type="spellEnd"/>
+      <w:r>
+        <w:t xml:space="preserve">, </w:t>
+      </w:r>
+      <w:proofErr w:type="spellStart"/>
+      <w:r>
+        <w:t>Arahaṁ</w:t>
+      </w:r>
+      <w:proofErr w:type="spellEnd"/>
+      <w:r>
+        <w:t xml:space="preserve">, </w:t>
+      </w:r>
+      <w:proofErr w:type="spellStart"/>
+      <w:r>
+        <w:t>Arahaṁ</w:t>
+      </w:r>
+      <w:proofErr w:type="spellEnd"/>
+      <w:r>
+        <w:t>" or "</w:t>
+      </w:r>
+      <w:proofErr w:type="spellStart"/>
+      <w:r>
+        <w:t>Buddho</w:t>
+      </w:r>
+      <w:proofErr w:type="spellEnd"/>
+      <w:r>
+        <w:t>" like a friend in one's home, constantly bringing it up and living with it—this is *</w:t>
+      </w:r>
+      <w:proofErr w:type="spellStart"/>
+      <w:r>
+        <w:t>āsevati</w:t>
+      </w:r>
+      <w:proofErr w:type="spellEnd"/>
+      <w:r>
+        <w:t>* (associating). *</w:t>
+      </w:r>
+      <w:proofErr w:type="spellStart"/>
+      <w:r>
+        <w:t>Bhāveti</w:t>
+      </w:r>
+      <w:proofErr w:type="spellEnd"/>
+      <w:r>
+        <w:t>* means developing it. Saying it a second time, a greater strength comes to the mind than the first time. Saying that word 'Buddha' ten times, a thousand times, millions and billions of times, the faith (*</w:t>
+      </w:r>
+      <w:proofErr w:type="spellStart"/>
+      <w:r>
+        <w:t>saddhā</w:t>
+      </w:r>
+      <w:proofErr w:type="spellEnd"/>
+      <w:r>
+        <w:t xml:space="preserve">*) towards the Triple Gem develops </w:t>
+      </w:r>
+      <w:proofErr w:type="gramStart"/>
+      <w:r>
+        <w:t>more and more</w:t>
+      </w:r>
+      <w:proofErr w:type="gramEnd"/>
+      <w:r>
+        <w:t xml:space="preserve">. This is not merely reciting it as a mantra. The heart must also function alongside it. </w:t>
+      </w:r>
+      <w:proofErr w:type="gramStart"/>
+      <w:r>
+        <w:t>A clarity</w:t>
+      </w:r>
+      <w:proofErr w:type="gramEnd"/>
+      <w:r>
+        <w:t xml:space="preserve"> must arise in the heart. It is the same with other meditations: if one is developing loving-kindness, words like 'may all beings be well and happy'—in that manner, depending on the meditation object one has chosen, one must constantly associate with it. One must strive to develop the mind through that—meditation (*</w:t>
+      </w:r>
+      <w:proofErr w:type="spellStart"/>
+      <w:r>
+        <w:t>bhāvanā</w:t>
+      </w:r>
+      <w:proofErr w:type="spellEnd"/>
+      <w:r>
+        <w:t>*).</w:t>
+      </w:r>
+    </w:p>
+    <w:p>
+      <w:r>
+        <w:lastRenderedPageBreak/>
+        <w:t>Next, there is the word *</w:t>
+      </w:r>
+      <w:proofErr w:type="spellStart"/>
+      <w:r>
+        <w:t>bahulī-kamma</w:t>
+      </w:r>
+      <w:proofErr w:type="spellEnd"/>
+      <w:r>
+        <w:t>* — *</w:t>
+      </w:r>
+      <w:proofErr w:type="spellStart"/>
+      <w:r>
+        <w:t>bahulīkaroti</w:t>
+      </w:r>
+      <w:proofErr w:type="spellEnd"/>
+      <w:r>
+        <w:t xml:space="preserve">*, making much of it, doing it abundantly. That means not just for a day or two, or for an hour or half an hour, but abundantly. One must exert </w:t>
+      </w:r>
+      <w:proofErr w:type="gramStart"/>
+      <w:r>
+        <w:t>effort</w:t>
+      </w:r>
+      <w:proofErr w:type="gramEnd"/>
+      <w:r>
+        <w:t xml:space="preserve"> oneself. No matter how much work one has in daily life, if someone has understood the value of their mind—we labor so much for this body. To nourish this body, to bathe and wash it, to adorn it, all of this. This 'vile, decaying body that will be left behind.' How much do we care </w:t>
+      </w:r>
+      <w:proofErr w:type="gramStart"/>
+      <w:r>
+        <w:t>for</w:t>
+      </w:r>
+      <w:proofErr w:type="gramEnd"/>
+      <w:r>
+        <w:t xml:space="preserve"> it? Yet, we do not think about the value of the mind even for a very </w:t>
+      </w:r>
+      <w:proofErr w:type="gramStart"/>
+      <w:r>
+        <w:t>brief moment</w:t>
+      </w:r>
+      <w:proofErr w:type="gramEnd"/>
+      <w:r>
+        <w:t xml:space="preserve"> of the day. It is this mind that assists us in escaping from </w:t>
+      </w:r>
+      <w:proofErr w:type="spellStart"/>
+      <w:r>
+        <w:t>Saṁsāra</w:t>
+      </w:r>
+      <w:proofErr w:type="spellEnd"/>
+      <w:r>
+        <w:t xml:space="preserve">, </w:t>
+      </w:r>
+      <w:proofErr w:type="gramStart"/>
+      <w:r>
+        <w:t>and also</w:t>
+      </w:r>
+      <w:proofErr w:type="gramEnd"/>
+      <w:r>
+        <w:t xml:space="preserve"> in securing a happy destination. If one thinks in this way, then one becomes interested in meditation. In the manner described as *</w:t>
+      </w:r>
+      <w:proofErr w:type="spellStart"/>
+      <w:r>
+        <w:t>āsevati</w:t>
+      </w:r>
+      <w:proofErr w:type="spellEnd"/>
+      <w:r>
+        <w:t xml:space="preserve">, </w:t>
+      </w:r>
+      <w:proofErr w:type="spellStart"/>
+      <w:r>
+        <w:t>bhāveti</w:t>
+      </w:r>
+      <w:proofErr w:type="spellEnd"/>
+      <w:r>
+        <w:t xml:space="preserve">, </w:t>
+      </w:r>
+      <w:proofErr w:type="spellStart"/>
+      <w:r>
+        <w:t>bahulīkaroti</w:t>
+      </w:r>
+      <w:proofErr w:type="spellEnd"/>
+      <w:r>
+        <w:t>*, one must constantly bring some wholesome object to the mind and live with it. Even though it might seem difficult and troublesome at the beginning, once it becomes a habit, one can do it effortlessly, without exertion—almost automatically. Now, when wearing a pair of spectacles for the first time, it is a great nuisance. But after a few days, one can work very easily with those spectacles. After some time, one might even look for the spectacles while wearing them on one's face. Why is this? Because to that extent, those spectacles have become a part of one's body.</w:t>
+      </w:r>
+    </w:p>
+    <w:p>
+      <w:r>
+        <w:t>The meditation object is also like that. Then, for the person who has developed *</w:t>
+      </w:r>
+      <w:proofErr w:type="spellStart"/>
+      <w:r>
+        <w:t>Buddhānussati</w:t>
+      </w:r>
+      <w:proofErr w:type="spellEnd"/>
+      <w:r>
+        <w:t>*, when a danger arises—nowadays, people sometimes say "</w:t>
+      </w:r>
+      <w:proofErr w:type="spellStart"/>
+      <w:r>
+        <w:t>Budu</w:t>
+      </w:r>
+      <w:proofErr w:type="spellEnd"/>
+      <w:r>
+        <w:t xml:space="preserve"> Amme" (Oh, Buddha Mother). According to past custom, the word '</w:t>
+      </w:r>
+      <w:proofErr w:type="spellStart"/>
+      <w:r>
+        <w:t>Budu</w:t>
+      </w:r>
+      <w:proofErr w:type="spellEnd"/>
+      <w:r>
+        <w:t>' (Buddha) has become part of our society. But that is not just an automatic exclamation when pain arises. With the entire mind—</w:t>
+      </w:r>
+      <w:proofErr w:type="spellStart"/>
+      <w:r>
+        <w:t>Maṭṭakuṇḍalī</w:t>
+      </w:r>
+      <w:proofErr w:type="spellEnd"/>
+      <w:r>
+        <w:t xml:space="preserve"> obtained that state by clarifying his mind with his entire mind, not by saying it merely as a custom or a mantra. We must contemplate in that manner. One must think of the maximum benefit one can extract from every story and strive to reap it. One must strive to reap the maximum benefit. Now, according to the things stated in this verse, we see that our mind is chief in the words we use and the actions we perform, in everything. That is the uniqueness of the </w:t>
+      </w:r>
+      <w:r>
+        <w:t>Buddha</w:t>
+      </w:r>
+      <w:r>
+        <w:t xml:space="preserve">'s Dhamma. In this era, there are various scientific ways of thinking. They are mostly structured according to wrong views. This is because they give priority to physical things, to external things. Because they are clearly visible and possess beautiful colors, we are deceived by them. But the </w:t>
+      </w:r>
+      <w:r>
+        <w:t>Buddha</w:t>
+      </w:r>
+      <w:r>
+        <w:t xml:space="preserve"> has demonstrated the truth. In this long </w:t>
+      </w:r>
+      <w:proofErr w:type="spellStart"/>
+      <w:r>
+        <w:t>saṁsāric</w:t>
+      </w:r>
+      <w:proofErr w:type="spellEnd"/>
+      <w:r>
+        <w:t xml:space="preserve"> journey of ours, what is chief, what precedes—what assists our actions in becoming good or bad—is this mind that arises within us.</w:t>
+      </w:r>
+    </w:p>
+    <w:p>
+      <w:r>
+        <w:t xml:space="preserve">"*Mano </w:t>
+      </w:r>
+      <w:proofErr w:type="spellStart"/>
+      <w:r>
+        <w:t>pubbaṅgamā</w:t>
+      </w:r>
+      <w:proofErr w:type="spellEnd"/>
+      <w:r>
+        <w:t xml:space="preserve"> </w:t>
+      </w:r>
+      <w:proofErr w:type="spellStart"/>
+      <w:r>
+        <w:t>dhammā</w:t>
+      </w:r>
+      <w:proofErr w:type="spellEnd"/>
+      <w:r>
+        <w:t xml:space="preserve"> — </w:t>
+      </w:r>
+      <w:proofErr w:type="spellStart"/>
+      <w:r>
+        <w:t>manoseṭṭhā</w:t>
+      </w:r>
+      <w:proofErr w:type="spellEnd"/>
+      <w:r>
+        <w:t xml:space="preserve"> </w:t>
+      </w:r>
+      <w:proofErr w:type="spellStart"/>
+      <w:r>
+        <w:t>manomayā</w:t>
+      </w:r>
+      <w:proofErr w:type="spellEnd"/>
+      <w:r>
+        <w:t xml:space="preserve">*." Not only that, </w:t>
+      </w:r>
+      <w:proofErr w:type="gramStart"/>
+      <w:r>
+        <w:t>they are</w:t>
+      </w:r>
+      <w:proofErr w:type="gramEnd"/>
+      <w:r>
+        <w:t xml:space="preserve"> created by that very mind. Now, according to this story, this becomes extremely clear. </w:t>
+      </w:r>
+      <w:proofErr w:type="spellStart"/>
+      <w:r>
+        <w:t>Maṭṭakuṇādalī's</w:t>
+      </w:r>
+      <w:proofErr w:type="spellEnd"/>
+      <w:r>
+        <w:t xml:space="preserve"> celestial body was created by the mind itself. It was visible to humans. It became apparent to the beings present at that time that in his final moments, the Brahmin's son had obtained such a celestial existence with golden ornaments merely by clarifying his mind towards the </w:t>
+      </w:r>
+      <w:r>
+        <w:t>Buddha</w:t>
+      </w:r>
+      <w:r>
+        <w:t>. That is why, through that very faith (*</w:t>
+      </w:r>
+      <w:proofErr w:type="spellStart"/>
+      <w:r>
+        <w:t>saddhā</w:t>
+      </w:r>
+      <w:proofErr w:type="spellEnd"/>
+      <w:r>
+        <w:t>*), other necessary Dhamma qualities accumulated in his mind, and he obtained the realization of the stages of awakening. Therefore, within this narrative, which we might think of as simple, extremely valuable and deep Dhamma is contained.</w:t>
+      </w:r>
+    </w:p>
+    <w:p>
+      <w:r>
+        <w:lastRenderedPageBreak/>
+        <w:t>Thus, creating an opening in the mind at each moment. This is what is done through the practice of virtues such as *</w:t>
+      </w:r>
+      <w:proofErr w:type="spellStart"/>
+      <w:r>
+        <w:t>sīla</w:t>
+      </w:r>
+      <w:proofErr w:type="spellEnd"/>
+      <w:r>
+        <w:t>*. Purifying the mind by way of substitution of opposites (*</w:t>
+      </w:r>
+      <w:proofErr w:type="spellStart"/>
+      <w:r>
+        <w:t>tadaṅga</w:t>
+      </w:r>
+      <w:proofErr w:type="spellEnd"/>
+      <w:r>
+        <w:t>*), or in other words, clarifying it. There are three stages of effort in developing this. It is mentioned in the Dhamma as *</w:t>
+      </w:r>
+      <w:proofErr w:type="spellStart"/>
+      <w:r>
+        <w:t>tadaṅga</w:t>
+      </w:r>
+      <w:proofErr w:type="spellEnd"/>
+      <w:r>
+        <w:t>* (substitution of opposites), *</w:t>
+      </w:r>
+      <w:proofErr w:type="spellStart"/>
+      <w:r>
+        <w:t>vikkhambhana</w:t>
+      </w:r>
+      <w:proofErr w:type="spellEnd"/>
+      <w:r>
+        <w:t>* (suppression), and *</w:t>
+      </w:r>
+      <w:proofErr w:type="spellStart"/>
+      <w:r>
+        <w:t>samuccheda</w:t>
+      </w:r>
+      <w:proofErr w:type="spellEnd"/>
+      <w:r>
+        <w:t xml:space="preserve">* (eradication). Now, what is done through </w:t>
+      </w:r>
+      <w:proofErr w:type="gramStart"/>
+      <w:r>
+        <w:t>virtue—in</w:t>
+      </w:r>
+      <w:proofErr w:type="gramEnd"/>
+      <w:r>
+        <w:t xml:space="preserve"> observing those training rules—is that at each moment, one presents a wholesome thought and drives away the unwholesome. Next, a slightly more established and even more developed stage than that is concentration (*</w:t>
+      </w:r>
+      <w:proofErr w:type="spellStart"/>
+      <w:r>
+        <w:t>samādhi</w:t>
+      </w:r>
+      <w:proofErr w:type="spellEnd"/>
+      <w:r>
+        <w:t>*). This too, in this manner, if one develops meditation through *</w:t>
+      </w:r>
+      <w:proofErr w:type="spellStart"/>
+      <w:r>
+        <w:t>Buddhānussati</w:t>
+      </w:r>
+      <w:proofErr w:type="spellEnd"/>
+      <w:r>
+        <w:t>* etc., and controls the wandering mind, the mind that runs after various objects, through a suitable meditation subject—such as the phrase "may all beings be well and happy" or through a meditation subject like "</w:t>
+      </w:r>
+      <w:proofErr w:type="spellStart"/>
+      <w:r>
+        <w:t>Buddho</w:t>
+      </w:r>
+      <w:proofErr w:type="spellEnd"/>
+      <w:r>
+        <w:t>" or "</w:t>
+      </w:r>
+      <w:proofErr w:type="spellStart"/>
+      <w:r>
+        <w:t>Arahaṁ</w:t>
+      </w:r>
+      <w:proofErr w:type="spellEnd"/>
+      <w:r>
+        <w:t>"—after some time, the mind settles down. This settling down is called concentration (*</w:t>
+      </w:r>
+      <w:proofErr w:type="spellStart"/>
+      <w:r>
+        <w:t>samādhi</w:t>
+      </w:r>
+      <w:proofErr w:type="spellEnd"/>
+      <w:r>
+        <w:t>*). The phenomena that darken the mind are referred to in the Dhamma as hindrances (*</w:t>
+      </w:r>
+      <w:proofErr w:type="spellStart"/>
+      <w:r>
+        <w:t>nīvaraṇas</w:t>
+      </w:r>
+      <w:proofErr w:type="spellEnd"/>
+      <w:r>
+        <w:t>*). Sensual thoughts, angry thoughts, sloth and torpor, and various other regrets, restlessness, and doubt—when all these are suppressed, just as mud settles and the water in a lake becomes clear, a clarified state of mind arises. That is called concentration (*</w:t>
+      </w:r>
+      <w:proofErr w:type="spellStart"/>
+      <w:r>
+        <w:t>samādhi</w:t>
+      </w:r>
+      <w:proofErr w:type="spellEnd"/>
+      <w:r>
+        <w:t xml:space="preserve">*). This too is a state one can experience through a </w:t>
+      </w:r>
+      <w:proofErr w:type="gramStart"/>
+      <w:r>
+        <w:t>meditation subject</w:t>
+      </w:r>
+      <w:proofErr w:type="gramEnd"/>
+      <w:r>
+        <w:t>; it is a very special state where the mind's clarity is far greater than before.</w:t>
+      </w:r>
+    </w:p>
+    <w:p>
+      <w:r>
+        <w:t>Next, finally, the stage that goes even deeper is called eradication (*</w:t>
+      </w:r>
+      <w:proofErr w:type="spellStart"/>
+      <w:r>
+        <w:t>samuccheda</w:t>
+      </w:r>
+      <w:proofErr w:type="spellEnd"/>
+      <w:r>
+        <w:t>*). Deep within the mind lie the grave defilements known as *</w:t>
+      </w:r>
+      <w:proofErr w:type="spellStart"/>
+      <w:r>
+        <w:t>anusaya</w:t>
+      </w:r>
+      <w:proofErr w:type="spellEnd"/>
+      <w:r>
+        <w:t xml:space="preserve">* (underlying tendencies) carried along throughout </w:t>
+      </w:r>
+      <w:proofErr w:type="spellStart"/>
+      <w:r>
+        <w:t>Saṁsāra</w:t>
+      </w:r>
+      <w:proofErr w:type="spellEnd"/>
+      <w:r>
+        <w:t>. They remain suppressed. To dry them up, to eliminate them, one must develop wisdom (*</w:t>
+      </w:r>
+      <w:proofErr w:type="spellStart"/>
+      <w:r>
+        <w:t>paññā</w:t>
+      </w:r>
+      <w:proofErr w:type="spellEnd"/>
+      <w:r>
+        <w:t>*). Contemplating this entire body, this life, in terms of *</w:t>
+      </w:r>
+      <w:proofErr w:type="spellStart"/>
+      <w:r>
+        <w:t>anicca</w:t>
+      </w:r>
+      <w:proofErr w:type="spellEnd"/>
+      <w:r>
+        <w:t>* (impermanent), *dukkha* (suffering), and *</w:t>
+      </w:r>
+      <w:proofErr w:type="spellStart"/>
+      <w:r>
+        <w:t>anattā</w:t>
+      </w:r>
+      <w:proofErr w:type="spellEnd"/>
+      <w:r>
+        <w:t>* (not-self), and developing insight (*</w:t>
+      </w:r>
+      <w:proofErr w:type="spellStart"/>
+      <w:r>
+        <w:t>vipassanā</w:t>
+      </w:r>
+      <w:proofErr w:type="spellEnd"/>
+      <w:r>
+        <w:t xml:space="preserve">*), at a certain point the mind becomes illuminated. It is illuminated by wisdom. The phenomena that support this, as stated in the </w:t>
+      </w:r>
+      <w:proofErr w:type="spellStart"/>
+      <w:r>
+        <w:t>Satipaṭṭhāna</w:t>
+      </w:r>
+      <w:proofErr w:type="spellEnd"/>
+      <w:r>
+        <w:t xml:space="preserve"> Sutta, are mindfulness and clear comprehension (*sati-</w:t>
+      </w:r>
+      <w:proofErr w:type="spellStart"/>
+      <w:r>
+        <w:t>sampajañña</w:t>
+      </w:r>
+      <w:proofErr w:type="spellEnd"/>
+      <w:r>
+        <w:t>*), the development of mindfulness, and *</w:t>
+      </w:r>
+      <w:proofErr w:type="spellStart"/>
+      <w:r>
+        <w:t>yoniso</w:t>
+      </w:r>
+      <w:proofErr w:type="spellEnd"/>
+      <w:r>
+        <w:t xml:space="preserve"> </w:t>
+      </w:r>
+      <w:proofErr w:type="spellStart"/>
+      <w:r>
+        <w:t>manasikāra</w:t>
+      </w:r>
+      <w:proofErr w:type="spellEnd"/>
+      <w:r>
+        <w:t>* (wise attention). Contemplating in that manner and developing meditation so that wisdom grows, developing the three characteristics of *</w:t>
+      </w:r>
+      <w:proofErr w:type="spellStart"/>
+      <w:r>
+        <w:t>anicca</w:t>
+      </w:r>
+      <w:proofErr w:type="spellEnd"/>
+      <w:r>
+        <w:t>*, *dukkha*, and *</w:t>
+      </w:r>
+      <w:proofErr w:type="spellStart"/>
+      <w:r>
+        <w:t>anattā</w:t>
+      </w:r>
+      <w:proofErr w:type="spellEnd"/>
+      <w:r>
+        <w:t xml:space="preserve">*, then at the moment of realizing the stages of awakening, through insight-wisdom, one is able to generate from within the mind itself the power to destroy even the bottom-most layer of those unwholesome defilements that we have carried along throughout </w:t>
+      </w:r>
+      <w:proofErr w:type="spellStart"/>
+      <w:r>
+        <w:t>Saṁsāra</w:t>
+      </w:r>
+      <w:proofErr w:type="spellEnd"/>
+      <w:r>
+        <w:t>.</w:t>
+      </w:r>
+    </w:p>
+    <w:p>
+      <w:r>
+        <w:t>Therefore, *</w:t>
+      </w:r>
+      <w:proofErr w:type="spellStart"/>
+      <w:r>
+        <w:t>sīla</w:t>
+      </w:r>
+      <w:proofErr w:type="spellEnd"/>
+      <w:r>
+        <w:t>*, *</w:t>
+      </w:r>
+      <w:proofErr w:type="spellStart"/>
+      <w:r>
+        <w:t>samādhi</w:t>
+      </w:r>
+      <w:proofErr w:type="spellEnd"/>
+      <w:r>
+        <w:t>*, and *</w:t>
+      </w:r>
+      <w:proofErr w:type="spellStart"/>
+      <w:r>
+        <w:t>paññā</w:t>
+      </w:r>
+      <w:proofErr w:type="spellEnd"/>
+      <w:r>
+        <w:t>* (virtue, concentration, and wisdom) are indeed the Dispensation (*</w:t>
+      </w:r>
+      <w:proofErr w:type="spellStart"/>
+      <w:r>
+        <w:t>Sāsana</w:t>
+      </w:r>
+      <w:proofErr w:type="spellEnd"/>
+      <w:r>
+        <w:t>*); this is what belongs to us. Many people explain the Buddha Dispensation in various ways. But the Buddha Dispensation is in fact the cultivation of *</w:t>
+      </w:r>
+      <w:proofErr w:type="spellStart"/>
+      <w:r>
+        <w:t>sīla</w:t>
+      </w:r>
+      <w:proofErr w:type="spellEnd"/>
+      <w:r>
+        <w:t>*, *</w:t>
+      </w:r>
+      <w:proofErr w:type="spellStart"/>
+      <w:r>
+        <w:t>samādhi</w:t>
+      </w:r>
+      <w:proofErr w:type="spellEnd"/>
+      <w:r>
+        <w:t>*, and *</w:t>
+      </w:r>
+      <w:proofErr w:type="spellStart"/>
+      <w:r>
+        <w:t>paññā</w:t>
+      </w:r>
+      <w:proofErr w:type="spellEnd"/>
+      <w:r>
+        <w:t xml:space="preserve">* within one's own mind-stream. What supports this, the first necessary factor, is our understanding of the value of this mind of ours—that the mind precedes everything, that the mind is supreme, and that these are created by the mind. Regarding those celestial existences, it is extremely obvious how they are created by the mind itself. Let alone that, though we do not think about it daily, let us consider a potter who makes something like a pot; he molds the pot from that lump of clay according to a </w:t>
+      </w:r>
+      <w:r>
+        <w:lastRenderedPageBreak/>
+        <w:t xml:space="preserve">certain mental image or plan of the pot. Likewise, if someone has manufactured anything that lies before us, the perception regarding that manufacturing arises first in the mind. A plan arises. It is the same when building a building. Where did this plan </w:t>
+      </w:r>
+      <w:proofErr w:type="gramStart"/>
+      <w:r>
+        <w:t>arise</w:t>
+      </w:r>
+      <w:proofErr w:type="gramEnd"/>
+      <w:r>
+        <w:t>? In the mind. After it emerges as a form supported by the four great elements (*</w:t>
+      </w:r>
+      <w:proofErr w:type="spellStart"/>
+      <w:r>
+        <w:t>cattāro</w:t>
+      </w:r>
+      <w:proofErr w:type="spellEnd"/>
+      <w:r>
+        <w:t xml:space="preserve"> </w:t>
+      </w:r>
+      <w:proofErr w:type="spellStart"/>
+      <w:r>
+        <w:t>mahābhūtā</w:t>
+      </w:r>
+      <w:proofErr w:type="spellEnd"/>
+      <w:r>
+        <w:t xml:space="preserve">*)—earth, water, fire, and wind—then people are deceived by it. Humans think, "This is </w:t>
+      </w:r>
+      <w:proofErr w:type="gramStart"/>
+      <w:r>
+        <w:t>the</w:t>
+      </w:r>
+      <w:proofErr w:type="gramEnd"/>
+      <w:r>
+        <w:t xml:space="preserve"> great thing." But many do not contemplate the plan underlying it. What the </w:t>
+      </w:r>
+      <w:r>
+        <w:t>Buddha</w:t>
+      </w:r>
+      <w:r>
+        <w:t xml:space="preserve"> did was remind the world of this very fact. It is through that itself that one can escape from </w:t>
+      </w:r>
+      <w:proofErr w:type="spellStart"/>
+      <w:r>
+        <w:t>Saṁsāra</w:t>
+      </w:r>
+      <w:proofErr w:type="spellEnd"/>
+      <w:r>
+        <w:t>. Therefore, one must contemplate with wisdom. This is what is called right view (*</w:t>
+      </w:r>
+      <w:proofErr w:type="spellStart"/>
+      <w:r>
+        <w:t>sammā-diṭṭhi</w:t>
+      </w:r>
+      <w:proofErr w:type="spellEnd"/>
+      <w:r>
+        <w:t>*). Wrong view (*</w:t>
+      </w:r>
+      <w:proofErr w:type="spellStart"/>
+      <w:r>
+        <w:t>micchā-diṭṭhi</w:t>
+      </w:r>
+      <w:proofErr w:type="spellEnd"/>
+      <w:r>
+        <w:t xml:space="preserve">*) means giving priority to unsuitable things, inappropriate things, or incorrect things. Right view, the correct vision, means bringing to the surface those Dhamma qualities that help us escape from the *Dukkha* of </w:t>
+      </w:r>
+      <w:proofErr w:type="spellStart"/>
+      <w:r>
+        <w:t>Saṁsāra</w:t>
+      </w:r>
+      <w:proofErr w:type="spellEnd"/>
+      <w:r>
+        <w:t xml:space="preserve">, in the manner declared by the </w:t>
+      </w:r>
+      <w:r>
+        <w:t>Buddha</w:t>
+      </w:r>
+      <w:r>
+        <w:t>.</w:t>
+      </w:r>
+    </w:p>
+    <w:p>
+      <w:r>
+        <w:t xml:space="preserve">Therefore, we must reflect according to this Dhamma verse. We must reflect on our own lives—regardless of age. "How am I leading my life? Is it according to what the world says, in the way society goes, or is it in the way shown by the </w:t>
+      </w:r>
+      <w:r>
+        <w:t>Buddha</w:t>
+      </w:r>
+      <w:r>
+        <w:t>?" Reflecting in this manner, one must prepare a plan necessary for daily life. Within this plan, there must be a place for virtue (*</w:t>
+      </w:r>
+      <w:proofErr w:type="spellStart"/>
+      <w:r>
+        <w:t>sīla</w:t>
+      </w:r>
+      <w:proofErr w:type="spellEnd"/>
+      <w:r>
+        <w:t>*). There must be a place for concentration (*</w:t>
+      </w:r>
+      <w:proofErr w:type="spellStart"/>
+      <w:r>
+        <w:t>samādhi</w:t>
+      </w:r>
+      <w:proofErr w:type="spellEnd"/>
+      <w:r>
+        <w:t>*). There must be a place for wisdom (*</w:t>
+      </w:r>
+      <w:proofErr w:type="spellStart"/>
+      <w:r>
+        <w:t>paññā</w:t>
+      </w:r>
+      <w:proofErr w:type="spellEnd"/>
+      <w:r>
+        <w:t>*). A 'place' means understanding their values and spending one's daily life in a manner that brings them to the surface. Just now, you undertook the *</w:t>
+      </w:r>
+      <w:proofErr w:type="spellStart"/>
+      <w:r>
+        <w:t>ājīva-aṭṭhamaka-sīla</w:t>
+      </w:r>
+      <w:proofErr w:type="spellEnd"/>
+      <w:r>
+        <w:t>* (precepts with livelihood as the eighth). Through that, you, devout friends, can free the mind by way of substitution of opposites (*</w:t>
+      </w:r>
+      <w:proofErr w:type="spellStart"/>
+      <w:r>
+        <w:t>tadaṅga</w:t>
+      </w:r>
+      <w:proofErr w:type="spellEnd"/>
+      <w:r>
+        <w:t xml:space="preserve">*). Like the archer splitting the horsehair by the flash of lightning, during those small, brief moments when unwholesome thoughts arise—when thoughts of committing a sin occur—you bring forward your virtue and drive them away. Next, if someone has developed the power of concentration, they can experience the clarity, serenity, and light of their mind for an even longer period. Then, through the realization of the stages of awakening—the realization of Stream-entry, Once-returning, Non-returning, and </w:t>
+      </w:r>
+      <w:proofErr w:type="spellStart"/>
+      <w:r>
+        <w:t>Arahantship</w:t>
+      </w:r>
+      <w:proofErr w:type="spellEnd"/>
+      <w:r>
+        <w:t>—if someone develops wisdom and insight-knowledges (*</w:t>
+      </w:r>
+      <w:proofErr w:type="spellStart"/>
+      <w:r>
+        <w:t>vipassanā-ñāṇa</w:t>
+      </w:r>
+      <w:proofErr w:type="spellEnd"/>
+      <w:r>
+        <w:t xml:space="preserve">*) and obtains liberation from </w:t>
+      </w:r>
+      <w:proofErr w:type="spellStart"/>
+      <w:r>
+        <w:t>Saṁsāra</w:t>
+      </w:r>
+      <w:proofErr w:type="spellEnd"/>
+      <w:r>
+        <w:t>, they are able to experience the most valuable state in the world, the most purified state of their mind.</w:t>
+      </w:r>
+    </w:p>
+    <w:p>
+      <w:r>
+        <w:t xml:space="preserve">Therefore, you must think of utilizing this Dispensation of the </w:t>
+      </w:r>
+      <w:proofErr w:type="gramStart"/>
+      <w:r>
+        <w:t>fully</w:t>
+      </w:r>
+      <w:proofErr w:type="gramEnd"/>
+      <w:r>
+        <w:t xml:space="preserve"> Awakened One, utilizing the human existence we have obtained. This is something extremely rare; even deities sometimes say that this human existence, this human world, is the best place to realize </w:t>
+      </w:r>
+      <w:proofErr w:type="spellStart"/>
+      <w:r>
+        <w:t>Nibbāna</w:t>
+      </w:r>
+      <w:proofErr w:type="spellEnd"/>
+      <w:r>
+        <w:t xml:space="preserve">. Though it is a brief, short period of time, if we utilize this period correctly, this human mind can be elevated to the highest state. That is why Buddhas are born only in the human world. That is why a Buddha appears only in the human world. Thinking in that manner, one must utilize the opportunity obtained. From every Dhamma sermon, one must extract some </w:t>
+      </w:r>
+      <w:proofErr w:type="gramStart"/>
+      <w:r>
+        <w:t>example</w:t>
+      </w:r>
+      <w:proofErr w:type="gramEnd"/>
+      <w:r>
+        <w:t xml:space="preserve"> for one's life. Regarding the defilements, the *</w:t>
+      </w:r>
+      <w:proofErr w:type="spellStart"/>
+      <w:r>
+        <w:t>kilesas</w:t>
+      </w:r>
+      <w:proofErr w:type="spellEnd"/>
+      <w:r>
+        <w:t xml:space="preserve">* that arise in the mind, one must consider them as dark and, </w:t>
+      </w:r>
+      <w:proofErr w:type="gramStart"/>
+      <w:r>
+        <w:t>in order to</w:t>
+      </w:r>
+      <w:proofErr w:type="gramEnd"/>
+      <w:r>
+        <w:t xml:space="preserve"> banish them, develop those wholesome phenomena called *</w:t>
+      </w:r>
+      <w:proofErr w:type="spellStart"/>
+      <w:r>
+        <w:t>sukka</w:t>
+      </w:r>
+      <w:proofErr w:type="spellEnd"/>
+      <w:r>
+        <w:t xml:space="preserve">-dhamma* within the mind—generosity, loving-kindness, wisdom, and the realization of the Dhamma. At this moment, even </w:t>
+      </w:r>
+      <w:proofErr w:type="spellStart"/>
+      <w:r>
+        <w:t>through</w:t>
+      </w:r>
+      <w:proofErr w:type="spellEnd"/>
+      <w:r>
+        <w:t xml:space="preserve"> listening to the Dhamma, one can clarify the mind. For, through the Dhamma we see the </w:t>
+      </w:r>
+      <w:r>
+        <w:lastRenderedPageBreak/>
+        <w:t>Buddha</w:t>
+      </w:r>
+      <w:r>
+        <w:t xml:space="preserve">; when listening to the Dhamma, the doubts and anxieties in one's mind are removed, hesitations disappear, and a clarity of mind arises. Clarity of mind is extremely necessary. It is through that alone that the true nature of the world is seen. When the mind is darkened, when it is darkened by delusion, the true nature is not visible. Consequently, one's words become wrong, and both words and actions incline towards the unwholesome, towards sin. Therefore, this </w:t>
+      </w:r>
+      <w:proofErr w:type="spellStart"/>
+      <w:r>
+        <w:t>Saṁsāra</w:t>
+      </w:r>
+      <w:proofErr w:type="spellEnd"/>
+      <w:r>
+        <w:t xml:space="preserve"> is generally a journey heavily inclined towards defilements, heavily inclined towards darkness. To step away from this, one must generate </w:t>
+      </w:r>
+      <w:proofErr w:type="gramStart"/>
+      <w:r>
+        <w:t>a great</w:t>
+      </w:r>
+      <w:proofErr w:type="gramEnd"/>
+      <w:r>
+        <w:t xml:space="preserve"> power.</w:t>
+      </w:r>
+    </w:p>
+    <w:p>
+      <w:r>
+        <w:t>In fact, when we consider the meanings of the two words *</w:t>
+      </w:r>
+      <w:proofErr w:type="spellStart"/>
+      <w:r>
+        <w:t>kusala</w:t>
+      </w:r>
+      <w:proofErr w:type="spellEnd"/>
+      <w:r>
+        <w:t>* and *</w:t>
+      </w:r>
+      <w:proofErr w:type="spellStart"/>
+      <w:r>
+        <w:t>akusala</w:t>
+      </w:r>
+      <w:proofErr w:type="spellEnd"/>
+      <w:r>
+        <w:t>*: *</w:t>
+      </w:r>
+      <w:proofErr w:type="spellStart"/>
+      <w:r>
+        <w:t>kusala</w:t>
+      </w:r>
+      <w:proofErr w:type="spellEnd"/>
+      <w:r>
+        <w:t>* means being skillful, and *</w:t>
+      </w:r>
+      <w:proofErr w:type="spellStart"/>
+      <w:r>
+        <w:t>akusala</w:t>
+      </w:r>
+      <w:proofErr w:type="spellEnd"/>
+      <w:r>
+        <w:t xml:space="preserve">* means being unskillful. In this </w:t>
+      </w:r>
+      <w:proofErr w:type="spellStart"/>
+      <w:r>
+        <w:t>saṁsāric</w:t>
+      </w:r>
+      <w:proofErr w:type="spellEnd"/>
+      <w:r>
+        <w:t xml:space="preserve"> journey, inclining towards hell is unskillfulness, while inclining towards happy destinations is skillfulness. Furthermore, having to continue in this </w:t>
+      </w:r>
+      <w:proofErr w:type="spellStart"/>
+      <w:r>
+        <w:t>Saṁsāra</w:t>
+      </w:r>
+      <w:proofErr w:type="spellEnd"/>
+      <w:r>
+        <w:t xml:space="preserve"> is unskillfulness, while quickly putting an end to </w:t>
+      </w:r>
+      <w:proofErr w:type="spellStart"/>
+      <w:r>
+        <w:t>saṁsāric</w:t>
+      </w:r>
+      <w:proofErr w:type="spellEnd"/>
+      <w:r>
+        <w:t xml:space="preserve"> *Dukkha* is skillfulness. When we contemplate in this way, what we call mundane and supramundane *</w:t>
+      </w:r>
+      <w:proofErr w:type="spellStart"/>
+      <w:proofErr w:type="gramStart"/>
+      <w:r>
+        <w:t>kusala</w:t>
+      </w:r>
+      <w:proofErr w:type="spellEnd"/>
+      <w:r>
+        <w:t>*—</w:t>
+      </w:r>
+      <w:proofErr w:type="gramEnd"/>
+      <w:r>
+        <w:t>this *</w:t>
+      </w:r>
+      <w:proofErr w:type="spellStart"/>
+      <w:r>
+        <w:t>kusala</w:t>
+      </w:r>
+      <w:proofErr w:type="spellEnd"/>
+      <w:r>
+        <w:t>* means skillfulness, skillfulness. This skillfulness is not something that can be achieved all at once like that archer. This must be developed over a long period. Therefore, from today itself, one must strive at every moment, without thinking "there is no time." In daily life, people say they have no time. But there is a lot of time that everyone wastes. This can be clearly recognized—though perhaps not heard in Dhamma sermons, there is a word often heard in society: "</w:t>
+      </w:r>
+      <w:proofErr w:type="spellStart"/>
+      <w:r>
+        <w:t>rastiyādu</w:t>
+      </w:r>
+      <w:proofErr w:type="spellEnd"/>
+      <w:r>
+        <w:t xml:space="preserve"> </w:t>
+      </w:r>
+      <w:proofErr w:type="spellStart"/>
+      <w:r>
+        <w:t>venavā</w:t>
+      </w:r>
+      <w:proofErr w:type="spellEnd"/>
+      <w:r>
+        <w:t>" (loitering or wasting time / being held up). Wasting time in this way is a moment when rust accumulates on the mind, a moment when the mind becomes dark. In daily life, we often hear of such moments of being held up: "I went to such-and-such an office and got held up there." Being held up on the road. This is an extremely good opportunity to bring forward one's accustomed meditation subject. Let us think of the Buddha-gem—like taking out a gem from one's pocket and looking at it with joy—in such moments, taking out that Buddha-gem, the supreme gem in the world spoken of here, in a way invisible to others (not because they will steal it, as it is of no use to them anyway), but bringing up that Buddha-gem: "</w:t>
+      </w:r>
+      <w:proofErr w:type="spellStart"/>
+      <w:r>
+        <w:t>Buddho</w:t>
+      </w:r>
+      <w:proofErr w:type="spellEnd"/>
+      <w:r>
+        <w:t xml:space="preserve">, </w:t>
+      </w:r>
+      <w:proofErr w:type="spellStart"/>
+      <w:r>
+        <w:t>Buddho</w:t>
+      </w:r>
+      <w:proofErr w:type="spellEnd"/>
+      <w:r>
+        <w:t xml:space="preserve">, </w:t>
+      </w:r>
+      <w:proofErr w:type="spellStart"/>
+      <w:r>
+        <w:t>Buddho</w:t>
+      </w:r>
+      <w:proofErr w:type="spellEnd"/>
+      <w:r>
+        <w:t>" or "</w:t>
+      </w:r>
+      <w:proofErr w:type="spellStart"/>
+      <w:r>
+        <w:t>Arahaṁ</w:t>
+      </w:r>
+      <w:proofErr w:type="spellEnd"/>
+      <w:r>
+        <w:t xml:space="preserve">, </w:t>
+      </w:r>
+      <w:proofErr w:type="spellStart"/>
+      <w:r>
+        <w:t>Arahaṁ</w:t>
+      </w:r>
+      <w:proofErr w:type="spellEnd"/>
+      <w:r>
+        <w:t xml:space="preserve">, </w:t>
+      </w:r>
+      <w:proofErr w:type="spellStart"/>
+      <w:r>
+        <w:t>Arahaṁ</w:t>
+      </w:r>
+      <w:proofErr w:type="spellEnd"/>
+      <w:r>
+        <w:t xml:space="preserve">." Then, they </w:t>
+      </w:r>
+      <w:proofErr w:type="gramStart"/>
+      <w:r>
+        <w:t>have utilized</w:t>
+      </w:r>
+      <w:proofErr w:type="gramEnd"/>
+      <w:r>
+        <w:t xml:space="preserve"> that time spent waiting. Or else, "may all beings be well and happy"—some meditation subject they have taken up. Or else, focusing on one's inhalation and exhalation, which is called mindfulness of breathing (*</w:t>
+      </w:r>
+      <w:proofErr w:type="spellStart"/>
+      <w:r>
+        <w:t>ānāpānasati</w:t>
+      </w:r>
+      <w:proofErr w:type="spellEnd"/>
+      <w:r>
+        <w:t xml:space="preserve">*). If those moments of being held up or wasted time are utilized, that person, without even realizing it, becomes a meditator. In the end, almost without realizing it—we say "without even realizing it" because the way this mind functions </w:t>
+      </w:r>
+      <w:proofErr w:type="gramStart"/>
+      <w:r>
+        <w:t>is</w:t>
+      </w:r>
+      <w:proofErr w:type="gramEnd"/>
+      <w:r>
+        <w:t xml:space="preserve"> so wondrous—if the mind has matured, even in unexpected moments, they might even realize the stages of awakening.</w:t>
+      </w:r>
+    </w:p>
+    <w:p>
+      <w:r>
+        <w:t xml:space="preserve">Sometimes, the saying that in the past, while the </w:t>
+      </w:r>
+      <w:r>
+        <w:t>Buddha</w:t>
+      </w:r>
+      <w:r>
+        <w:t xml:space="preserve"> was preaching the Dhamma, someone became an Arahant or a Stream-enterer right during the sermon, is misunderstood by intellectualized scholars of this era. They think, "We can also do it that way." It was only those minds that had practiced and trained in those virtues under Buddhas or within Dispensations for a long period in </w:t>
+      </w:r>
+      <w:proofErr w:type="spellStart"/>
+      <w:r>
+        <w:t>Saṁsāra</w:t>
+      </w:r>
+      <w:proofErr w:type="spellEnd"/>
+      <w:r>
+        <w:t xml:space="preserve">, elevating them to a high level so that only a tiny spark was needed, that were able to realize the stages of awakening so quickly. One must not think that everyone is like that. But the lesson we must draw from it is: if someone </w:t>
+      </w:r>
+      <w:r>
+        <w:lastRenderedPageBreak/>
+        <w:t xml:space="preserve">wishes to obtain such a state in </w:t>
+      </w:r>
+      <w:proofErr w:type="gramStart"/>
+      <w:r>
+        <w:t>a brief moment</w:t>
+      </w:r>
+      <w:proofErr w:type="gramEnd"/>
+      <w:r>
+        <w:t>, it must be practiced over a long period. It must be trained. One must strive to create opportunities for that within one's own life.</w:t>
+      </w:r>
+    </w:p>
+    <w:p>
+      <w:r>
+        <w:t xml:space="preserve">Today, on this valuable </w:t>
+      </w:r>
+      <w:proofErr w:type="spellStart"/>
+      <w:r>
+        <w:t>Uposatha</w:t>
+      </w:r>
+      <w:proofErr w:type="spellEnd"/>
+      <w:r>
+        <w:t xml:space="preserve"> day, you, devout friends, undertook the valuable *</w:t>
+      </w:r>
+      <w:proofErr w:type="spellStart"/>
+      <w:r>
+        <w:t>ājīva-aṭṭhamaka-sīla</w:t>
+      </w:r>
+      <w:proofErr w:type="spellEnd"/>
+      <w:r>
+        <w:t>*. If it is not treated as a mere ritual, but by reflecting on each precept—this virtue (*</w:t>
+      </w:r>
+      <w:proofErr w:type="spellStart"/>
+      <w:r>
+        <w:t>sīla</w:t>
+      </w:r>
+      <w:proofErr w:type="spellEnd"/>
+      <w:r>
+        <w:t>*) is a certain code of conduct regarding the control of body and speech. To protect it, the mind must assist. The mind assists precisely through that mind of abstinence, described as the *</w:t>
+      </w:r>
+      <w:proofErr w:type="spellStart"/>
+      <w:r>
+        <w:t>virati-cetasika</w:t>
+      </w:r>
+      <w:proofErr w:type="spellEnd"/>
+      <w:r>
+        <w:t xml:space="preserve">*. One must bring forward the thought of abstaining from the things mentioned. Saying "do not do these things" is easier. That is why the </w:t>
+      </w:r>
+      <w:r>
+        <w:t>Buddha</w:t>
+      </w:r>
+      <w:r>
+        <w:t xml:space="preserve"> has used the word *</w:t>
+      </w:r>
+      <w:proofErr w:type="spellStart"/>
+      <w:r>
+        <w:t>veramaṇī</w:t>
+      </w:r>
+      <w:proofErr w:type="spellEnd"/>
+      <w:r>
+        <w:t>* (abstaining) in these virtues. Scholars sometimes think there is nothing in this. This is precisely where something exists. Therefore, regarding this *</w:t>
+      </w:r>
+      <w:proofErr w:type="spellStart"/>
+      <w:r>
+        <w:t>ājīva-aṭṭhamaka-sīla</w:t>
+      </w:r>
+      <w:proofErr w:type="spellEnd"/>
+      <w:r>
+        <w:t xml:space="preserve">*—if one directs the mind well </w:t>
+      </w:r>
+      <w:proofErr w:type="gramStart"/>
+      <w:r>
+        <w:t>at the moment</w:t>
+      </w:r>
+      <w:proofErr w:type="gramEnd"/>
+      <w:r>
+        <w:t xml:space="preserve"> of undertaking this virtue, that moment too is an instance where a great opening occurs in the mind. One establishes a determination in the mind: "I have done </w:t>
+      </w:r>
+      <w:proofErr w:type="gramStart"/>
+      <w:r>
+        <w:t>such-and-such</w:t>
+      </w:r>
+      <w:proofErr w:type="gramEnd"/>
+      <w:r>
+        <w:t xml:space="preserve"> things. Hereafter, I will not do them." This is a great thing. If that determination is made in the morning, and if one </w:t>
+      </w:r>
+      <w:proofErr w:type="gramStart"/>
+      <w:r>
+        <w:t>is able to</w:t>
+      </w:r>
+      <w:proofErr w:type="gramEnd"/>
+      <w:r>
+        <w:t xml:space="preserve"> protect it throughout the day, that person will experience </w:t>
+      </w:r>
+      <w:proofErr w:type="gramStart"/>
+      <w:r>
+        <w:t>a clarity</w:t>
+      </w:r>
+      <w:proofErr w:type="gramEnd"/>
+      <w:r>
+        <w:t>, peacefulness, and joy in the mind by evening. Such is virtue. Next, likewise, if in daily life one has practiced some meditation subject—without saying it is difficult or there is no time—utilizing free moments, moments of relaxation, bringing up that meditation subject and developing the mind, then that person, without even realizing it, grows in concentration (*</w:t>
+      </w:r>
+      <w:proofErr w:type="spellStart"/>
+      <w:r>
+        <w:t>samādhi</w:t>
+      </w:r>
+      <w:proofErr w:type="spellEnd"/>
+      <w:r>
+        <w:t>*). At some point, the mind might even enter absorption (*</w:t>
+      </w:r>
+      <w:proofErr w:type="spellStart"/>
+      <w:r>
+        <w:t>jhāna</w:t>
+      </w:r>
+      <w:proofErr w:type="spellEnd"/>
+      <w:r>
+        <w:t>*). After working hard, when one lies down contemplating that meditation subject on the bed, sometimes absorption (*</w:t>
+      </w:r>
+      <w:proofErr w:type="spellStart"/>
+      <w:r>
+        <w:t>jhāna</w:t>
+      </w:r>
+      <w:proofErr w:type="spellEnd"/>
+      <w:r>
+        <w:t>*) can be attained.</w:t>
+      </w:r>
+    </w:p>
+    <w:p>
+      <w:r>
+        <w:t xml:space="preserve">That was how lay disciples in the past, like </w:t>
+      </w:r>
+      <w:proofErr w:type="spellStart"/>
+      <w:r>
+        <w:t>Nakulamātā</w:t>
+      </w:r>
+      <w:proofErr w:type="spellEnd"/>
+      <w:r>
+        <w:t xml:space="preserve">, </w:t>
+      </w:r>
+      <w:proofErr w:type="spellStart"/>
+      <w:r>
+        <w:t>Nakulapitā</w:t>
+      </w:r>
+      <w:proofErr w:type="spellEnd"/>
+      <w:r>
+        <w:t xml:space="preserve">, Citta the householder, </w:t>
+      </w:r>
+      <w:proofErr w:type="spellStart"/>
+      <w:r>
+        <w:t>Anāthapiṇḍika</w:t>
+      </w:r>
+      <w:proofErr w:type="spellEnd"/>
+      <w:r>
+        <w:t>, and others, obtained such high states. The Buddhist laymen and laywomen of the Buddha's time did not lead lives completely immersed and drowned in matters of money. Being inclined towards the Dhamma, and somehow finding time for the Dhamma, they were able to develop concentration in that manner. Next, what is even more valuable is using that concentration as an aid to understand the true nature of the world—*</w:t>
+      </w:r>
+      <w:proofErr w:type="spellStart"/>
+      <w:r>
+        <w:t>anicca</w:t>
+      </w:r>
+      <w:proofErr w:type="spellEnd"/>
+      <w:r>
+        <w:t>* (impermanent), *dukkha* (suffering), and *</w:t>
+      </w:r>
+      <w:proofErr w:type="spellStart"/>
+      <w:r>
+        <w:t>anattā</w:t>
+      </w:r>
+      <w:proofErr w:type="spellEnd"/>
+      <w:r>
+        <w:t>* (not-self)—through the very events that happen in daily life. Indeed, every event that occurs in the world can be placed within these three aspects of *</w:t>
+      </w:r>
+      <w:proofErr w:type="spellStart"/>
+      <w:r>
+        <w:t>anicca</w:t>
+      </w:r>
+      <w:proofErr w:type="spellEnd"/>
+      <w:r>
+        <w:t>*, *dukkha*, and *</w:t>
+      </w:r>
+      <w:proofErr w:type="spellStart"/>
+      <w:r>
+        <w:t>anattā</w:t>
+      </w:r>
+      <w:proofErr w:type="spellEnd"/>
+      <w:r>
+        <w:t>*. These are the three characteristics. These three characteristics can be seen everywhere, wherever one looks. But proper contemplation must be present. There must be right vision, which is called *</w:t>
+      </w:r>
+      <w:proofErr w:type="spellStart"/>
+      <w:r>
+        <w:t>yoniso</w:t>
+      </w:r>
+      <w:proofErr w:type="spellEnd"/>
+      <w:r>
+        <w:t xml:space="preserve"> </w:t>
+      </w:r>
+      <w:proofErr w:type="spellStart"/>
+      <w:r>
+        <w:t>manasikāra</w:t>
+      </w:r>
+      <w:proofErr w:type="spellEnd"/>
+      <w:r>
+        <w:t>*. For a person with right vision, the streams, brooks, and rivers flowing in this world, the fruits and flowers falling from these trees—through all these things, they can develop insight (*</w:t>
+      </w:r>
+      <w:proofErr w:type="spellStart"/>
+      <w:r>
+        <w:t>vipassanā</w:t>
+      </w:r>
+      <w:proofErr w:type="spellEnd"/>
+      <w:r>
+        <w:t>*). They can see the three characteristics of *</w:t>
+      </w:r>
+      <w:proofErr w:type="spellStart"/>
+      <w:r>
+        <w:t>anicca</w:t>
+      </w:r>
+      <w:proofErr w:type="spellEnd"/>
+      <w:r>
+        <w:t>*, *dukkha*, and *</w:t>
+      </w:r>
+      <w:proofErr w:type="spellStart"/>
+      <w:r>
+        <w:t>anattā</w:t>
+      </w:r>
+      <w:proofErr w:type="spellEnd"/>
+      <w:r>
+        <w:t xml:space="preserve">*. In that manner, one must contemplate well on how to direct one's mind in daily life. Without putting this off saying "I cannot do it," if one plans to clarify the mind only in old age or at the near-death moment to go to a celestial world like </w:t>
+      </w:r>
+      <w:proofErr w:type="spellStart"/>
+      <w:r>
+        <w:t>Maṭṭakuṇalī</w:t>
+      </w:r>
+      <w:proofErr w:type="spellEnd"/>
+      <w:r>
+        <w:t xml:space="preserve">, then this Dhamma sermon has been misunderstood. It has been understood in a distorted way. That is not how one should think. There is a saying in the world: "If </w:t>
+      </w:r>
+      <w:proofErr w:type="gramStart"/>
+      <w:r>
+        <w:t>so</w:t>
+      </w:r>
+      <w:proofErr w:type="gramEnd"/>
+      <w:r>
+        <w:t xml:space="preserve"> much can be gained from that, how much more can be gained from this?" In that manner, if </w:t>
+      </w:r>
+      <w:proofErr w:type="gramStart"/>
+      <w:r>
+        <w:t>so</w:t>
+      </w:r>
+      <w:proofErr w:type="gramEnd"/>
+      <w:r>
+        <w:t xml:space="preserve"> much can be achieved </w:t>
+      </w:r>
+      <w:r>
+        <w:lastRenderedPageBreak/>
+        <w:t xml:space="preserve">through the mind in </w:t>
+      </w:r>
+      <w:proofErr w:type="gramStart"/>
+      <w:r>
+        <w:t>a brief moment</w:t>
+      </w:r>
+      <w:proofErr w:type="gramEnd"/>
+      <w:r>
+        <w:t xml:space="preserve">, what cannot be accomplished once it is well </w:t>
+      </w:r>
+      <w:proofErr w:type="gramStart"/>
+      <w:r>
+        <w:t>developed?—</w:t>
+      </w:r>
+      <w:proofErr w:type="gramEnd"/>
+      <w:r>
+        <w:t>thus one must contemplate.</w:t>
+      </w:r>
+    </w:p>
+    <w:p>
+      <w:r>
+        <w:t>Contemplating thus, today, through the undertaking of precepts, and then through clarifying the mind towards the Triple Gem by listening to this Dhamma, you have made a beginning in walking upon the path of Dhamma expressed in this verse. You must make the aspiration: "May this store of merit generated through this, by cultivating and developing within our mind-stream those spiritual faculties (*</w:t>
+      </w:r>
+      <w:proofErr w:type="spellStart"/>
+      <w:r>
+        <w:t>indriya</w:t>
+      </w:r>
+      <w:proofErr w:type="spellEnd"/>
+      <w:r>
+        <w:t>*) and powers (*</w:t>
+      </w:r>
+      <w:proofErr w:type="spellStart"/>
+      <w:r>
+        <w:t>bala</w:t>
+      </w:r>
+      <w:proofErr w:type="spellEnd"/>
+      <w:r>
+        <w:t>*) of *</w:t>
+      </w:r>
+      <w:proofErr w:type="spellStart"/>
+      <w:r>
+        <w:t>saddhā</w:t>
+      </w:r>
+      <w:proofErr w:type="spellEnd"/>
+      <w:r>
+        <w:t>* (faith), *</w:t>
+      </w:r>
+      <w:proofErr w:type="spellStart"/>
+      <w:r>
+        <w:t>viriya</w:t>
+      </w:r>
+      <w:proofErr w:type="spellEnd"/>
+      <w:r>
+        <w:t>* (energy), *sati* (mindfulness), *</w:t>
+      </w:r>
+      <w:proofErr w:type="spellStart"/>
+      <w:r>
+        <w:t>samādhi</w:t>
+      </w:r>
+      <w:proofErr w:type="spellEnd"/>
+      <w:r>
+        <w:t>* (concentration), and *</w:t>
+      </w:r>
+      <w:proofErr w:type="spellStart"/>
+      <w:r>
+        <w:t>paññā</w:t>
+      </w:r>
+      <w:proofErr w:type="spellEnd"/>
+      <w:r>
+        <w:t xml:space="preserve">* (wisdom) that aid in reaching </w:t>
+      </w:r>
+      <w:proofErr w:type="spellStart"/>
+      <w:r>
+        <w:t>Nibbāna</w:t>
+      </w:r>
+      <w:proofErr w:type="spellEnd"/>
+      <w:r>
+        <w:t xml:space="preserve">, enable us to realize this sublime Dhamma of </w:t>
+      </w:r>
+      <w:proofErr w:type="spellStart"/>
+      <w:r>
+        <w:t>Nibbāna</w:t>
+      </w:r>
+      <w:proofErr w:type="spellEnd"/>
+      <w:r>
+        <w:t xml:space="preserve">, if possible in this very life, through the realization of the stages of awakening—Stream-entry, Once-returning, Non-returning, and </w:t>
+      </w:r>
+      <w:proofErr w:type="spellStart"/>
+      <w:r>
+        <w:t>Arahantship</w:t>
+      </w:r>
+      <w:proofErr w:type="spellEnd"/>
+      <w:r>
+        <w:t xml:space="preserve">—and being freed from all </w:t>
+      </w:r>
+      <w:proofErr w:type="spellStart"/>
+      <w:r>
+        <w:t>saṁsāric</w:t>
+      </w:r>
+      <w:proofErr w:type="spellEnd"/>
+      <w:r>
+        <w:t xml:space="preserve"> *Dukkha* of *</w:t>
+      </w:r>
+      <w:proofErr w:type="spellStart"/>
+      <w:r>
+        <w:t>jāti</w:t>
+      </w:r>
+      <w:proofErr w:type="spellEnd"/>
+      <w:r>
+        <w:t>* (birth), *</w:t>
+      </w:r>
+      <w:proofErr w:type="spellStart"/>
+      <w:r>
+        <w:t>jarāmaraṇa</w:t>
+      </w:r>
+      <w:proofErr w:type="spellEnd"/>
+      <w:r>
+        <w:t xml:space="preserve">* (aging and death), sickness, and the like, may we be peaceful in the deathless, great </w:t>
+      </w:r>
+      <w:proofErr w:type="spellStart"/>
+      <w:r>
+        <w:t>Nibbāna</w:t>
+      </w:r>
+      <w:proofErr w:type="spellEnd"/>
+      <w:r>
+        <w:t>—may we obtain the ability, strength, and power for this."</w:t>
+      </w:r>
+    </w:p>
+    <w:p>
+      <w:r>
+        <w:t xml:space="preserve">Likewise, to whatever extent there is a host of right-viewed deities and Brahmas who protect the Dispensation, and similarly, whatever deities and spirits who reside in this sacred place who desire merit and desire </w:t>
+      </w:r>
+      <w:proofErr w:type="spellStart"/>
+      <w:r>
+        <w:t>Nibbāna</w:t>
+      </w:r>
+      <w:proofErr w:type="spellEnd"/>
+      <w:r>
+        <w:t xml:space="preserve">—may all of them rejoice in this merit of our Dhamma preaching and Dhamma listening, and rejoicing, may they all realize the sublime, deathless, great </w:t>
+      </w:r>
+      <w:proofErr w:type="spellStart"/>
+      <w:r>
+        <w:t>Nibbāna</w:t>
+      </w:r>
+      <w:proofErr w:type="spellEnd"/>
+      <w:r>
+        <w:t xml:space="preserve"> through a Bodhi of their aspiration. Furthermore, whatever departed relatives there may be who have passed away, and not only them, but from the </w:t>
+      </w:r>
+      <w:proofErr w:type="spellStart"/>
+      <w:r>
+        <w:t>Avīci</w:t>
+      </w:r>
+      <w:proofErr w:type="spellEnd"/>
+      <w:r>
+        <w:t xml:space="preserve"> hell to the </w:t>
+      </w:r>
+      <w:proofErr w:type="spellStart"/>
+      <w:r>
+        <w:t>Akanisṭha</w:t>
+      </w:r>
+      <w:proofErr w:type="spellEnd"/>
+      <w:r>
+        <w:t xml:space="preserve"> heaven, whatever beings there are who desire merit and desire </w:t>
+      </w:r>
+      <w:proofErr w:type="spellStart"/>
+      <w:r>
+        <w:t>Nibbāna</w:t>
+      </w:r>
+      <w:proofErr w:type="spellEnd"/>
+      <w:r>
+        <w:t xml:space="preserve">—may all of them rejoice in our merit of Dhamma preaching and Dhamma listening, and being freed from their respective miserable states, and walking on the path of Dhamma, may they be peaceful in the sublime, deathless, great </w:t>
+      </w:r>
+      <w:proofErr w:type="spellStart"/>
+      <w:r>
+        <w:t>Nibbāna</w:t>
+      </w:r>
+      <w:proofErr w:type="spellEnd"/>
+      <w:r>
+        <w:t xml:space="preserve"> as quickly as possible. Now, let us transfer merit by reciting the verses in this manner.</w:t>
+      </w:r>
+    </w:p>
+    <w:p>
+      <w:r>
+        <w:t>*</w:t>
+      </w:r>
+      <w:proofErr w:type="spellStart"/>
+      <w:r>
+        <w:t>Etāvatā</w:t>
+      </w:r>
+      <w:proofErr w:type="spellEnd"/>
+      <w:r>
+        <w:t xml:space="preserve"> ca </w:t>
+      </w:r>
+      <w:proofErr w:type="spellStart"/>
+      <w:r>
+        <w:t>amhehi</w:t>
+      </w:r>
+      <w:proofErr w:type="spellEnd"/>
+      <w:r>
+        <w:t>...*</w:t>
       </w:r>
     </w:p>
     <w:sectPr>

--- a/docx/sermon_013_ENGLISH.docx
+++ b/docx/sermon_013_ENGLISH.docx
@@ -10,41 +10,34 @@
     <w:p>
       <w:r>
         <w:t>English Translation</w:t>
-      </w:r>
-      <w:r>
         <w:br/>
         <w:t>Translated from Sinhala</w:t>
-      </w:r>
-      <w:r>
         <w:br/>
         <w:t>Author: Ven. Katukurunde Nanananda Thero</w:t>
       </w:r>
     </w:p>
     <w:p>
       <w:r>
-        <w:t xml:space="preserve">(Pahankaṇuwa Sinhala Audio Dhamma Sermon </w:t>
+        <w:t>(Pahankaṇuwa Sinhala Audio Dhamma Sermon No. )</w:t>
       </w:r>
-      <w:proofErr w:type="gramStart"/>
-      <w:r>
-        <w:t>No. )</w:t>
-      </w:r>
-      <w:proofErr w:type="gramEnd"/>
     </w:p>
     <w:p>
       <w:r>
         <w:t>Namo tassa bhagavato arahato sammāsambuddhassa</w:t>
-      </w:r>
-      <w:r>
         <w:br/>
-      </w:r>
-      <w:r>
         <w:br/>
         <w:t>(Homage to the Blessed One, the Worthy One, the Fully Self-Enlightened One)</w:t>
       </w:r>
     </w:p>
-    <w:p/>
-    <w:p/>
-    <w:p/>
+    <w:p>
+      <w:r/>
+    </w:p>
+    <w:p>
+      <w:r/>
+    </w:p>
+    <w:p>
+      <w:r/>
+    </w:p>
     <w:p>
       <w:r>
         <w:t>*Mano-pubbaṅgamā dhammā — mano-seṭṭhā manomayā*</w:t>
@@ -77,1799 +70,132 @@
     </w:p>
     <w:p>
       <w:r>
-        <w:t xml:space="preserve">The very appearance of a Buddha in the world is an event that demonstrates the miraculous power within the mind. The supreme level of development, purity, and clarity of the mind can be witnessed by us in a </w:t>
-      </w:r>
-      <w:r>
-        <w:t>*</w:t>
-      </w:r>
-      <w:proofErr w:type="spellStart"/>
-      <w:r>
-        <w:t>Tathāgata</w:t>
-      </w:r>
-      <w:proofErr w:type="spellEnd"/>
-      <w:r>
-        <w:t>*</w:t>
-      </w:r>
-      <w:r>
-        <w:t xml:space="preserve">, a fully Awakened One. Moreover, such a </w:t>
-      </w:r>
-      <w:r>
-        <w:t>Buddha</w:t>
-      </w:r>
-      <w:r>
-        <w:t xml:space="preserve"> appears in the world and expounds the Dhamma to show us the path to develop, purify, and clarify our minds. In this liberation from </w:t>
-      </w:r>
-      <w:proofErr w:type="spellStart"/>
-      <w:r>
-        <w:t>Saṁsāra</w:t>
-      </w:r>
-      <w:proofErr w:type="spellEnd"/>
-      <w:r>
-        <w:t xml:space="preserve">, this grave task of freeing ourselves from the *Dukkha* (suffering) of </w:t>
-      </w:r>
-      <w:proofErr w:type="spellStart"/>
-      <w:r>
-        <w:t>Saṁsāra</w:t>
-      </w:r>
-      <w:proofErr w:type="spellEnd"/>
-      <w:r>
-        <w:t xml:space="preserve">, in this great undertaking, it is our mind that is fundamental. It is by utilizing this mind—and not by any other scientific methods—that we can escape from </w:t>
-      </w:r>
-      <w:proofErr w:type="spellStart"/>
-      <w:r>
-        <w:t>Saṁsāra</w:t>
-      </w:r>
-      <w:proofErr w:type="spellEnd"/>
-      <w:r>
-        <w:t xml:space="preserve">. This mind of </w:t>
-      </w:r>
-      <w:proofErr w:type="gramStart"/>
-      <w:r>
-        <w:t>ours</w:t>
-      </w:r>
-      <w:proofErr w:type="gramEnd"/>
-      <w:r>
-        <w:t xml:space="preserve"> contracts or expands, becomes small or large; these changes occur according to the object the mind takes. The </w:t>
-      </w:r>
-      <w:r>
-        <w:t>Buddha</w:t>
-      </w:r>
-      <w:r>
-        <w:t xml:space="preserve"> has demonstrated this with examples on many occasions. If our mind takes a small object, the mind becomes small; if it takes a large object, it becomes large. Now, from the background story of the verse we have chosen as our theme, we can gain a good understanding of the functioning of this mind.</w:t>
+        <w:t>The very appearance of a Buddha in the world is an event that demonstrates the miraculous power within the mind. The supreme level of development, purity, and clarity of the mind can be witnessed by us in a *Tathāgata*, a fully Awakened One. Moreover, such a Buddha appears in the world and expounds the Dhamma to show us the path to develop, purify, and clarify our minds. In this liberation from Saṁsāra, this grave task of freeing ourselves from the *Dukkha* (suffering) of Saṁsāra, in this great undertaking, it is our mind that is fundamental. It is by utilizing this mind—and not by any other scientific methods—that we can escape from Saṁsāra. This mind of ours contracts or expands, becomes small or large; these changes occur according to the object the mind takes. The Buddha has demonstrated this with examples on many occasions. If our mind takes a small object, the mind becomes small; if it takes a large object, it becomes large. Now, from the background story of the verse we have chosen as our theme, we can gain a good understanding of the functioning of this mind.</w:t>
       </w:r>
     </w:p>
     <w:p>
       <w:r>
-        <w:t xml:space="preserve">There lived in </w:t>
-      </w:r>
-      <w:proofErr w:type="spellStart"/>
-      <w:r>
-        <w:t>Sāvatthī</w:t>
-      </w:r>
-      <w:proofErr w:type="spellEnd"/>
-      <w:r>
-        <w:t xml:space="preserve"> a very wealthy but extremely miserly Brahmin. Since this Brahmin had never given anything to anyone, based on that behavior, society gave him a nickname, </w:t>
-      </w:r>
-      <w:r>
-        <w:lastRenderedPageBreak/>
-        <w:t>branding him "</w:t>
-      </w:r>
-      <w:proofErr w:type="spellStart"/>
-      <w:r>
-        <w:t>Adinnapubbaka</w:t>
-      </w:r>
-      <w:proofErr w:type="spellEnd"/>
-      <w:r>
-        <w:t>" (Never-giver). The Sinhala meaning of the word *</w:t>
-      </w:r>
-      <w:proofErr w:type="spellStart"/>
-      <w:r>
-        <w:t>Adinnapubbaka</w:t>
-      </w:r>
-      <w:proofErr w:type="spellEnd"/>
-      <w:r>
-        <w:t>* is "one who has never given before." He got the name "Never-giver"—this Brahmin. This was probably because people in those days, just like today, were very clever at giving nicknames. Now, this Brahmin had an only son, who was very pleasant and dear. He loved his son very much, as he was his only child. But he loved his wealth even more. Therefore, when it came to making ear-ornaments for his son according to the custom of that society, this Brahmin thought, "If I summon a goldsmith now, my wealth will be destroyed for this task. Therefore, I must make the ear-ornaments myself." He flattened two small pieces of gold and hung them on the child’s ears. Thus, the child was also given a nickname by society according to the ornament hung on his ears: "</w:t>
-      </w:r>
-      <w:proofErr w:type="spellStart"/>
-      <w:r>
-        <w:t>Maṭṭakuṇḍalī</w:t>
-      </w:r>
-      <w:proofErr w:type="spellEnd"/>
-      <w:r>
-        <w:t>" (Polished Earring), because he wore ear-ornaments made of flattened, plain gold.</w:t>
+        <w:t>There lived in Sāvatthī a very wealthy but extremely miserly Brahmin. Since this Brahmin had never given anything to anyone, based on that behavior, society gave him a nickname, branding him "Adinnapubbaka" (Never-giver). The Sinhala meaning of the word *Adinnapubbaka* is "one who has never given before." He got the name "Never-giver"—this Brahmin. This was probably because people in those days, just like today, were very clever at giving nicknames. Now, this Brahmin had an only son, who was very pleasant and dear. He loved his son very much, as he was his only child. But he loved his wealth even more. Therefore, when it came to making ear-ornaments for his son according to the custom of that society, this Brahmin thought, "If I summon a goldsmith now, my wealth will be destroyed for this task. Therefore, I must make the ear-ornaments myself." He flattened two small pieces of gold and hung them on the child’s ears. Thus, the child was also given a nickname by society according to the ornament hung on his ears: "Maṭṭakuṇḍalī" (Polished Earring), because he wore ear-ornaments made of flattened, plain gold.</w:t>
       </w:r>
     </w:p>
     <w:p>
       <w:r>
-        <w:t xml:space="preserve">And so, perhaps because this child lived his life in such a miserable manner, by the time he was about sixteen years old, he contracted jaundice—a severe case of jaundice. The mother Brahmin lady told the Brahmin to go and bring a physician. The Brahmin replied, "Can't you see how my wealth will be ruined if I bring a physician?" Saying so, what he did instead was go to physicians and, by speaking in a beating-around-the-bush manner, tried to find out the prescriptions from them. He asked, "What is the medicine given for such-and-such an illness?" Those who are physicians also often give casual remedies to casual inquiries. Thus, the physicians casually told him that the bark of such-and-such trees </w:t>
-      </w:r>
-      <w:proofErr w:type="gramStart"/>
-      <w:r>
-        <w:t>is</w:t>
-      </w:r>
-      <w:proofErr w:type="gramEnd"/>
-      <w:r>
-        <w:t xml:space="preserve"> good for this kind of disease. This Brahmin came home, gathered those barks, and tried to perform home remedies. These home remedies </w:t>
-      </w:r>
-      <w:proofErr w:type="gramStart"/>
-      <w:r>
-        <w:t>did not succeed</w:t>
-      </w:r>
-      <w:proofErr w:type="gramEnd"/>
-      <w:r>
-        <w:t xml:space="preserve">. The child's condition became critical, worsened, and reached a state where it seemed incurable. Finally, when there was </w:t>
-      </w:r>
-      <w:proofErr w:type="gramStart"/>
-      <w:r>
-        <w:t>absolutely no</w:t>
-      </w:r>
-      <w:proofErr w:type="gramEnd"/>
-      <w:r>
-        <w:t xml:space="preserve"> other way, the Brahmin went and brought a physician. The moment the physician looked at him, he realized, "If I undertake to treat this patient, my reputation will be ruined." Therefore, saying, "I have other work to attend </w:t>
-      </w:r>
-      <w:proofErr w:type="gramStart"/>
-      <w:r>
-        <w:t>to,</w:t>
-      </w:r>
-      <w:proofErr w:type="gramEnd"/>
-      <w:r>
-        <w:t xml:space="preserve"> call another physician," he quietly slipped away.</w:t>
+        <w:t>And so, perhaps because this child lived his life in such a miserable manner, by the time he was about sixteen years old, he contracted jaundice—a severe case of jaundice. The mother Brahmin lady told the Brahmin to go and bring a physician. The Brahmin replied, "Can't you see how my wealth will be ruined if I bring a physician?" Saying so, what he did instead was go to physicians and, by speaking in a beating-around-the-bush manner, tried to find out the prescriptions from them. He asked, "What is the medicine given for such-and-such an illness?" Those who are physicians also often give casual remedies to casual inquiries. Thus, the physicians casually told him that the bark of such-and-such trees is good for this kind of disease. This Brahmin came home, gathered those barks, and tried to perform home remedies. These home remedies did not succeed. The child's condition became critical, worsened, and reached a state where it seemed incurable. Finally, when there was absolutely no other way, the Brahmin went and brought a physician. The moment the physician looked at him, he realized, "If I undertake to treat this patient, my reputation will be ruined." Therefore, saying, "I have other work to attend to, call another physician," he quietly slipped away.</w:t>
       </w:r>
     </w:p>
     <w:p>
       <w:r>
-        <w:t xml:space="preserve">Then the Brahmin understood that the child was now on the verge of death. Next, he thought, "When this son dies, those who come to the funeral house will see the wealth inside my home." Thinking so, he laid the dying child on the outer veranda, the porch. On that very day, the </w:t>
-      </w:r>
-      <w:r>
-        <w:t>Buddha</w:t>
-      </w:r>
-      <w:r>
-        <w:t>, as was his daily custom, arose in the early dawn and entered the attainment of great compassion (*</w:t>
-      </w:r>
-      <w:proofErr w:type="spellStart"/>
-      <w:r>
-        <w:t>mahākaruṇā-samāpatti</w:t>
-      </w:r>
-      <w:proofErr w:type="spellEnd"/>
-      <w:r>
-        <w:t xml:space="preserve">*) to survey the world, and </w:t>
-      </w:r>
-      <w:proofErr w:type="spellStart"/>
-      <w:r>
-        <w:t>Maṭṭakuṇḍalī</w:t>
-      </w:r>
-      <w:proofErr w:type="spellEnd"/>
-      <w:r>
-        <w:t xml:space="preserve"> appeared in his Buddha-eye. That knowledge of the attainment of great compassion is a wonderful, sublime knowledge unique only to a Buddha. It is a wondrous kind of attainment that arises in a Buddha, supported by the wisdom and great compassion developed throughout the entire </w:t>
-      </w:r>
-      <w:proofErr w:type="spellStart"/>
-      <w:r>
-        <w:t>saṁsāric</w:t>
-      </w:r>
-      <w:proofErr w:type="spellEnd"/>
-      <w:r>
-        <w:t xml:space="preserve"> journey. When the </w:t>
-      </w:r>
-      <w:r>
-        <w:t>Buddha</w:t>
-      </w:r>
-      <w:r>
-        <w:t xml:space="preserve"> arises from that attainment and surveys the world, what usually appears are those who have performed various meritorious deeds under past Buddhas, which have now ripened. Thus, </w:t>
-      </w:r>
-      <w:proofErr w:type="spellStart"/>
-      <w:r>
-        <w:t>Maṭṭakuṇḍalī</w:t>
-      </w:r>
-      <w:proofErr w:type="spellEnd"/>
-      <w:r>
-        <w:t>, who was preparing to end his life in this miserable manner, appeared in the Buddha's eye.</w:t>
+        <w:t>Then the Brahmin understood that the child was now on the verge of death. Next, he thought, "When this son dies, those who come to the funeral house will see the wealth inside my home." Thinking so, he laid the dying child on the outer veranda, the porch. On that very day, the Buddha, as was his daily custom, arose in the early dawn and entered the attainment of great compassion (*mahākaruṇā-samāpatti*) to survey the world, and Maṭṭakuṇḍalī appeared in his Buddha-eye. That knowledge of the attainment of great compassion is a wonderful, sublime knowledge unique only to a Buddha. It is a wondrous kind of attainment that arises in a Buddha, supported by the wisdom and great compassion developed throughout the entire saṁsāric journey. When the Buddha arises from that attainment and surveys the world, what usually appears are those who have performed various meritorious deeds under past Buddhas, which have now ripened. Thus, Maṭṭakuṇḍalī, who was preparing to end his life in this miserable manner, appeared in the Buddha's eye.</w:t>
       </w:r>
     </w:p>
     <w:p>
       <w:r>
-        <w:t xml:space="preserve">So, out of great compassion, the </w:t>
-      </w:r>
-      <w:r>
-        <w:t>Buddha</w:t>
-      </w:r>
-      <w:r>
-        <w:t xml:space="preserve"> walked for alms that day to the street where the Brahmin's house was located, accompanied by the community of bhikkhus. When he arrived </w:t>
-      </w:r>
-      <w:r>
-        <w:lastRenderedPageBreak/>
-        <w:t xml:space="preserve">exactly in front of the house, the </w:t>
-      </w:r>
-      <w:r>
-        <w:t>Buddha</w:t>
-      </w:r>
-      <w:r>
-        <w:t xml:space="preserve"> saw the child lying down, facing the interior of the house—that is, facing the wall. Seeing this, the </w:t>
-      </w:r>
-      <w:r>
-        <w:t>Buddha</w:t>
-      </w:r>
-      <w:r>
-        <w:t xml:space="preserve">, </w:t>
-      </w:r>
-      <w:proofErr w:type="gramStart"/>
-      <w:r>
-        <w:t>in order to</w:t>
-      </w:r>
-      <w:proofErr w:type="gramEnd"/>
-      <w:r>
-        <w:t xml:space="preserve"> draw the child's attention, emitted a ray of Buddha-light, a single Buddha-ray, in that direction. When the light fell upon the wall, the child turned and looked. Looking, and upon seeing the physical form of the </w:t>
-      </w:r>
-      <w:r>
-        <w:t>Buddha</w:t>
-      </w:r>
-      <w:r>
-        <w:t>, he felt a great joyous confidence and faith (*</w:t>
-      </w:r>
-      <w:proofErr w:type="spellStart"/>
-      <w:r>
-        <w:t>saddhā</w:t>
-      </w:r>
-      <w:proofErr w:type="spellEnd"/>
-      <w:r>
-        <w:t xml:space="preserve">*), thinking, "Alas! Because of my foolish father, I never got the opportunity to see such a Buddha, to attend on him, to listen to the Dhamma, or to offer alms." Then he tried to raise his two hands to worship with palms joined over his head. However, due to his weak state, he could only bring his fingers together. Next, he thought, "All I can do now is clarify my mind," and with his entire heart, without any ordinary doubts, dedicating his whole mind, he clarified his mind towards the </w:t>
-      </w:r>
-      <w:r>
-        <w:t>Buddha</w:t>
-      </w:r>
-      <w:r>
-        <w:t xml:space="preserve">. As he lay there gazing at the </w:t>
-      </w:r>
-      <w:r>
-        <w:t>Buddha</w:t>
-      </w:r>
-      <w:r>
-        <w:t xml:space="preserve">, the </w:t>
-      </w:r>
-      <w:r>
-        <w:t>Buddha</w:t>
-      </w:r>
-      <w:r>
-        <w:t xml:space="preserve"> thought, "This merit is sufficient for him," and departed from there. Just as the </w:t>
-      </w:r>
-      <w:r>
-        <w:t>Buddha</w:t>
-      </w:r>
-      <w:r>
-        <w:t xml:space="preserve"> went out of sight—beyond the range of visibility—this child </w:t>
-      </w:r>
-      <w:proofErr w:type="spellStart"/>
-      <w:r>
-        <w:t>Maṭṭakuṇḍalī</w:t>
-      </w:r>
-      <w:proofErr w:type="spellEnd"/>
-      <w:r>
-        <w:t xml:space="preserve"> passed away. Having died with that very clarified mind, he was reborn as a *</w:t>
-      </w:r>
-      <w:proofErr w:type="spellStart"/>
-      <w:r>
-        <w:t>devaputta</w:t>
-      </w:r>
-      <w:proofErr w:type="spellEnd"/>
-      <w:r>
-        <w:t xml:space="preserve">* (divine son) adorned with golden ornaments in a thirty-league golden mansion in the </w:t>
-      </w:r>
-      <w:proofErr w:type="spellStart"/>
-      <w:r>
-        <w:t>Tāvatiṁsa</w:t>
-      </w:r>
-      <w:proofErr w:type="spellEnd"/>
-      <w:r>
-        <w:t xml:space="preserve"> heaven.</w:t>
+        <w:t>So, out of great compassion, the Buddha walked for alms that day to the street where the Brahmin's house was located, accompanied by the community of bhikkhus. When he arrived exactly in front of the house, the Buddha saw the child lying down, facing the interior of the house—that is, facing the wall. Seeing this, the Buddha, in order to draw the child's attention, emitted a ray of Buddha-light, a single Buddha-ray, in that direction. When the light fell upon the wall, the child turned and looked. Looking, and upon seeing the physical form of the Buddha, he felt a great joyous confidence and faith (*saddhā*), thinking, "Alas! Because of my foolish father, I never got the opportunity to see such a Buddha, to attend on him, to listen to the Dhamma, or to offer alms." Then he tried to raise his two hands to worship with palms joined over his head. However, due to his weak state, he could only bring his fingers together. Next, he thought, "All I can do now is clarify my mind," and with his entire heart, without any ordinary doubts, dedicating his whole mind, he clarified his mind towards the Buddha. As he lay there gazing at the Buddha, the Buddha thought, "This merit is sufficient for him," and departed from there. Just as the Buddha went out of sight—beyond the range of visibility—this child Maṭṭakuṇḍalī passed away. Having died with that very clarified mind, he was reborn as a *devaputta* (divine son) adorned with golden ornaments in a thirty-league golden mansion in the Tāvatiṁsa heaven.</w:t>
       </w:r>
     </w:p>
     <w:p>
       <w:r>
-        <w:t>Having been born thus, he then looked to see, "How did I obtain this celestial fortune?" All such deities contemplate in this manner, reflecting on how they attained their present state. Then he saw the condition of his father, the Brahmin. After cremating the corpse, the Brahmin went to the cemetery every day and wept, crying, "Where is my only son? Where is my only son?" The *</w:t>
-      </w:r>
-      <w:proofErr w:type="spellStart"/>
-      <w:r>
-        <w:t>devaputta</w:t>
-      </w:r>
-      <w:proofErr w:type="spellEnd"/>
-      <w:r>
-        <w:t xml:space="preserve">* </w:t>
-      </w:r>
-      <w:proofErr w:type="spellStart"/>
-      <w:r>
-        <w:t>Maṭṭakuṇḍalī</w:t>
-      </w:r>
-      <w:proofErr w:type="spellEnd"/>
-      <w:r>
-        <w:t xml:space="preserve"> saw this behavior of the Brahmin. Seeing this, he thought of teaching him a lesson. He went to the cemetery appearing in the form of </w:t>
-      </w:r>
-      <w:proofErr w:type="spellStart"/>
-      <w:r>
-        <w:t>Maṭṭakuṇḍalī</w:t>
-      </w:r>
-      <w:proofErr w:type="spellEnd"/>
-      <w:r>
-        <w:t>, but as a youth adorned with golden ornaments, and began to weep. When the Brahmin saw this *</w:t>
-      </w:r>
-      <w:proofErr w:type="spellStart"/>
-      <w:r>
-        <w:t>devaputta</w:t>
-      </w:r>
-      <w:proofErr w:type="spellEnd"/>
-      <w:r>
-        <w:t>*—perhaps because he had the likeness of his own child, feeling a certain special affection—he asked, "Why are you crying?" The youth replied, "I have obtained a golden carriage frame. But because I cannot find suitable wheels for it, I am planning to die of grief," implying he would commit suicide. Then the Brahmin said, "If you want, I will have wheels made for you from gold, silver, or brass, just as you wish." When he said this, the *</w:t>
-      </w:r>
-      <w:proofErr w:type="spellStart"/>
-      <w:r>
-        <w:t>devaputta</w:t>
-      </w:r>
-      <w:proofErr w:type="spellEnd"/>
-      <w:r>
-        <w:t>* said, "I have no use for other wheels; I want the sun and the moon." Then the Brahmin said, "You foolish boy, why do you wish for something that cannot be obtained in this way?" Then the *</w:t>
-      </w:r>
-      <w:proofErr w:type="spellStart"/>
-      <w:r>
-        <w:t>devaputta</w:t>
-      </w:r>
-      <w:proofErr w:type="spellEnd"/>
-      <w:r>
-        <w:t xml:space="preserve">* replied, "I am wishing for the sun and the moon, which are visible. You are wishing for a deceased son, wishing for someone who can no longer be seen. Out of the two of us, who is the bigger fool?" When he asked this, </w:t>
-      </w:r>
-      <w:proofErr w:type="gramStart"/>
-      <w:r>
-        <w:t>the Brahmin's</w:t>
-      </w:r>
-      <w:proofErr w:type="gramEnd"/>
-      <w:r>
-        <w:t xml:space="preserve"> wisdom dawned. He dispelled his grief. Dispelling it, and thanking the *</w:t>
-      </w:r>
-      <w:proofErr w:type="spellStart"/>
-      <w:r>
-        <w:t>devaputta</w:t>
-      </w:r>
-      <w:proofErr w:type="spellEnd"/>
-      <w:r>
-        <w:t xml:space="preserve">* </w:t>
-      </w:r>
-      <w:proofErr w:type="spellStart"/>
-      <w:r>
-        <w:t>Maṭṭakuṇḍalī</w:t>
-      </w:r>
-      <w:proofErr w:type="spellEnd"/>
-      <w:r>
-        <w:t xml:space="preserve">, he declared, "I have quenched my grief." He then asked, "Who are you?" </w:t>
-      </w:r>
-      <w:proofErr w:type="gramStart"/>
-      <w:r>
-        <w:t>The *</w:t>
-      </w:r>
-      <w:proofErr w:type="spellStart"/>
-      <w:proofErr w:type="gramEnd"/>
-      <w:r>
-        <w:t>devaputta</w:t>
-      </w:r>
-      <w:proofErr w:type="spellEnd"/>
-      <w:r>
-        <w:t>* replied, "I am your son. By clarifying my mind in this manner in my final moment, as the result of a certain wholesome thought, I have attained such a birth."</w:t>
+        <w:t>Having been born thus, he then looked to see, "How did I obtain this celestial fortune?" All such deities contemplate in this manner, reflecting on how they attained their present state. Then he saw the condition of his father, the Brahmin. After cremating the corpse, the Brahmin went to the cemetery every day and wept, crying, "Where is my only son? Where is my only son?" The *devaputta* Maṭṭakuṇḍalī saw this behavior of the Brahmin. Seeing this, he thought of teaching him a lesson. He went to the cemetery appearing in the form of Maṭṭakuṇḍalī, but as a youth adorned with golden ornaments, and began to weep. When the Brahmin saw this *devaputta*—perhaps because he had the likeness of his own child, feeling a certain special affection—he asked, "Why are you crying?" The youth replied, "I have obtained a golden carriage frame. But because I cannot find suitable wheels for it, I am planning to die of grief," implying he would commit suicide. Then the Brahmin said, "If you want, I will have wheels made for you from gold, silver, or brass, just as you wish." When he said this, the *devaputta* said, "I have no use for other wheels; I want the sun and the moon." Then the Brahmin said, "You foolish boy, why do you wish for something that cannot be obtained in this way?" Then the *devaputta* replied, "I am wishing for the sun and the moon, which are visible. You are wishing for a deceased son, wishing for someone who can no longer be seen. Out of the two of us, who is the bigger fool?" When he asked this, the Brahmin's wisdom dawned. He dispelled his grief. Dispelling it, and thanking the *devaputta* Maṭṭakuṇḍalī, he declared, "I have quenched my grief." He then asked, "Who are you?" The *devaputta* replied, "I am your son. By clarifying my mind in this manner in my final moment, as the result of a certain wholesome thought, I have attained such a birth."</w:t>
       </w:r>
     </w:p>
     <w:p>
       <w:r>
-        <w:t>Then the Brahmin said, "I never saw you giving alms, keeping precepts, or listening to the Dhamma, nor performing any meritorious deeds. How did you obtain this state?" Then the *</w:t>
-      </w:r>
-      <w:proofErr w:type="spellStart"/>
-      <w:r>
-        <w:t>devaputta</w:t>
-      </w:r>
-      <w:proofErr w:type="spellEnd"/>
-      <w:r>
-        <w:t xml:space="preserve">* </w:t>
-      </w:r>
-      <w:proofErr w:type="spellStart"/>
-      <w:r>
-        <w:t>Maṭṭakuṇḍalī</w:t>
-      </w:r>
-      <w:proofErr w:type="spellEnd"/>
-      <w:r>
-        <w:t xml:space="preserve"> declared, "When the </w:t>
-      </w:r>
-      <w:r>
-        <w:t>Buddha</w:t>
-      </w:r>
-      <w:r>
-        <w:t xml:space="preserve"> arrived here, I clarified my mind. As a result of that serene mind, that clarified mind, I received this kind of state." Then he advised the Brahmin, "You too, go for refuge to the Triple Gem and undertake the five </w:t>
-      </w:r>
-      <w:r>
-        <w:lastRenderedPageBreak/>
-        <w:t xml:space="preserve">precepts. See the </w:t>
-      </w:r>
-      <w:r>
-        <w:t>Buddha</w:t>
-      </w:r>
-      <w:r>
-        <w:t>, give alms, listen to the Dhamma, and accumulate merit in that way." Having said this, the *</w:t>
-      </w:r>
-      <w:proofErr w:type="spellStart"/>
-      <w:r>
-        <w:t>devaputta</w:t>
-      </w:r>
-      <w:proofErr w:type="spellEnd"/>
-      <w:r>
-        <w:t xml:space="preserve">* </w:t>
-      </w:r>
-      <w:proofErr w:type="spellStart"/>
-      <w:r>
-        <w:t>Maṭṭakuṇḍalī</w:t>
-      </w:r>
-      <w:proofErr w:type="spellEnd"/>
-      <w:r>
-        <w:t xml:space="preserve"> vanished.</w:t>
+        <w:t>Then the Brahmin said, "I never saw you giving alms, keeping precepts, or listening to the Dhamma, nor performing any meritorious deeds. How did you obtain this state?" Then the *devaputta* Maṭṭakuṇḍalī declared, "When the Buddha arrived here, I clarified my mind. As a result of that serene mind, that clarified mind, I received this kind of state." Then he advised the Brahmin, "You too, go for refuge to the Triple Gem and undertake the five precepts. See the Buddha, give alms, listen to the Dhamma, and accumulate merit in that way." Having said this, the *devaputta* Maṭṭakuṇḍalī vanished.</w:t>
       </w:r>
     </w:p>
     <w:p>
       <w:r>
-        <w:t xml:space="preserve">The Brahmin too went to see the </w:t>
-      </w:r>
-      <w:r>
-        <w:t>Buddha</w:t>
-      </w:r>
-      <w:r>
-        <w:t xml:space="preserve">, invited him for an almsgiving, and prepared alms at his home. The </w:t>
-      </w:r>
-      <w:r>
-        <w:t>Buddha</w:t>
-      </w:r>
-      <w:r>
-        <w:t xml:space="preserve"> and the community of bhikkhus arrived for the alms. Even those with wrong views assembled in large numbers at the Brahmin's house. On this occasion, after presenting the alms and after the meal was finished, the Brahmin questioned the </w:t>
-      </w:r>
-      <w:r>
-        <w:t>Buddha</w:t>
-      </w:r>
-      <w:r>
-        <w:t xml:space="preserve">, "Without giving alms, keeping precepts, or listening to the Dhamma, is it possible to obtain celestial fortune merely by clarifying the mind towards you?" Then the </w:t>
-      </w:r>
-      <w:r>
-        <w:t>Buddha</w:t>
-      </w:r>
-      <w:r>
-        <w:t xml:space="preserve"> declared, "Why, Brahmin, did your own son not tell you this very thing?" When the </w:t>
-      </w:r>
-      <w:r>
-        <w:t>Buddha</w:t>
-      </w:r>
-      <w:r>
-        <w:t xml:space="preserve"> expressed it in this way, some in the crowd developed doubts. "How can one obtain such great fortune merely by clarifying the mind?" The </w:t>
-      </w:r>
-      <w:r>
-        <w:t>Buddha</w:t>
-      </w:r>
-      <w:r>
-        <w:t xml:space="preserve"> then willed that the *</w:t>
-      </w:r>
-      <w:proofErr w:type="spellStart"/>
-      <w:r>
-        <w:t>devaputta</w:t>
-      </w:r>
-      <w:proofErr w:type="spellEnd"/>
-      <w:r>
-        <w:t xml:space="preserve">* </w:t>
-      </w:r>
-      <w:proofErr w:type="spellStart"/>
-      <w:r>
-        <w:t>Maṭṭakuṇḍalī</w:t>
-      </w:r>
-      <w:proofErr w:type="spellEnd"/>
-      <w:r>
-        <w:t xml:space="preserve"> arrive there along with his celestial mansion. Accordingly, the *</w:t>
-      </w:r>
-      <w:proofErr w:type="spellStart"/>
-      <w:r>
-        <w:t>devaputta</w:t>
-      </w:r>
-      <w:proofErr w:type="spellEnd"/>
-      <w:r>
-        <w:t xml:space="preserve">* arrived at that place together with his mansion, descended from it, paid homage to the </w:t>
-      </w:r>
-      <w:r>
-        <w:t>Buddha</w:t>
-      </w:r>
-      <w:r>
-        <w:t xml:space="preserve">, and stood to one side. Then, the </w:t>
-      </w:r>
-      <w:r>
-        <w:t>Buddha</w:t>
-      </w:r>
-      <w:r>
-        <w:t xml:space="preserve"> removed the doubts of the crowd by asking the *</w:t>
-      </w:r>
-      <w:proofErr w:type="spellStart"/>
-      <w:r>
-        <w:t>devaputta</w:t>
-      </w:r>
-      <w:proofErr w:type="spellEnd"/>
-      <w:r>
-        <w:t>* himself about the deed he had performed, posing questions and receiving answers. At that point, the crowd developed great clarity of mind. "How miraculous are the qualities of the Buddha! Merely by clarifying the mind towards a Buddha, such great fortune can be obtained!"—thus they developed immense joyous confidence and faith (*</w:t>
-      </w:r>
-      <w:proofErr w:type="spellStart"/>
-      <w:r>
-        <w:t>saddhā</w:t>
-      </w:r>
-      <w:proofErr w:type="spellEnd"/>
-      <w:r>
-        <w:t xml:space="preserve">*). In that manner, the </w:t>
-      </w:r>
-      <w:r>
-        <w:t>Buddha</w:t>
-      </w:r>
-      <w:r>
-        <w:t>, to clarify this matter, delivered a highly valuable Dhamma message to the world based on this incident, using the verse we mentioned earlier:</w:t>
+        <w:t>The Brahmin too went to see the Buddha, invited him for an almsgiving, and prepared alms at his home. The Buddha and the community of bhikkhus arrived for the alms. Even those with wrong views assembled in large numbers at the Brahmin's house. On this occasion, after presenting the alms and after the meal was finished, the Brahmin questioned the Buddha, "Without giving alms, keeping precepts, or listening to the Dhamma, is it possible to obtain celestial fortune merely by clarifying the mind towards you?" Then the Buddha declared, "Why, Brahmin, did your own son not tell you this very thing?" When the Buddha expressed it in this way, some in the crowd developed doubts. "How can one obtain such great fortune merely by clarifying the mind?" The Buddha then willed that the *devaputta* Maṭṭakuṇḍalī arrive there along with his celestial mansion. Accordingly, the *devaputta* arrived at that place together with his mansion, descended from it, paid homage to the Buddha, and stood to one side. Then, the Buddha removed the doubts of the crowd by asking the *devaputta* himself about the deed he had performed, posing questions and receiving answers. At that point, the crowd developed great clarity of mind. "How miraculous are the qualities of the Buddha! Merely by clarifying the mind towards a Buddha, such great fortune can be obtained!"—thus they developed immense joyous confidence and faith (*saddhā*). In that manner, the Buddha, to clarify this matter, delivered a highly valuable Dhamma message to the world based on this incident, using the verse we mentioned earlier:</w:t>
       </w:r>
     </w:p>
     <w:p>
       <w:r>
-        <w:t xml:space="preserve">'Mano </w:t>
-      </w:r>
-      <w:proofErr w:type="spellStart"/>
-      <w:r>
-        <w:t>pubbaṅgamā</w:t>
-      </w:r>
-      <w:proofErr w:type="spellEnd"/>
-      <w:r>
-        <w:t xml:space="preserve"> </w:t>
-      </w:r>
-      <w:proofErr w:type="spellStart"/>
-      <w:r>
-        <w:t>dhammā</w:t>
-      </w:r>
-      <w:proofErr w:type="spellEnd"/>
-      <w:r>
-        <w:t xml:space="preserve"> — </w:t>
-      </w:r>
-      <w:proofErr w:type="spellStart"/>
-      <w:r>
-        <w:t>manoseṭṭhā</w:t>
-      </w:r>
-      <w:proofErr w:type="spellEnd"/>
-      <w:r>
-        <w:t xml:space="preserve"> </w:t>
-      </w:r>
-      <w:proofErr w:type="spellStart"/>
-      <w:r>
-        <w:t>manomayā</w:t>
-      </w:r>
-      <w:proofErr w:type="spellEnd"/>
-    </w:p>
-    <w:p>
-      <w:proofErr w:type="spellStart"/>
-      <w:r>
-        <w:t>Manasā</w:t>
-      </w:r>
-      <w:proofErr w:type="spellEnd"/>
-      <w:r>
-        <w:t xml:space="preserve"> </w:t>
-      </w:r>
-      <w:proofErr w:type="spellStart"/>
-      <w:r>
-        <w:t>ce</w:t>
-      </w:r>
-      <w:proofErr w:type="spellEnd"/>
-      <w:r>
-        <w:t xml:space="preserve"> </w:t>
-      </w:r>
-      <w:proofErr w:type="spellStart"/>
-      <w:r>
-        <w:t>pasannena</w:t>
-      </w:r>
-      <w:proofErr w:type="spellEnd"/>
-      <w:r>
-        <w:t xml:space="preserve"> — </w:t>
-      </w:r>
-      <w:proofErr w:type="spellStart"/>
-      <w:r>
-        <w:t>bhāsati</w:t>
-      </w:r>
-      <w:proofErr w:type="spellEnd"/>
-      <w:r>
-        <w:t xml:space="preserve"> </w:t>
-      </w:r>
-      <w:proofErr w:type="spellStart"/>
-      <w:r>
-        <w:t>vā</w:t>
-      </w:r>
-      <w:proofErr w:type="spellEnd"/>
-      <w:r>
-        <w:t xml:space="preserve"> </w:t>
-      </w:r>
-      <w:proofErr w:type="spellStart"/>
-      <w:r>
-        <w:t>karoti</w:t>
-      </w:r>
-      <w:proofErr w:type="spellEnd"/>
-      <w:r>
-        <w:t xml:space="preserve"> </w:t>
-      </w:r>
-      <w:proofErr w:type="spellStart"/>
-      <w:r>
-        <w:t>vā</w:t>
-      </w:r>
-      <w:proofErr w:type="spellEnd"/>
-    </w:p>
-    <w:p>
-      <w:r>
-        <w:t xml:space="preserve">Tato </w:t>
-      </w:r>
-      <w:proofErr w:type="spellStart"/>
-      <w:r>
-        <w:t>naṁ</w:t>
-      </w:r>
-      <w:proofErr w:type="spellEnd"/>
-      <w:r>
-        <w:t xml:space="preserve"> </w:t>
-      </w:r>
-      <w:proofErr w:type="spellStart"/>
-      <w:r>
-        <w:t>sukham-anveti</w:t>
-      </w:r>
-      <w:proofErr w:type="spellEnd"/>
-      <w:r>
-        <w:t xml:space="preserve"> — </w:t>
-      </w:r>
-      <w:proofErr w:type="spellStart"/>
-      <w:r>
-        <w:t>chāyā</w:t>
-      </w:r>
-      <w:proofErr w:type="spellEnd"/>
-      <w:r>
-        <w:t xml:space="preserve"> </w:t>
-      </w:r>
-      <w:proofErr w:type="spellStart"/>
-      <w:r>
-        <w:t>va</w:t>
-      </w:r>
-      <w:proofErr w:type="spellEnd"/>
-      <w:r>
-        <w:t xml:space="preserve"> </w:t>
-      </w:r>
-      <w:proofErr w:type="spellStart"/>
-      <w:r>
-        <w:t>anapāyinī</w:t>
-      </w:r>
-      <w:proofErr w:type="spellEnd"/>
-      <w:r>
-        <w:t>'</w:t>
+        <w:t>'Mano pubbaṅgamā dhammā — manoseṭṭhā manomayā</w:t>
       </w:r>
     </w:p>
     <w:p>
       <w:r>
-        <w:t xml:space="preserve">That means, "*Mano </w:t>
-      </w:r>
-      <w:proofErr w:type="spellStart"/>
-      <w:r>
-        <w:t>pubbaṅgamā</w:t>
-      </w:r>
-      <w:proofErr w:type="spellEnd"/>
-      <w:r>
-        <w:t xml:space="preserve"> </w:t>
-      </w:r>
-      <w:proofErr w:type="spellStart"/>
-      <w:r>
-        <w:t>dhammā</w:t>
-      </w:r>
-      <w:proofErr w:type="spellEnd"/>
-      <w:r>
-        <w:t xml:space="preserve"> — </w:t>
-      </w:r>
-      <w:proofErr w:type="spellStart"/>
-      <w:r>
-        <w:t>manoseṭṭhā</w:t>
-      </w:r>
-      <w:proofErr w:type="spellEnd"/>
-      <w:r>
-        <w:t xml:space="preserve"> </w:t>
-      </w:r>
-      <w:proofErr w:type="spellStart"/>
-      <w:r>
-        <w:t>manomayā</w:t>
-      </w:r>
-      <w:proofErr w:type="spellEnd"/>
-      <w:r>
-        <w:t>*." Now, the word *</w:t>
-      </w:r>
-      <w:proofErr w:type="spellStart"/>
-      <w:r>
-        <w:t>dhammā</w:t>
-      </w:r>
-      <w:proofErr w:type="spellEnd"/>
-      <w:r>
-        <w:t>* here is generally explained as the mental phenomena that arise in the mind, such as *</w:t>
-      </w:r>
-      <w:proofErr w:type="spellStart"/>
-      <w:r>
-        <w:t>vedanā</w:t>
-      </w:r>
-      <w:proofErr w:type="spellEnd"/>
-      <w:r>
-        <w:t>* (feeling), perception, and intention. Mind precedes all of them; the mind is prior to them, and the mind is supreme to them. The mind is supreme to them. They are made of mind, fashioned by mind. Because this is so, "*</w:t>
-      </w:r>
-      <w:proofErr w:type="spellStart"/>
-      <w:r>
-        <w:t>manasā</w:t>
-      </w:r>
-      <w:proofErr w:type="spellEnd"/>
-      <w:r>
-        <w:t xml:space="preserve"> </w:t>
-      </w:r>
-      <w:proofErr w:type="spellStart"/>
-      <w:r>
-        <w:t>ce</w:t>
-      </w:r>
-      <w:proofErr w:type="spellEnd"/>
-      <w:r>
-        <w:t xml:space="preserve"> </w:t>
-      </w:r>
-      <w:proofErr w:type="spellStart"/>
-      <w:r>
-        <w:t>pasannena</w:t>
-      </w:r>
-      <w:proofErr w:type="spellEnd"/>
-      <w:r>
-        <w:t xml:space="preserve"> — </w:t>
-      </w:r>
-      <w:proofErr w:type="spellStart"/>
-      <w:r>
-        <w:t>bhāsati</w:t>
-      </w:r>
-      <w:proofErr w:type="spellEnd"/>
-      <w:r>
-        <w:t xml:space="preserve"> </w:t>
-      </w:r>
-      <w:proofErr w:type="spellStart"/>
-      <w:r>
-        <w:t>vā</w:t>
-      </w:r>
-      <w:proofErr w:type="spellEnd"/>
-      <w:r>
-        <w:t xml:space="preserve"> </w:t>
-      </w:r>
-      <w:proofErr w:type="spellStart"/>
-      <w:r>
-        <w:t>karoti</w:t>
-      </w:r>
-      <w:proofErr w:type="spellEnd"/>
-      <w:r>
-        <w:t xml:space="preserve"> </w:t>
-      </w:r>
-      <w:proofErr w:type="spellStart"/>
-      <w:r>
-        <w:t>vā</w:t>
-      </w:r>
-      <w:proofErr w:type="spellEnd"/>
-      <w:r>
-        <w:t>*," if with a highly clarified mind, with a certain clarified mind, one speaks or acts, "*</w:t>
-      </w:r>
-      <w:proofErr w:type="spellStart"/>
-      <w:r>
-        <w:t>tato</w:t>
-      </w:r>
-      <w:proofErr w:type="spellEnd"/>
-      <w:r>
-        <w:t xml:space="preserve"> </w:t>
-      </w:r>
-      <w:proofErr w:type="spellStart"/>
-      <w:r>
-        <w:t>naṁ</w:t>
-      </w:r>
-      <w:proofErr w:type="spellEnd"/>
-      <w:r>
-        <w:t xml:space="preserve"> </w:t>
-      </w:r>
-      <w:proofErr w:type="spellStart"/>
-      <w:r>
-        <w:t>sukham-anveti</w:t>
-      </w:r>
-      <w:proofErr w:type="spellEnd"/>
-      <w:r>
-        <w:t xml:space="preserve"> — </w:t>
-      </w:r>
-      <w:proofErr w:type="spellStart"/>
-      <w:r>
-        <w:t>chāyā</w:t>
-      </w:r>
-      <w:proofErr w:type="spellEnd"/>
-      <w:r>
-        <w:t xml:space="preserve"> </w:t>
-      </w:r>
-      <w:proofErr w:type="spellStart"/>
-      <w:r>
-        <w:t>va</w:t>
-      </w:r>
-      <w:proofErr w:type="spellEnd"/>
-      <w:r>
-        <w:t xml:space="preserve"> </w:t>
-      </w:r>
-      <w:proofErr w:type="spellStart"/>
-      <w:r>
-        <w:t>anapāyinī</w:t>
-      </w:r>
-      <w:proofErr w:type="spellEnd"/>
-      <w:r>
-        <w:t xml:space="preserve">*," then, behind that person—the person who did that deed—its results, its pleasant results, follow him like his own shadow that never departs; </w:t>
-      </w:r>
-      <w:proofErr w:type="gramStart"/>
-      <w:r>
-        <w:t>thus</w:t>
-      </w:r>
-      <w:proofErr w:type="gramEnd"/>
-      <w:r>
-        <w:t xml:space="preserve"> the </w:t>
-      </w:r>
-      <w:r>
-        <w:t>Buddha</w:t>
-      </w:r>
-      <w:r>
-        <w:t xml:space="preserve"> declared. The meaning within this verse is so deep that it is said that upon hearing this verse, not only the *</w:t>
-      </w:r>
-      <w:proofErr w:type="spellStart"/>
-      <w:r>
-        <w:t>devaputta</w:t>
-      </w:r>
-      <w:proofErr w:type="spellEnd"/>
-      <w:r>
-        <w:t xml:space="preserve">* </w:t>
-      </w:r>
-      <w:proofErr w:type="spellStart"/>
-      <w:r>
-        <w:t>Maṭṭakuṇḍalī</w:t>
-      </w:r>
-      <w:proofErr w:type="spellEnd"/>
-      <w:r>
-        <w:t xml:space="preserve"> but even the Brahmin </w:t>
-      </w:r>
-      <w:proofErr w:type="spellStart"/>
-      <w:r>
-        <w:t>Adinnapubbaka</w:t>
-      </w:r>
-      <w:proofErr w:type="spellEnd"/>
-      <w:r>
-        <w:t xml:space="preserve"> attained the fruit of Stream-entry (*</w:t>
-      </w:r>
-      <w:proofErr w:type="spellStart"/>
-      <w:r>
-        <w:t>sotāpatti-phala</w:t>
-      </w:r>
-      <w:proofErr w:type="spellEnd"/>
-      <w:r>
-        <w:t xml:space="preserve">*). </w:t>
-      </w:r>
-      <w:proofErr w:type="gramStart"/>
-      <w:r>
-        <w:t>That is to say, perhaps</w:t>
-      </w:r>
-      <w:proofErr w:type="gramEnd"/>
-      <w:r>
-        <w:t xml:space="preserve"> their past matured merits surfaced upon hearing that verse. Not only that, </w:t>
-      </w:r>
-      <w:proofErr w:type="gramStart"/>
-      <w:r>
-        <w:t>it is</w:t>
-      </w:r>
-      <w:proofErr w:type="gramEnd"/>
-      <w:r>
-        <w:t xml:space="preserve"> said that eighty-four thousand living beings realized the Dhamma. Those thousands mentioned there include deities as well. When we preach a sermon, it is not only these visible humans, but various classes of deities, non-human spirits (*</w:t>
-      </w:r>
-      <w:proofErr w:type="spellStart"/>
-      <w:r>
-        <w:t>bhūtas</w:t>
-      </w:r>
-      <w:proofErr w:type="spellEnd"/>
-      <w:r>
-        <w:t xml:space="preserve">*), and other beings who wish to escape the *Dukkha* of </w:t>
-      </w:r>
-      <w:proofErr w:type="spellStart"/>
-      <w:r>
-        <w:t>Saṁsāra</w:t>
-      </w:r>
-      <w:proofErr w:type="spellEnd"/>
-      <w:r>
-        <w:t xml:space="preserve"> and have faith in the Triple Gem, who listen to it. Especially </w:t>
-      </w:r>
-      <w:r>
-        <w:lastRenderedPageBreak/>
-        <w:t xml:space="preserve">when the </w:t>
-      </w:r>
-      <w:r>
-        <w:t>Buddha</w:t>
-      </w:r>
-      <w:r>
-        <w:t xml:space="preserve"> preaches the Dhamma, everyone listens to it. That is why those thousands are mentioned as those who reaped the benefits.</w:t>
+        <w:t>Manasā ce pasannena — bhāsati vā karoti vā</w:t>
       </w:r>
     </w:p>
     <w:p>
       <w:r>
-        <w:t xml:space="preserve">Therefore, we must reflect on this verse. Moreover, we must bring close to our lives </w:t>
-      </w:r>
-      <w:proofErr w:type="gramStart"/>
-      <w:r>
-        <w:t>the</w:t>
-      </w:r>
-      <w:proofErr w:type="gramEnd"/>
-      <w:r>
-        <w:t xml:space="preserve"> example that can be taken from the background story of this verse. From every Dhamma talk, from every verse, we must gather some </w:t>
-      </w:r>
-      <w:proofErr w:type="gramStart"/>
-      <w:r>
-        <w:t>example</w:t>
-      </w:r>
-      <w:proofErr w:type="gramEnd"/>
-      <w:r>
-        <w:t xml:space="preserve">, some Dhamma message for our lives. Listening to the Dhamma is not something where merit is accumulated merely by the act of hearing. Therefore, we can understand this story as an extremely good illustration of how the mind is chief in everything. When we look at the life led by </w:t>
-      </w:r>
-      <w:proofErr w:type="spellStart"/>
-      <w:r>
-        <w:t>Adinnapubbaka</w:t>
-      </w:r>
-      <w:proofErr w:type="spellEnd"/>
-      <w:r>
-        <w:t xml:space="preserve">, that fact becomes clear to us. No matter how much wealth this Brahmin had, he was poor in mind. From this we can see that being rich or poor is not something that happens through wealth alone. Even if one has vast wealth, if one is miserly, that person is always poor in mind. "This is not enough," or "I am still poor, I have not yet become truly rich," is what he thinks due to his miserliness. Thus, because of this, although the Brahmin </w:t>
-      </w:r>
-      <w:proofErr w:type="spellStart"/>
-      <w:r>
-        <w:t>Adinnapubbaka</w:t>
-      </w:r>
-      <w:proofErr w:type="spellEnd"/>
-      <w:r>
-        <w:t xml:space="preserve"> had so much wealth, he was poor in mind—a very destitute person. Furthermore, the darkness and narrowness of a miserly mind was visible in what the Brahmin did and </w:t>
-      </w:r>
-      <w:proofErr w:type="gramStart"/>
-      <w:r>
-        <w:t>said</w:t>
-      </w:r>
-      <w:proofErr w:type="gramEnd"/>
-      <w:r>
-        <w:t xml:space="preserve">. From this we see that this mind itself is chief in everything. Next, it is the same with the darkening of a mind and then its illumination. This is something that must be contemplated very deeply. The </w:t>
-      </w:r>
-      <w:r>
-        <w:t>Buddha</w:t>
-      </w:r>
-      <w:r>
-        <w:t xml:space="preserve"> has declared that there is a class of dark phenomena, and likewise, there is a class of light phenomena, illuminating phenomena.</w:t>
+        <w:t>Tato naṁ sukham-anveti — chāyā va anapāyinī'</w:t>
       </w:r>
     </w:p>
     <w:p>
       <w:r>
-        <w:t>"*</w:t>
-      </w:r>
-      <w:proofErr w:type="spellStart"/>
-      <w:r>
-        <w:t>Kaṇhaṁ</w:t>
-      </w:r>
-      <w:proofErr w:type="spellEnd"/>
-      <w:r>
-        <w:t xml:space="preserve"> </w:t>
-      </w:r>
-      <w:proofErr w:type="spellStart"/>
-      <w:r>
-        <w:t>dhammaṁ</w:t>
-      </w:r>
-      <w:proofErr w:type="spellEnd"/>
-      <w:r>
-        <w:t xml:space="preserve"> </w:t>
-      </w:r>
-      <w:proofErr w:type="spellStart"/>
-      <w:r>
-        <w:t>vippahāya</w:t>
-      </w:r>
-      <w:proofErr w:type="spellEnd"/>
-      <w:r>
-        <w:t xml:space="preserve">, </w:t>
-      </w:r>
-      <w:proofErr w:type="spellStart"/>
-      <w:r>
-        <w:t>sukkaṁ</w:t>
-      </w:r>
-      <w:proofErr w:type="spellEnd"/>
-      <w:r>
-        <w:t xml:space="preserve"> </w:t>
-      </w:r>
-      <w:proofErr w:type="spellStart"/>
-      <w:r>
-        <w:t>bhāvetha</w:t>
-      </w:r>
-      <w:proofErr w:type="spellEnd"/>
-      <w:r>
-        <w:t xml:space="preserve"> </w:t>
-      </w:r>
-      <w:proofErr w:type="spellStart"/>
-      <w:r>
-        <w:t>paṇḍito</w:t>
-      </w:r>
-      <w:proofErr w:type="spellEnd"/>
-      <w:r>
-        <w:t xml:space="preserve">*," the </w:t>
-      </w:r>
-      <w:r>
-        <w:t>Buddha</w:t>
-      </w:r>
-      <w:r>
-        <w:t xml:space="preserve"> has declared. 'The wise person, abandoning dark phenomena, should develop bright phenomena.' Dark phenomena, meaning greed, hatred, and </w:t>
-      </w:r>
-      <w:proofErr w:type="gramStart"/>
-      <w:r>
-        <w:t>delusion—these</w:t>
-      </w:r>
-      <w:proofErr w:type="gramEnd"/>
-      <w:r>
-        <w:t xml:space="preserve"> are black/dark phenomena. Non-greed, non-hatred, and non-delusion are white/bright phenomena. These </w:t>
-      </w:r>
-      <w:proofErr w:type="gramStart"/>
-      <w:r>
-        <w:t>are illuminating</w:t>
-      </w:r>
-      <w:proofErr w:type="gramEnd"/>
-      <w:r>
-        <w:t xml:space="preserve"> phenomena, called *</w:t>
-      </w:r>
-      <w:proofErr w:type="spellStart"/>
-      <w:r>
-        <w:t>sukka</w:t>
-      </w:r>
-      <w:proofErr w:type="spellEnd"/>
-      <w:r>
-        <w:t xml:space="preserve">-dhamma*. In this way, we see that the Brahmin had his mind darkened due to dark phenomena. Next, when we think of the other side, the young child </w:t>
-      </w:r>
-      <w:proofErr w:type="spellStart"/>
-      <w:r>
-        <w:t>Maṭṭakuṇḍalī</w:t>
-      </w:r>
-      <w:proofErr w:type="spellEnd"/>
-      <w:r>
-        <w:t xml:space="preserve"> was not as rich as the Brahmin. </w:t>
-      </w:r>
-      <w:proofErr w:type="gramStart"/>
-      <w:r>
-        <w:t>At the moment</w:t>
-      </w:r>
-      <w:proofErr w:type="gramEnd"/>
-      <w:r>
-        <w:t xml:space="preserve"> of death, he was extremely poor and helpless, possessing only the two pieces of gold hanging from his ears. But how did he obtain such a celestial rebirth? He became rich in mind. He made his mind rich. How did he make his mind rich? We must contemplate this matter well. He made his mind rich by taking as his mind's object the most sublime, supreme gem in the world. The </w:t>
-      </w:r>
-      <w:r>
-        <w:t>Buddha</w:t>
-      </w:r>
-      <w:r>
-        <w:t xml:space="preserve"> himself has declared that among all the gems in the world, the Buddha-gem is supreme and foremost. This is mentioned in the Ratana Sutta:</w:t>
+        <w:t>That means, "*Mano pubbaṅgamā dhammā — manoseṭṭhā manomayā*." Now, the word *dhammā* here is generally explained as the mental phenomena that arise in the mind, such as *vedanā* (feeling), perception, and intention. Mind precedes all of them; the mind is prior to them, and the mind is supreme to them. The mind is supreme to them. They are made of mind, fashioned by mind. Because this is so, "*manasā ce pasannena — bhāsati vā karoti vā*," if with a highly clarified mind, with a certain clarified mind, one speaks or acts, "*tato naṁ sukham-anveti — chāyā va anapāyinī*," then, behind that person—the person who did that deed—its results, its pleasant results, follow him like his own shadow that never departs; thus the Buddha declared. The meaning within this verse is so deep that it is said that upon hearing this verse, not only the *devaputta* Maṭṭakuṇḍalī but even the Brahmin Adinnapubbaka attained the fruit of Stream-entry (*sotāpatti-phala*). That is to say, perhaps their past matured merits surfaced upon hearing that verse. Not only that, it is said that eighty-four thousand living beings realized the Dhamma. Those thousands mentioned there include deities as well. When we preach a sermon, it is not only these visible humans, but various classes of deities, non-human spirits (*bhūtas*), and other beings who wish to escape the *Dukkha* of Saṁsāra and have faith in the Triple Gem, who listen to it. Especially when the Buddha preaches the Dhamma, everyone listens to it. That is why those thousands are mentioned as those who reaped the benefits.</w:t>
       </w:r>
     </w:p>
     <w:p>
       <w:r>
-        <w:t>'</w:t>
-      </w:r>
-      <w:proofErr w:type="spellStart"/>
-      <w:r>
-        <w:t>Yaṅkiñci</w:t>
-      </w:r>
-      <w:proofErr w:type="spellEnd"/>
-      <w:r>
-        <w:t xml:space="preserve"> </w:t>
-      </w:r>
-      <w:proofErr w:type="spellStart"/>
-      <w:r>
-        <w:t>vittaṁ</w:t>
-      </w:r>
-      <w:proofErr w:type="spellEnd"/>
-      <w:r>
-        <w:t xml:space="preserve"> </w:t>
-      </w:r>
-      <w:proofErr w:type="spellStart"/>
-      <w:r>
-        <w:t>idha</w:t>
-      </w:r>
-      <w:proofErr w:type="spellEnd"/>
-      <w:r>
-        <w:t xml:space="preserve"> </w:t>
-      </w:r>
-      <w:proofErr w:type="spellStart"/>
-      <w:r>
-        <w:t>vā</w:t>
-      </w:r>
-      <w:proofErr w:type="spellEnd"/>
-      <w:r>
-        <w:t xml:space="preserve"> </w:t>
-      </w:r>
-      <w:proofErr w:type="spellStart"/>
-      <w:r>
-        <w:t>huraṁ</w:t>
-      </w:r>
-      <w:proofErr w:type="spellEnd"/>
-      <w:r>
-        <w:t xml:space="preserve"> </w:t>
-      </w:r>
-      <w:proofErr w:type="spellStart"/>
-      <w:r>
-        <w:t>vā</w:t>
-      </w:r>
-      <w:proofErr w:type="spellEnd"/>
-      <w:r>
-        <w:t>,</w:t>
-      </w:r>
-    </w:p>
-    <w:p>
-      <w:proofErr w:type="spellStart"/>
-      <w:r>
-        <w:t>Saggesu</w:t>
-      </w:r>
-      <w:proofErr w:type="spellEnd"/>
-      <w:r>
-        <w:t xml:space="preserve"> </w:t>
-      </w:r>
-      <w:proofErr w:type="spellStart"/>
-      <w:r>
-        <w:t>vā</w:t>
-      </w:r>
-      <w:proofErr w:type="spellEnd"/>
-      <w:r>
-        <w:t xml:space="preserve"> </w:t>
-      </w:r>
-      <w:proofErr w:type="spellStart"/>
-      <w:r>
-        <w:t>yaṁ</w:t>
-      </w:r>
-      <w:proofErr w:type="spellEnd"/>
-      <w:r>
-        <w:t xml:space="preserve"> </w:t>
-      </w:r>
-      <w:proofErr w:type="spellStart"/>
-      <w:r>
-        <w:t>ratanaṁ</w:t>
-      </w:r>
-      <w:proofErr w:type="spellEnd"/>
-      <w:r>
-        <w:t xml:space="preserve"> </w:t>
-      </w:r>
-      <w:proofErr w:type="spellStart"/>
-      <w:r>
-        <w:t>paṇītaṁ</w:t>
-      </w:r>
-      <w:proofErr w:type="spellEnd"/>
-      <w:r>
-        <w:t>,</w:t>
+        <w:t>Therefore, we must reflect on this verse. Moreover, we must bring close to our lives the example that can be taken from the background story of this verse. From every Dhamma talk, from every verse, we must gather some example, some Dhamma message for our lives. Listening to the Dhamma is not something where merit is accumulated merely by the act of hearing. Therefore, we can understand this story as an extremely good illustration of how the mind is chief in everything. When we look at the life led by Adinnapubbaka, that fact becomes clear to us. No matter how much wealth this Brahmin had, he was poor in mind. From this we can see that being rich or poor is not something that happens through wealth alone. Even if one has vast wealth, if one is miserly, that person is always poor in mind. "This is not enough," or "I am still poor, I have not yet become truly rich," is what he thinks due to his miserliness. Thus, because of this, although the Brahmin Adinnapubbaka had so much wealth, he was poor in mind—a very destitute person. Furthermore, the darkness and narrowness of a miserly mind was visible in what the Brahmin did and said. From this we see that this mind itself is chief in everything. Next, it is the same with the darkening of a mind and then its illumination. This is something that must be contemplated very deeply. The Buddha has declared that there is a class of dark phenomena, and likewise, there is a class of light phenomena, illuminating phenomena.</w:t>
       </w:r>
     </w:p>
     <w:p>
       <w:r>
-        <w:t xml:space="preserve">Na no </w:t>
-      </w:r>
-      <w:proofErr w:type="spellStart"/>
-      <w:r>
-        <w:t>samaṁ</w:t>
-      </w:r>
-      <w:proofErr w:type="spellEnd"/>
-      <w:r>
-        <w:t xml:space="preserve"> </w:t>
-      </w:r>
-      <w:proofErr w:type="spellStart"/>
-      <w:r>
-        <w:t>atthi</w:t>
-      </w:r>
-      <w:proofErr w:type="spellEnd"/>
-      <w:r>
-        <w:t xml:space="preserve"> </w:t>
-      </w:r>
-      <w:proofErr w:type="spellStart"/>
-      <w:r>
-        <w:t>Tathāgatena</w:t>
-      </w:r>
-      <w:proofErr w:type="spellEnd"/>
-      <w:r>
-        <w:t>...'</w:t>
-      </w:r>
-    </w:p>
-    <w:p>
-      <w:proofErr w:type="gramStart"/>
-      <w:r>
-        <w:t>Thus</w:t>
-      </w:r>
-      <w:proofErr w:type="gramEnd"/>
-      <w:r>
-        <w:t xml:space="preserve"> it is mentioned. Whatever wealth or gem there is in the world—in this world or in another world, or even in the celestial realms—none of those gems is as valuable as the Buddha-gem, the </w:t>
-      </w:r>
-      <w:r>
-        <w:t>*</w:t>
-      </w:r>
-      <w:proofErr w:type="spellStart"/>
-      <w:r>
-        <w:t>Tathāgata</w:t>
-      </w:r>
-      <w:proofErr w:type="spellEnd"/>
-      <w:r>
-        <w:t>*</w:t>
-      </w:r>
-      <w:r>
-        <w:t>. Likewise:</w:t>
+        <w:t>"*Kaṇhaṁ dhammaṁ vippahāya, sukkaṁ bhāvetha paṇḍito*," the Buddha has declared. 'The wise person, abandoning dark phenomena, should develop bright phenomena.' Dark phenomena, meaning greed, hatred, and delusion—these are black/dark phenomena. Non-greed, non-hatred, and non-delusion are white/bright phenomena. These are illuminating phenomena, called *sukka-dhamma*. In this way, we see that the Brahmin had his mind darkened due to dark phenomena. Next, when we think of the other side, the young child Maṭṭakuṇḍalī was not as rich as the Brahmin. At the moment of death, he was extremely poor and helpless, possessing only the two pieces of gold hanging from his ears. But how did he obtain such a celestial rebirth? He became rich in mind. He made his mind rich. How did he make his mind rich? We must contemplate this matter well. He made his mind rich by taking as his mind's object the most sublime, supreme gem in the world. The Buddha himself has declared that among all the gems in the world, the Buddha-gem is supreme and foremost. This is mentioned in the Ratana Sutta:</w:t>
       </w:r>
     </w:p>
     <w:p>
       <w:r>
-        <w:t>'</w:t>
-      </w:r>
-      <w:proofErr w:type="spellStart"/>
-      <w:r>
-        <w:t>Yaṅkiñci</w:t>
-      </w:r>
-      <w:proofErr w:type="spellEnd"/>
-      <w:r>
-        <w:t xml:space="preserve"> </w:t>
-      </w:r>
-      <w:proofErr w:type="spellStart"/>
-      <w:r>
-        <w:t>ratanaṁ</w:t>
-      </w:r>
-      <w:proofErr w:type="spellEnd"/>
-      <w:r>
-        <w:t xml:space="preserve"> loke,</w:t>
-      </w:r>
-    </w:p>
-    <w:p>
-      <w:proofErr w:type="spellStart"/>
-      <w:r>
-        <w:lastRenderedPageBreak/>
-        <w:t>Vijjati</w:t>
-      </w:r>
-      <w:proofErr w:type="spellEnd"/>
-      <w:r>
-        <w:t xml:space="preserve"> </w:t>
-      </w:r>
-      <w:proofErr w:type="spellStart"/>
-      <w:r>
-        <w:t>vividhā</w:t>
-      </w:r>
-      <w:proofErr w:type="spellEnd"/>
-      <w:r>
-        <w:t xml:space="preserve"> </w:t>
-      </w:r>
-      <w:proofErr w:type="spellStart"/>
-      <w:r>
-        <w:t>puthu</w:t>
-      </w:r>
-      <w:proofErr w:type="spellEnd"/>
-      <w:r>
-        <w:t>,</w:t>
-      </w:r>
-    </w:p>
-    <w:p>
-      <w:proofErr w:type="spellStart"/>
-      <w:r>
-        <w:t>Ratanaṁ</w:t>
-      </w:r>
-      <w:proofErr w:type="spellEnd"/>
-      <w:r>
-        <w:t xml:space="preserve"> </w:t>
-      </w:r>
-      <w:proofErr w:type="spellStart"/>
-      <w:r>
-        <w:t>Buddhasamaṁ</w:t>
-      </w:r>
-      <w:proofErr w:type="spellEnd"/>
-      <w:r>
-        <w:t xml:space="preserve"> </w:t>
-      </w:r>
-      <w:proofErr w:type="spellStart"/>
-      <w:r>
-        <w:t>natthi</w:t>
-      </w:r>
-      <w:proofErr w:type="spellEnd"/>
-      <w:r>
-        <w:t>,</w:t>
-      </w:r>
-    </w:p>
-    <w:p>
-      <w:proofErr w:type="spellStart"/>
-      <w:r>
-        <w:t>Tasmā</w:t>
-      </w:r>
-      <w:proofErr w:type="spellEnd"/>
-      <w:r>
-        <w:t xml:space="preserve"> </w:t>
-      </w:r>
-      <w:proofErr w:type="spellStart"/>
-      <w:r>
-        <w:t>sotthī</w:t>
-      </w:r>
-      <w:proofErr w:type="spellEnd"/>
-      <w:r>
-        <w:t xml:space="preserve"> </w:t>
-      </w:r>
-      <w:proofErr w:type="spellStart"/>
-      <w:r>
-        <w:t>bhavantu</w:t>
-      </w:r>
-      <w:proofErr w:type="spellEnd"/>
-      <w:r>
-        <w:t xml:space="preserve"> </w:t>
-      </w:r>
-      <w:proofErr w:type="spellStart"/>
-      <w:r>
-        <w:t>te</w:t>
-      </w:r>
-      <w:proofErr w:type="spellEnd"/>
-      <w:r>
-        <w:t>.'</w:t>
+        <w:t>'Yaṅkiñci vittaṁ idha vā huraṁ vā,</w:t>
       </w:r>
     </w:p>
     <w:p>
       <w:r>
-        <w:t xml:space="preserve">There are such verses of blessing. Whatever diverse gems exist in the world, there is no gem equal to the Buddha-gem. Not only that, </w:t>
-      </w:r>
-      <w:proofErr w:type="gramStart"/>
-      <w:r>
-        <w:t xml:space="preserve">the </w:t>
-      </w:r>
-      <w:r>
-        <w:t>Buddha</w:t>
-      </w:r>
-      <w:proofErr w:type="gramEnd"/>
-      <w:r>
-        <w:t xml:space="preserve"> himself had to declare—since the world did not recognize the </w:t>
-      </w:r>
-      <w:r>
-        <w:t>*</w:t>
-      </w:r>
-      <w:proofErr w:type="spellStart"/>
-      <w:r>
-        <w:t>Tathāgata</w:t>
-      </w:r>
-      <w:proofErr w:type="spellEnd"/>
-      <w:r>
-        <w:t>*</w:t>
-      </w:r>
-      <w:r>
-        <w:t xml:space="preserve">—that a </w:t>
-      </w:r>
-      <w:r>
-        <w:t>*</w:t>
-      </w:r>
-      <w:proofErr w:type="spellStart"/>
-      <w:r>
-        <w:t>Tathāgata</w:t>
-      </w:r>
-      <w:proofErr w:type="spellEnd"/>
-      <w:r>
-        <w:t>*</w:t>
-      </w:r>
-      <w:r>
-        <w:t xml:space="preserve">, fully Awakened One, is the foremost individual in the world. In the </w:t>
-      </w:r>
-      <w:proofErr w:type="spellStart"/>
-      <w:r>
-        <w:t>Aggappasāda</w:t>
-      </w:r>
-      <w:proofErr w:type="spellEnd"/>
-      <w:r>
-        <w:t xml:space="preserve"> Sutta, the </w:t>
-      </w:r>
-      <w:r>
-        <w:t>Buddha</w:t>
-      </w:r>
-      <w:r>
-        <w:t xml:space="preserve"> declared:</w:t>
+        <w:t>Saggesu vā yaṁ ratanaṁ paṇītaṁ,</w:t>
       </w:r>
     </w:p>
     <w:p>
       <w:r>
-        <w:t>'</w:t>
-      </w:r>
-      <w:proofErr w:type="spellStart"/>
-      <w:r>
-        <w:t>Yāvatā</w:t>
-      </w:r>
-      <w:proofErr w:type="spellEnd"/>
-      <w:r>
-        <w:t xml:space="preserve">, </w:t>
-      </w:r>
-      <w:proofErr w:type="spellStart"/>
-      <w:r>
-        <w:t>bhikkhave</w:t>
-      </w:r>
-      <w:proofErr w:type="spellEnd"/>
-      <w:r>
-        <w:t xml:space="preserve">, </w:t>
-      </w:r>
-      <w:proofErr w:type="spellStart"/>
-      <w:r>
-        <w:t>sattā</w:t>
-      </w:r>
-      <w:proofErr w:type="spellEnd"/>
-      <w:r>
-        <w:t xml:space="preserve"> </w:t>
-      </w:r>
-      <w:proofErr w:type="spellStart"/>
-      <w:r>
-        <w:t>apadā</w:t>
-      </w:r>
-      <w:proofErr w:type="spellEnd"/>
-      <w:r>
-        <w:t xml:space="preserve"> </w:t>
-      </w:r>
-      <w:proofErr w:type="spellStart"/>
-      <w:r>
-        <w:t>vā</w:t>
-      </w:r>
-      <w:proofErr w:type="spellEnd"/>
-      <w:r>
-        <w:t xml:space="preserve"> </w:t>
-      </w:r>
-      <w:proofErr w:type="spellStart"/>
-      <w:r>
-        <w:t>dvipadā</w:t>
-      </w:r>
-      <w:proofErr w:type="spellEnd"/>
-      <w:r>
-        <w:t xml:space="preserve"> </w:t>
-      </w:r>
-      <w:proofErr w:type="spellStart"/>
-      <w:r>
-        <w:t>vā</w:t>
-      </w:r>
-      <w:proofErr w:type="spellEnd"/>
-      <w:r>
-        <w:t xml:space="preserve"> </w:t>
-      </w:r>
-      <w:proofErr w:type="spellStart"/>
-      <w:r>
-        <w:t>catuppadā</w:t>
-      </w:r>
-      <w:proofErr w:type="spellEnd"/>
-      <w:r>
-        <w:t xml:space="preserve"> </w:t>
-      </w:r>
-      <w:proofErr w:type="spellStart"/>
-      <w:r>
-        <w:t>vā</w:t>
-      </w:r>
-      <w:proofErr w:type="spellEnd"/>
-      <w:r>
-        <w:t xml:space="preserve"> </w:t>
-      </w:r>
-      <w:proofErr w:type="spellStart"/>
-      <w:r>
-        <w:t>bahuppadā</w:t>
-      </w:r>
-      <w:proofErr w:type="spellEnd"/>
-      <w:r>
-        <w:t xml:space="preserve"> </w:t>
-      </w:r>
-      <w:proofErr w:type="spellStart"/>
-      <w:r>
-        <w:t>vā</w:t>
-      </w:r>
-      <w:proofErr w:type="spellEnd"/>
-      <w:r>
-        <w:t xml:space="preserve"> </w:t>
-      </w:r>
-      <w:proofErr w:type="spellStart"/>
-      <w:r>
-        <w:t>rūpino</w:t>
-      </w:r>
-      <w:proofErr w:type="spellEnd"/>
-      <w:r>
-        <w:t xml:space="preserve"> </w:t>
-      </w:r>
-      <w:proofErr w:type="spellStart"/>
-      <w:r>
-        <w:t>vā</w:t>
-      </w:r>
-      <w:proofErr w:type="spellEnd"/>
-      <w:r>
-        <w:t xml:space="preserve"> </w:t>
-      </w:r>
-      <w:proofErr w:type="spellStart"/>
-      <w:r>
-        <w:t>arūpino</w:t>
-      </w:r>
-      <w:proofErr w:type="spellEnd"/>
-      <w:r>
-        <w:t xml:space="preserve"> </w:t>
-      </w:r>
-      <w:proofErr w:type="spellStart"/>
-      <w:r>
-        <w:t>vā</w:t>
-      </w:r>
-      <w:proofErr w:type="spellEnd"/>
-      <w:r>
-        <w:t xml:space="preserve"> </w:t>
-      </w:r>
-      <w:proofErr w:type="spellStart"/>
-      <w:r>
-        <w:t>saññino</w:t>
-      </w:r>
-      <w:proofErr w:type="spellEnd"/>
-      <w:r>
-        <w:t xml:space="preserve"> </w:t>
-      </w:r>
-      <w:proofErr w:type="spellStart"/>
-      <w:r>
-        <w:t>vā</w:t>
-      </w:r>
-      <w:proofErr w:type="spellEnd"/>
-      <w:r>
-        <w:t xml:space="preserve"> </w:t>
-      </w:r>
-      <w:proofErr w:type="spellStart"/>
-      <w:r>
-        <w:t>asaññino</w:t>
-      </w:r>
-      <w:proofErr w:type="spellEnd"/>
-      <w:r>
-        <w:t xml:space="preserve"> </w:t>
-      </w:r>
-      <w:proofErr w:type="spellStart"/>
-      <w:r>
-        <w:t>vā</w:t>
-      </w:r>
-      <w:proofErr w:type="spellEnd"/>
-      <w:r>
-        <w:t xml:space="preserve"> </w:t>
-      </w:r>
-      <w:proofErr w:type="spellStart"/>
-      <w:r>
-        <w:t>nevasaññīnāsaññino</w:t>
-      </w:r>
-      <w:proofErr w:type="spellEnd"/>
-      <w:r>
-        <w:t xml:space="preserve"> </w:t>
-      </w:r>
-      <w:proofErr w:type="spellStart"/>
-      <w:r>
-        <w:t>vā</w:t>
-      </w:r>
-      <w:proofErr w:type="spellEnd"/>
-      <w:r>
-        <w:t xml:space="preserve">, </w:t>
-      </w:r>
-      <w:proofErr w:type="spellStart"/>
-      <w:r>
-        <w:t>Tathāgato</w:t>
-      </w:r>
-      <w:proofErr w:type="spellEnd"/>
-      <w:r>
-        <w:t xml:space="preserve"> </w:t>
-      </w:r>
-      <w:proofErr w:type="spellStart"/>
-      <w:r>
-        <w:t>tesaṁ</w:t>
-      </w:r>
-      <w:proofErr w:type="spellEnd"/>
-      <w:r>
-        <w:t xml:space="preserve"> </w:t>
-      </w:r>
-      <w:proofErr w:type="spellStart"/>
-      <w:r>
-        <w:t>aggaṁ</w:t>
-      </w:r>
-      <w:proofErr w:type="spellEnd"/>
-      <w:r>
-        <w:t xml:space="preserve"> </w:t>
-      </w:r>
-      <w:proofErr w:type="spellStart"/>
-      <w:r>
-        <w:t>akkhāyati</w:t>
-      </w:r>
-      <w:proofErr w:type="spellEnd"/>
-      <w:r>
-        <w:t xml:space="preserve"> </w:t>
-      </w:r>
-      <w:proofErr w:type="spellStart"/>
-      <w:r>
-        <w:t>arahaṁ</w:t>
-      </w:r>
-      <w:proofErr w:type="spellEnd"/>
-      <w:r>
-        <w:t xml:space="preserve"> </w:t>
-      </w:r>
-      <w:proofErr w:type="spellStart"/>
-      <w:r>
-        <w:t>sammāsambuddho</w:t>
-      </w:r>
-      <w:proofErr w:type="spellEnd"/>
-      <w:r>
-        <w:t xml:space="preserve">. Ye, </w:t>
-      </w:r>
-      <w:proofErr w:type="spellStart"/>
-      <w:r>
-        <w:t>bhikkhave</w:t>
-      </w:r>
-      <w:proofErr w:type="spellEnd"/>
-      <w:r>
-        <w:t xml:space="preserve">, Budde </w:t>
-      </w:r>
-      <w:proofErr w:type="spellStart"/>
-      <w:r>
-        <w:t>pasannā</w:t>
-      </w:r>
-      <w:proofErr w:type="spellEnd"/>
-      <w:r>
-        <w:t xml:space="preserve">, </w:t>
-      </w:r>
-      <w:proofErr w:type="spellStart"/>
-      <w:r>
-        <w:t>agge</w:t>
-      </w:r>
-      <w:proofErr w:type="spellEnd"/>
-      <w:r>
-        <w:t xml:space="preserve"> </w:t>
-      </w:r>
-      <w:proofErr w:type="spellStart"/>
-      <w:r>
-        <w:t>te</w:t>
-      </w:r>
-      <w:proofErr w:type="spellEnd"/>
-      <w:r>
-        <w:t xml:space="preserve"> </w:t>
-      </w:r>
-      <w:proofErr w:type="spellStart"/>
-      <w:r>
-        <w:t>pasannā</w:t>
-      </w:r>
-      <w:proofErr w:type="spellEnd"/>
-      <w:r>
-        <w:t xml:space="preserve">; </w:t>
-      </w:r>
-      <w:proofErr w:type="spellStart"/>
-      <w:r>
-        <w:t>agge</w:t>
-      </w:r>
-      <w:proofErr w:type="spellEnd"/>
-      <w:r>
-        <w:t xml:space="preserve"> </w:t>
-      </w:r>
-      <w:proofErr w:type="spellStart"/>
-      <w:r>
-        <w:t>kho</w:t>
-      </w:r>
-      <w:proofErr w:type="spellEnd"/>
-      <w:r>
-        <w:t xml:space="preserve"> </w:t>
-      </w:r>
-      <w:proofErr w:type="spellStart"/>
-      <w:r>
-        <w:t>pana</w:t>
-      </w:r>
-      <w:proofErr w:type="spellEnd"/>
-      <w:r>
-        <w:t xml:space="preserve"> </w:t>
-      </w:r>
-      <w:proofErr w:type="spellStart"/>
-      <w:r>
-        <w:t>pasannānaṁ</w:t>
-      </w:r>
-      <w:proofErr w:type="spellEnd"/>
-      <w:r>
-        <w:t xml:space="preserve"> </w:t>
-      </w:r>
-      <w:proofErr w:type="spellStart"/>
-      <w:r>
-        <w:t>aggo</w:t>
-      </w:r>
-      <w:proofErr w:type="spellEnd"/>
-      <w:r>
-        <w:t xml:space="preserve"> </w:t>
-      </w:r>
-      <w:proofErr w:type="spellStart"/>
-      <w:r>
-        <w:t>vipāko</w:t>
-      </w:r>
-      <w:proofErr w:type="spellEnd"/>
-      <w:r>
-        <w:t xml:space="preserve"> </w:t>
-      </w:r>
-      <w:proofErr w:type="spellStart"/>
-      <w:r>
-        <w:t>hoti</w:t>
-      </w:r>
-      <w:proofErr w:type="spellEnd"/>
-      <w:r>
-        <w:t>.'</w:t>
+        <w:t>Na no samaṁ atthi Tathāgatena...'</w:t>
       </w:r>
     </w:p>
     <w:p>
       <w:r>
-        <w:t xml:space="preserve">"Bhikkhus, to whatever extent there are beings—whether footless, two-footed, four-footed, many-footed, with form, formless, percipient, non-percipient, or neither-percipient-nor-non-percipient—the </w:t>
-      </w:r>
-      <w:r>
-        <w:t>*</w:t>
-      </w:r>
-      <w:proofErr w:type="spellStart"/>
-      <w:r>
-        <w:t>Tathāgata</w:t>
-      </w:r>
-      <w:proofErr w:type="spellEnd"/>
-      <w:r>
-        <w:t>*</w:t>
-      </w:r>
-      <w:r>
-        <w:t xml:space="preserve">, the Arahant, the fully Awakened One, is declared to be the foremost among them. Bhikkhus, those who have clarified confidence in the Buddha, have clarified confidence in the foremost; and for those who have clarified confidence in the foremost, the result is foremost." In this manner, the </w:t>
-      </w:r>
-      <w:r>
-        <w:t>Buddha</w:t>
-      </w:r>
-      <w:r>
-        <w:t xml:space="preserve"> declared in the </w:t>
-      </w:r>
-      <w:proofErr w:type="spellStart"/>
-      <w:r>
-        <w:t>Aggappasāda</w:t>
-      </w:r>
-      <w:proofErr w:type="spellEnd"/>
-      <w:r>
-        <w:t xml:space="preserve"> Sutta. From this, we see how rich in benefits is the act of clarifying the mind toward the </w:t>
-      </w:r>
-      <w:r>
-        <w:t>Buddha</w:t>
-      </w:r>
-      <w:r>
-        <w:t>.</w:t>
+        <w:t>Thus it is mentioned. Whatever wealth or gem there is in the world—in this world or in another world, or even in the celestial realms—none of those gems is as valuable as the Buddha-gem, the *Tathāgata*. Likewise:</w:t>
       </w:r>
     </w:p>
     <w:p>
       <w:r>
-        <w:t xml:space="preserve">Sometimes we might wonder, "How can one obtain such vast fortune merely by clarifying the mind for a single moment?" Especially in this era, this is a time when the mind goes more towards external things. The world speaks highly of their bigness, vastness, and wondrous nature. People harbor doubts about the power of this invisible mind, the power that can be generated in the mind even in a single moment. They ask, "How can one obtain such a great fortune by doing just this much?" But we must consider that the activity of this mind is extremely instantaneous, extremely rapid. Within this rapidly functioning mind, a power that brings massive benefits can be generated in a single moment. Now here, </w:t>
+        <w:t>'Yaṅkiñci ratanaṁ loke,</w:t>
       </w:r>
-      <w:proofErr w:type="spellStart"/>
+    </w:p>
+    <w:p>
       <w:r>
-        <w:t>Maṭṭakuṇḍalī</w:t>
+        <w:t>Vijjati vividhā puthu,</w:t>
       </w:r>
-      <w:proofErr w:type="spellEnd"/>
+    </w:p>
+    <w:p>
       <w:r>
-        <w:t xml:space="preserve"> clarified his mind towards the </w:t>
+        <w:t>Ratanaṁ Buddhasamaṁ natthi,</w:t>
       </w:r>
+    </w:p>
+    <w:p>
       <w:r>
-        <w:t>Buddha</w:t>
+        <w:t>Tasmā sotthī bhavantu te.'</w:t>
       </w:r>
+    </w:p>
+    <w:p>
       <w:r>
-        <w:t xml:space="preserve"> for just </w:t>
+        <w:t>There are such verses of blessing. Whatever diverse gems exist in the world, there is no gem equal to the Buddha-gem. Not only that, the Buddha himself had to declare—since the world did not recognize the *Tathāgata*—that a *Tathāgata*, fully Awakened One, is the foremost individual in the world. In the Aggappasāda Sutta, the Buddha declared:</w:t>
       </w:r>
-      <w:proofErr w:type="gramStart"/>
+    </w:p>
+    <w:p>
       <w:r>
-        <w:t>a brief moment</w:t>
+        <w:t>'Yāvatā, bhikkhave, sattā apadā vā dvipadā vā catuppadā vā bahuppadā vā rūpino vā arūpino vā saññino vā asaññino vā nevasaññīnāsaññino vā, Tathāgato tesaṁ aggaṁ akkhāyati arahaṁ sammāsambuddho. Ye, bhikkhave, Budde pasannā, agge te pasannā; agge kho pana pasannānaṁ aggo vipāko hoti.'</w:t>
       </w:r>
-      <w:proofErr w:type="gramEnd"/>
+    </w:p>
+    <w:p>
       <w:r>
-        <w:t xml:space="preserve">, or a short period of time. Even that much is not required. If, for a very </w:t>
+        <w:t>"Bhikkhus, to whatever extent there are beings—whether footless, two-footed, four-footed, many-footed, with form, formless, percipient, non-percipient, or neither-percipient-nor-non-percipient—the *Tathāgata*, the Arahant, the fully Awakened One, is declared to be the foremost among them. Bhikkhus, those who have clarified confidence in the Buddha, have clarified confidence in the foremost; and for those who have clarified confidence in the foremost, the result is foremost." In this manner, the Buddha declared in the Aggappasāda Sutta. From this, we see how rich in benefits is the act of clarifying the mind toward the Buddha.</w:t>
       </w:r>
-      <w:proofErr w:type="gramStart"/>
+    </w:p>
+    <w:p>
       <w:r>
-        <w:t>brief moment</w:t>
-      </w:r>
-      <w:proofErr w:type="gramEnd"/>
-      <w:r>
-        <w:t xml:space="preserve">, like a split second, a snap of the fingers, some clarity, an opening occurs in the mind, from that itself, an immensely valuable benefit can be reaped. Now, you all know—let us think of a dark night of dense darkness. Let us think of a night with heavy rain and storms, like we have these days, a night with darkness so thick it cannot be pierced. If lightning flashes for a single moment on such a night, in that extremely brief instant, everything around becomes clearly visible. In the same way, an opening occurs in the mind based on the object of clarity it takes, based on the object of clarifying the mind. In such a dark night, much work can be accomplished by the flash of lightning that appears for </w:t>
-      </w:r>
-      <w:proofErr w:type="gramStart"/>
-      <w:r>
-        <w:t>a brief moment</w:t>
-      </w:r>
-      <w:proofErr w:type="gramEnd"/>
-      <w:r>
-        <w:t xml:space="preserve">. There are those in the past who have worked in this manner. There are stories from the past (it is mentioned like this) where archers in those days, like marksmen today, in order to show their skill and </w:t>
-      </w:r>
-      <w:r>
-        <w:lastRenderedPageBreak/>
-        <w:t xml:space="preserve">win prizes, or to set records, would stand ready with their arrow on a dark night, waiting for the moment of a lightning flash. Far away, </w:t>
-      </w:r>
-      <w:proofErr w:type="gramStart"/>
-      <w:r>
-        <w:t>an extremely</w:t>
-      </w:r>
-      <w:proofErr w:type="gramEnd"/>
-      <w:r>
-        <w:t xml:space="preserve"> fine hair taken from a horse's tail is hung. Now, what is the feat to be performed? This horsehair must be split with that arrow. He stands ready for this. The moment the lightning flashes, he shoots. If this is done correctly, then that person is a skilled archer. This is </w:t>
-      </w:r>
-      <w:proofErr w:type="gramStart"/>
-      <w:r>
-        <w:t>told</w:t>
-      </w:r>
-      <w:proofErr w:type="gramEnd"/>
-      <w:r>
-        <w:t xml:space="preserve"> as a metaphor—he performed such a feat within a single instant.</w:t>
+        <w:t>Sometimes we might wonder, "How can one obtain such vast fortune merely by clarifying the mind for a single moment?" Especially in this era, this is a time when the mind goes more towards external things. The world speaks highly of their bigness, vastness, and wondrous nature. People harbor doubts about the power of this invisible mind, the power that can be generated in the mind even in a single moment. They ask, "How can one obtain such a great fortune by doing just this much?" But we must consider that the activity of this mind is extremely instantaneous, extremely rapid. Within this rapidly functioning mind, a power that brings massive benefits can be generated in a single moment. Now here, Maṭṭakuṇḍalī clarified his mind towards the Buddha for just a brief moment, or a short period of time. Even that much is not required. If, for a very brief moment, like a split second, a snap of the fingers, some clarity, an opening occurs in the mind, from that itself, an immensely valuable benefit can be reaped. Now, you all know—let us think of a dark night of dense darkness. Let us think of a night with heavy rain and storms, like we have these days, a night with darkness so thick it cannot be pierced. If lightning flashes for a single moment on such a night, in that extremely brief instant, everything around becomes clearly visible. In the same way, an opening occurs in the mind based on the object of clarity it takes, based on the object of clarifying the mind. In such a dark night, much work can be accomplished by the flash of lightning that appears for a brief moment. There are those in the past who have worked in this manner. There are stories from the past (it is mentioned like this) where archers in those days, like marksmen today, in order to show their skill and win prizes, or to set records, would stand ready with their arrow on a dark night, waiting for the moment of a lightning flash. Far away, an extremely fine hair taken from a horse's tail is hung. Now, what is the feat to be performed? This horsehair must be split with that arrow. He stands ready for this. The moment the lightning flashes, he shoots. If this is done correctly, then that person is a skilled archer. This is told as a metaphor—he performed such a feat within a single instant.</w:t>
       </w:r>
     </w:p>
     <w:p>
@@ -1899,2296 +225,127 @@
     </w:p>
     <w:p>
       <w:r>
-        <w:t>— *</w:t>
-      </w:r>
-      <w:proofErr w:type="spellStart"/>
-      <w:r>
-        <w:t>Lōvāda</w:t>
-      </w:r>
-      <w:proofErr w:type="spellEnd"/>
-      <w:r>
-        <w:t xml:space="preserve"> </w:t>
-      </w:r>
-      <w:proofErr w:type="spellStart"/>
-      <w:r>
-        <w:t>Saṅgarāva</w:t>
-      </w:r>
-      <w:proofErr w:type="spellEnd"/>
-      <w:r>
-        <w:t>*, verse 25.</w:t>
+        <w:t>— *Lōvāda Saṅgarāva*, verse 25.</w:t>
       </w:r>
     </w:p>
     <w:p>
       <w:r>
-        <w:t xml:space="preserve">In that moment of shooting a horsehair in the dark, if it is done correctly, then one can reap its benefits. Now, many people these days talk about "the moment." They say we must work instantaneously in this life. We are talking about the moments within this life. But the </w:t>
-      </w:r>
-      <w:r>
-        <w:t>Buddha</w:t>
-      </w:r>
-      <w:r>
-        <w:t xml:space="preserve"> declares that this entire human existence of ours is but a single instant, a single moment. He declares this with supporting reasons. To us, this seems like a long time. But when this human life, a lifespan of less than a hundred years, is </w:t>
-      </w:r>
-      <w:proofErr w:type="gramStart"/>
-      <w:r>
-        <w:t>compared and contrasted</w:t>
-      </w:r>
-      <w:proofErr w:type="gramEnd"/>
-      <w:r>
-        <w:t xml:space="preserve"> with the Brahma existences that last </w:t>
-      </w:r>
-      <w:proofErr w:type="gramStart"/>
-      <w:r>
-        <w:t xml:space="preserve">for </w:t>
-      </w:r>
-      <w:proofErr w:type="spellStart"/>
-      <w:r>
-        <w:t>aeons</w:t>
-      </w:r>
-      <w:proofErr w:type="spellEnd"/>
-      <w:proofErr w:type="gramEnd"/>
-      <w:r>
-        <w:t xml:space="preserve">, this is like a single instant. This life, which we think of as so large, spending a few years in this immensely long </w:t>
-      </w:r>
-      <w:proofErr w:type="spellStart"/>
-      <w:r>
-        <w:t>saṁsāric</w:t>
-      </w:r>
-      <w:proofErr w:type="spellEnd"/>
-      <w:r>
-        <w:t xml:space="preserve"> journey, is </w:t>
-      </w:r>
-      <w:proofErr w:type="gramStart"/>
-      <w:r>
-        <w:t>in reality a</w:t>
-      </w:r>
-      <w:proofErr w:type="gramEnd"/>
-      <w:r>
-        <w:t xml:space="preserve"> single instant. Therefore, the </w:t>
-      </w:r>
-      <w:r>
-        <w:t>Buddha</w:t>
-      </w:r>
-      <w:r>
-        <w:t xml:space="preserve"> refers to this entire human life as a single instant.</w:t>
+        <w:t>In that moment of shooting a horsehair in the dark, if it is done correctly, then one can reap its benefits. Now, many people these days talk about "the moment." They say we must work instantaneously in this life. We are talking about the moments within this life. But the Buddha declares that this entire human existence of ours is but a single instant, a single moment. He declares this with supporting reasons. To us, this seems like a long time. But when this human life, a lifespan of less than a hundred years, is compared and contrasted with the Brahma existences that last for aeons, this is like a single instant. This life, which we think of as so large, spending a few years in this immensely long saṁsāric journey, is in reality a single instant. Therefore, the Buddha refers to this entire human life as a single instant.</w:t>
       </w:r>
     </w:p>
     <w:p>
       <w:r>
-        <w:t xml:space="preserve">Now, the </w:t>
-      </w:r>
-      <w:r>
-        <w:t>Buddha</w:t>
-      </w:r>
-      <w:r>
-        <w:t xml:space="preserve"> specifically demonstrates that the human existence obtained during the period of a Buddha's appearance is not merely an instant, but an opportune moment (*</w:t>
-      </w:r>
-      <w:proofErr w:type="spellStart"/>
-      <w:r>
-        <w:t>kṣaṇa-sampatti</w:t>
-      </w:r>
-      <w:proofErr w:type="spellEnd"/>
-      <w:r>
-        <w:t>*). He describes it as a highly rare opportunity, a rare instant—an opportune moment. If, during the period of a Buddha’s appearance, someone is born in a region where they can hear the Dhamma with the capacity of understanding and wisdom to practice the Dhamma, that is called the opportune moment (*</w:t>
-      </w:r>
-      <w:proofErr w:type="spellStart"/>
-      <w:r>
-        <w:t>kṣaṇa-sampatti</w:t>
-      </w:r>
-      <w:proofErr w:type="spellEnd"/>
-      <w:r>
-        <w:t xml:space="preserve">*). An extremely valuable instant. It is that very instant the poet has used as a metaphor. When he says, "When this body, like lightning, is obtained here," he is referring to this human existence. This human body itself is just like a flash of lightning. This body exists, this existence lasts, for such </w:t>
-      </w:r>
-      <w:proofErr w:type="gramStart"/>
-      <w:r>
-        <w:t>a brief moment</w:t>
-      </w:r>
-      <w:proofErr w:type="gramEnd"/>
-      <w:r>
-        <w:t>, like a flash of lightning. Therefore, as Buddhists, we must understand this instant as the entirety of human life.</w:t>
+        <w:t>Now, the Buddha specifically demonstrates that the human existence obtained during the period of a Buddha's appearance is not merely an instant, but an opportune moment (*kṣaṇa-sampatti*). He describes it as a highly rare opportunity, a rare instant—an opportune moment. If, during the period of a Buddha’s appearance, someone is born in a region where they can hear the Dhamma with the capacity of understanding and wisdom to practice the Dhamma, that is called the opportune moment (*kṣaṇa-sampatti*). An extremely valuable instant. It is that very instant the poet has used as a metaphor. When he says, "When this body, like lightning, is obtained here," he is referring to this human existence. This human body itself is just like a flash of lightning. This body exists, this existence lasts, for such a brief moment, like a flash of lightning. Therefore, as Buddhists, we must understand this instant as the entirety of human life.</w:t>
       </w:r>
     </w:p>
     <w:p>
       <w:r>
-        <w:t xml:space="preserve">If we reflect in this way, generating wholesome thoughts and performing meritorious deeds is not something to be put off until the final moment, as </w:t>
-      </w:r>
-      <w:proofErr w:type="spellStart"/>
-      <w:r>
-        <w:t>Maṭṭakuṇḍalī</w:t>
-      </w:r>
-      <w:proofErr w:type="spellEnd"/>
-      <w:r>
-        <w:t xml:space="preserve"> did. One should not harbor such wrong views as thinking, "We can go to heaven if we do this only at the moment of death." Nowadays, some people think in that manner. They accumulate wealth through </w:t>
-      </w:r>
-      <w:r>
-        <w:lastRenderedPageBreak/>
-        <w:t xml:space="preserve">unlawful means, committing various crimes, and then expect to invite a member of the </w:t>
-      </w:r>
-      <w:proofErr w:type="spellStart"/>
-      <w:r>
-        <w:t>Saṅgha</w:t>
-      </w:r>
-      <w:proofErr w:type="spellEnd"/>
-      <w:r>
-        <w:t xml:space="preserve"> at the last moment to listen to a little Dhamma and go to heaven. Although </w:t>
-      </w:r>
-      <w:proofErr w:type="spellStart"/>
-      <w:r>
-        <w:t>Maṭṭakuṇḍalī</w:t>
-      </w:r>
-      <w:proofErr w:type="spellEnd"/>
-      <w:r>
-        <w:t xml:space="preserve"> was able to do so because he was one who had developed and fulfilled the *</w:t>
-      </w:r>
-      <w:proofErr w:type="spellStart"/>
-      <w:r>
-        <w:t>paramis</w:t>
-      </w:r>
-      <w:proofErr w:type="spellEnd"/>
-      <w:r>
-        <w:t xml:space="preserve">* under past Buddhas, everything </w:t>
-      </w:r>
-      <w:proofErr w:type="gramStart"/>
-      <w:r>
-        <w:t>does not succeed</w:t>
-      </w:r>
-      <w:proofErr w:type="gramEnd"/>
-      <w:r>
-        <w:t xml:space="preserve"> by that alone. Indeed, the *</w:t>
-      </w:r>
-      <w:proofErr w:type="spellStart"/>
-      <w:r>
-        <w:t>devaputta</w:t>
-      </w:r>
-      <w:proofErr w:type="spellEnd"/>
-      <w:r>
-        <w:t xml:space="preserve">* </w:t>
-      </w:r>
-      <w:proofErr w:type="spellStart"/>
-      <w:r>
-        <w:t>Maṭṭakuṇḍalī</w:t>
-      </w:r>
-      <w:proofErr w:type="spellEnd"/>
-      <w:r>
-        <w:t xml:space="preserve"> obtained such a state due to a certain natural law, a deep aspect regarding </w:t>
-      </w:r>
-      <w:proofErr w:type="spellStart"/>
-      <w:r>
-        <w:t>kamma</w:t>
-      </w:r>
-      <w:proofErr w:type="spellEnd"/>
-      <w:r>
-        <w:t xml:space="preserve">. For, beings are born in various places according to their </w:t>
-      </w:r>
-      <w:proofErr w:type="spellStart"/>
-      <w:r>
-        <w:t>kamma</w:t>
-      </w:r>
-      <w:proofErr w:type="spellEnd"/>
-      <w:r>
-        <w:t xml:space="preserve">. However, the </w:t>
-      </w:r>
-      <w:proofErr w:type="spellStart"/>
-      <w:r>
-        <w:t>kamma</w:t>
-      </w:r>
-      <w:proofErr w:type="spellEnd"/>
-      <w:r>
-        <w:t xml:space="preserve"> generated according to the sign (*</w:t>
-      </w:r>
-      <w:proofErr w:type="spellStart"/>
-      <w:r>
-        <w:t>nimitta</w:t>
-      </w:r>
-      <w:proofErr w:type="spellEnd"/>
-      <w:r>
-        <w:t xml:space="preserve">*) that appears </w:t>
-      </w:r>
-      <w:proofErr w:type="gramStart"/>
-      <w:r>
-        <w:t>at the moment</w:t>
-      </w:r>
-      <w:proofErr w:type="gramEnd"/>
-      <w:r>
-        <w:t xml:space="preserve"> of death, called the *</w:t>
-      </w:r>
-      <w:proofErr w:type="spellStart"/>
-      <w:r>
-        <w:t>āsanna-kamma</w:t>
-      </w:r>
-      <w:proofErr w:type="spellEnd"/>
-      <w:r>
-        <w:t xml:space="preserve">* (near-death </w:t>
-      </w:r>
-      <w:proofErr w:type="spellStart"/>
-      <w:r>
-        <w:t>kamma</w:t>
-      </w:r>
-      <w:proofErr w:type="spellEnd"/>
-      <w:r>
-        <w:t xml:space="preserve">), is highly powerful. That is why the </w:t>
-      </w:r>
-      <w:r>
-        <w:t>Buddha</w:t>
-      </w:r>
-      <w:r>
-        <w:t xml:space="preserve"> walked there to give </w:t>
-      </w:r>
-      <w:proofErr w:type="spellStart"/>
-      <w:r>
-        <w:t>Maṭṭakuṇḍalī</w:t>
-      </w:r>
-      <w:proofErr w:type="spellEnd"/>
-      <w:r>
-        <w:t xml:space="preserve"> an opportunity to purify his near-death mind and perform a wholesome deed. But not everyone can perform that feat. Sometimes, due to the sins committed during one's lifetime, a different sign appears, and one is forced to take birth in a bad destination. That archer split the horsehair in that manner because he had put in effort and training for a long time. It is not something that can be done </w:t>
-      </w:r>
-      <w:proofErr w:type="gramStart"/>
-      <w:r>
-        <w:t>all of a sudden</w:t>
-      </w:r>
-      <w:proofErr w:type="gramEnd"/>
-      <w:r>
-        <w:t>.</w:t>
+        <w:t>If we reflect in this way, generating wholesome thoughts and performing meritorious deeds is not something to be put off until the final moment, as Maṭṭakuṇḍalī did. One should not harbor such wrong views as thinking, "We can go to heaven if we do this only at the moment of death." Nowadays, some people think in that manner. They accumulate wealth through unlawful means, committing various crimes, and then expect to invite a member of the Saṅgha at the last moment to listen to a little Dhamma and go to heaven. Although Maṭṭakuṇḍalī was able to do so because he was one who had developed and fulfilled the *paramis* under past Buddhas, everything does not succeed by that alone. Indeed, the *devaputta* Maṭṭakuṇḍalī obtained such a state due to a certain natural law, a deep aspect regarding kamma. For, beings are born in various places according to their kamma. However, the kamma generated according to the sign (*nimitta*) that appears at the moment of death, called the *āsanna-kamma* (near-death kamma), is highly powerful. That is why the Buddha walked there to give Maṭṭakuṇḍalī an opportunity to purify his near-death mind and perform a wholesome deed. But not everyone can perform that feat. Sometimes, due to the sins committed during one's lifetime, a different sign appears, and one is forced to take birth in a bad destination. That archer split the horsehair in that manner because he had put in effort and training for a long time. It is not something that can be done all of a sudden.</w:t>
       </w:r>
     </w:p>
     <w:p>
       <w:r>
-        <w:t xml:space="preserve">So, what we </w:t>
-      </w:r>
-      <w:proofErr w:type="gramStart"/>
-      <w:r>
-        <w:t>have to</w:t>
-      </w:r>
-      <w:proofErr w:type="gramEnd"/>
-      <w:r>
-        <w:t xml:space="preserve"> understand here is that we must not wait until the near-death moment or old age. Thinking of the entirety of life as a single instant, we must constantly strive to generate within ourselves this very mind—a serene mind, a clarified mind, a pure mind, an illuminated mind. For, if those dark phenomena present themselves, we fall into darkness. If we bring forward bright phenomena, we take birth in a good destination. Not only that, </w:t>
-      </w:r>
-      <w:proofErr w:type="gramStart"/>
-      <w:r>
-        <w:t>we can</w:t>
-      </w:r>
-      <w:proofErr w:type="gramEnd"/>
-      <w:r>
-        <w:t xml:space="preserve"> gradually draw closer to *</w:t>
-      </w:r>
-      <w:proofErr w:type="spellStart"/>
-      <w:r>
-        <w:t>Nibbāna</w:t>
-      </w:r>
-      <w:proofErr w:type="spellEnd"/>
-      <w:r>
-        <w:t xml:space="preserve">* (extinguishment). </w:t>
-      </w:r>
-      <w:proofErr w:type="spellStart"/>
-      <w:r>
-        <w:t>Nibbāna</w:t>
-      </w:r>
-      <w:proofErr w:type="spellEnd"/>
-      <w:r>
-        <w:t xml:space="preserve"> means freeing the mind from these dark phenomena of greed, hatred, and delusion.</w:t>
+        <w:t>So, what we have to understand here is that we must not wait until the near-death moment or old age. Thinking of the entirety of life as a single instant, we must constantly strive to generate within ourselves this very mind—a serene mind, a clarified mind, a pure mind, an illuminated mind. For, if those dark phenomena present themselves, we fall into darkness. If we bring forward bright phenomena, we take birth in a good destination. Not only that, we can gradually draw closer to Nibbāna (extinguishment). Nibbāna means freeing the mind from these dark phenomena of greed, hatred, and delusion.</w:t>
       </w:r>
     </w:p>
     <w:p>
       <w:r>
-        <w:t>From this, we can understand the value of this instant and that this is something that must be constantly practiced and trained. Just as that archer exerts effort, a Buddhist must always keep watch over the mind. One must examine whether the phenomena arising in this mind are things that lead to the mind's clarity or things that agitate it. Now, regarding the word clarity—here, *</w:t>
-      </w:r>
-      <w:proofErr w:type="spellStart"/>
-      <w:r>
-        <w:t>pasanna</w:t>
-      </w:r>
-      <w:proofErr w:type="spellEnd"/>
-      <w:r>
-        <w:t>* means clarified. What is mentioned here regarding the *</w:t>
-      </w:r>
-      <w:proofErr w:type="spellStart"/>
-      <w:r>
-        <w:t>devaputta</w:t>
-      </w:r>
-      <w:proofErr w:type="spellEnd"/>
-      <w:r>
-        <w:t xml:space="preserve">* </w:t>
-      </w:r>
-      <w:proofErr w:type="spellStart"/>
-      <w:r>
-        <w:t>Maṭṭakuṇḍalī</w:t>
-      </w:r>
-      <w:proofErr w:type="spellEnd"/>
-      <w:r>
-        <w:t xml:space="preserve"> is the benefit of that clarified mind. The value of clarity can be understood: when water flows after </w:t>
-      </w:r>
-      <w:proofErr w:type="gramStart"/>
-      <w:r>
-        <w:t>a rain</w:t>
-      </w:r>
-      <w:proofErr w:type="gramEnd"/>
-      <w:r>
-        <w:t xml:space="preserve">, filled with mud and flowing in an extremely unpleasant manner, what is the state of our mind when we see it? Next, when we look at beautifully clear water, clarified water, our mind becomes clear and peaceful. In the same way, when we bring a sublime object, a supreme object like the </w:t>
-      </w:r>
-      <w:r>
-        <w:t>Buddha</w:t>
-      </w:r>
-      <w:r>
-        <w:t>, into our mind, when we bring it close to our mind, our mind becomes clarified. Therefore, the word *</w:t>
-      </w:r>
-      <w:proofErr w:type="spellStart"/>
-      <w:r>
-        <w:t>pasāda</w:t>
-      </w:r>
-      <w:proofErr w:type="spellEnd"/>
-      <w:r>
-        <w:t xml:space="preserve">* (clarity/joyous confidence) goes </w:t>
-      </w:r>
-      <w:proofErr w:type="gramStart"/>
-      <w:r>
-        <w:t>hand-in-hand</w:t>
-      </w:r>
-      <w:proofErr w:type="gramEnd"/>
-      <w:r>
-        <w:t xml:space="preserve"> with faith (*</w:t>
-      </w:r>
-      <w:proofErr w:type="spellStart"/>
-      <w:r>
-        <w:t>saddhā</w:t>
-      </w:r>
-      <w:proofErr w:type="spellEnd"/>
-      <w:r>
-        <w:t>*). It is said, *</w:t>
-      </w:r>
-      <w:proofErr w:type="spellStart"/>
-      <w:r>
-        <w:t>saddhā-pasāda</w:t>
-      </w:r>
-      <w:proofErr w:type="spellEnd"/>
-      <w:r>
-        <w:t>* (faith and clarity). With faith, clarity follows. From this, we see that faith (*</w:t>
-      </w:r>
-      <w:proofErr w:type="spellStart"/>
-      <w:r>
-        <w:t>saddhā</w:t>
-      </w:r>
-      <w:proofErr w:type="spellEnd"/>
-      <w:r>
-        <w:t>*) in the Triple Gem is an extremely important thing. A mind without faith in the Triple Gem remains darkened by skeptical doubt (*</w:t>
-      </w:r>
-      <w:proofErr w:type="spellStart"/>
-      <w:r>
-        <w:t>vicikicchā</w:t>
-      </w:r>
-      <w:proofErr w:type="spellEnd"/>
-      <w:r>
-        <w:t xml:space="preserve">*), hesitation, and uncertainty. Their minds are just like agitated water, like muddy water. But if someone develops faith in the </w:t>
-      </w:r>
-      <w:r>
-        <w:t>Buddha</w:t>
-      </w:r>
-      <w:r>
-        <w:t>, a great clarity arises in the mind along with it. This is realized by you, devout friends, even in your day-to-day lives.</w:t>
+        <w:t>From this, we can understand the value of this instant and that this is something that must be constantly practiced and trained. Just as that archer exerts effort, a Buddhist must always keep watch over the mind. One must examine whether the phenomena arising in this mind are things that lead to the mind's clarity or things that agitate it. Now, regarding the word clarity—here, *pasanna* means clarified. What is mentioned here regarding the *devaputta* Maṭṭakuṇḍalī is the benefit of that clarified mind. The value of clarity can be understood: when water flows after a rain, filled with mud and flowing in an extremely unpleasant manner, what is the state of our mind when we see it? Next, when we look at beautifully clear water, clarified water, our mind becomes clear and peaceful. In the same way, when we bring a sublime object, a supreme object like the Buddha, into our mind, when we bring it close to our mind, our mind becomes clarified. Therefore, the word *pasāda* (clarity/joyous confidence) goes hand-in-hand with faith (*saddhā*). It is said, *saddhā-pasāda* (faith and clarity). With faith, clarity follows. From this, we see that faith (*saddhā*) in the Triple Gem is an extremely important thing. A mind without faith in the Triple Gem remains darkened by skeptical doubt (*vicikicchā*), hesitation, and uncertainty. Their minds are just like agitated water, like muddy water. But if someone develops faith in the Buddha, a great clarity arises in the mind along with it. This is realized by you, devout friends, even in your day-to-day lives.</w:t>
       </w:r>
     </w:p>
     <w:p>
       <w:r>
-        <w:t>That *</w:t>
-      </w:r>
-      <w:proofErr w:type="spellStart"/>
-      <w:r>
-        <w:t>devaputta</w:t>
-      </w:r>
-      <w:proofErr w:type="spellEnd"/>
-      <w:r>
-        <w:t xml:space="preserve">* </w:t>
-      </w:r>
-      <w:proofErr w:type="spellStart"/>
-      <w:r>
-        <w:t>Maṭṭakuṇḍalī</w:t>
-      </w:r>
-      <w:proofErr w:type="spellEnd"/>
-      <w:r>
-        <w:t xml:space="preserve"> clarified his mind by seeing the physical form, the body, of the </w:t>
-      </w:r>
-      <w:r>
-        <w:t>Buddha</w:t>
-      </w:r>
-      <w:r>
-        <w:t xml:space="preserve">. Although we do not get to see that physical body of the Buddha now, we can see </w:t>
-      </w:r>
-      <w:r>
-        <w:lastRenderedPageBreak/>
-        <w:t>the Dhamma-body (*</w:t>
-      </w:r>
-      <w:proofErr w:type="spellStart"/>
-      <w:r>
-        <w:t>Dhammakāya</w:t>
-      </w:r>
-      <w:proofErr w:type="spellEnd"/>
-      <w:r>
-        <w:t>*). We can see the body of the Buddha’s virtues. Therefore, from this, what we must specifically consider is the value of the meditation on the recollection of the Buddha (*</w:t>
-      </w:r>
-      <w:proofErr w:type="spellStart"/>
-      <w:r>
-        <w:t>Buddhānussati</w:t>
-      </w:r>
-      <w:proofErr w:type="spellEnd"/>
-      <w:r>
-        <w:t xml:space="preserve"> </w:t>
-      </w:r>
-      <w:proofErr w:type="spellStart"/>
-      <w:r>
-        <w:t>bhāvanā</w:t>
-      </w:r>
-      <w:proofErr w:type="spellEnd"/>
-      <w:r>
-        <w:t xml:space="preserve">*). Contemplating the virtues of the Buddha. Through the virtues of the Buddha, we can see the </w:t>
-      </w:r>
-      <w:r>
-        <w:t>Buddha</w:t>
-      </w:r>
-      <w:r>
-        <w:t>. If we contemplate the nine-fold virtues of the Buddha, direct our mind to those virtues like *</w:t>
-      </w:r>
-      <w:proofErr w:type="spellStart"/>
-      <w:r>
-        <w:t>Arahaṁ</w:t>
-      </w:r>
-      <w:proofErr w:type="spellEnd"/>
-      <w:r>
-        <w:t>*, bring to the surface a virtue that suits our mind, and train ourselves to constantly bring to the mind a phrase like "</w:t>
-      </w:r>
-      <w:proofErr w:type="spellStart"/>
-      <w:r>
-        <w:t>Arahaṁ</w:t>
-      </w:r>
-      <w:proofErr w:type="spellEnd"/>
-      <w:r>
-        <w:t xml:space="preserve">, </w:t>
-      </w:r>
-      <w:proofErr w:type="spellStart"/>
-      <w:r>
-        <w:t>Arahaṁ</w:t>
-      </w:r>
-      <w:proofErr w:type="spellEnd"/>
-      <w:r>
-        <w:t xml:space="preserve">, </w:t>
-      </w:r>
-      <w:proofErr w:type="spellStart"/>
-      <w:r>
-        <w:t>Arahaṁ</w:t>
-      </w:r>
-      <w:proofErr w:type="spellEnd"/>
-      <w:r>
-        <w:t>" or "</w:t>
-      </w:r>
-      <w:proofErr w:type="spellStart"/>
-      <w:r>
-        <w:t>Buddho</w:t>
-      </w:r>
-      <w:proofErr w:type="spellEnd"/>
-      <w:r>
-        <w:t>," "</w:t>
-      </w:r>
-      <w:proofErr w:type="spellStart"/>
-      <w:r>
-        <w:t>Sammā</w:t>
-      </w:r>
-      <w:proofErr w:type="spellEnd"/>
-      <w:r>
-        <w:t xml:space="preserve"> Sambuddho," like a meditation, then through that, we can obtain great joyous confidence and an illumination for our daily activities. Now, as expressed in that verse, if with a clarified mind, a serene mind, "*</w:t>
-      </w:r>
-      <w:proofErr w:type="spellStart"/>
-      <w:r>
-        <w:t>bhāsati</w:t>
-      </w:r>
-      <w:proofErr w:type="spellEnd"/>
-      <w:r>
-        <w:t xml:space="preserve"> </w:t>
-      </w:r>
-      <w:proofErr w:type="spellStart"/>
-      <w:r>
-        <w:t>vā</w:t>
-      </w:r>
-      <w:proofErr w:type="spellEnd"/>
-      <w:r>
-        <w:t xml:space="preserve"> </w:t>
-      </w:r>
-      <w:proofErr w:type="spellStart"/>
-      <w:r>
-        <w:t>karoti</w:t>
-      </w:r>
-      <w:proofErr w:type="spellEnd"/>
-      <w:r>
-        <w:t xml:space="preserve"> </w:t>
-      </w:r>
-      <w:proofErr w:type="spellStart"/>
-      <w:r>
-        <w:t>vā</w:t>
-      </w:r>
-      <w:proofErr w:type="spellEnd"/>
-      <w:r>
-        <w:t>*," someone utters a word or performs an action, its pleasant results follow behind him like his shadow. It is this mind of ours that provides illumination to the words we use and the actions we perform. When this mind is clarified, a great light arises in the mind, like a flash of lightning on a pitch-black night.</w:t>
+        <w:t>That *devaputta* Maṭṭakuṇḍalī clarified his mind by seeing the physical form, the body, of the Buddha. Although we do not get to see that physical body of the Buddha now, we can see the Dhamma-body (*Dhammakāya*). We can see the body of the Buddha’s virtues. Therefore, from this, what we must specifically consider is the value of the meditation on the recollection of the Buddha (*Buddhānussati bhāvanā*). Contemplating the virtues of the Buddha. Through the virtues of the Buddha, we can see the Buddha. If we contemplate the nine-fold virtues of the Buddha, direct our mind to those virtues like *Arahaṁ*, bring to the surface a virtue that suits our mind, and train ourselves to constantly bring to the mind a phrase like "Arahaṁ, Arahaṁ, Arahaṁ" or "Buddho," "Sammā Sambuddho," like a meditation, then through that, we can obtain great joyous confidence and an illumination for our daily activities. Now, as expressed in that verse, if with a clarified mind, a serene mind, "*bhāsati vā karoti vā*," someone utters a word or performs an action, its pleasant results follow behind him like his shadow. It is this mind of ours that provides illumination to the words we use and the actions we perform. When this mind is clarified, a great light arises in the mind, like a flash of lightning on a pitch-black night.</w:t>
       </w:r>
     </w:p>
     <w:p>
       <w:r>
-        <w:t>Therefore, to constantly bring to the mind the clarity towards the Triple Gem, one must train in contemplating the Buddha's virtues as *</w:t>
-      </w:r>
-      <w:proofErr w:type="spellStart"/>
-      <w:r>
-        <w:t>Buddhānussati</w:t>
-      </w:r>
-      <w:proofErr w:type="spellEnd"/>
-      <w:r>
-        <w:t xml:space="preserve">* meditation. While traveling in a vehicle, while in a </w:t>
-      </w:r>
-      <w:proofErr w:type="gramStart"/>
-      <w:r>
-        <w:t>city—now</w:t>
-      </w:r>
-      <w:proofErr w:type="gramEnd"/>
-      <w:r>
-        <w:t xml:space="preserve"> there is no telling when the time will come. We must think of every moment now as the near-death moment. Especially when thinking about the present times, some people think of the near-death moment as being eighty or ninety years old, surrounded by children and grandchildren; that is how they imagine the near-death moment. Today, we must step onto the road thinking we are in a near-death situation. Such is the </w:t>
-      </w:r>
-      <w:proofErr w:type="gramStart"/>
-      <w:r>
-        <w:t>state of affairs</w:t>
-      </w:r>
-      <w:proofErr w:type="gramEnd"/>
-      <w:r>
-        <w:t>. Because of that, we must be much more watchful over the mind. If, in a bad moment, when the mind is spoiled, darkened, or muddied, we pass away—if we die suddenly—where will we go and be born? In a dark place. Either in hell, or in the realm of hungry ghosts (*</w:t>
-      </w:r>
-      <w:proofErr w:type="spellStart"/>
-      <w:r>
-        <w:t>petas</w:t>
-      </w:r>
-      <w:proofErr w:type="spellEnd"/>
-      <w:r>
-        <w:t xml:space="preserve">*), or the demon realm. We said, didn't we, that there are two groups called dark phenomena and bright phenomena. There are two factions in this mind. Whatever factions exist in the world, we must be concerned about the factions in this mind, because it is our mind that we carry wherever we go. Therefore, the dark faction in this mind consists of greed, hatred, and delusion. These are the three that appear prominently in this dark faction: greed, hatred, and delusion. There are many auxiliary phenomena related to them. Next, the bright phenomena that aid in reaching </w:t>
-      </w:r>
-      <w:proofErr w:type="spellStart"/>
-      <w:r>
-        <w:t>Nibbāna</w:t>
-      </w:r>
-      <w:proofErr w:type="spellEnd"/>
-      <w:r>
-        <w:t xml:space="preserve"> are non-greed, non-hatred, and non-delusion. At first glance, there seems to be nothing here when we say "non-greed"; what is this non-greed? It is sometimes difficult to conceptualize. Non-greed means abstaining from greed. Abstaining from greed might sometimes be thought of as a trivial thing. This is not a trivial thing. This is called a *</w:t>
-      </w:r>
-      <w:proofErr w:type="spellStart"/>
-      <w:r>
-        <w:t>virati-cetasika</w:t>
-      </w:r>
-      <w:proofErr w:type="spellEnd"/>
-      <w:r>
-        <w:t>* (mental factor of abstinence), the thought of abstaining.</w:t>
+        <w:t>Therefore, to constantly bring to the mind the clarity towards the Triple Gem, one must train in contemplating the Buddha's virtues as *Buddhānussati* meditation. While traveling in a vehicle, while in a city—now there is no telling when the time will come. We must think of every moment now as the near-death moment. Especially when thinking about the present times, some people think of the near-death moment as being eighty or ninety years old, surrounded by children and grandchildren; that is how they imagine the near-death moment. Today, we must step onto the road thinking we are in a near-death situation. Such is the state of affairs. Because of that, we must be much more watchful over the mind. If, in a bad moment, when the mind is spoiled, darkened, or muddied, we pass away—if we die suddenly—where will we go and be born? In a dark place. Either in hell, or in the realm of hungry ghosts (*petas*), or the demon realm. We said, didn't we, that there are two groups called dark phenomena and bright phenomena. There are two factions in this mind. Whatever factions exist in the world, we must be concerned about the factions in this mind, because it is our mind that we carry wherever we go. Therefore, the dark faction in this mind consists of greed, hatred, and delusion. These are the three that appear prominently in this dark faction: greed, hatred, and delusion. There are many auxiliary phenomena related to them. Next, the bright phenomena that aid in reaching Nibbāna are non-greed, non-hatred, and non-delusion. At first glance, there seems to be nothing here when we say "non-greed"; what is this non-greed? It is sometimes difficult to conceptualize. Non-greed means abstaining from greed. Abstaining from greed might sometimes be thought of as a trivial thing. This is not a trivial thing. This is called a *virati-cetasika* (mental factor of abstinence), the thought of abstaining.</w:t>
       </w:r>
     </w:p>
     <w:p>
       <w:r>
-        <w:t>This thought regarding abstinence is a very powerful thing. Now, something that mainly supports this is virtue (*</w:t>
-      </w:r>
-      <w:proofErr w:type="spellStart"/>
-      <w:r>
-        <w:t>sīla</w:t>
-      </w:r>
-      <w:proofErr w:type="spellEnd"/>
-      <w:r>
-        <w:t>*), the undertaking of precepts. Taking precepts. At this moment, when you all, to abstain from killing living beings—*</w:t>
-      </w:r>
-      <w:proofErr w:type="spellStart"/>
-      <w:r>
-        <w:t>veramaṇī</w:t>
-      </w:r>
-      <w:proofErr w:type="spellEnd"/>
-      <w:r>
-        <w:t>*—indeed, when taking precepts, the word *</w:t>
-      </w:r>
-      <w:proofErr w:type="spellStart"/>
-      <w:r>
-        <w:t>veramaṇī</w:t>
-      </w:r>
-      <w:proofErr w:type="spellEnd"/>
-      <w:r>
-        <w:t>* must be pronounced well. "*</w:t>
-      </w:r>
-      <w:proofErr w:type="spellStart"/>
-      <w:r>
-        <w:t>Pāṇātipātā</w:t>
-      </w:r>
-      <w:proofErr w:type="spellEnd"/>
-      <w:r>
-        <w:t xml:space="preserve"> </w:t>
-      </w:r>
-      <w:proofErr w:type="spellStart"/>
-      <w:r>
-        <w:t>veramaṇī</w:t>
-      </w:r>
-      <w:proofErr w:type="spellEnd"/>
-      <w:r>
-        <w:t xml:space="preserve"> </w:t>
-      </w:r>
-      <w:proofErr w:type="spellStart"/>
-      <w:r>
-        <w:t>sikkhāpadaṁ</w:t>
-      </w:r>
-      <w:proofErr w:type="spellEnd"/>
-      <w:r>
-        <w:t xml:space="preserve"> </w:t>
-      </w:r>
-      <w:proofErr w:type="spellStart"/>
-      <w:r>
-        <w:t>samādiyāmi</w:t>
-      </w:r>
-      <w:proofErr w:type="spellEnd"/>
-      <w:r>
-        <w:t xml:space="preserve">*," I undertake the training rule to abstain from taking life, from killing living beings. This is a certain promise made to oneself, accepting and putting it into practice. Even though it is uttered in front of the </w:t>
-      </w:r>
-      <w:proofErr w:type="spellStart"/>
-      <w:r>
-        <w:t>Saṅgha</w:t>
-      </w:r>
-      <w:proofErr w:type="spellEnd"/>
-      <w:r>
-        <w:t xml:space="preserve">, this is in fact a promise made to </w:t>
-      </w:r>
-      <w:r>
-        <w:lastRenderedPageBreak/>
-        <w:t xml:space="preserve">oneself. Or rather, one instills in one's mind, "I will spend this day in this manner, based on the practice." Then, for a person who has made up their mind thus, let us say next, an opportunity arises—either for food, for pleasure, or to settle a grudge—where they feel like killing someone or an animal. The moment that thought arises, one </w:t>
-      </w:r>
-      <w:proofErr w:type="gramStart"/>
-      <w:r>
-        <w:t>is able to</w:t>
-      </w:r>
-      <w:proofErr w:type="gramEnd"/>
-      <w:r>
-        <w:t xml:space="preserve"> push it aside through this very non-hatred (*</w:t>
-      </w:r>
-      <w:proofErr w:type="spellStart"/>
-      <w:r>
-        <w:t>adosa</w:t>
-      </w:r>
-      <w:proofErr w:type="spellEnd"/>
-      <w:r>
-        <w:t>*). One brings up loving-kindness, compassion, kindness, non-harming, and recalling the virtue one has undertaken, one abstains from it. To take this as an example: that moment is an extremely valuable moment. The power of being able to detach the mind. That is what is called a *</w:t>
-      </w:r>
-      <w:proofErr w:type="spellStart"/>
-      <w:r>
-        <w:t>virati-cetasika</w:t>
-      </w:r>
-      <w:proofErr w:type="spellEnd"/>
-      <w:r>
-        <w:t>*. It is called *</w:t>
-      </w:r>
-      <w:proofErr w:type="spellStart"/>
-      <w:r>
-        <w:t>sampatta-virati</w:t>
-      </w:r>
-      <w:proofErr w:type="spellEnd"/>
-      <w:r>
-        <w:t xml:space="preserve">* (abstinence upon encountering an opportunity). That means the opportunity to commit a sinful act has come. But one does not do it. One withdraws one's hand. Now, to commit a </w:t>
-      </w:r>
-      <w:proofErr w:type="gramStart"/>
-      <w:r>
-        <w:t>theft—</w:t>
-      </w:r>
-      <w:proofErr w:type="gramEnd"/>
-      <w:r>
-        <w:t xml:space="preserve">one knows it is a highly valuable object belonging to another. It lies in </w:t>
-      </w:r>
-      <w:proofErr w:type="gramStart"/>
-      <w:r>
-        <w:t>front,</w:t>
-      </w:r>
-      <w:proofErr w:type="gramEnd"/>
-      <w:r>
-        <w:t xml:space="preserve"> there is no one around. All one </w:t>
-      </w:r>
-      <w:proofErr w:type="gramStart"/>
-      <w:r>
-        <w:t>has to</w:t>
-      </w:r>
-      <w:proofErr w:type="gramEnd"/>
-      <w:r>
-        <w:t xml:space="preserve"> do is look around, and then slowly stretch out the hand in that direction. But the mind says at that moment, "Do not do that." Why does it think so? Precisely because of having undertaken that virtue: "*</w:t>
-      </w:r>
-      <w:proofErr w:type="spellStart"/>
-      <w:r>
-        <w:t>Adinnādānā</w:t>
-      </w:r>
-      <w:proofErr w:type="spellEnd"/>
-      <w:r>
-        <w:t xml:space="preserve"> </w:t>
-      </w:r>
-      <w:proofErr w:type="spellStart"/>
-      <w:r>
-        <w:t>veramaṇī</w:t>
-      </w:r>
-      <w:proofErr w:type="spellEnd"/>
-      <w:r>
-        <w:t xml:space="preserve"> </w:t>
-      </w:r>
-      <w:proofErr w:type="spellStart"/>
-      <w:r>
-        <w:t>sikkhāpadaṁ</w:t>
-      </w:r>
-      <w:proofErr w:type="spellEnd"/>
-      <w:r>
-        <w:t xml:space="preserve"> </w:t>
-      </w:r>
-      <w:proofErr w:type="spellStart"/>
-      <w:r>
-        <w:t>samādiyāmi</w:t>
-      </w:r>
-      <w:proofErr w:type="spellEnd"/>
-      <w:r>
-        <w:t xml:space="preserve">*." Following this, we see that taking precepts is not a trivial matter. It is not just a mere ritual—nowadays, at every meeting or festival, a taking of precepts is recited to show that one is Buddhist. But when one reflects on its depth, how powerful and important </w:t>
-      </w:r>
-      <w:proofErr w:type="gramStart"/>
-      <w:r>
-        <w:t>is it</w:t>
-      </w:r>
-      <w:proofErr w:type="gramEnd"/>
-      <w:r>
-        <w:t>! It is the first step in our life. In this manner—it is called "by way of substitution of opposites" (*</w:t>
-      </w:r>
-      <w:proofErr w:type="spellStart"/>
-      <w:r>
-        <w:t>tadaṅga-vasena</w:t>
-      </w:r>
-      <w:proofErr w:type="spellEnd"/>
-      <w:r>
-        <w:t xml:space="preserve">*)—the mind is distanced from the defilements. Inserting a wholesome thought for that </w:t>
-      </w:r>
-      <w:proofErr w:type="gramStart"/>
-      <w:r>
-        <w:t>particular moment</w:t>
-      </w:r>
-      <w:proofErr w:type="gramEnd"/>
-      <w:r>
-        <w:t>, the unwholesome thought is pushed away. For this, one must also accumulate wholesome thoughts within oneself. Loving-kindness must be developed to abandon hatred. To abandon greed, generosity—giving, charity, the quality of renunciation—must be developed. To abandon delusion, understanding, wisdom, thinking, thinking wisely, contemplation—wise contemplation to understand the true nature of things—must be used as aids. Therefore, the moment non-greed, non-hatred, and non-delusion are mentioned, it seems as if there is nothing there. But if we analyze and contemplate, what is being spoken of here is the power to subdue and drive back those unwholesome phenomena that come from outside, arriving as guests, arriving as enemies. This is what is meant by abstinence (*</w:t>
-      </w:r>
-      <w:proofErr w:type="spellStart"/>
-      <w:r>
-        <w:t>virati</w:t>
-      </w:r>
-      <w:proofErr w:type="spellEnd"/>
-      <w:r>
-        <w:t>*).</w:t>
+        <w:t>This thought regarding abstinence is a very powerful thing. Now, something that mainly supports this is virtue (*sīla*), the undertaking of precepts. Taking precepts. At this moment, when you all, to abstain from killing living beings—*veramaṇī*—indeed, when taking precepts, the word *veramaṇī* must be pronounced well. "*Pāṇātipātā veramaṇī sikkhāpadaṁ samādiyāmi*," I undertake the training rule to abstain from taking life, from killing living beings. This is a certain promise made to oneself, accepting and putting it into practice. Even though it is uttered in front of the Saṅgha, this is in fact a promise made to oneself. Or rather, one instills in one's mind, "I will spend this day in this manner, based on the practice." Then, for a person who has made up their mind thus, let us say next, an opportunity arises—either for food, for pleasure, or to settle a grudge—where they feel like killing someone or an animal. The moment that thought arises, one is able to push it aside through this very non-hatred (*adosa*). One brings up loving-kindness, compassion, kindness, non-harming, and recalling the virtue one has undertaken, one abstains from it. To take this as an example: that moment is an extremely valuable moment. The power of being able to detach the mind. That is what is called a *virati-cetasika*. It is called *sampatta-virati* (abstinence upon encountering an opportunity). That means the opportunity to commit a sinful act has come. But one does not do it. One withdraws one's hand. Now, to commit a theft—one knows it is a highly valuable object belonging to another. It lies in front, there is no one around. All one has to do is look around, and then slowly stretch out the hand in that direction. But the mind says at that moment, "Do not do that." Why does it think so? Precisely because of having undertaken that virtue: "*Adinnādānā veramaṇī sikkhāpadaṁ samādiyāmi*." Following this, we see that taking precepts is not a trivial matter. It is not just a mere ritual—nowadays, at every meeting or festival, a taking of precepts is recited to show that one is Buddhist. But when one reflects on its depth, how powerful and important is it! It is the first step in our life. In this manner—it is called "by way of substitution of opposites" (*tadaṅga-vasena*)—the mind is distanced from the defilements. Inserting a wholesome thought for that particular moment, the unwholesome thought is pushed away. For this, one must also accumulate wholesome thoughts within oneself. Loving-kindness must be developed to abandon hatred. To abandon greed, generosity—giving, charity, the quality of renunciation—must be developed. To abandon delusion, understanding, wisdom, thinking, thinking wisely, contemplation—wise contemplation to understand the true nature of things—must be used as aids. Therefore, the moment non-greed, non-hatred, and non-delusion are mentioned, it seems as if there is nothing there. But if we analyze and contemplate, what is being spoken of here is the power to subdue and drive back those unwholesome phenomena that come from outside, arriving as guests, arriving as enemies. This is what is meant by abstinence (*virati*).</w:t>
       </w:r>
     </w:p>
     <w:p>
       <w:r>
-        <w:t xml:space="preserve">This is not a feat that can be done </w:t>
-      </w:r>
-      <w:proofErr w:type="gramStart"/>
-      <w:r>
-        <w:t>all of a sudden</w:t>
-      </w:r>
-      <w:proofErr w:type="gramEnd"/>
-      <w:r>
-        <w:t xml:space="preserve">. Therefore, we must constantly develop that mind by way of meditation. The </w:t>
-      </w:r>
-      <w:r>
-        <w:t>Buddha</w:t>
-      </w:r>
-      <w:r>
-        <w:t xml:space="preserve"> too, when speaking of meditation, mentions three words: "*</w:t>
-      </w:r>
-      <w:proofErr w:type="spellStart"/>
-      <w:r>
-        <w:t>āsevati</w:t>
-      </w:r>
-      <w:proofErr w:type="spellEnd"/>
-      <w:r>
-        <w:t xml:space="preserve">, </w:t>
-      </w:r>
-      <w:proofErr w:type="spellStart"/>
-      <w:r>
-        <w:t>bhāveti</w:t>
-      </w:r>
-      <w:proofErr w:type="spellEnd"/>
-      <w:r>
-        <w:t xml:space="preserve">, </w:t>
-      </w:r>
-      <w:proofErr w:type="spellStart"/>
-      <w:r>
-        <w:t>bahulīkaroti</w:t>
-      </w:r>
-      <w:proofErr w:type="spellEnd"/>
-      <w:r>
-        <w:t>*." Frequently associating with some wholesome object. Let us say, if it is *</w:t>
-      </w:r>
-      <w:proofErr w:type="spellStart"/>
-      <w:r>
-        <w:t>Buddhānussati</w:t>
-      </w:r>
-      <w:proofErr w:type="spellEnd"/>
-      <w:r>
-        <w:t>*, one frequently associates with a word like "</w:t>
-      </w:r>
-      <w:proofErr w:type="spellStart"/>
-      <w:r>
-        <w:t>Arahaṁ</w:t>
-      </w:r>
-      <w:proofErr w:type="spellEnd"/>
-      <w:r>
-        <w:t xml:space="preserve">, </w:t>
-      </w:r>
-      <w:proofErr w:type="spellStart"/>
-      <w:r>
-        <w:t>Arahaṁ</w:t>
-      </w:r>
-      <w:proofErr w:type="spellEnd"/>
-      <w:r>
-        <w:t xml:space="preserve">, </w:t>
-      </w:r>
-      <w:proofErr w:type="spellStart"/>
-      <w:r>
-        <w:t>Arahaṁ</w:t>
-      </w:r>
-      <w:proofErr w:type="spellEnd"/>
-      <w:r>
-        <w:t>" or "</w:t>
-      </w:r>
-      <w:proofErr w:type="spellStart"/>
-      <w:r>
-        <w:t>Buddho</w:t>
-      </w:r>
-      <w:proofErr w:type="spellEnd"/>
-      <w:r>
-        <w:t>" like a friend in one's home, constantly bringing it up and living with it—this is *</w:t>
-      </w:r>
-      <w:proofErr w:type="spellStart"/>
-      <w:r>
-        <w:t>āsevati</w:t>
-      </w:r>
-      <w:proofErr w:type="spellEnd"/>
-      <w:r>
-        <w:t>* (associating). *</w:t>
-      </w:r>
-      <w:proofErr w:type="spellStart"/>
-      <w:r>
-        <w:t>Bhāveti</w:t>
-      </w:r>
-      <w:proofErr w:type="spellEnd"/>
-      <w:r>
-        <w:t>* means developing it. Saying it a second time, a greater strength comes to the mind than the first time. Saying that word 'Buddha' ten times, a thousand times, millions and billions of times, the faith (*</w:t>
-      </w:r>
-      <w:proofErr w:type="spellStart"/>
-      <w:r>
-        <w:t>saddhā</w:t>
-      </w:r>
-      <w:proofErr w:type="spellEnd"/>
-      <w:r>
-        <w:t xml:space="preserve">*) towards the Triple Gem develops </w:t>
-      </w:r>
-      <w:proofErr w:type="gramStart"/>
-      <w:r>
-        <w:t>more and more</w:t>
-      </w:r>
-      <w:proofErr w:type="gramEnd"/>
-      <w:r>
-        <w:t xml:space="preserve">. This is not merely reciting it as a mantra. The heart must also function alongside it. </w:t>
-      </w:r>
-      <w:proofErr w:type="gramStart"/>
-      <w:r>
-        <w:t>A clarity</w:t>
-      </w:r>
-      <w:proofErr w:type="gramEnd"/>
-      <w:r>
-        <w:t xml:space="preserve"> must arise in the heart. It is the same with other meditations: if one is developing loving-kindness, words like 'may all beings be well and happy'—in that manner, depending on the meditation object one has chosen, one must constantly associate with it. One must strive to develop the mind through that—meditation (*</w:t>
-      </w:r>
-      <w:proofErr w:type="spellStart"/>
-      <w:r>
-        <w:t>bhāvanā</w:t>
-      </w:r>
-      <w:proofErr w:type="spellEnd"/>
-      <w:r>
-        <w:t>*).</w:t>
+        <w:t>This is not a feat that can be done all of a sudden. Therefore, we must constantly develop that mind by way of meditation. The Buddha too, when speaking of meditation, mentions three words: "*āsevati, bhāveti, bahulīkaroti*." Frequently associating with some wholesome object. Let us say, if it is *Buddhānussati*, one frequently associates with a word like "Arahaṁ, Arahaṁ, Arahaṁ" or "Buddho" like a friend in one's home, constantly bringing it up and living with it—this is *āsevati* (associating). *Bhāveti* means developing it. Saying it a second time, a greater strength comes to the mind than the first time. Saying that word 'Buddha' ten times, a thousand times, millions and billions of times, the faith (*saddhā*) towards the Triple Gem develops more and more. This is not merely reciting it as a mantra. The heart must also function alongside it. A clarity must arise in the heart. It is the same with other meditations: if one is developing loving-kindness, words like 'may all beings be well and happy'—in that manner, depending on the meditation object one has chosen, one must constantly associate with it. One must strive to develop the mind through that—meditation (*bhāvanā*).</w:t>
       </w:r>
     </w:p>
     <w:p>
       <w:r>
-        <w:lastRenderedPageBreak/>
-        <w:t>Next, there is the word *</w:t>
-      </w:r>
-      <w:proofErr w:type="spellStart"/>
-      <w:r>
-        <w:t>bahulī-kamma</w:t>
-      </w:r>
-      <w:proofErr w:type="spellEnd"/>
-      <w:r>
-        <w:t>* — *</w:t>
-      </w:r>
-      <w:proofErr w:type="spellStart"/>
-      <w:r>
-        <w:t>bahulīkaroti</w:t>
-      </w:r>
-      <w:proofErr w:type="spellEnd"/>
-      <w:r>
-        <w:t xml:space="preserve">*, making much of it, doing it abundantly. That means not just for a day or two, or for an hour or half an hour, but abundantly. One must exert </w:t>
-      </w:r>
-      <w:proofErr w:type="gramStart"/>
-      <w:r>
-        <w:t>effort</w:t>
-      </w:r>
-      <w:proofErr w:type="gramEnd"/>
-      <w:r>
-        <w:t xml:space="preserve"> oneself. No matter how much work one has in daily life, if someone has understood the value of their mind—we labor so much for this body. To nourish this body, to bathe and wash it, to adorn it, all of this. This 'vile, decaying body that will be left behind.' How much do we care </w:t>
-      </w:r>
-      <w:proofErr w:type="gramStart"/>
-      <w:r>
-        <w:t>for</w:t>
-      </w:r>
-      <w:proofErr w:type="gramEnd"/>
-      <w:r>
-        <w:t xml:space="preserve"> it? Yet, we do not think about the value of the mind even for a very </w:t>
-      </w:r>
-      <w:proofErr w:type="gramStart"/>
-      <w:r>
-        <w:t>brief moment</w:t>
-      </w:r>
-      <w:proofErr w:type="gramEnd"/>
-      <w:r>
-        <w:t xml:space="preserve"> of the day. It is this mind that assists us in escaping from </w:t>
-      </w:r>
-      <w:proofErr w:type="spellStart"/>
-      <w:r>
-        <w:t>Saṁsāra</w:t>
-      </w:r>
-      <w:proofErr w:type="spellEnd"/>
-      <w:r>
-        <w:t xml:space="preserve">, </w:t>
-      </w:r>
-      <w:proofErr w:type="gramStart"/>
-      <w:r>
-        <w:t>and also</w:t>
-      </w:r>
-      <w:proofErr w:type="gramEnd"/>
-      <w:r>
-        <w:t xml:space="preserve"> in securing a happy destination. If one thinks in this way, then one becomes interested in meditation. In the manner described as *</w:t>
-      </w:r>
-      <w:proofErr w:type="spellStart"/>
-      <w:r>
-        <w:t>āsevati</w:t>
-      </w:r>
-      <w:proofErr w:type="spellEnd"/>
-      <w:r>
-        <w:t xml:space="preserve">, </w:t>
-      </w:r>
-      <w:proofErr w:type="spellStart"/>
-      <w:r>
-        <w:t>bhāveti</w:t>
-      </w:r>
-      <w:proofErr w:type="spellEnd"/>
-      <w:r>
-        <w:t xml:space="preserve">, </w:t>
-      </w:r>
-      <w:proofErr w:type="spellStart"/>
-      <w:r>
-        <w:t>bahulīkaroti</w:t>
-      </w:r>
-      <w:proofErr w:type="spellEnd"/>
-      <w:r>
-        <w:t>*, one must constantly bring some wholesome object to the mind and live with it. Even though it might seem difficult and troublesome at the beginning, once it becomes a habit, one can do it effortlessly, without exertion—almost automatically. Now, when wearing a pair of spectacles for the first time, it is a great nuisance. But after a few days, one can work very easily with those spectacles. After some time, one might even look for the spectacles while wearing them on one's face. Why is this? Because to that extent, those spectacles have become a part of one's body.</w:t>
+        <w:t>Next, there is the word *bahulī-kamma* — *bahulīkaroti*, making much of it, doing it abundantly. That means not just for a day or two, or for an hour or half an hour, but abundantly. One must exert effort oneself. No matter how much work one has in daily life, if someone has understood the value of their mind—we labor so much for this body. To nourish this body, to bathe and wash it, to adorn it, all of this. This 'vile, decaying body that will be left behind.' How much do we care for it? Yet, we do not think about the value of the mind even for a very brief moment of the day. It is this mind that assists us in escaping from Saṁsāra, and also in securing a happy destination. If one thinks in this way, then one becomes interested in meditation. In the manner described as *āsevati, bhāveti, bahulīkaroti*, one must constantly bring some wholesome object to the mind and live with it. Even though it might seem difficult and troublesome at the beginning, once it becomes a habit, one can do it effortlessly, without exertion—almost automatically. Now, when wearing a pair of spectacles for the first time, it is a great nuisance. But after a few days, one can work very easily with those spectacles. After some time, one might even look for the spectacles while wearing them on one's face. Why is this? Because to that extent, those spectacles have become a part of one's body.</w:t>
       </w:r>
     </w:p>
     <w:p>
       <w:r>
-        <w:t>The meditation object is also like that. Then, for the person who has developed *</w:t>
-      </w:r>
-      <w:proofErr w:type="spellStart"/>
-      <w:r>
-        <w:t>Buddhānussati</w:t>
-      </w:r>
-      <w:proofErr w:type="spellEnd"/>
-      <w:r>
-        <w:t>*, when a danger arises—nowadays, people sometimes say "</w:t>
-      </w:r>
-      <w:proofErr w:type="spellStart"/>
-      <w:r>
-        <w:t>Budu</w:t>
-      </w:r>
-      <w:proofErr w:type="spellEnd"/>
-      <w:r>
-        <w:t xml:space="preserve"> Amme" (Oh, Buddha Mother). According to past custom, the word '</w:t>
-      </w:r>
-      <w:proofErr w:type="spellStart"/>
-      <w:r>
-        <w:t>Budu</w:t>
-      </w:r>
-      <w:proofErr w:type="spellEnd"/>
-      <w:r>
-        <w:t>' (Buddha) has become part of our society. But that is not just an automatic exclamation when pain arises. With the entire mind—</w:t>
-      </w:r>
-      <w:proofErr w:type="spellStart"/>
-      <w:r>
-        <w:t>Maṭṭakuṇḍalī</w:t>
-      </w:r>
-      <w:proofErr w:type="spellEnd"/>
-      <w:r>
-        <w:t xml:space="preserve"> obtained that state by clarifying his mind with his entire mind, not by saying it merely as a custom or a mantra. We must contemplate in that manner. One must think of the maximum benefit one can extract from every story and strive to reap it. One must strive to reap the maximum benefit. Now, according to the things stated in this verse, we see that our mind is chief in the words we use and the actions we perform, in everything. That is the uniqueness of the </w:t>
-      </w:r>
-      <w:r>
-        <w:t>Buddha</w:t>
-      </w:r>
-      <w:r>
-        <w:t xml:space="preserve">'s Dhamma. In this era, there are various scientific ways of thinking. They are mostly structured according to wrong views. This is because they give priority to physical things, to external things. Because they are clearly visible and possess beautiful colors, we are deceived by them. But the </w:t>
-      </w:r>
-      <w:r>
-        <w:t>Buddha</w:t>
-      </w:r>
-      <w:r>
-        <w:t xml:space="preserve"> has demonstrated the truth. In this long </w:t>
-      </w:r>
-      <w:proofErr w:type="spellStart"/>
-      <w:r>
-        <w:t>saṁsāric</w:t>
-      </w:r>
-      <w:proofErr w:type="spellEnd"/>
-      <w:r>
-        <w:t xml:space="preserve"> journey of ours, what is chief, what precedes—what assists our actions in becoming good or bad—is this mind that arises within us.</w:t>
+        <w:t>The meditation object is also like that. Then, for the person who has developed *Buddhānussati*, when a danger arises—nowadays, people sometimes say "Budu Amme" (Oh, Buddha Mother). According to past custom, the word 'Budu' (Buddha) has become part of our society. But that is not just an automatic exclamation when pain arises. With the entire mind—Maṭṭakuṇḍalī obtained that state by clarifying his mind with his entire mind, not by saying it merely as a custom or a mantra. We must contemplate in that manner. One must think of the maximum benefit one can extract from every story and strive to reap it. One must strive to reap the maximum benefit. Now, according to the things stated in this verse, we see that our mind is chief in the words we use and the actions we perform, in everything. That is the uniqueness of the Buddha's Dhamma. In this era, there are various scientific ways of thinking. They are mostly structured according to wrong views. This is because they give priority to physical things, to external things. Because they are clearly visible and possess beautiful colors, we are deceived by them. But the Buddha has demonstrated the truth. In this long saṁsāric journey of ours, what is chief, what precedes—what assists our actions in becoming good or bad—is this mind that arises within us.</w:t>
       </w:r>
     </w:p>
     <w:p>
       <w:r>
-        <w:t xml:space="preserve">"*Mano </w:t>
-      </w:r>
-      <w:proofErr w:type="spellStart"/>
-      <w:r>
-        <w:t>pubbaṅgamā</w:t>
-      </w:r>
-      <w:proofErr w:type="spellEnd"/>
-      <w:r>
-        <w:t xml:space="preserve"> </w:t>
-      </w:r>
-      <w:proofErr w:type="spellStart"/>
-      <w:r>
-        <w:t>dhammā</w:t>
-      </w:r>
-      <w:proofErr w:type="spellEnd"/>
-      <w:r>
-        <w:t xml:space="preserve"> — </w:t>
-      </w:r>
-      <w:proofErr w:type="spellStart"/>
-      <w:r>
-        <w:t>manoseṭṭhā</w:t>
-      </w:r>
-      <w:proofErr w:type="spellEnd"/>
-      <w:r>
-        <w:t xml:space="preserve"> </w:t>
-      </w:r>
-      <w:proofErr w:type="spellStart"/>
-      <w:r>
-        <w:t>manomayā</w:t>
-      </w:r>
-      <w:proofErr w:type="spellEnd"/>
-      <w:r>
-        <w:t xml:space="preserve">*." Not only that, </w:t>
-      </w:r>
-      <w:proofErr w:type="gramStart"/>
-      <w:r>
-        <w:t>they are</w:t>
-      </w:r>
-      <w:proofErr w:type="gramEnd"/>
-      <w:r>
-        <w:t xml:space="preserve"> created by that very mind. Now, according to this story, this becomes extremely clear. </w:t>
-      </w:r>
-      <w:proofErr w:type="spellStart"/>
-      <w:r>
-        <w:t>Maṭṭakuṇādalī's</w:t>
-      </w:r>
-      <w:proofErr w:type="spellEnd"/>
-      <w:r>
-        <w:t xml:space="preserve"> celestial body was created by the mind itself. It was visible to humans. It became apparent to the beings present at that time that in his final moments, the Brahmin's son had obtained such a celestial existence with golden ornaments merely by clarifying his mind towards the </w:t>
-      </w:r>
-      <w:r>
-        <w:t>Buddha</w:t>
-      </w:r>
-      <w:r>
-        <w:t>. That is why, through that very faith (*</w:t>
-      </w:r>
-      <w:proofErr w:type="spellStart"/>
-      <w:r>
-        <w:t>saddhā</w:t>
-      </w:r>
-      <w:proofErr w:type="spellEnd"/>
-      <w:r>
-        <w:t>*), other necessary Dhamma qualities accumulated in his mind, and he obtained the realization of the stages of awakening. Therefore, within this narrative, which we might think of as simple, extremely valuable and deep Dhamma is contained.</w:t>
+        <w:t>"*Mano pubbaṅgamā dhammā — manoseṭṭhā manomayā*." Not only that, they are created by that very mind. Now, according to this story, this becomes extremely clear. Maṭṭakuṇādalī's celestial body was created by the mind itself. It was visible to humans. It became apparent to the beings present at that time that in his final moments, the Brahmin's son had obtained such a celestial existence with golden ornaments merely by clarifying his mind towards the Buddha. That is why, through that very faith (*saddhā*), other necessary Dhamma qualities accumulated in his mind, and he obtained the realization of the stages of awakening. Therefore, within this narrative, which we might think of as simple, extremely valuable and deep Dhamma is contained.</w:t>
       </w:r>
     </w:p>
     <w:p>
       <w:r>
-        <w:lastRenderedPageBreak/>
-        <w:t>Thus, creating an opening in the mind at each moment. This is what is done through the practice of virtues such as *</w:t>
-      </w:r>
-      <w:proofErr w:type="spellStart"/>
-      <w:r>
-        <w:t>sīla</w:t>
-      </w:r>
-      <w:proofErr w:type="spellEnd"/>
-      <w:r>
-        <w:t>*. Purifying the mind by way of substitution of opposites (*</w:t>
-      </w:r>
-      <w:proofErr w:type="spellStart"/>
-      <w:r>
-        <w:t>tadaṅga</w:t>
-      </w:r>
-      <w:proofErr w:type="spellEnd"/>
-      <w:r>
-        <w:t>*), or in other words, clarifying it. There are three stages of effort in developing this. It is mentioned in the Dhamma as *</w:t>
-      </w:r>
-      <w:proofErr w:type="spellStart"/>
-      <w:r>
-        <w:t>tadaṅga</w:t>
-      </w:r>
-      <w:proofErr w:type="spellEnd"/>
-      <w:r>
-        <w:t>* (substitution of opposites), *</w:t>
-      </w:r>
-      <w:proofErr w:type="spellStart"/>
-      <w:r>
-        <w:t>vikkhambhana</w:t>
-      </w:r>
-      <w:proofErr w:type="spellEnd"/>
-      <w:r>
-        <w:t>* (suppression), and *</w:t>
-      </w:r>
-      <w:proofErr w:type="spellStart"/>
-      <w:r>
-        <w:t>samuccheda</w:t>
-      </w:r>
-      <w:proofErr w:type="spellEnd"/>
-      <w:r>
-        <w:t xml:space="preserve">* (eradication). Now, what is done through </w:t>
-      </w:r>
-      <w:proofErr w:type="gramStart"/>
-      <w:r>
-        <w:t>virtue—in</w:t>
-      </w:r>
-      <w:proofErr w:type="gramEnd"/>
-      <w:r>
-        <w:t xml:space="preserve"> observing those training rules—is that at each moment, one presents a wholesome thought and drives away the unwholesome. Next, a slightly more established and even more developed stage than that is concentration (*</w:t>
-      </w:r>
-      <w:proofErr w:type="spellStart"/>
-      <w:r>
-        <w:t>samādhi</w:t>
-      </w:r>
-      <w:proofErr w:type="spellEnd"/>
-      <w:r>
-        <w:t>*). This too, in this manner, if one develops meditation through *</w:t>
-      </w:r>
-      <w:proofErr w:type="spellStart"/>
-      <w:r>
-        <w:t>Buddhānussati</w:t>
-      </w:r>
-      <w:proofErr w:type="spellEnd"/>
-      <w:r>
-        <w:t>* etc., and controls the wandering mind, the mind that runs after various objects, through a suitable meditation subject—such as the phrase "may all beings be well and happy" or through a meditation subject like "</w:t>
-      </w:r>
-      <w:proofErr w:type="spellStart"/>
-      <w:r>
-        <w:t>Buddho</w:t>
-      </w:r>
-      <w:proofErr w:type="spellEnd"/>
-      <w:r>
-        <w:t>" or "</w:t>
-      </w:r>
-      <w:proofErr w:type="spellStart"/>
-      <w:r>
-        <w:t>Arahaṁ</w:t>
-      </w:r>
-      <w:proofErr w:type="spellEnd"/>
-      <w:r>
-        <w:t>"—after some time, the mind settles down. This settling down is called concentration (*</w:t>
-      </w:r>
-      <w:proofErr w:type="spellStart"/>
-      <w:r>
-        <w:t>samādhi</w:t>
-      </w:r>
-      <w:proofErr w:type="spellEnd"/>
-      <w:r>
-        <w:t>*). The phenomena that darken the mind are referred to in the Dhamma as hindrances (*</w:t>
-      </w:r>
-      <w:proofErr w:type="spellStart"/>
-      <w:r>
-        <w:t>nīvaraṇas</w:t>
-      </w:r>
-      <w:proofErr w:type="spellEnd"/>
-      <w:r>
-        <w:t>*). Sensual thoughts, angry thoughts, sloth and torpor, and various other regrets, restlessness, and doubt—when all these are suppressed, just as mud settles and the water in a lake becomes clear, a clarified state of mind arises. That is called concentration (*</w:t>
-      </w:r>
-      <w:proofErr w:type="spellStart"/>
-      <w:r>
-        <w:t>samādhi</w:t>
-      </w:r>
-      <w:proofErr w:type="spellEnd"/>
-      <w:r>
-        <w:t xml:space="preserve">*). This too is a state one can experience through a </w:t>
-      </w:r>
-      <w:proofErr w:type="gramStart"/>
-      <w:r>
-        <w:t>meditation subject</w:t>
-      </w:r>
-      <w:proofErr w:type="gramEnd"/>
-      <w:r>
-        <w:t>; it is a very special state where the mind's clarity is far greater than before.</w:t>
+        <w:t>Thus, creating an opening in the mind at each moment. This is what is done through the practice of virtues such as *sīla*. Purifying the mind by way of substitution of opposites (*tadaṅga*), or in other words, clarifying it. There are three stages of effort in developing this. It is mentioned in the Dhamma as *tadaṅga* (substitution of opposites), *vikkhambhana* (suppression), and *samuccheda* (eradication). Now, what is done through virtue—in observing those training rules—is that at each moment, one presents a wholesome thought and drives away the unwholesome. Next, a slightly more established and even more developed stage than that is concentration (*samādhi*). This too, in this manner, if one develops meditation through *Buddhānussati* etc., and controls the wandering mind, the mind that runs after various objects, through a suitable meditation subject—such as the phrase "may all beings be well and happy" or through a meditation subject like "Buddho" or "Arahaṁ"—after some time, the mind settles down. This settling down is called concentration (*samādhi*). The phenomena that darken the mind are referred to in the Dhamma as hindrances (*nīvaraṇas*). Sensual thoughts, angry thoughts, sloth and torpor, and various other regrets, restlessness, and doubt—when all these are suppressed, just as mud settles and the water in a lake becomes clear, a clarified state of mind arises. That is called concentration (*samādhi*). This too is a state one can experience through a meditation subject; it is a very special state where the mind's clarity is far greater than before.</w:t>
       </w:r>
     </w:p>
     <w:p>
       <w:r>
-        <w:t>Next, finally, the stage that goes even deeper is called eradication (*</w:t>
-      </w:r>
-      <w:proofErr w:type="spellStart"/>
-      <w:r>
-        <w:t>samuccheda</w:t>
-      </w:r>
-      <w:proofErr w:type="spellEnd"/>
-      <w:r>
-        <w:t>*). Deep within the mind lie the grave defilements known as *</w:t>
-      </w:r>
-      <w:proofErr w:type="spellStart"/>
-      <w:r>
-        <w:t>anusaya</w:t>
-      </w:r>
-      <w:proofErr w:type="spellEnd"/>
-      <w:r>
-        <w:t xml:space="preserve">* (underlying tendencies) carried along throughout </w:t>
-      </w:r>
-      <w:proofErr w:type="spellStart"/>
-      <w:r>
-        <w:t>Saṁsāra</w:t>
-      </w:r>
-      <w:proofErr w:type="spellEnd"/>
-      <w:r>
-        <w:t>. They remain suppressed. To dry them up, to eliminate them, one must develop wisdom (*</w:t>
-      </w:r>
-      <w:proofErr w:type="spellStart"/>
-      <w:r>
-        <w:t>paññā</w:t>
-      </w:r>
-      <w:proofErr w:type="spellEnd"/>
-      <w:r>
-        <w:t>*). Contemplating this entire body, this life, in terms of *</w:t>
-      </w:r>
-      <w:proofErr w:type="spellStart"/>
-      <w:r>
-        <w:t>anicca</w:t>
-      </w:r>
-      <w:proofErr w:type="spellEnd"/>
-      <w:r>
-        <w:t>* (impermanent), *dukkha* (suffering), and *</w:t>
-      </w:r>
-      <w:proofErr w:type="spellStart"/>
-      <w:r>
-        <w:t>anattā</w:t>
-      </w:r>
-      <w:proofErr w:type="spellEnd"/>
-      <w:r>
-        <w:t>* (not-self), and developing insight (*</w:t>
-      </w:r>
-      <w:proofErr w:type="spellStart"/>
-      <w:r>
-        <w:t>vipassanā</w:t>
-      </w:r>
-      <w:proofErr w:type="spellEnd"/>
-      <w:r>
-        <w:t xml:space="preserve">*), at a certain point the mind becomes illuminated. It is illuminated by wisdom. The phenomena that support this, as stated in the </w:t>
-      </w:r>
-      <w:proofErr w:type="spellStart"/>
-      <w:r>
-        <w:t>Satipaṭṭhāna</w:t>
-      </w:r>
-      <w:proofErr w:type="spellEnd"/>
-      <w:r>
-        <w:t xml:space="preserve"> Sutta, are mindfulness and clear comprehension (*sati-</w:t>
-      </w:r>
-      <w:proofErr w:type="spellStart"/>
-      <w:r>
-        <w:t>sampajañña</w:t>
-      </w:r>
-      <w:proofErr w:type="spellEnd"/>
-      <w:r>
-        <w:t>*), the development of mindfulness, and *</w:t>
-      </w:r>
-      <w:proofErr w:type="spellStart"/>
-      <w:r>
-        <w:t>yoniso</w:t>
-      </w:r>
-      <w:proofErr w:type="spellEnd"/>
-      <w:r>
-        <w:t xml:space="preserve"> </w:t>
-      </w:r>
-      <w:proofErr w:type="spellStart"/>
-      <w:r>
-        <w:t>manasikāra</w:t>
-      </w:r>
-      <w:proofErr w:type="spellEnd"/>
-      <w:r>
-        <w:t>* (wise attention). Contemplating in that manner and developing meditation so that wisdom grows, developing the three characteristics of *</w:t>
-      </w:r>
-      <w:proofErr w:type="spellStart"/>
-      <w:r>
-        <w:t>anicca</w:t>
-      </w:r>
-      <w:proofErr w:type="spellEnd"/>
-      <w:r>
-        <w:t>*, *dukkha*, and *</w:t>
-      </w:r>
-      <w:proofErr w:type="spellStart"/>
-      <w:r>
-        <w:t>anattā</w:t>
-      </w:r>
-      <w:proofErr w:type="spellEnd"/>
-      <w:r>
-        <w:t xml:space="preserve">*, then at the moment of realizing the stages of awakening, through insight-wisdom, one is able to generate from within the mind itself the power to destroy even the bottom-most layer of those unwholesome defilements that we have carried along throughout </w:t>
-      </w:r>
-      <w:proofErr w:type="spellStart"/>
-      <w:r>
-        <w:t>Saṁsāra</w:t>
-      </w:r>
-      <w:proofErr w:type="spellEnd"/>
-      <w:r>
-        <w:t>.</w:t>
+        <w:t>Next, finally, the stage that goes even deeper is called eradication (*samuccheda*). Deep within the mind lie the grave defilements known as *anusaya* (underlying tendencies) carried along throughout Saṁsāra. They remain suppressed. To dry them up, to eliminate them, one must develop wisdom (*paññā*). Contemplating this entire body, this life, in terms of *anicca* (impermanent), *dukkha* (suffering), and *anattā* (not-self), and developing insight (*vipassanā*), at a certain point the mind becomes illuminated. It is illuminated by wisdom. The phenomena that support this, as stated in the Satipaṭṭhāna Sutta, are mindfulness and clear comprehension (*sati-sampajañña*), the development of mindfulness, and *yoniso manasikāra* (wise attention). Contemplating in that manner and developing meditation so that wisdom grows, developing the three characteristics of *anicca*, *dukkha*, and *anattā*, then at the moment of realizing the stages of awakening, through insight-wisdom, one is able to generate from within the mind itself the power to destroy even the bottom-most layer of those unwholesome defilements that we have carried along throughout Saṁsāra.</w:t>
       </w:r>
     </w:p>
     <w:p>
       <w:r>
-        <w:t>Therefore, *</w:t>
-      </w:r>
-      <w:proofErr w:type="spellStart"/>
-      <w:r>
-        <w:t>sīla</w:t>
-      </w:r>
-      <w:proofErr w:type="spellEnd"/>
-      <w:r>
-        <w:t>*, *</w:t>
-      </w:r>
-      <w:proofErr w:type="spellStart"/>
-      <w:r>
-        <w:t>samādhi</w:t>
-      </w:r>
-      <w:proofErr w:type="spellEnd"/>
-      <w:r>
-        <w:t>*, and *</w:t>
-      </w:r>
-      <w:proofErr w:type="spellStart"/>
-      <w:r>
-        <w:t>paññā</w:t>
-      </w:r>
-      <w:proofErr w:type="spellEnd"/>
-      <w:r>
-        <w:t>* (virtue, concentration, and wisdom) are indeed the Dispensation (*</w:t>
-      </w:r>
-      <w:proofErr w:type="spellStart"/>
-      <w:r>
-        <w:t>Sāsana</w:t>
-      </w:r>
-      <w:proofErr w:type="spellEnd"/>
-      <w:r>
-        <w:t>*); this is what belongs to us. Many people explain the Buddha Dispensation in various ways. But the Buddha Dispensation is in fact the cultivation of *</w:t>
-      </w:r>
-      <w:proofErr w:type="spellStart"/>
-      <w:r>
-        <w:t>sīla</w:t>
-      </w:r>
-      <w:proofErr w:type="spellEnd"/>
-      <w:r>
-        <w:t>*, *</w:t>
-      </w:r>
-      <w:proofErr w:type="spellStart"/>
-      <w:r>
-        <w:t>samādhi</w:t>
-      </w:r>
-      <w:proofErr w:type="spellEnd"/>
-      <w:r>
-        <w:t>*, and *</w:t>
-      </w:r>
-      <w:proofErr w:type="spellStart"/>
-      <w:r>
-        <w:t>paññā</w:t>
-      </w:r>
-      <w:proofErr w:type="spellEnd"/>
-      <w:r>
-        <w:t xml:space="preserve">* within one's own mind-stream. What supports this, the first necessary factor, is our understanding of the value of this mind of ours—that the mind precedes everything, that the mind is supreme, and that these are created by the mind. Regarding those celestial existences, it is extremely obvious how they are created by the mind itself. Let alone that, though we do not think about it daily, let us consider a potter who makes something like a pot; he molds the pot from that lump of clay according to a </w:t>
-      </w:r>
-      <w:r>
-        <w:lastRenderedPageBreak/>
-        <w:t xml:space="preserve">certain mental image or plan of the pot. Likewise, if someone has manufactured anything that lies before us, the perception regarding that manufacturing arises first in the mind. A plan arises. It is the same when building a building. Where did this plan </w:t>
-      </w:r>
-      <w:proofErr w:type="gramStart"/>
-      <w:r>
-        <w:t>arise</w:t>
-      </w:r>
-      <w:proofErr w:type="gramEnd"/>
-      <w:r>
-        <w:t>? In the mind. After it emerges as a form supported by the four great elements (*</w:t>
-      </w:r>
-      <w:proofErr w:type="spellStart"/>
-      <w:r>
-        <w:t>cattāro</w:t>
-      </w:r>
-      <w:proofErr w:type="spellEnd"/>
-      <w:r>
-        <w:t xml:space="preserve"> </w:t>
-      </w:r>
-      <w:proofErr w:type="spellStart"/>
-      <w:r>
-        <w:t>mahābhūtā</w:t>
-      </w:r>
-      <w:proofErr w:type="spellEnd"/>
-      <w:r>
-        <w:t xml:space="preserve">*)—earth, water, fire, and wind—then people are deceived by it. Humans think, "This is </w:t>
-      </w:r>
-      <w:proofErr w:type="gramStart"/>
-      <w:r>
-        <w:t>the</w:t>
-      </w:r>
-      <w:proofErr w:type="gramEnd"/>
-      <w:r>
-        <w:t xml:space="preserve"> great thing." But many do not contemplate the plan underlying it. What the </w:t>
-      </w:r>
-      <w:r>
-        <w:t>Buddha</w:t>
-      </w:r>
-      <w:r>
-        <w:t xml:space="preserve"> did was remind the world of this very fact. It is through that itself that one can escape from </w:t>
-      </w:r>
-      <w:proofErr w:type="spellStart"/>
-      <w:r>
-        <w:t>Saṁsāra</w:t>
-      </w:r>
-      <w:proofErr w:type="spellEnd"/>
-      <w:r>
-        <w:t>. Therefore, one must contemplate with wisdom. This is what is called right view (*</w:t>
-      </w:r>
-      <w:proofErr w:type="spellStart"/>
-      <w:r>
-        <w:t>sammā-diṭṭhi</w:t>
-      </w:r>
-      <w:proofErr w:type="spellEnd"/>
-      <w:r>
-        <w:t>*). Wrong view (*</w:t>
-      </w:r>
-      <w:proofErr w:type="spellStart"/>
-      <w:r>
-        <w:t>micchā-diṭṭhi</w:t>
-      </w:r>
-      <w:proofErr w:type="spellEnd"/>
-      <w:r>
-        <w:t xml:space="preserve">*) means giving priority to unsuitable things, inappropriate things, or incorrect things. Right view, the correct vision, means bringing to the surface those Dhamma qualities that help us escape from the *Dukkha* of </w:t>
-      </w:r>
-      <w:proofErr w:type="spellStart"/>
-      <w:r>
-        <w:t>Saṁsāra</w:t>
-      </w:r>
-      <w:proofErr w:type="spellEnd"/>
-      <w:r>
-        <w:t xml:space="preserve">, in the manner declared by the </w:t>
-      </w:r>
-      <w:r>
-        <w:t>Buddha</w:t>
-      </w:r>
-      <w:r>
-        <w:t>.</w:t>
+        <w:t>Therefore, *sīla*, *samādhi*, and *paññā* (virtue, concentration, and wisdom) are indeed the Dispensation (*Sāsana*); this is what belongs to us. Many people explain the Buddha Dispensation in various ways. But the Buddha Dispensation is in fact the cultivation of *sīla*, *samādhi*, and *paññā* within one's own mind-stream. What supports this, the first necessary factor, is our understanding of the value of this mind of ours—that the mind precedes everything, that the mind is supreme, and that these are created by the mind. Regarding those celestial existences, it is extremely obvious how they are created by the mind itself. Let alone that, though we do not think about it daily, let us consider a potter who makes something like a pot; he molds the pot from that lump of clay according to a certain mental image or plan of the pot. Likewise, if someone has manufactured anything that lies before us, the perception regarding that manufacturing arises first in the mind. A plan arises. It is the same when building a building. Where did this plan arise? In the mind. After it emerges as a form supported by the four great elements (*cattāro mahābhūtā*)—earth, water, fire, and wind—then people are deceived by it. Humans think, "This is the great thing." But many do not contemplate the plan underlying it. What the Buddha did was remind the world of this very fact. It is through that itself that one can escape from Saṁsāra. Therefore, one must contemplate with wisdom. This is what is called right view (*sammā-diṭṭhi*). Wrong view (*micchā-diṭṭhi*) means giving priority to unsuitable things, inappropriate things, or incorrect things. Right view, the correct vision, means bringing to the surface those Dhamma qualities that help us escape from the *Dukkha* of Saṁsāra, in the manner declared by the Buddha.</w:t>
       </w:r>
     </w:p>
     <w:p>
       <w:r>
-        <w:t xml:space="preserve">Therefore, we must reflect according to this Dhamma verse. We must reflect on our own lives—regardless of age. "How am I leading my life? Is it according to what the world says, in the way society goes, or is it in the way shown by the </w:t>
-      </w:r>
-      <w:r>
-        <w:t>Buddha</w:t>
-      </w:r>
-      <w:r>
-        <w:t>?" Reflecting in this manner, one must prepare a plan necessary for daily life. Within this plan, there must be a place for virtue (*</w:t>
-      </w:r>
-      <w:proofErr w:type="spellStart"/>
-      <w:r>
-        <w:t>sīla</w:t>
-      </w:r>
-      <w:proofErr w:type="spellEnd"/>
-      <w:r>
-        <w:t>*). There must be a place for concentration (*</w:t>
-      </w:r>
-      <w:proofErr w:type="spellStart"/>
-      <w:r>
-        <w:t>samādhi</w:t>
-      </w:r>
-      <w:proofErr w:type="spellEnd"/>
-      <w:r>
-        <w:t>*). There must be a place for wisdom (*</w:t>
-      </w:r>
-      <w:proofErr w:type="spellStart"/>
-      <w:r>
-        <w:t>paññā</w:t>
-      </w:r>
-      <w:proofErr w:type="spellEnd"/>
-      <w:r>
-        <w:t>*). A 'place' means understanding their values and spending one's daily life in a manner that brings them to the surface. Just now, you undertook the *</w:t>
-      </w:r>
-      <w:proofErr w:type="spellStart"/>
-      <w:r>
-        <w:t>ājīva-aṭṭhamaka-sīla</w:t>
-      </w:r>
-      <w:proofErr w:type="spellEnd"/>
-      <w:r>
-        <w:t>* (precepts with livelihood as the eighth). Through that, you, devout friends, can free the mind by way of substitution of opposites (*</w:t>
-      </w:r>
-      <w:proofErr w:type="spellStart"/>
-      <w:r>
-        <w:t>tadaṅga</w:t>
-      </w:r>
-      <w:proofErr w:type="spellEnd"/>
-      <w:r>
-        <w:t xml:space="preserve">*). Like the archer splitting the horsehair by the flash of lightning, during those small, brief moments when unwholesome thoughts arise—when thoughts of committing a sin occur—you bring forward your virtue and drive them away. Next, if someone has developed the power of concentration, they can experience the clarity, serenity, and light of their mind for an even longer period. Then, through the realization of the stages of awakening—the realization of Stream-entry, Once-returning, Non-returning, and </w:t>
-      </w:r>
-      <w:proofErr w:type="spellStart"/>
-      <w:r>
-        <w:t>Arahantship</w:t>
-      </w:r>
-      <w:proofErr w:type="spellEnd"/>
-      <w:r>
-        <w:t>—if someone develops wisdom and insight-knowledges (*</w:t>
-      </w:r>
-      <w:proofErr w:type="spellStart"/>
-      <w:r>
-        <w:t>vipassanā-ñāṇa</w:t>
-      </w:r>
-      <w:proofErr w:type="spellEnd"/>
-      <w:r>
-        <w:t xml:space="preserve">*) and obtains liberation from </w:t>
-      </w:r>
-      <w:proofErr w:type="spellStart"/>
-      <w:r>
-        <w:t>Saṁsāra</w:t>
-      </w:r>
-      <w:proofErr w:type="spellEnd"/>
-      <w:r>
-        <w:t>, they are able to experience the most valuable state in the world, the most purified state of their mind.</w:t>
+        <w:t>Therefore, we must reflect according to this Dhamma verse. We must reflect on our own lives—regardless of age. "How am I leading my life? Is it according to what the world says, in the way society goes, or is it in the way shown by the Buddha?" Reflecting in this manner, one must prepare a plan necessary for daily life. Within this plan, there must be a place for virtue (*sīla*). There must be a place for concentration (*samādhi*). There must be a place for wisdom (*paññā*). A 'place' means understanding their values and spending one's daily life in a manner that brings them to the surface. Just now, you undertook the *ājīva-aṭṭhamaka-sīla* (precepts with livelihood as the eighth). Through that, you, devout friends, can free the mind by way of substitution of opposites (*tadaṅga*). Like the archer splitting the horsehair by the flash of lightning, during those small, brief moments when unwholesome thoughts arise—when thoughts of committing a sin occur—you bring forward your virtue and drive them away. Next, if someone has developed the power of concentration, they can experience the clarity, serenity, and light of their mind for an even longer period. Then, through the realization of the stages of awakening—the realization of Stream-entry, Once-returning, Non-returning, and Arahantship—if someone develops wisdom and insight-knowledges (*vipassanā-ñāṇa*) and obtains liberation from Saṁsāra, they are able to experience the most valuable state in the world, the most purified state of their mind.</w:t>
       </w:r>
     </w:p>
     <w:p>
       <w:r>
-        <w:t xml:space="preserve">Therefore, you must think of utilizing this Dispensation of the </w:t>
-      </w:r>
-      <w:proofErr w:type="gramStart"/>
-      <w:r>
-        <w:t>fully</w:t>
-      </w:r>
-      <w:proofErr w:type="gramEnd"/>
-      <w:r>
-        <w:t xml:space="preserve"> Awakened One, utilizing the human existence we have obtained. This is something extremely rare; even deities sometimes say that this human existence, this human world, is the best place to realize </w:t>
-      </w:r>
-      <w:proofErr w:type="spellStart"/>
-      <w:r>
-        <w:t>Nibbāna</w:t>
-      </w:r>
-      <w:proofErr w:type="spellEnd"/>
-      <w:r>
-        <w:t xml:space="preserve">. Though it is a brief, short period of time, if we utilize this period correctly, this human mind can be elevated to the highest state. That is why Buddhas are born only in the human world. That is why a Buddha appears only in the human world. Thinking in that manner, one must utilize the opportunity obtained. From every Dhamma sermon, one must extract some </w:t>
-      </w:r>
-      <w:proofErr w:type="gramStart"/>
-      <w:r>
-        <w:t>example</w:t>
-      </w:r>
-      <w:proofErr w:type="gramEnd"/>
-      <w:r>
-        <w:t xml:space="preserve"> for one's life. Regarding the defilements, the *</w:t>
-      </w:r>
-      <w:proofErr w:type="spellStart"/>
-      <w:r>
-        <w:t>kilesas</w:t>
-      </w:r>
-      <w:proofErr w:type="spellEnd"/>
-      <w:r>
-        <w:t xml:space="preserve">* that arise in the mind, one must consider them as dark and, </w:t>
-      </w:r>
-      <w:proofErr w:type="gramStart"/>
-      <w:r>
-        <w:t>in order to</w:t>
-      </w:r>
-      <w:proofErr w:type="gramEnd"/>
-      <w:r>
-        <w:t xml:space="preserve"> banish them, develop those wholesome phenomena called *</w:t>
-      </w:r>
-      <w:proofErr w:type="spellStart"/>
-      <w:r>
-        <w:t>sukka</w:t>
-      </w:r>
-      <w:proofErr w:type="spellEnd"/>
-      <w:r>
-        <w:t xml:space="preserve">-dhamma* within the mind—generosity, loving-kindness, wisdom, and the realization of the Dhamma. At this moment, even </w:t>
-      </w:r>
-      <w:proofErr w:type="spellStart"/>
-      <w:r>
-        <w:t>through</w:t>
-      </w:r>
-      <w:proofErr w:type="spellEnd"/>
-      <w:r>
-        <w:t xml:space="preserve"> listening to the Dhamma, one can clarify the mind. For, through the Dhamma we see the </w:t>
-      </w:r>
-      <w:r>
-        <w:lastRenderedPageBreak/>
-        <w:t>Buddha</w:t>
-      </w:r>
-      <w:r>
-        <w:t xml:space="preserve">; when listening to the Dhamma, the doubts and anxieties in one's mind are removed, hesitations disappear, and a clarity of mind arises. Clarity of mind is extremely necessary. It is through that alone that the true nature of the world is seen. When the mind is darkened, when it is darkened by delusion, the true nature is not visible. Consequently, one's words become wrong, and both words and actions incline towards the unwholesome, towards sin. Therefore, this </w:t>
-      </w:r>
-      <w:proofErr w:type="spellStart"/>
-      <w:r>
-        <w:t>Saṁsāra</w:t>
-      </w:r>
-      <w:proofErr w:type="spellEnd"/>
-      <w:r>
-        <w:t xml:space="preserve"> is generally a journey heavily inclined towards defilements, heavily inclined towards darkness. To step away from this, one must generate </w:t>
-      </w:r>
-      <w:proofErr w:type="gramStart"/>
-      <w:r>
-        <w:t>a great</w:t>
-      </w:r>
-      <w:proofErr w:type="gramEnd"/>
-      <w:r>
-        <w:t xml:space="preserve"> power.</w:t>
+        <w:t>Therefore, you must think of utilizing this Dispensation of the fully Awakened One, utilizing the human existence we have obtained. This is something extremely rare; even deities sometimes say that this human existence, this human world, is the best place to realize Nibbāna. Though it is a brief, short period of time, if we utilize this period correctly, this human mind can be elevated to the highest state. That is why Buddhas are born only in the human world. That is why a Buddha appears only in the human world. Thinking in that manner, one must utilize the opportunity obtained. From every Dhamma sermon, one must extract some example for one's life. Regarding the defilements, the *kilesas* that arise in the mind, one must consider them as dark and, in order to banish them, develop those wholesome phenomena called *sukka-dhamma* within the mind—generosity, loving-kindness, wisdom, and the realization of the Dhamma. At this moment, even through listening to the Dhamma, one can clarify the mind. For, through the Dhamma we see the Buddha; when listening to the Dhamma, the doubts and anxieties in one's mind are removed, hesitations disappear, and a clarity of mind arises. Clarity of mind is extremely necessary. It is through that alone that the true nature of the world is seen. When the mind is darkened, when it is darkened by delusion, the true nature is not visible. Consequently, one's words become wrong, and both words and actions incline towards the unwholesome, towards sin. Therefore, this Saṁsāra is generally a journey heavily inclined towards defilements, heavily inclined towards darkness. To step away from this, one must generate a great power.</w:t>
       </w:r>
     </w:p>
     <w:p>
       <w:r>
-        <w:t>In fact, when we consider the meanings of the two words *</w:t>
-      </w:r>
-      <w:proofErr w:type="spellStart"/>
-      <w:r>
-        <w:t>kusala</w:t>
-      </w:r>
-      <w:proofErr w:type="spellEnd"/>
-      <w:r>
-        <w:t>* and *</w:t>
-      </w:r>
-      <w:proofErr w:type="spellStart"/>
-      <w:r>
-        <w:t>akusala</w:t>
-      </w:r>
-      <w:proofErr w:type="spellEnd"/>
-      <w:r>
-        <w:t>*: *</w:t>
-      </w:r>
-      <w:proofErr w:type="spellStart"/>
-      <w:r>
-        <w:t>kusala</w:t>
-      </w:r>
-      <w:proofErr w:type="spellEnd"/>
-      <w:r>
-        <w:t>* means being skillful, and *</w:t>
-      </w:r>
-      <w:proofErr w:type="spellStart"/>
-      <w:r>
-        <w:t>akusala</w:t>
-      </w:r>
-      <w:proofErr w:type="spellEnd"/>
-      <w:r>
-        <w:t xml:space="preserve">* means being unskillful. In this </w:t>
-      </w:r>
-      <w:proofErr w:type="spellStart"/>
-      <w:r>
-        <w:t>saṁsāric</w:t>
-      </w:r>
-      <w:proofErr w:type="spellEnd"/>
-      <w:r>
-        <w:t xml:space="preserve"> journey, inclining towards hell is unskillfulness, while inclining towards happy destinations is skillfulness. Furthermore, having to continue in this </w:t>
-      </w:r>
-      <w:proofErr w:type="spellStart"/>
-      <w:r>
-        <w:t>Saṁsāra</w:t>
-      </w:r>
-      <w:proofErr w:type="spellEnd"/>
-      <w:r>
-        <w:t xml:space="preserve"> is unskillfulness, while quickly putting an end to </w:t>
-      </w:r>
-      <w:proofErr w:type="spellStart"/>
-      <w:r>
-        <w:t>saṁsāric</w:t>
-      </w:r>
-      <w:proofErr w:type="spellEnd"/>
-      <w:r>
-        <w:t xml:space="preserve"> *Dukkha* is skillfulness. When we contemplate in this way, what we call mundane and supramundane *</w:t>
-      </w:r>
-      <w:proofErr w:type="spellStart"/>
-      <w:proofErr w:type="gramStart"/>
-      <w:r>
-        <w:t>kusala</w:t>
-      </w:r>
-      <w:proofErr w:type="spellEnd"/>
-      <w:r>
-        <w:t>*—</w:t>
-      </w:r>
-      <w:proofErr w:type="gramEnd"/>
-      <w:r>
-        <w:t>this *</w:t>
-      </w:r>
-      <w:proofErr w:type="spellStart"/>
-      <w:r>
-        <w:t>kusala</w:t>
-      </w:r>
-      <w:proofErr w:type="spellEnd"/>
-      <w:r>
-        <w:t>* means skillfulness, skillfulness. This skillfulness is not something that can be achieved all at once like that archer. This must be developed over a long period. Therefore, from today itself, one must strive at every moment, without thinking "there is no time." In daily life, people say they have no time. But there is a lot of time that everyone wastes. This can be clearly recognized—though perhaps not heard in Dhamma sermons, there is a word often heard in society: "</w:t>
-      </w:r>
-      <w:proofErr w:type="spellStart"/>
-      <w:r>
-        <w:t>rastiyādu</w:t>
-      </w:r>
-      <w:proofErr w:type="spellEnd"/>
-      <w:r>
-        <w:t xml:space="preserve"> </w:t>
-      </w:r>
-      <w:proofErr w:type="spellStart"/>
-      <w:r>
-        <w:t>venavā</w:t>
-      </w:r>
-      <w:proofErr w:type="spellEnd"/>
-      <w:r>
-        <w:t>" (loitering or wasting time / being held up). Wasting time in this way is a moment when rust accumulates on the mind, a moment when the mind becomes dark. In daily life, we often hear of such moments of being held up: "I went to such-and-such an office and got held up there." Being held up on the road. This is an extremely good opportunity to bring forward one's accustomed meditation subject. Let us think of the Buddha-gem—like taking out a gem from one's pocket and looking at it with joy—in such moments, taking out that Buddha-gem, the supreme gem in the world spoken of here, in a way invisible to others (not because they will steal it, as it is of no use to them anyway), but bringing up that Buddha-gem: "</w:t>
-      </w:r>
-      <w:proofErr w:type="spellStart"/>
-      <w:r>
-        <w:t>Buddho</w:t>
-      </w:r>
-      <w:proofErr w:type="spellEnd"/>
-      <w:r>
-        <w:t xml:space="preserve">, </w:t>
-      </w:r>
-      <w:proofErr w:type="spellStart"/>
-      <w:r>
-        <w:t>Buddho</w:t>
-      </w:r>
-      <w:proofErr w:type="spellEnd"/>
-      <w:r>
-        <w:t xml:space="preserve">, </w:t>
-      </w:r>
-      <w:proofErr w:type="spellStart"/>
-      <w:r>
-        <w:t>Buddho</w:t>
-      </w:r>
-      <w:proofErr w:type="spellEnd"/>
-      <w:r>
-        <w:t>" or "</w:t>
-      </w:r>
-      <w:proofErr w:type="spellStart"/>
-      <w:r>
-        <w:t>Arahaṁ</w:t>
-      </w:r>
-      <w:proofErr w:type="spellEnd"/>
-      <w:r>
-        <w:t xml:space="preserve">, </w:t>
-      </w:r>
-      <w:proofErr w:type="spellStart"/>
-      <w:r>
-        <w:t>Arahaṁ</w:t>
-      </w:r>
-      <w:proofErr w:type="spellEnd"/>
-      <w:r>
-        <w:t xml:space="preserve">, </w:t>
-      </w:r>
-      <w:proofErr w:type="spellStart"/>
-      <w:r>
-        <w:t>Arahaṁ</w:t>
-      </w:r>
-      <w:proofErr w:type="spellEnd"/>
-      <w:r>
-        <w:t xml:space="preserve">." Then, they </w:t>
-      </w:r>
-      <w:proofErr w:type="gramStart"/>
-      <w:r>
-        <w:t>have utilized</w:t>
-      </w:r>
-      <w:proofErr w:type="gramEnd"/>
-      <w:r>
-        <w:t xml:space="preserve"> that time spent waiting. Or else, "may all beings be well and happy"—some meditation subject they have taken up. Or else, focusing on one's inhalation and exhalation, which is called mindfulness of breathing (*</w:t>
-      </w:r>
-      <w:proofErr w:type="spellStart"/>
-      <w:r>
-        <w:t>ānāpānasati</w:t>
-      </w:r>
-      <w:proofErr w:type="spellEnd"/>
-      <w:r>
-        <w:t xml:space="preserve">*). If those moments of being held up or wasted time are utilized, that person, without even realizing it, becomes a meditator. In the end, almost without realizing it—we say "without even realizing it" because the way this mind functions </w:t>
-      </w:r>
-      <w:proofErr w:type="gramStart"/>
-      <w:r>
-        <w:t>is</w:t>
-      </w:r>
-      <w:proofErr w:type="gramEnd"/>
-      <w:r>
-        <w:t xml:space="preserve"> so wondrous—if the mind has matured, even in unexpected moments, they might even realize the stages of awakening.</w:t>
+        <w:t>In fact, when we consider the meanings of the two words *kusala* and *akusala*: *kusala* means being skillful, and *akusala* means being unskillful. In this saṁsāric journey, inclining towards hell is unskillfulness, while inclining towards happy destinations is skillfulness. Furthermore, having to continue in this Saṁsāra is unskillfulness, while quickly putting an end to saṁsāric *Dukkha* is skillfulness. When we contemplate in this way, what we call mundane and supramundane *kusala*—this *kusala* means skillfulness, skillfulness. This skillfulness is not something that can be achieved all at once like that archer. This must be developed over a long period. Therefore, from today itself, one must strive at every moment, without thinking "there is no time." In daily life, people say they have no time. But there is a lot of time that everyone wastes. This can be clearly recognized—though perhaps not heard in Dhamma sermons, there is a word often heard in society: "rastiyādu venavā" (loitering or wasting time / being held up). Wasting time in this way is a moment when rust accumulates on the mind, a moment when the mind becomes dark. In daily life, we often hear of such moments of being held up: "I went to such-and-such an office and got held up there." Being held up on the road. This is an extremely good opportunity to bring forward one's accustomed meditation subject. Let us think of the Buddha-gem—like taking out a gem from one's pocket and looking at it with joy—in such moments, taking out that Buddha-gem, the supreme gem in the world spoken of here, in a way invisible to others (not because they will steal it, as it is of no use to them anyway), but bringing up that Buddha-gem: "Buddho, Buddho, Buddho" or "Arahaṁ, Arahaṁ, Arahaṁ." Then, they have utilized that time spent waiting. Or else, "may all beings be well and happy"—some meditation subject they have taken up. Or else, focusing on one's inhalation and exhalation, which is called mindfulness of breathing (*ānāpānasati*). If those moments of being held up or wasted time are utilized, that person, without even realizing it, becomes a meditator. In the end, almost without realizing it—we say "without even realizing it" because the way this mind functions is so wondrous—if the mind has matured, even in unexpected moments, they might even realize the stages of awakening.</w:t>
       </w:r>
     </w:p>
     <w:p>
       <w:r>
-        <w:t xml:space="preserve">Sometimes, the saying that in the past, while the </w:t>
-      </w:r>
-      <w:r>
-        <w:t>Buddha</w:t>
-      </w:r>
-      <w:r>
-        <w:t xml:space="preserve"> was preaching the Dhamma, someone became an Arahant or a Stream-enterer right during the sermon, is misunderstood by intellectualized scholars of this era. They think, "We can also do it that way." It was only those minds that had practiced and trained in those virtues under Buddhas or within Dispensations for a long period in </w:t>
-      </w:r>
-      <w:proofErr w:type="spellStart"/>
-      <w:r>
-        <w:t>Saṁsāra</w:t>
-      </w:r>
-      <w:proofErr w:type="spellEnd"/>
-      <w:r>
-        <w:t xml:space="preserve">, elevating them to a high level so that only a tiny spark was needed, that were able to realize the stages of awakening so quickly. One must not think that everyone is like that. But the lesson we must draw from it is: if someone </w:t>
-      </w:r>
-      <w:r>
-        <w:lastRenderedPageBreak/>
-        <w:t xml:space="preserve">wishes to obtain such a state in </w:t>
-      </w:r>
-      <w:proofErr w:type="gramStart"/>
-      <w:r>
-        <w:t>a brief moment</w:t>
-      </w:r>
-      <w:proofErr w:type="gramEnd"/>
-      <w:r>
-        <w:t>, it must be practiced over a long period. It must be trained. One must strive to create opportunities for that within one's own life.</w:t>
+        <w:t>Sometimes, the saying that in the past, while the Buddha was preaching the Dhamma, someone became an Arahant or a Stream-enterer right during the sermon, is misunderstood by intellectualized scholars of this era. They think, "We can also do it that way." It was only those minds that had practiced and trained in those virtues under Buddhas or within Dispensations for a long period in Saṁsāra, elevating them to a high level so that only a tiny spark was needed, that were able to realize the stages of awakening so quickly. One must not think that everyone is like that. But the lesson we must draw from it is: if someone wishes to obtain such a state in a brief moment, it must be practiced over a long period. It must be trained. One must strive to create opportunities for that within one's own life.</w:t>
       </w:r>
     </w:p>
     <w:p>
       <w:r>
-        <w:t xml:space="preserve">Today, on this valuable </w:t>
-      </w:r>
-      <w:proofErr w:type="spellStart"/>
-      <w:r>
-        <w:t>Uposatha</w:t>
-      </w:r>
-      <w:proofErr w:type="spellEnd"/>
-      <w:r>
-        <w:t xml:space="preserve"> day, you, devout friends, undertook the valuable *</w:t>
-      </w:r>
-      <w:proofErr w:type="spellStart"/>
-      <w:r>
-        <w:t>ājīva-aṭṭhamaka-sīla</w:t>
-      </w:r>
-      <w:proofErr w:type="spellEnd"/>
-      <w:r>
-        <w:t>*. If it is not treated as a mere ritual, but by reflecting on each precept—this virtue (*</w:t>
-      </w:r>
-      <w:proofErr w:type="spellStart"/>
-      <w:r>
-        <w:t>sīla</w:t>
-      </w:r>
-      <w:proofErr w:type="spellEnd"/>
-      <w:r>
-        <w:t>*) is a certain code of conduct regarding the control of body and speech. To protect it, the mind must assist. The mind assists precisely through that mind of abstinence, described as the *</w:t>
-      </w:r>
-      <w:proofErr w:type="spellStart"/>
-      <w:r>
-        <w:t>virati-cetasika</w:t>
-      </w:r>
-      <w:proofErr w:type="spellEnd"/>
-      <w:r>
-        <w:t xml:space="preserve">*. One must bring forward the thought of abstaining from the things mentioned. Saying "do not do these things" is easier. That is why the </w:t>
-      </w:r>
-      <w:r>
-        <w:t>Buddha</w:t>
-      </w:r>
-      <w:r>
-        <w:t xml:space="preserve"> has used the word *</w:t>
-      </w:r>
-      <w:proofErr w:type="spellStart"/>
-      <w:r>
-        <w:t>veramaṇī</w:t>
-      </w:r>
-      <w:proofErr w:type="spellEnd"/>
-      <w:r>
-        <w:t>* (abstaining) in these virtues. Scholars sometimes think there is nothing in this. This is precisely where something exists. Therefore, regarding this *</w:t>
-      </w:r>
-      <w:proofErr w:type="spellStart"/>
-      <w:r>
-        <w:t>ājīva-aṭṭhamaka-sīla</w:t>
-      </w:r>
-      <w:proofErr w:type="spellEnd"/>
-      <w:r>
-        <w:t xml:space="preserve">*—if one directs the mind well </w:t>
-      </w:r>
-      <w:proofErr w:type="gramStart"/>
-      <w:r>
-        <w:t>at the moment</w:t>
-      </w:r>
-      <w:proofErr w:type="gramEnd"/>
-      <w:r>
-        <w:t xml:space="preserve"> of undertaking this virtue, that moment too is an instance where a great opening occurs in the mind. One establishes a determination in the mind: "I have done </w:t>
-      </w:r>
-      <w:proofErr w:type="gramStart"/>
-      <w:r>
-        <w:t>such-and-such</w:t>
-      </w:r>
-      <w:proofErr w:type="gramEnd"/>
-      <w:r>
-        <w:t xml:space="preserve"> things. Hereafter, I will not do them." This is a great thing. If that determination is made in the morning, and if one </w:t>
-      </w:r>
-      <w:proofErr w:type="gramStart"/>
-      <w:r>
-        <w:t>is able to</w:t>
-      </w:r>
-      <w:proofErr w:type="gramEnd"/>
-      <w:r>
-        <w:t xml:space="preserve"> protect it throughout the day, that person will experience </w:t>
-      </w:r>
-      <w:proofErr w:type="gramStart"/>
-      <w:r>
-        <w:t>a clarity</w:t>
-      </w:r>
-      <w:proofErr w:type="gramEnd"/>
-      <w:r>
-        <w:t>, peacefulness, and joy in the mind by evening. Such is virtue. Next, likewise, if in daily life one has practiced some meditation subject—without saying it is difficult or there is no time—utilizing free moments, moments of relaxation, bringing up that meditation subject and developing the mind, then that person, without even realizing it, grows in concentration (*</w:t>
-      </w:r>
-      <w:proofErr w:type="spellStart"/>
-      <w:r>
-        <w:t>samādhi</w:t>
-      </w:r>
-      <w:proofErr w:type="spellEnd"/>
-      <w:r>
-        <w:t>*). At some point, the mind might even enter absorption (*</w:t>
-      </w:r>
-      <w:proofErr w:type="spellStart"/>
-      <w:r>
-        <w:t>jhāna</w:t>
-      </w:r>
-      <w:proofErr w:type="spellEnd"/>
-      <w:r>
-        <w:t>*). After working hard, when one lies down contemplating that meditation subject on the bed, sometimes absorption (*</w:t>
-      </w:r>
-      <w:proofErr w:type="spellStart"/>
-      <w:r>
-        <w:t>jhāna</w:t>
-      </w:r>
-      <w:proofErr w:type="spellEnd"/>
-      <w:r>
-        <w:t>*) can be attained.</w:t>
+        <w:t>Today, on this valuable Uposatha day, you, devout friends, undertook the valuable *ājīva-aṭṭhamaka-sīla*. If it is not treated as a mere ritual, but by reflecting on each precept—this virtue (*sīla*) is a certain code of conduct regarding the control of body and speech. To protect it, the mind must assist. The mind assists precisely through that mind of abstinence, described as the *virati-cetasika*. One must bring forward the thought of abstaining from the things mentioned. Saying "do not do these things" is easier. That is why the Buddha has used the word *veramaṇī* (abstaining) in these virtues. Scholars sometimes think there is nothing in this. This is precisely where something exists. Therefore, regarding this *ājīva-aṭṭhamaka-sīla*—if one directs the mind well at the moment of undertaking this virtue, that moment too is an instance where a great opening occurs in the mind. One establishes a determination in the mind: "I have done such-and-such things. Hereafter, I will not do them." This is a great thing. If that determination is made in the morning, and if one is able to protect it throughout the day, that person will experience a clarity, peacefulness, and joy in the mind by evening. Such is virtue. Next, likewise, if in daily life one has practiced some meditation subject—without saying it is difficult or there is no time—utilizing free moments, moments of relaxation, bringing up that meditation subject and developing the mind, then that person, without even realizing it, grows in concentration (*samādhi*). At some point, the mind might even enter absorption (*jhāna*). After working hard, when one lies down contemplating that meditation subject on the bed, sometimes absorption (*jhāna*) can be attained.</w:t>
       </w:r>
     </w:p>
     <w:p>
       <w:r>
-        <w:t xml:space="preserve">That was how lay disciples in the past, like </w:t>
-      </w:r>
-      <w:proofErr w:type="spellStart"/>
-      <w:r>
-        <w:t>Nakulamātā</w:t>
-      </w:r>
-      <w:proofErr w:type="spellEnd"/>
-      <w:r>
-        <w:t xml:space="preserve">, </w:t>
-      </w:r>
-      <w:proofErr w:type="spellStart"/>
-      <w:r>
-        <w:t>Nakulapitā</w:t>
-      </w:r>
-      <w:proofErr w:type="spellEnd"/>
-      <w:r>
-        <w:t xml:space="preserve">, Citta the householder, </w:t>
-      </w:r>
-      <w:proofErr w:type="spellStart"/>
-      <w:r>
-        <w:t>Anāthapiṇḍika</w:t>
-      </w:r>
-      <w:proofErr w:type="spellEnd"/>
-      <w:r>
-        <w:t>, and others, obtained such high states. The Buddhist laymen and laywomen of the Buddha's time did not lead lives completely immersed and drowned in matters of money. Being inclined towards the Dhamma, and somehow finding time for the Dhamma, they were able to develop concentration in that manner. Next, what is even more valuable is using that concentration as an aid to understand the true nature of the world—*</w:t>
-      </w:r>
-      <w:proofErr w:type="spellStart"/>
-      <w:r>
-        <w:t>anicca</w:t>
-      </w:r>
-      <w:proofErr w:type="spellEnd"/>
-      <w:r>
-        <w:t>* (impermanent), *dukkha* (suffering), and *</w:t>
-      </w:r>
-      <w:proofErr w:type="spellStart"/>
-      <w:r>
-        <w:t>anattā</w:t>
-      </w:r>
-      <w:proofErr w:type="spellEnd"/>
-      <w:r>
-        <w:t>* (not-self)—through the very events that happen in daily life. Indeed, every event that occurs in the world can be placed within these three aspects of *</w:t>
-      </w:r>
-      <w:proofErr w:type="spellStart"/>
-      <w:r>
-        <w:t>anicca</w:t>
-      </w:r>
-      <w:proofErr w:type="spellEnd"/>
-      <w:r>
-        <w:t>*, *dukkha*, and *</w:t>
-      </w:r>
-      <w:proofErr w:type="spellStart"/>
-      <w:r>
-        <w:t>anattā</w:t>
-      </w:r>
-      <w:proofErr w:type="spellEnd"/>
-      <w:r>
-        <w:t>*. These are the three characteristics. These three characteristics can be seen everywhere, wherever one looks. But proper contemplation must be present. There must be right vision, which is called *</w:t>
-      </w:r>
-      <w:proofErr w:type="spellStart"/>
-      <w:r>
-        <w:t>yoniso</w:t>
-      </w:r>
-      <w:proofErr w:type="spellEnd"/>
-      <w:r>
-        <w:t xml:space="preserve"> </w:t>
-      </w:r>
-      <w:proofErr w:type="spellStart"/>
-      <w:r>
-        <w:t>manasikāra</w:t>
-      </w:r>
-      <w:proofErr w:type="spellEnd"/>
-      <w:r>
-        <w:t>*. For a person with right vision, the streams, brooks, and rivers flowing in this world, the fruits and flowers falling from these trees—through all these things, they can develop insight (*</w:t>
-      </w:r>
-      <w:proofErr w:type="spellStart"/>
-      <w:r>
-        <w:t>vipassanā</w:t>
-      </w:r>
-      <w:proofErr w:type="spellEnd"/>
-      <w:r>
-        <w:t>*). They can see the three characteristics of *</w:t>
-      </w:r>
-      <w:proofErr w:type="spellStart"/>
-      <w:r>
-        <w:t>anicca</w:t>
-      </w:r>
-      <w:proofErr w:type="spellEnd"/>
-      <w:r>
-        <w:t>*, *dukkha*, and *</w:t>
-      </w:r>
-      <w:proofErr w:type="spellStart"/>
-      <w:r>
-        <w:t>anattā</w:t>
-      </w:r>
-      <w:proofErr w:type="spellEnd"/>
-      <w:r>
-        <w:t xml:space="preserve">*. In that manner, one must contemplate well on how to direct one's mind in daily life. Without putting this off saying "I cannot do it," if one plans to clarify the mind only in old age or at the near-death moment to go to a celestial world like </w:t>
-      </w:r>
-      <w:proofErr w:type="spellStart"/>
-      <w:r>
-        <w:t>Maṭṭakuṇalī</w:t>
-      </w:r>
-      <w:proofErr w:type="spellEnd"/>
-      <w:r>
-        <w:t xml:space="preserve">, then this Dhamma sermon has been misunderstood. It has been understood in a distorted way. That is not how one should think. There is a saying in the world: "If </w:t>
-      </w:r>
-      <w:proofErr w:type="gramStart"/>
-      <w:r>
-        <w:t>so</w:t>
-      </w:r>
-      <w:proofErr w:type="gramEnd"/>
-      <w:r>
-        <w:t xml:space="preserve"> much can be gained from that, how much more can be gained from this?" In that manner, if </w:t>
-      </w:r>
-      <w:proofErr w:type="gramStart"/>
-      <w:r>
-        <w:t>so</w:t>
-      </w:r>
-      <w:proofErr w:type="gramEnd"/>
-      <w:r>
-        <w:t xml:space="preserve"> much can be achieved </w:t>
-      </w:r>
-      <w:r>
-        <w:lastRenderedPageBreak/>
-        <w:t xml:space="preserve">through the mind in </w:t>
-      </w:r>
-      <w:proofErr w:type="gramStart"/>
-      <w:r>
-        <w:t>a brief moment</w:t>
-      </w:r>
-      <w:proofErr w:type="gramEnd"/>
-      <w:r>
-        <w:t xml:space="preserve">, what cannot be accomplished once it is well </w:t>
-      </w:r>
-      <w:proofErr w:type="gramStart"/>
-      <w:r>
-        <w:t>developed?—</w:t>
-      </w:r>
-      <w:proofErr w:type="gramEnd"/>
-      <w:r>
-        <w:t>thus one must contemplate.</w:t>
+        <w:t>That was how lay disciples in the past, like Nakulamātā, Nakulapitā, Citta the householder, Anāthapiṇḍika, and others, obtained such high states. The Buddhist laymen and laywomen of the Buddha's time did not lead lives completely immersed and drowned in matters of money. Being inclined towards the Dhamma, and somehow finding time for the Dhamma, they were able to develop concentration in that manner. Next, what is even more valuable is using that concentration as an aid to understand the true nature of the world—*anicca* (impermanent), *dukkha* (suffering), and *anattā* (not-self)—through the very events that happen in daily life. Indeed, every event that occurs in the world can be placed within these three aspects of *anicca*, *dukkha*, and *anattā*. These are the three characteristics. These three characteristics can be seen everywhere, wherever one looks. But proper contemplation must be present. There must be right vision, which is called *yoniso manasikāra*. For a person with right vision, the streams, brooks, and rivers flowing in this world, the fruits and flowers falling from these trees—through all these things, they can develop insight (*vipassanā*). They can see the three characteristics of *anicca*, *dukkha*, and *anattā*. In that manner, one must contemplate well on how to direct one's mind in daily life. Without putting this off saying "I cannot do it," if one plans to clarify the mind only in old age or at the near-death moment to go to a celestial world like Maṭṭakuṇalī, then this Dhamma sermon has been misunderstood. It has been understood in a distorted way. That is not how one should think. There is a saying in the world: "If so much can be gained from that, how much more can be gained from this?" In that manner, if so much can be achieved through the mind in a brief moment, what cannot be accomplished once it is well developed?—thus one must contemplate.</w:t>
       </w:r>
     </w:p>
     <w:p>
       <w:r>
-        <w:t>Contemplating thus, today, through the undertaking of precepts, and then through clarifying the mind towards the Triple Gem by listening to this Dhamma, you have made a beginning in walking upon the path of Dhamma expressed in this verse. You must make the aspiration: "May this store of merit generated through this, by cultivating and developing within our mind-stream those spiritual faculties (*</w:t>
-      </w:r>
-      <w:proofErr w:type="spellStart"/>
-      <w:r>
-        <w:t>indriya</w:t>
-      </w:r>
-      <w:proofErr w:type="spellEnd"/>
-      <w:r>
-        <w:t>*) and powers (*</w:t>
-      </w:r>
-      <w:proofErr w:type="spellStart"/>
-      <w:r>
-        <w:t>bala</w:t>
-      </w:r>
-      <w:proofErr w:type="spellEnd"/>
-      <w:r>
-        <w:t>*) of *</w:t>
-      </w:r>
-      <w:proofErr w:type="spellStart"/>
-      <w:r>
-        <w:t>saddhā</w:t>
-      </w:r>
-      <w:proofErr w:type="spellEnd"/>
-      <w:r>
-        <w:t>* (faith), *</w:t>
-      </w:r>
-      <w:proofErr w:type="spellStart"/>
-      <w:r>
-        <w:t>viriya</w:t>
-      </w:r>
-      <w:proofErr w:type="spellEnd"/>
-      <w:r>
-        <w:t>* (energy), *sati* (mindfulness), *</w:t>
-      </w:r>
-      <w:proofErr w:type="spellStart"/>
-      <w:r>
-        <w:t>samādhi</w:t>
-      </w:r>
-      <w:proofErr w:type="spellEnd"/>
-      <w:r>
-        <w:t>* (concentration), and *</w:t>
-      </w:r>
-      <w:proofErr w:type="spellStart"/>
-      <w:r>
-        <w:t>paññā</w:t>
-      </w:r>
-      <w:proofErr w:type="spellEnd"/>
-      <w:r>
-        <w:t xml:space="preserve">* (wisdom) that aid in reaching </w:t>
-      </w:r>
-      <w:proofErr w:type="spellStart"/>
-      <w:r>
-        <w:t>Nibbāna</w:t>
-      </w:r>
-      <w:proofErr w:type="spellEnd"/>
-      <w:r>
-        <w:t xml:space="preserve">, enable us to realize this sublime Dhamma of </w:t>
-      </w:r>
-      <w:proofErr w:type="spellStart"/>
-      <w:r>
-        <w:t>Nibbāna</w:t>
-      </w:r>
-      <w:proofErr w:type="spellEnd"/>
-      <w:r>
-        <w:t xml:space="preserve">, if possible in this very life, through the realization of the stages of awakening—Stream-entry, Once-returning, Non-returning, and </w:t>
-      </w:r>
-      <w:proofErr w:type="spellStart"/>
-      <w:r>
-        <w:t>Arahantship</w:t>
-      </w:r>
-      <w:proofErr w:type="spellEnd"/>
-      <w:r>
-        <w:t xml:space="preserve">—and being freed from all </w:t>
-      </w:r>
-      <w:proofErr w:type="spellStart"/>
-      <w:r>
-        <w:t>saṁsāric</w:t>
-      </w:r>
-      <w:proofErr w:type="spellEnd"/>
-      <w:r>
-        <w:t xml:space="preserve"> *Dukkha* of *</w:t>
-      </w:r>
-      <w:proofErr w:type="spellStart"/>
-      <w:r>
-        <w:t>jāti</w:t>
-      </w:r>
-      <w:proofErr w:type="spellEnd"/>
-      <w:r>
-        <w:t>* (birth), *</w:t>
-      </w:r>
-      <w:proofErr w:type="spellStart"/>
-      <w:r>
-        <w:t>jarāmaraṇa</w:t>
-      </w:r>
-      <w:proofErr w:type="spellEnd"/>
-      <w:r>
-        <w:t xml:space="preserve">* (aging and death), sickness, and the like, may we be peaceful in the deathless, great </w:t>
-      </w:r>
-      <w:proofErr w:type="spellStart"/>
-      <w:r>
-        <w:t>Nibbāna</w:t>
-      </w:r>
-      <w:proofErr w:type="spellEnd"/>
-      <w:r>
-        <w:t>—may we obtain the ability, strength, and power for this."</w:t>
+        <w:t>Contemplating thus, today, through the undertaking of precepts, and then through clarifying the mind towards the Triple Gem by listening to this Dhamma, you have made a beginning in walking upon the path of Dhamma expressed in this verse. You must make the aspiration: "May this store of merit generated through this, by cultivating and developing within our mind-stream those spiritual faculties (*indriya*) and powers (*bala*) of *saddhā* (faith), *viriya* (energy), *sati* (mindfulness), *samādhi* (concentration), and *paññā* (wisdom) that aid in reaching Nibbāna, enable us to realize this sublime Dhamma of Nibbāna, if possible in this very life, through the realization of the stages of awakening—Stream-entry, Once-returning, Non-returning, and Arahantship—and being freed from all saṁsāric *Dukkha* of *jāti* (birth), *jarāmaraṇa* (aging and death), sickness, and the like, may we be peaceful in the deathless, great Nibbāna—may we obtain the ability, strength, and power for this."</w:t>
       </w:r>
     </w:p>
     <w:p>
       <w:r>
-        <w:t xml:space="preserve">Likewise, to whatever extent there is a host of right-viewed deities and Brahmas who protect the Dispensation, and similarly, whatever deities and spirits who reside in this sacred place who desire merit and desire </w:t>
-      </w:r>
-      <w:proofErr w:type="spellStart"/>
-      <w:r>
-        <w:t>Nibbāna</w:t>
-      </w:r>
-      <w:proofErr w:type="spellEnd"/>
-      <w:r>
-        <w:t xml:space="preserve">—may all of them rejoice in this merit of our Dhamma preaching and Dhamma listening, and rejoicing, may they all realize the sublime, deathless, great </w:t>
-      </w:r>
-      <w:proofErr w:type="spellStart"/>
-      <w:r>
-        <w:t>Nibbāna</w:t>
-      </w:r>
-      <w:proofErr w:type="spellEnd"/>
-      <w:r>
-        <w:t xml:space="preserve"> through a Bodhi of their aspiration. Furthermore, whatever departed relatives there may be who have passed away, and not only them, but from the </w:t>
-      </w:r>
-      <w:proofErr w:type="spellStart"/>
-      <w:r>
-        <w:t>Avīci</w:t>
-      </w:r>
-      <w:proofErr w:type="spellEnd"/>
-      <w:r>
-        <w:t xml:space="preserve"> hell to the </w:t>
-      </w:r>
-      <w:proofErr w:type="spellStart"/>
-      <w:r>
-        <w:t>Akanisṭha</w:t>
-      </w:r>
-      <w:proofErr w:type="spellEnd"/>
-      <w:r>
-        <w:t xml:space="preserve"> heaven, whatever beings there are who desire merit and desire </w:t>
-      </w:r>
-      <w:proofErr w:type="spellStart"/>
-      <w:r>
-        <w:t>Nibbāna</w:t>
-      </w:r>
-      <w:proofErr w:type="spellEnd"/>
-      <w:r>
-        <w:t xml:space="preserve">—may all of them rejoice in our merit of Dhamma preaching and Dhamma listening, and being freed from their respective miserable states, and walking on the path of Dhamma, may they be peaceful in the sublime, deathless, great </w:t>
-      </w:r>
-      <w:proofErr w:type="spellStart"/>
-      <w:r>
-        <w:t>Nibbāna</w:t>
-      </w:r>
-      <w:proofErr w:type="spellEnd"/>
-      <w:r>
-        <w:t xml:space="preserve"> as quickly as possible. Now, let us transfer merit by reciting the verses in this manner.</w:t>
+        <w:t>Likewise, to whatever extent there is a host of right-viewed deities and Brahmas who protect the Dispensation, and similarly, whatever deities and spirits who reside in this sacred place who desire merit and desire Nibbāna—may all of them rejoice in this merit of our Dhamma preaching and Dhamma listening, and rejoicing, may they all realize the sublime, deathless, great Nibbāna through a Bodhi of their aspiration. Furthermore, whatever departed relatives there may be who have passed away, and not only them, but from the Avīci hell to the Akanisṭha heaven, whatever beings there are who desire merit and desire Nibbāna—may all of them rejoice in our merit of Dhamma preaching and Dhamma listening, and being freed from their respective miserable states, and walking on the path of Dhamma, may they be peaceful in the sublime, deathless, great Nibbāna as quickly as possible. Now, let us transfer merit by reciting the verses in this manner.</w:t>
       </w:r>
     </w:p>
     <w:p>
       <w:r>
-        <w:t>*</w:t>
-      </w:r>
-      <w:proofErr w:type="spellStart"/>
-      <w:r>
-        <w:t>Etāvatā</w:t>
-      </w:r>
-      <w:proofErr w:type="spellEnd"/>
-      <w:r>
-        <w:t xml:space="preserve"> ca </w:t>
-      </w:r>
-      <w:proofErr w:type="spellStart"/>
-      <w:r>
-        <w:t>amhehi</w:t>
-      </w:r>
-      <w:proofErr w:type="spellEnd"/>
-      <w:r>
-        <w:t>...*</w:t>
+        <w:t>*Etāvatā ca amhehi...*</w:t>
       </w:r>
     </w:p>
     <w:sectPr>

--- a/docx/sermon_013_ENGLISH.docx
+++ b/docx/sermon_013_ENGLISH.docx
@@ -146,7 +146,7 @@
           <w:i w:val="0"/>
           <w:sz w:val="24"/>
         </w:rPr>
-        <w:t>The very appearance of a Buddha in the world is an event that demonstrates the miraculous power within the mind. The supreme level of development, purity, and clarity of the mind can be witnessed by us in a *Tathāgata*, a fully Awakened One. Moreover, such a Buddha appears in the world and expounds the Dhamma to show us the path to develop, purify, and clarify our minds. In this liberation from Saṁsāra, this grave task of freeing ourselves from the *Dukkha* (suffering) of Saṁsāra, in this great undertaking, it is our mind that is fundamental. It is by utilizing this mind—and not by any other scientific methods—that we can escape from Saṁsāra. This mind of ours contracts or expands, becomes small or large; these changes occur according to the object the mind takes. The Buddha has demonstrated this with examples on many occasions. If our mind takes a small object, the mind becomes small; if it takes a large object, it becomes large. Now, from the background story of the verse we have chosen as our theme, we can gain a good understanding of the functioning of this mind.</w:t>
+        <w:t>The very appearance of a Buddha in the world is an event that demonstrates the miraculous power of the mind. We can see the ultimate limit of development, purity, and clarity of a mind through a Fully Enlightened Buddha, the Tathāgata. Likewise, when such a Buddha appears in the world and preaches the Dhamma, it is to guide us to develop, purify, and clarify our own minds. In this great program, this serious task of escaping from saṃsāra, which is called liberation from saṃsāra, and release from the suffering (*dukkha*) of saṃsāra, it is our mind that is primary. It is by utilizing this mind—and not by other scientific methods—that we can escape from saṃsāra. This mind of ours becomes narrow or broad, small or large; these changes occur according to the object the mind takes. The Buddha has demonstrated this with illustrations on many occasions. If our mind takes a small object, the mind becomes small; if it takes a large object, it becomes large. Now, from the background story of the verse we have taken as our theme, we can gain a good understanding of this functioning of the mind.</w:t>
       </w:r>
     </w:p>
     <w:p>
@@ -157,7 +157,7 @@
           <w:i w:val="0"/>
           <w:sz w:val="24"/>
         </w:rPr>
-        <w:t>There lived in Sāvatthī a very wealthy but extremely miserly Brahmin. Since this Brahmin had never given anything to anyone, based on that behavior, society gave him a nickname, branding him "Adinnapubbaka" (Never-giver). The Sinhala meaning of the word *Adinnapubbaka* is "one who has never given before." He got the name "Never-giver"—this Brahmin. This was probably because people in those days, just like today, were very clever at giving nicknames. Now, this Brahmin had an only son, who was very pleasant and dear. He loved his son very much, as he was his only child. But he loved his wealth even more. Therefore, when it came to making ear-ornaments for his son according to the custom of that society, this Brahmin thought, "If I summon a goldsmith now, my wealth will be destroyed for this task. Therefore, I must make the ear-ornaments myself." He flattened two small pieces of gold and hung them on the child’s ears. Thus, the child was also given a nickname by society according to the ornament hung on his ears: "Maṭṭakuṇḍalī" (Polished Earring), because he wore ear-ornaments made of flattened, plain gold.</w:t>
+        <w:t>In Sāvatthī, there lived an extremely wealthy but highly miserly Brahmin. Since this Brahmin had never given anything to anyone, based on that behavior, society gave him the nickname "Adinnapubbaka" [One who has never given before]. The Sinhala meaning of Adinnapubbaka is "never given before." He got this name—this Brahmin—perhaps because people in those days, just like now, were very clever at giving nicknames. This Brahmin had an only son, who was very pleasant. He loved his son dearly because he was his only child. However, he loved his wealth even more. Therefore, when the time came for his son to have his ears pierced as per the custom of that society, this Brahmin thought: "If I summon a goldsmith for this task, my wealth will be ruined. Therefore, I must make the earrings myself." He hammered out two small pieces of gold and hung them on the child's ears. Consequently, the child was also given a nickname by society based on the ornament hanging from his ear: "Maṭṭakuṇḍalī." "Maṭṭa-koṇḍol"—earrings of flattened gold—meaning a stud or earring, because he hung such a thing on his ear.</w:t>
       </w:r>
     </w:p>
     <w:p>
@@ -168,7 +168,7 @@
           <w:i w:val="0"/>
           <w:sz w:val="24"/>
         </w:rPr>
-        <w:t>And so, perhaps because this child lived his life in such a miserable manner, by the time he was about sixteen years old, he contracted jaundice—a severe case of jaundice. The mother Brahmin lady told the Brahmin to go and bring a physician. The Brahmin replied, "Can't you see how my wealth will be ruined if I bring a physician?" Saying so, what he did instead was go to physicians and, by speaking in a beating-around-the-bush manner, tried to find out the prescriptions from them. He asked, "What is the medicine given for such-and-such an illness?" Those who are physicians also often give casual remedies to casual inquiries. Thus, the physicians casually told him that the bark of such-and-such trees is good for this kind of disease. This Brahmin came home, gathered those barks, and tried to perform home remedies. These home remedies did not succeed. The child's condition became critical, worsened, and reached a state where it seemed incurable. Finally, when there was absolutely no other way, the Brahmin went and brought a physician. The moment the physician looked at him, he realized, "If I undertake to treat this patient, my reputation will be ruined." Therefore, saying, "I have other work to attend to, call another physician," he quietly slipped away.</w:t>
+        <w:t>Thus, in this way, perhaps because this child lived a very miserable life, by the time he was about sixteen years old, he contracted jaundice—a severe case of jaundice. His mother, the Brahmin woman, told the Brahmin to go and bring a physician. This Brahmin said, "Can't you see how my wealth will be destroyed if I bring a physician?" Having said that, instead of bringing one, he went to physicians and, in a roundabout, casual manner, tried to find out their remedies. He asked what medicines are given for such and such illnesses. Physicians, too, often give casual answers to such roundabout questions. And so, the physicians casually said that the bark of such and such trees is good for such illnesses. This Brahmin returned home, searched for these barks, and treated his son with this home-made, quack medicine. This quack medicine did not work. The child's illness became critical and aggravated, reaching an incurable state. At last, when there was no other choice, the Brahmin went and brought a physician. The physician, upon seeing him, immediately realized: "If I undertake to treat this patient, my reputation will be ruined." Therefore, he quietly slipped away, saying, "I have some other business, please call another physician."</w:t>
       </w:r>
     </w:p>
     <w:p>
@@ -179,7 +179,7 @@
           <w:i w:val="0"/>
           <w:sz w:val="24"/>
         </w:rPr>
-        <w:t>Then the Brahmin understood that the child was now on the verge of death. Next, he thought, "When this son dies, those who come to the funeral house will see the wealth inside my home." Thinking so, he laid the dying child on the outer veranda, the porch. On that very day, the Buddha, as was his daily custom, arose in the early dawn and entered the attainment of great compassion (*mahākaruṇā-samāpatti*) to survey the world, and Maṭṭakuṇḍalī appeared in his Buddha-eye. That knowledge of the attainment of great compassion is a wonderful, sublime knowledge unique only to a Buddha. It is a wondrous kind of attainment that arises in a Buddha, supported by the wisdom and great compassion developed throughout the entire saṁsāric journey. When the Buddha arises from that attainment and surveys the world, what usually appears are those who have performed various meritorious deeds under past Buddhas, which have now ripened. Thus, Maṭṭakuṇḍalī, who was preparing to end his life in this miserable manner, appeared in the Buddha's eye.</w:t>
+        <w:t>Then the Brahmin realized that the child was now on the verge of death. Next, he thought, "When my son dies, those who come to the funeral house will see the wealth inside my home." Thinking so, he laid the dying child on the porch, out on the veranda. On this very day, the Buddha, as was His custom, emerged from the attainment of Great Compassion in the early dawn and surveyed the world, whereupon Maṭṭakuṇḍalī appeared in His Buddha-eye. That knowledge of the attainment of Great Compassion is a wondrous knowledge unique only to a Buddha. It is a wondrous kind of attainment that arises in a Buddha, backed by the wisdom and great compassion developed throughout the entirety of saṃsāra. When the Buddha emerges from this attainment and surveys the world, He mostly sees those who have performed various merits under past Buddhas, which have now matured. At any rate, Maṭṭakuṇḍalī, who was preparing to end his life in this miserable manner, appeared in the Buddha-eye of the Buddha.</w:t>
       </w:r>
     </w:p>
     <w:p>
@@ -190,7 +190,7 @@
           <w:i w:val="0"/>
           <w:sz w:val="24"/>
         </w:rPr>
-        <w:t>So, out of great compassion, the Buddha walked for alms that day to the street where the Brahmin's house was located, accompanied by the community of bhikkhus. When he arrived exactly in front of the house, the Buddha saw the child lying down, facing the interior of the house—that is, facing the wall. Seeing this, the Buddha, in order to draw the child's attention, emitted a ray of Buddha-light, a single Buddha-ray, in that direction. When the light fell upon the wall, the child turned and looked. Looking, and upon seeing the physical form of the Buddha, he felt a great joyous confidence and faith (*saddhā*), thinking, "Alas! Because of my foolish father, I never got the opportunity to see such a Buddha, to attend on him, to listen to the Dhamma, or to offer alms." Then he tried to raise his two hands to worship with palms joined over his head. However, due to his weak state, he could only bring his fingers together. Next, he thought, "All I can do now is clarify my mind," and with his entire heart, without any ordinary doubts, dedicating his whole mind, he clarified his mind towards the Buddha. As he lay there gazing at the Buddha, the Buddha thought, "This merit is sufficient for him," and departed from there. Just as the Buddha went out of sight—beyond the range of visibility—this child Maṭṭakuṇḍalī passed away. Having died with that very clarified mind, he was reborn as a *devaputta* (divine son) adorned with golden ornaments in a thirty-league golden mansion in the Tāvatiṁsa heaven.</w:t>
+        <w:t>Thus, out of great compassion, the Buddha, surrounded by the community of bhikkhus, walked for alms along the street where the Brahmin's house was located. When He reached the house, the Buddha saw that the child was lying down facing the inside of the house—that is, facing the wall. Seeing this, the Buddha, in order to draw his attention, projected a Buddha-ray, a single ray of Buddha-light, in that direction. When the light fell upon the wall, the child turned and looked. Upon seeing the physical form of the Buddha, a great clarity and faith arose in him, and he thought, "Alas, because of my foolish father, I did not get the opportunity to see such a Buddha, to attend on Him, to listen to the Dhamma, or to offer alms." Then he tried to raise his two hands to place them on his forehead in worship. However, due to his weak state, he could only join his fingers. Then he thought, "All I can do now is to clarify my mind," and with his whole heart, without any doubt, dedicating his entire mind, he clarified his mind toward the Buddha. As he was looking at the Buddha, the Buddha thought, "This merit is enough for him," and He departed from there. Just as the Buddha walked out of sight—beyond the range of vision—the child Maṭṭakuṇḍalī passed away, dying with that very clarified mind, and was reborn in the Tāvatiṃsa heaven as a young deva adorned with golden ornaments in a golden mansion of thirty leagues.</w:t>
       </w:r>
     </w:p>
     <w:p>
@@ -201,7 +201,7 @@
           <w:i w:val="0"/>
           <w:sz w:val="24"/>
         </w:rPr>
-        <w:t>Having been born thus, he then looked to see, "How did I obtain this celestial fortune?" All such deities contemplate in this manner, reflecting on how they attained their present state. Then he saw the condition of his father, the Brahmin. After cremating the corpse, the Brahmin went to the cemetery every day and wept, crying, "Where is my only son? Where is my only son?" The *devaputta* Maṭṭakuṇḍalī saw this behavior of the Brahmin. Seeing this, he thought of teaching him a lesson. He went to the cemetery appearing in the form of Maṭṭakuṇḍalī, but as a youth adorned with golden ornaments, and began to weep. When the Brahmin saw this *devaputta*—perhaps because he had the likeness of his own child, feeling a certain special affection—he asked, "Why are you crying?" The youth replied, "I have obtained a golden carriage frame. But because I cannot find suitable wheels for it, I am planning to die of grief," implying he would commit suicide. Then the Brahmin said, "If you want, I will have wheels made for you from gold, silver, or brass, just as you wish." When he said this, the *devaputta* said, "I have no use for other wheels; I want the sun and the moon." Then the Brahmin said, "You foolish boy, why do you wish for something that cannot be obtained in this way?" Then the *devaputta* replied, "I am wishing for the sun and the moon, which are visible. You are wishing for a deceased son, wishing for someone who can no longer be seen. Out of the two of us, who is the bigger fool?" When he asked this, the Brahmin's wisdom dawned. He dispelled his grief. Dispelling it, and thanking the *devaputta* Maṭṭakuṇḍalī, he declared, "I have quenched my grief." He then asked, "Who are you?" The *devaputta* replied, "I am your son. By clarifying my mind in this manner in my final moment, as the result of a certain wholesome thought, I have attained such a birth."</w:t>
+        <w:t>Having been reborn there, he then looked to see how he obtained this celestial fortune. All such devas reflect in this manner: "How did I come to this state?" Then he saw the condition of his father, the Brahmin. After burning the corpse, the Brahmin went to the cemetery every day and wept, crying, "Where is my only son? Where is my only son?" The young deva saw this behavior of the Brahmin. Seeing this, Maṭṭakuṇḍalī Deva thought he should teach him a lesson. In the likeness of Maṭṭakuṇḍalī, but as a youth adorned with golden ornaments, he came near the cemetery and began to weep. The Brahmin, seeing this young deva—perhaps because he resembled his own child—felt a special affection and asked, "Why are you weeping?" Then the deva said, "I have obtained a golden carriage frame. Because I cannot find good wheels for it, I am planning to die of grief," implying he would commit suicide. Then the Brahmin said, "If you want, I will make wheels for you out of gold, silver, or brass, however you want." When he said this, the young deva replied, "I have no use for other wheels; I want the sun and the moon." Then the Brahmin said, "Why is this foolish child wishing for something he cannot obtain?" Then the young deva said, "I am wishing for the sun and the moon, which are visible. You are wishing for a deceased son, wishing for someone who cannot be seen. Who of us two is the greater fool?" Hearing this, wisdom dawned on the Brahmin. He also extinguished his grief. Having extinguished it, he thanked Maṭṭakuṇḍalī Deva and declared, "I have extinguished my grief." He then asked, "Who are you?" The deva replied, "I am your son. Having clarified my mind in my final moment, as the result of that wholesome thought, I obtained this rebirth." Then the Brahmin said, "I never saw you giving alms, observing virtue, or listening to the Dhamma. How did you obtain this state?" Then Maṭṭakuṇḍalī Deva declared, "When the Buddha came here, I clarified my mind. As a result of that bright, clarified mind, I obtained this state." Then he advised the Brahmin, "You too, go to the Triple Gem for refuge and undertake the five precepts. See the Buddha, give alms, listen to the Dhamma, and gather merit in that way." Having said this, Maṭṭakuṇḍalī Deva disappeared.</w:t>
       </w:r>
     </w:p>
     <w:p>
@@ -212,7 +212,7 @@
           <w:i w:val="0"/>
           <w:sz w:val="24"/>
         </w:rPr>
-        <w:t>Then the Brahmin said, "I never saw you giving alms, keeping precepts, or listening to the Dhamma, nor performing any meritorious deeds. How did you obtain this state?" Then the *devaputta* Maṭṭakuṇḍalī declared, "When the Buddha arrived here, I clarified my mind. As a result of that serene mind, that clarified mind, I received this kind of state." Then he advised the Brahmin, "You too, go for refuge to the Triple Gem and undertake the five precepts. See the Buddha, give alms, listen to the Dhamma, and accumulate merit in that way." Having said this, the *devaputta* Maṭṭakuṇḍalī vanished.</w:t>
+        <w:t>The Brahmin too went to see the Buddha, invited Him for alms, and prepared alms at his home. The Buddha and the community of bhikkhus arrived for the alms. Even a crowd of wrong-viewed people gathered at the Brahmin’s house. On this occasion, after offering the alms and after the meal was finished, the Brahmin questioned the Buddha: "Without giving alms, observing virtue, or listening to the Dhamma, is it possible to obtain celestial fortunes merely by clarifying one's mind toward you?" Then the Buddha declared: "Why, Brahmin, did not your own son tell you this?" When the Buddha declared this, some in the crowd developed doubts. "How can one obtain such great fortune merely by clarifying the mind?" The Buddha then resolved that Maṭṭakuṇḍalī Deva should arrive there along with his celestial mansion. Accordingly, the young deva arrived at that spot with his mansion, descended from it, paid homage to the Buddha, and stood to one side. The Buddha, by questioning the young deva himself about the action he had performed, cleared the doubts of the crowd through a question-and-answer dialogue. The crowd then developed great confidence. "How wondrous is the quality of the Buddha! Merely by clarifying one's mind toward a Buddha, one can obtain such fortune!" They developed great joy and faith. To clarify this matter further, the Buddha, based on this event, gave a highly valuable Dhamma message to the world through the verse we mentioned earlier:</w:t>
       </w:r>
     </w:p>
     <w:p>
@@ -223,7 +223,7 @@
           <w:i w:val="0"/>
           <w:sz w:val="24"/>
         </w:rPr>
-        <w:t>The Brahmin too went to see the Buddha, invited him for an almsgiving, and prepared alms at his home. The Buddha and the community of bhikkhus arrived for the alms. Even those with wrong views assembled in large numbers at the Brahmin's house. On this occasion, after presenting the alms and after the meal was finished, the Brahmin questioned the Buddha, "Without giving alms, keeping precepts, or listening to the Dhamma, is it possible to obtain celestial fortune merely by clarifying the mind towards you?" Then the Buddha declared, "Why, Brahmin, did your own son not tell you this very thing?" When the Buddha expressed it in this way, some in the crowd developed doubts. "How can one obtain such great fortune merely by clarifying the mind?" The Buddha then willed that the *devaputta* Maṭṭakuṇḍalī arrive there along with his celestial mansion. Accordingly, the *devaputta* arrived at that place together with his mansion, descended from it, paid homage to the Buddha, and stood to one side. Then, the Buddha removed the doubts of the crowd by asking the *devaputta* himself about the deed he had performed, posing questions and receiving answers. At that point, the crowd developed great clarity of mind. "How miraculous are the qualities of the Buddha! Merely by clarifying the mind towards a Buddha, such great fortune can be obtained!"—thus they developed immense joyous confidence and faith (*saddhā*). In that manner, the Buddha, to clarify this matter, delivered a highly valuable Dhamma message to the world based on this incident, using the verse we mentioned earlier:</w:t>
+        <w:t>Mano pubbaṅgamā dhammā – mano seṭṭhā manomayā</w:t>
       </w:r>
     </w:p>
     <w:p>
@@ -234,7 +234,7 @@
           <w:i w:val="0"/>
           <w:sz w:val="24"/>
         </w:rPr>
-        <w:t>'Mano pubbaṅgamā dhammā — manoseṭṭhā manomayā</w:t>
+        <w:t>Manasā ce pasannena – bhāsati vā karoti vā</w:t>
       </w:r>
     </w:p>
     <w:p>
@@ -245,7 +245,7 @@
           <w:i w:val="0"/>
           <w:sz w:val="24"/>
         </w:rPr>
-        <w:t>Manasā ce pasannena — bhāsati vā karoti vā</w:t>
+        <w:t>Tato naṁ sukhamanveti – chāyā’va anapāyinī</w:t>
       </w:r>
     </w:p>
     <w:p>
@@ -256,7 +256,7 @@
           <w:i w:val="0"/>
           <w:sz w:val="24"/>
         </w:rPr>
-        <w:t>Tato naṁ sukham-anveti — chāyā va anapāyinī'</w:t>
+        <w:t>That is to say, "Mind precedes all mental states; mind is their chief, they are mind-made." Here, "dhamma" is generally explained as the mental states that arise in the mind, such as feeling (*vedanā*), perception, and volition. Mind precedes all of them; mind is supreme to them. They are formed and created by the mind. Because this is so, "If with a pleasant mind one speaks or acts, happiness follows him, like a shadow that never departs." The Buddha declared that the pleasant results of that action follow the person who performed it, just like one's own shadow. The meaning of this verse is so deep that, upon hearing it, not only Maṭṭakuṇḍalī Deva but also the Brahmin Adinnapubbaka attained the fruit of Stream-entry. That is to say, perhaps their past matured merits surfaced upon hearing this verse. Not only that, it is said that eighty-four thousand beings attained Dhamma-realization. Here, "thousands" includes devas as well. When we preach the Dhamma, it is not only the visible humans who listen, but various non-humans, devas, and spirits who wish to escape from the suffering of saṃsāra and have faith in the Triple Gem also listen. Especially when the Buddha preaches the Dhamma, everyone listens. That is why those who reaped the benefits are mentioned in thousands.</w:t>
       </w:r>
     </w:p>
     <w:p>
@@ -267,7 +267,7 @@
           <w:i w:val="0"/>
           <w:sz w:val="24"/>
         </w:rPr>
-        <w:t>That means, "*Mano pubbaṅgamā dhammā — manoseṭṭhā manomayā*." Now, the word *dhammā* here is generally explained as the mental phenomena that arise in the mind, such as *vedanā* (feeling), perception, and intention. Mind precedes all of them; the mind is prior to them, and the mind is supreme to them. The mind is supreme to them. They are made of mind, fashioned by mind. Because this is so, "*manasā ce pasannena — bhāsati vā karoti vā*," if with a highly clarified mind, with a certain clarified mind, one speaks or acts, "*tato naṁ sukham-anveti — chāyā va anapāyinī*," then, behind that person—the person who did that deed—its results, its pleasant results, follow him like his own shadow that never departs; thus the Buddha declared. The meaning within this verse is so deep that it is said that upon hearing this verse, not only the *devaputta* Maṭṭakuṇḍalī but even the Brahmin Adinnapubbaka attained the fruit of Stream-entry (*sotāpatti-phala*). That is to say, perhaps their past matured merits surfaced upon hearing that verse. Not only that, it is said that eighty-four thousand living beings realized the Dhamma. Those thousands mentioned there include deities as well. When we preach a sermon, it is not only these visible humans, but various classes of deities, non-human spirits (*bhūtas*), and other beings who wish to escape the *Dukkha* of Saṁsāra and have faith in the Triple Gem, who listen to it. Especially when the Buddha preaches the Dhamma, everyone listens to it. That is why those thousands are mentioned as those who reaped the benefits.</w:t>
+        <w:t>Therefore, we must reflect on this verse. We must also bring the lesson from the background story of this verse close to our lives. From every Dhamma sermon and every verse, we must gather some lesson, some Dhamma message for our life. Listening to the Dhamma is not something where merit is gathered merely by the act of hearing. Therefore, we can understand that this story is an excellent illustration of how the mind is primary to everything. When we look at the life led by Adinnapubbaka, this fact becomes clear to us. No matter how much wealth this Brahmin had, he was poor in mind. From this, we can see that being rich or poor is not something that happens through wealth alone. Even if one has great wealth, if that person is miserly, he is always poor in mind. Due to his miserliness, he thinks, "This is not enough," or "I am still poor. I am not truly rich yet." Thus, despite having so much wealth, the Brahmin Adinnapubbaka was poor in mind—a very destitute person. Moreover, the darkness and narrowness of a miserly mind were visible in what the Brahmin said and did. From this, we can see that this mind is primary to everything. Furthermore, there is the darkening of the mind and its illumination. This is something that must be contemplated very deeply. The Buddha has declared that there is a class of dark qualities, and likewise, a class of bright, illuminating qualities.</w:t>
       </w:r>
     </w:p>
     <w:p>
@@ -278,7 +278,7 @@
           <w:i w:val="0"/>
           <w:sz w:val="24"/>
         </w:rPr>
-        <w:t>Therefore, we must reflect on this verse. Moreover, we must bring close to our lives the example that can be taken from the background story of this verse. From every Dhamma talk, from every verse, we must gather some example, some Dhamma message for our lives. Listening to the Dhamma is not something where merit is accumulated merely by the act of hearing. Therefore, we can understand this story as an extremely good illustration of how the mind is chief in everything. When we look at the life led by Adinnapubbaka, that fact becomes clear to us. No matter how much wealth this Brahmin had, he was poor in mind. From this we can see that being rich or poor is not something that happens through wealth alone. Even if one has vast wealth, if one is miserly, that person is always poor in mind. "This is not enough," or "I am still poor, I have not yet become truly rich," is what he thinks due to his miserliness. Thus, because of this, although the Brahmin Adinnapubbaka had so much wealth, he was poor in mind—a very destitute person. Furthermore, the darkness and narrowness of a miserly mind was visible in what the Brahmin did and said. From this we see that this mind itself is chief in everything. Next, it is the same with the darkening of a mind and then its illumination. This is something that must be contemplated very deeply. The Buddha has declared that there is a class of dark phenomena, and likewise, there is a class of light phenomena, illuminating phenomena.</w:t>
+        <w:t>"Abandoning dark qualities, let the wise person develop bright qualities," the Buddha declared. Dark qualities—meaning greed, hatred, and delusion—these are black/dark qualities. Non-greed, non-hatred, and non-delusion are bright qualities. These are illuminating qualities. They are called *sukka-dhamma*. In this way, we see that the Brahmin had darkened his mind due to dark qualities. On the other hand, when we reflect on it, the young child Maṭṭakuṇḍalī was not as rich as the Brahmin. At the moment of death, he was extremely poor and helpless, having only the two pieces of gold hanging from his ears. Yet, how did he obtain such a celestial state of existence? He became rich in mind. He enriched his mind. How did he enrich his mind? We must reflect on this well. He enriched his mind by taking the most sublime, supreme gem in the world as the object of his mind. Among all the gems in the world, the Buddha-gem is supreme and foremost, as the Buddha Himself declared. This is also mentioned in the Ratana Sutta:</w:t>
       </w:r>
     </w:p>
     <w:p>
@@ -289,7 +289,7 @@
           <w:i w:val="0"/>
           <w:sz w:val="24"/>
         </w:rPr>
-        <w:t>"*Kaṇhaṁ dhammaṁ vippahāya, sukkaṁ bhāvetha paṇḍito*," the Buddha has declared. 'The wise person, abandoning dark phenomena, should develop bright phenomena.' Dark phenomena, meaning greed, hatred, and delusion—these are black/dark phenomena. Non-greed, non-hatred, and non-delusion are white/bright phenomena. These are illuminating phenomena, called *sukka-dhamma*. In this way, we see that the Brahmin had his mind darkened due to dark phenomena. Next, when we think of the other side, the young child Maṭṭakuṇḍalī was not as rich as the Brahmin. At the moment of death, he was extremely poor and helpless, possessing only the two pieces of gold hanging from his ears. But how did he obtain such a celestial rebirth? He became rich in mind. He made his mind rich. How did he make his mind rich? We must contemplate this matter well. He made his mind rich by taking as his mind's object the most sublime, supreme gem in the world. The Buddha himself has declared that among all the gems in the world, the Buddha-gem is supreme and foremost. This is mentioned in the Ratana Sutta:</w:t>
+        <w:t>'Yaṁ kiñci vittaṁ idhavā huraṁvā</w:t>
       </w:r>
     </w:p>
     <w:p>
@@ -300,7 +300,7 @@
           <w:i w:val="0"/>
           <w:sz w:val="24"/>
         </w:rPr>
-        <w:t>'Yaṅkiñci vittaṁ idha vā huraṁ vā,</w:t>
+        <w:t>Sagge su vā yaṁ ratanaṁ paṇītaṁ</w:t>
       </w:r>
     </w:p>
     <w:p>
@@ -311,7 +311,7 @@
           <w:i w:val="0"/>
           <w:sz w:val="24"/>
         </w:rPr>
-        <w:t>Saggesu vā yaṁ ratanaṁ paṇītaṁ,</w:t>
+        <w:t>Na no samaṁ atthi tathāgatena'……</w:t>
       </w:r>
     </w:p>
     <w:p>
@@ -322,7 +322,7 @@
           <w:i w:val="0"/>
           <w:sz w:val="24"/>
         </w:rPr>
-        <w:t>Na no samaṁ atthi Tathāgatena...'</w:t>
+        <w:t>It is mentioned in this manner. If there is any wealth or gem in the world—in this world, or in another world, or in the celestial worlds—none of those gems is as valuable as the Buddha-gem, the Tathāgata. Moreover,</w:t>
       </w:r>
     </w:p>
     <w:p>
@@ -333,7 +333,7 @@
           <w:i w:val="0"/>
           <w:sz w:val="24"/>
         </w:rPr>
-        <w:t>Thus it is mentioned. Whatever wealth or gem there is in the world—in this world or in another world, or even in the celestial realms—none of those gems is as valuable as the Buddha-gem, the *Tathāgata*. Likewise:</w:t>
+        <w:t>'Yaṁ kiñci ratanaṁ loke</w:t>
       </w:r>
     </w:p>
     <w:p>
@@ -344,7 +344,7 @@
           <w:i w:val="0"/>
           <w:sz w:val="24"/>
         </w:rPr>
-        <w:t>'Yaṅkiñci ratanaṁ loke,</w:t>
+        <w:t>Vijjati vividhā puthu</w:t>
       </w:r>
     </w:p>
     <w:p>
@@ -355,7 +355,7 @@
           <w:i w:val="0"/>
           <w:sz w:val="24"/>
         </w:rPr>
-        <w:t>Vijjati vividhā puthu,</w:t>
+        <w:t>Ratanaṁ buddhasamaṁ natthi</w:t>
       </w:r>
     </w:p>
     <w:p>
@@ -366,7 +366,7 @@
           <w:i w:val="0"/>
           <w:sz w:val="24"/>
         </w:rPr>
-        <w:t>Ratanaṁ Buddhasamaṁ natthi,</w:t>
+        <w:t>Tasmā sotthi bhavantu te'</w:t>
       </w:r>
     </w:p>
     <w:p>
@@ -377,7 +377,7 @@
           <w:i w:val="0"/>
           <w:sz w:val="24"/>
         </w:rPr>
-        <w:t>Tasmā sotthī bhavantu te.'</w:t>
+        <w:t>There are verses of blessing like this. Whatever diverse gems exist in the world, there is no gem equal to the Buddha-gem. Not only that, the Buddha Himself had to declare—since the world did not recognize the Tathāgata—that a Fully Enlightened Buddha is the supreme person in the world. In the Aggappasāda Sutta, the Buddha declared:</w:t>
       </w:r>
     </w:p>
     <w:p>
@@ -388,7 +388,7 @@
           <w:i w:val="0"/>
           <w:sz w:val="24"/>
         </w:rPr>
-        <w:t>There are such verses of blessing. Whatever diverse gems exist in the world, there is no gem equal to the Buddha-gem. Not only that, the Buddha himself had to declare—since the world did not recognize the *Tathāgata*—that a *Tathāgata*, fully Awakened One, is the foremost individual in the world. In the Aggappasāda Sutta, the Buddha declared:</w:t>
+        <w:t>"Bhikkhus, to whatever extent there are beings—whether footless, two-footed, four-footed, multi-footed, with form or formless, percipient or non-percipient, or neither-percipient-nor-non-percipient—the Tathāgata, the Worthy One, the Fully Enlightened One, is declared supreme among them. Those who have confidence in the Buddha have confidence in the supreme. And for those who have confidence in the supreme, the result is supreme."</w:t>
       </w:r>
     </w:p>
     <w:p>
@@ -399,7 +399,7 @@
           <w:i w:val="0"/>
           <w:sz w:val="24"/>
         </w:rPr>
-        <w:t>'Yāvatā, bhikkhave, sattā apadā vā dvipadā vā catuppadā vā bahuppadā vā rūpino vā arūpino vā saññino vā asaññino vā nevasaññīnāsaññino vā, Tathāgato tesaṁ aggaṁ akkhāyati arahaṁ sammāsambuddho. Ye, bhikkhave, Budde pasannā, agge te pasannā; agge kho pana pasannānaṁ aggo vipāko hoti.'</w:t>
+        <w:t>"Bhikkhus, to whatever extent there are beings... [gloss of the Sinhala text] among all these beings, the Tathāgata, the Worthy, Fully Enlightened One is supreme and foremost. Bhikkhus, those who clarify their minds toward the supreme Buddha, clarify their minds toward the foremost person in the world. The result of clarifying the mind toward the foremost person—toward the foremost object—is also supreme," the Buddha declared in the Aggappasāda Sutta. From this, we see how immensely fruitful it is to clarify the mind toward the Buddha. Sometimes we might think, "How can one obtain such fortune merely by clarifying the mind for a single moment?" Especially in this era, it is a time when the mind goes toward external things rather than the mind itself. The world talks a lot about their size, magnitude, and wondrous nature. They doubt the power of this unseen mind, the power that can be generated in a single moment. "How can one obtain such a great fortune by doing just this?" But we must reflect: the functioning of the mind is extremely rapid and swift. Within this swiftly functioning mind, a power that brings immense fruits can be generated in a single moment. Here, Maṭṭakuṇḍalī clarified his mind toward the Buddha for only a brief moment, a short time. Even that is not necessary. If, for a very brief moment, like the snapping of fingers, some clarity or opening occurs in the mind, through that, one can reap highly valuable and immense benefits. You know—let us think of a dark night. Like the rain-stormy nights we have these days, let us think of a night where the darkness is so thick it cannot be pierced. If lightning strikes for a single moment in such a night, in that very brief instant, everything around becomes clearly visible. In the same way, an opening is created in the mind according to the clear object one takes, according to the object toward which one clarifies the mind. In such a dark night, one can get a lot of work done from the light of lightning that appears for a brief moment. There are those in the past who worked in this way. There are stories of the past; just like the marksmen of today, the archers of those days demonstrated their skills (it is mentioned in this way): to show his skill and win prizes, or to set records, an archer stands ready with his arrow in the dark night. He waits for the lightning to strike. Far away, a very fine hair taken from a horse's tail is hung. Now, what is the feat to be performed? He must split this horsehair with his arrow. He stands ready for this. The moment the lightning strikes, he shoots. If he does this correctly, he is a skilled archer. This is given as a simile—he performed such a great feat within a split second. You have heard our Buddhist poets express this:</w:t>
       </w:r>
     </w:p>
     <w:p>
@@ -410,7 +410,7 @@
           <w:i w:val="0"/>
           <w:sz w:val="24"/>
         </w:rPr>
-        <w:t>"Bhikkhus, to whatever extent there are beings—whether footless, two-footed, four-footed, many-footed, with form, formless, percipient, non-percipient, or neither-percipient-nor-non-percipient—the *Tathāgata*, the Arahant, the fully Awakened One, is declared to be the foremost among them. Bhikkhus, those who have clarified confidence in the Buddha, have clarified confidence in the foremost; and for those who have clarified confidence in the foremost, the result is foremost." In this manner, the Buddha declared in the Aggappasāda Sutta. From this, we see how rich in benefits is the act of clarifying the mind toward the Buddha.</w:t>
+        <w:t>"If the flash of lightning is missed</w:t>
       </w:r>
     </w:p>
     <w:p>
@@ -421,7 +421,7 @@
           <w:i w:val="0"/>
           <w:sz w:val="24"/>
         </w:rPr>
-        <w:t>Sometimes we might wonder, "How can one obtain such vast fortune merely by clarifying the mind for a single moment?" Especially in this era, this is a time when the mind goes more towards external things. The world speaks highly of their bigness, vastness, and wondrous nature. People harbor doubts about the power of this invisible mind, the power that can be generated in the mind even in a single moment. They ask, "How can one obtain such a great fortune by doing just this much?" But we must consider that the activity of this mind is extremely instantaneous, extremely rapid. Within this rapidly functioning mind, a power that brings massive benefits can be generated in a single moment. Now here, Maṭṭakuṇḍalī clarified his mind towards the Buddha for just a brief moment, or a short period of time. Even that much is not required. If, for a very brief moment, like a split second, a snap of the fingers, some clarity, an opening occurs in the mind, from that itself, an immensely valuable benefit can be reaped. Now, you all know—let us think of a dark night of dense darkness. Let us think of a night with heavy rain and storms, like we have these days, a night with darkness so thick it cannot be pierced. If lightning flashes for a single moment on such a night, in that extremely brief instant, everything around becomes clearly visible. In the same way, an opening occurs in the mind based on the object of clarity it takes, based on the object of clarifying the mind. In such a dark night, much work can be accomplished by the flash of lightning that appears for a brief moment. There are those in the past who have worked in this manner. There are stories from the past (it is mentioned like this) where archers in those days, like marksmen today, in order to show their skill and win prizes, or to set records, would stand ready with their arrow on a dark night, waiting for the moment of a lightning flash. Far away, an extremely fine hair taken from a horse's tail is hung. Now, what is the feat to be performed? This horsehair must be split with that arrow. He stands ready for this. The moment the lightning flashes, he shoots. If this is done correctly, then that person is a skilled archer. This is told as a metaphor—he performed such a feat within a single instant.</w:t>
+        <w:t>When shooting a horsehair from afar in the dark, one misses.</w:t>
       </w:r>
     </w:p>
     <w:p>
@@ -432,7 +432,7 @@
           <w:i w:val="0"/>
           <w:sz w:val="24"/>
         </w:rPr>
-        <w:t>Now, you have heard how our Buddhist poets have declared:</w:t>
+        <w:t>If one does not achieve the path and fruit of Nibbāna now</w:t>
       </w:r>
     </w:p>
     <w:p>
@@ -443,7 +443,7 @@
           <w:i w:val="0"/>
           <w:sz w:val="24"/>
         </w:rPr>
-        <w:t>"To shoot a horsehair from afar in the dark,</w:t>
+        <w:t>When this lightning-like body is obtained, it will be missed in the future."</w:t>
       </w:r>
     </w:p>
     <w:p>
@@ -454,7 +454,7 @@
           <w:i w:val="0"/>
           <w:sz w:val="24"/>
         </w:rPr>
-        <w:t>If the lightning's flash is missed, one fails the mark;</w:t>
+        <w:t>Lōvəḍa Saňgarāva - 25</w:t>
       </w:r>
     </w:p>
     <w:p>
@@ -465,7 +465,7 @@
           <w:i w:val="0"/>
           <w:sz w:val="24"/>
         </w:rPr>
-        <w:t>When this body, like lightning, is obtained here,</w:t>
+        <w:t>If one manages to shoot the horsehair in the dark at that precise moment, then one can reap the benefits. Many people talk about this "instant" (moment) nowadays. "We must work swiftly in this life." We are talking about the moments within this life. But the Buddha declares that our entire human existence is just a single moment, a brief instant. He declares this with reasons. To us, this seems like a long time. But when compared and contrasted with the life spans of the Brahma realms which last for aeons, this human life of less than a hundred years is like a single moment. This life, which we think of as so grand and in which we spend a few years in this long saṃsāra, is actually a single moment. Therefore, the Buddha refers to this entire human life as a single moment. The Buddha particularly demonstrates that the human existence obtained during the time of a Buddha's arising is not just a moment, but a consummation of the moment (*khaṇa-sampatti*). It is described as an extremely rare opportunity, a rare moment—a consummation of the moment. If one is born in a region where one can listen to the Dhamma, with the capacity for understanding and wisdom to practice the Dhamma during the time of a Buddha's arising, that is called *khaṇa-sampatti* (the consummation of the moment). It is an extremely valuable moment. That is the moment the poet illustrated. "When this lightning-like body is obtained" refers to this human existence. This human body exists for such a brief moment, just like a flash of lightning. Therefore, we must understand this moment, as Buddhists, looking at this entire human life as a single moment.</w:t>
       </w:r>
     </w:p>
     <w:p>
@@ -476,7 +476,7 @@
           <w:i w:val="0"/>
           <w:sz w:val="24"/>
         </w:rPr>
-        <w:t>If one does not secure heaven and release, future failure is near."</w:t>
+        <w:t>If we reflect in this way, generating wholesome thoughts and performing meritorious deeds is not something we should wait to do until our final moment, like Maṭṭakuṇḍalī did. We should not entertain the wrong view that we can go to heaven by doing this only at the moment of death. Sometimes, some people think this way nowadays. They gather wealth unlawfully and commit various crimes. At the final moment, they expect to summon a bhikkhu, listen to a little Dhamma, and go to heaven. Maṭṭakuṇḍalī was able to do that because he was someone who had fulfilled perfections and developed himself under past Buddhas; but things do not succeed for everyone just because of that. In truth, Maṭṭakuṇḍalī Deva obtained such a state due to a certain natural law (*dhammatā*), a deep principle concerning kamma. For, beings are born in various places according to their kamma. However, what is called *āsanna-kamma*—the kamma generated in accordance with the sign (*nimitta*) that appears at the moment of death—is extremely powerful. That is why the Buddha walked there to give Maṭṭakuṇḍalī an opportunity to purify his near-death mind and perform merit. But not everyone can perform that feat. Sometimes, due to the unwholesome deeds done during one's lifetime, another sign appears, and one is forced to take birth in a bad destination. The archer shot the horsehair in that manner only after putting in effort and training for a long time. It is not something that can be done all at once. What we have to understand here is that we must not wait until the near-death moment or old age. Thinking of our entire life as a single moment, we must always strive to generate this mind—this pleasant, clarified, pure, and bright mind—within ourselves. For, if those dark qualities present themselves, we will fall into darkness. If we bring forward bright qualities, we will be born in a good place. Not only that, we can gradually draw closer to Nibbāna. Nibbāna means liberating the mind from these dark qualities of greed, hatred, and delusion.</w:t>
       </w:r>
     </w:p>
     <w:p>
@@ -487,7 +487,7 @@
           <w:i w:val="0"/>
           <w:sz w:val="24"/>
         </w:rPr>
-        <w:t>— *Lōvāda Saṅgarāva*, verse 25.</w:t>
+        <w:t>From this, we can understand the value of this moment, and also that this is something that must be practiced and trained constantly. Just as the archer strives in this regard, a Buddhist must always keep watch over the mind. "Are the states arising in this mind things that lead to the mind's clarity, or are they things that agitate it?" Now, the word for clarity—here, "pasanna" means clarity. In the case of Maṭṭakuṇḍalī Deva, what is mentioned is the fruit of that clarified mind. We can understand the value of clarity: after a rain, when water flows with mud, looking very unpleasant, what is the state of our mind? Next, when we look at clear, pure water, our mind becomes clear. In the same way, when we collect a noble object, a supreme object like the Buddha into our mind, when we bring it close to our mind, our mind becomes clear. Therefore, the word that goes hand in hand with faith (*saddhā*) is *pasāda* (clarity/confidence). It is said, "saddhā-pasannena" [clarified with faith]. Clarity goes together with faith. From this, we see that faith in the Triple Gem is an extremely important thing. A mind lacking faith in the Triple Gem is darkened by doubt, hesitation, and skepticism—just like troubled, muddy water. But if someone develops faith in the Buddha, a great clarity arises in the mind along with it. This is something that you can realize even in your day-to-day life.</w:t>
       </w:r>
     </w:p>
     <w:p>
@@ -498,7 +498,7 @@
           <w:i w:val="0"/>
           <w:sz w:val="24"/>
         </w:rPr>
-        <w:t>In that moment of shooting a horsehair in the dark, if it is done correctly, then one can reap its benefits. Now, many people these days talk about "the moment." They say we must work instantaneously in this life. We are talking about the moments within this life. But the Buddha declares that this entire human existence of ours is but a single instant, a single moment. He declares this with supporting reasons. To us, this seems like a long time. But when this human life, a lifespan of less than a hundred years, is compared and contrasted with the Brahma existences that last for aeons, this is like a single instant. This life, which we think of as so large, spending a few years in this immensely long saṁsāric journey, is in reality a single instant. Therefore, the Buddha refers to this entire human life as a single instant.</w:t>
+        <w:t>That Maṭṭakuṇḍalī Deva clarified his mind by seeing the physical form, the body, of the Buddha. Although we do not get to see that physical body of the Buddha now, we can see His Dhamma-body. We can see the quality-body of the Buddha. Therefore, what we specifically have to understand here is the value of the 'recollection of the Buddha' (*buddhānussati*). Contemplating the qualities of the Buddha. Through the qualities of the Buddha, we can see the Buddha. If we contemplate the ninefold qualities of the Buddha, direct our mind toward those qualities like *Arahant*, bring forward some quality that suits our mind, and train ourselves to bring up some word like "Arahant, Arahant, Arahant" or "Buddho", "Sammā-sambuddho" constantly in our mind like a meditation, we can obtain great clarity and a light for our day-to-day activities. As stated in the verse, if someone speaks or acts with a pleasant mind, a clarified mind, the happy results follow him like his shadow. It is our mind that provides light to the words we use and the actions we perform. When this mind is clarified, a great light is created in the mind, like a flash of lightning on a pitch-black night.</w:t>
       </w:r>
     </w:p>
     <w:p>
@@ -509,7 +509,7 @@
           <w:i w:val="0"/>
           <w:sz w:val="24"/>
         </w:rPr>
-        <w:t>Now, the Buddha specifically demonstrates that the human existence obtained during the period of a Buddha's appearance is not merely an instant, but an opportune moment (*kṣaṇa-sampatti*). He describes it as a highly rare opportunity, a rare instant—an opportune moment. If, during the period of a Buddha’s appearance, someone is born in a region where they can hear the Dhamma with the capacity of understanding and wisdom to practice the Dhamma, that is called the opportune moment (*kṣaṇa-sampatti*). An extremely valuable instant. It is that very instant the poet has used as a metaphor. When he says, "When this body, like lightning, is obtained here," he is referring to this human existence. This human body itself is just like a flash of lightning. This body exists, this existence lasts, for such a brief moment, like a flash of lightning. Therefore, as Buddhists, we must understand this instant as the entirety of human life.</w:t>
+        <w:t>Therefore, to constantly bring up clarity toward the Triple Gem in the mind, one must practice contemplating the qualities of the Buddha as the recollection of the Buddha (*buddhānussati*). While traveling in a vehicle, while in a city—now there is no specific time. We must think that every moment is the near-death moment now. Especially when thinking about these times, some people think of the near-death moment as being eighty or ninety years old, surrounded by children and grandchildren. Now we must step out onto the road thinking we are in our near-death moment. Such is the state of affairs. Therefore, we must be much more mindful of the mind. If we pass away—if we die suddenly—at a bad time, when the mind is corrupted, darkened, or muddied, where will we go and be born? In a dark place. Either in hell, the ghost realm, or the demon realm. We said that there are two groups: dark qualities and bright qualities. There are two factions in this mind. Whatever factions there may be in the world, we must be concerned about the factions in this mind, because we carry our mind wherever we go. Therefore, the dark faction in this mind consists of greed, hatred, and delusion. These three are the prominent figures of that dark faction: greed, hatred, and delusion. There are many other subsidiary qualities associated with them. Next, the bright qualities that support Nibbāna are non-greed (*alobha*), non-hatred, and non-delusion. At first glance, there seems to be nothing there when we say "non-greed" (*alobha*). What is this non-greed? It is sometimes difficult to understand. This non-greed means turning away from greed. Turning away from greed may sometimes be thought of as a small thing. This is not a small thing. This is called a mental factor of abstinence (*virati-cetasika*)—the thought of abstaining.</w:t>
       </w:r>
     </w:p>
     <w:p>
@@ -520,7 +520,7 @@
           <w:i w:val="0"/>
           <w:sz w:val="24"/>
         </w:rPr>
-        <w:t>If we reflect in this way, generating wholesome thoughts and performing meritorious deeds is not something to be put off until the final moment, as Maṭṭakuṇḍalī did. One should not harbor such wrong views as thinking, "We can go to heaven if we do this only at the moment of death." Nowadays, some people think in that manner. They accumulate wealth through unlawful means, committing various crimes, and then expect to invite a member of the Saṅgha at the last moment to listen to a little Dhamma and go to heaven. Although Maṭṭakuṇḍalī was able to do so because he was one who had developed and fulfilled the *paramis* under past Buddhas, everything does not succeed by that alone. Indeed, the *devaputta* Maṭṭakuṇḍalī obtained such a state due to a certain natural law, a deep aspect regarding kamma. For, beings are born in various places according to their kamma. However, the kamma generated according to the sign (*nimitta*) that appears at the moment of death, called the *āsanna-kamma* (near-death kamma), is highly powerful. That is why the Buddha walked there to give Maṭṭakuṇḍalī an opportunity to purify his near-death mind and perform a wholesome deed. But not everyone can perform that feat. Sometimes, due to the sins committed during one's lifetime, a different sign appears, and one is forced to take birth in a bad destination. That archer split the horsehair in that manner because he had put in effort and training for a long time. It is not something that can be done all of a sudden.</w:t>
+        <w:t>This thought of turning away (abstaining) is a very powerful thing. Now, something that mainly supports this is virtue (*sīla*), the undertaking of virtue. Undertaking the precepts. On this occasion, for you to abstain from killing living beings—indeed, when undertaking the precepts, one must pronounce the word "veramaṇī" [abstinence] well. "Pāṇātipātā veramaṇī sikkhāpadaṃ samādiyāmi"—I undertake the precept of abstaining from destroying life, from killing living beings. This is a promise one makes to oneself, that "I accept this and put it into practice." Though one declares this in front of the Saṅgha, it is actually a promise to oneself. Or, one places it in one's mind: "I will spend this day in this manner, based on this practice." Then, for the person who has resolved thus, let us say an occasion arises—either for food, for pleasure, or to settle a grudge—where he feels like killing someone or an animal. The moment that thought arises, he can push it aside through non-hatred. He brings forward loving-kindness (*mettā*), compassion (*karuṇā*), sympathy, and non-harming (*avihiṃsā*), recalls the virtue he has undertaken, and abstains from it. Taking this as an illustration, that moment is an extremely valuable moment—the power of the mind to turn away. That is what is called the mental factor of abstinence (*virati-cetasika*). It is called *sampatta-virati* [abstinence when confronted with an opportunity]. That is, the opportunity to commit a sin arose, but one does not do it. One withdraws one's hand. Say, to commit a theft—he knows it is a valuable thing belonging to someone else. It is right in front of him, and no one is around. All he has to do is look around and quietly extend his hand. But at that moment, the mind says, "Do not do that." Why does it feel that way? It is because of undertaking that virtue: "Adinnādānā veramaṇī sikkhāpadaṃ samādiyāmi." Accordingly, we see that this undertaking of virtue is no small matter. It is not merely a custom—nowadays, at every meeting or festival, to show that one is a Buddhist, they repeat the undertaking of virtue. But when we reflect on its depth, how powerful and important a thing is it? It is the first step in our life. Thus, in this way—it is called "by way of substitution of opposites" (*tadaṅga-vasena*)—the mind distances itself from the defilements. For each such moment, by applying a wholesome thought, one distances the unwholesome thought. One must also accumulate wholesome thoughts within oneself for this. One must develop loving-kindness to overcome hatred. To overcome greed, one must develop giving, generosity, and the quality of sacrifice. To overcome delusion, one must utilize understanding, wisdom, reflection, wise reflection, and contemplating things as they really are. Therefore, the moment we say "non-greed, non-hatred, non-delusion," it seems as if there is nothing there. But if we analyze and reflect on it, we are talking about a power here—called *virati* [abstinence]—that can subdue and drive away those unwholesome qualities that come from outside as visitors and enemies.</w:t>
       </w:r>
     </w:p>
     <w:p>
@@ -531,7 +531,7 @@
           <w:i w:val="0"/>
           <w:sz w:val="24"/>
         </w:rPr>
-        <w:t>So, what we have to understand here is that we must not wait until the near-death moment or old age. Thinking of the entirety of life as a single instant, we must constantly strive to generate within ourselves this very mind—a serene mind, a clarified mind, a pure mind, an illuminated mind. For, if those dark phenomena present themselves, we fall into darkness. If we bring forward bright phenomena, we take birth in a good destination. Not only that, we can gradually draw closer to Nibbāna (extinguishment). Nibbāna means freeing the mind from these dark phenomena of greed, hatred, and delusion.</w:t>
+        <w:t>This is not a feat that can be done all at once. Therefore, we must constantly develop the mind by way of meditation. The Buddha mentions three words when declaring meditation: "āsevati, bhāveti, bahulīkaroti." One constantly associates with a wholesome object. If it is the recollection of the Buddha, one constantly associates with a word like "Arahant, Arahant, Arahant" or "Buddho," like one's companion at home, constantly bringing it up and living with it—*āsevati*. *Bhāveti* means one develops it. When one says it a second time, a greater power comes to the mind than the first time. Saying that word "Buddha" ten times, a thousand times, a million or a billion times, one's faith in the Triple Gem develops more and more. This is not merely reciting it as a mantra. The heart must function along with it. A clarity must arise in the heart. In the same way, if one develops loving-kindness, using the words "may they be well and happy," one must constantly associate with that meditation object according to what one has chosen. One must strive to develop the mind through that—this is meditation (*bhāvanā*).</w:t>
       </w:r>
     </w:p>
     <w:p>
@@ -542,7 +542,7 @@
           <w:i w:val="0"/>
           <w:sz w:val="24"/>
         </w:rPr>
-        <w:t>From this, we can understand the value of this instant and that this is something that must be constantly practiced and trained. Just as that archer exerts effort, a Buddhist must always keep watch over the mind. One must examine whether the phenomena arising in this mind are things that lead to the mind's clarity or things that agitate it. Now, regarding the word clarity—here, *pasanna* means clarified. What is mentioned here regarding the *devaputta* Maṭṭakuṇḍalī is the benefit of that clarified mind. The value of clarity can be understood: when water flows after a rain, filled with mud and flowing in an extremely unpleasant manner, what is the state of our mind when we see it? Next, when we look at beautifully clear water, clarified water, our mind becomes clear and peaceful. In the same way, when we bring a sublime object, a supreme object like the Buddha, into our mind, when we bring it close to our mind, our mind becomes clarified. Therefore, the word *pasāda* (clarity/joyous confidence) goes hand-in-hand with faith (*saddhā*). It is said, *saddhā-pasāda* (faith and clarity). With faith, clarity follows. From this, we see that faith (*saddhā*) in the Triple Gem is an extremely important thing. A mind without faith in the Triple Gem remains darkened by skeptical doubt (*vicikicchā*), hesitation, and uncertainty. Their minds are just like agitated water, like muddy water. But if someone develops faith in the Buddha, a great clarity arises in the mind along with it. This is realized by you, devout friends, even in your day-to-day lives.</w:t>
+        <w:t>Next, there is a word, *bahulī-kamma*—*bahulīkaroti*, making much of it. That means not just for a day or two, or for an hour or half-hour, but abundantly. One must strive oneself. No matter how many activities one has in day-to-day life, if one has understood the value of one's mind—we take so much trouble for this body. To nourish this body, to bathe it, wash it, adorn it, all of this. This "foul body that is left behind." How much do we attend to it? Yet, we do not think about the value of the mind even for a very brief moment of the day. It is this mind that helps us to escape from saṃsāra, and also to bring about a good destination (*sugati*). If one reflects in this way, one becomes keen about meditation. In the manner described by *āsevati, bhāveti, bahulīkaroti*, one must constantly bring up a wholesome object to the mind and live with it. Even if it seems difficult or troublesome at first, once it is practiced, one can do it effortlessly, as if naturally—almost automatically. When one puts on a pair of spectacles for the first time, it is a great nuisance. But after a few days, one can work very easily with those spectacles. After some time, one even looks for them while they are on one's face, asking, "Where are my spectacles?" Why is this? To that extent, the spectacles have become a part of one's body.</w:t>
       </w:r>
     </w:p>
     <w:p>
@@ -553,7 +553,7 @@
           <w:i w:val="0"/>
           <w:sz w:val="24"/>
         </w:rPr>
-        <w:t>That *devaputta* Maṭṭakuṇḍalī clarified his mind by seeing the physical form, the body, of the Buddha. Although we do not get to see that physical body of the Buddha now, we can see the Dhamma-body (*Dhammakāya*). We can see the body of the Buddha’s virtues. Therefore, from this, what we must specifically consider is the value of the meditation on the recollection of the Buddha (*Buddhānussati bhāvanā*). Contemplating the virtues of the Buddha. Through the virtues of the Buddha, we can see the Buddha. If we contemplate the nine-fold virtues of the Buddha, direct our mind to those virtues like *Arahaṁ*, bring to the surface a virtue that suits our mind, and train ourselves to constantly bring to the mind a phrase like "Arahaṁ, Arahaṁ, Arahaṁ" or "Buddho," "Sammā Sambuddho," like a meditation, then through that, we can obtain great joyous confidence and an illumination for our daily activities. Now, as expressed in that verse, if with a clarified mind, a serene mind, "*bhāsati vā karoti vā*," someone utters a word or performs an action, its pleasant results follow behind him like his shadow. It is this mind of ours that provides illumination to the words we use and the actions we perform. When this mind is clarified, a great light arises in the mind, like a flash of lightning on a pitch-black night.</w:t>
+        <w:t>The meditation object is also like that. Then, to the person who has developed the recollection of the Buddha, when danger comes—nowadays, people sometimes scream, "Budu Amme!" [Oh Buddha, Mother!]. According to past customs, the word "Budu" [Buddha] has been integrated into our society. But that is not a mechanical utterance when pain arises. It is from the whole heart—Maṭṭakuṇḍalī obtained that state by clarifying his mind with his whole heart, not by saying it merely as a custom or a mantra. One must reflect in that manner. One must reflect on the maximum benefit one can gain from every story and strive to reap it. One must reflect on the maximum benefit and strive to reap it. According to the matters stated in this verse, we see that our mind is primary to the words we use and the actions we perform. That is the uniqueness of the Buddha's Dhamma. Nowadays, there are various scientific methods of thinking. They are often formulated according to wrong views. Because they give priority to physical and external things. Because they are clearly visible and possess colorful qualities, we are deceived by them. But the Buddha has pointed out the truth. In this long saṃsāric journey of ours, what is primary, what goes ahead—what helps our actions (*kamma*) to become good or bad—is this mind that arises in us.</w:t>
       </w:r>
     </w:p>
     <w:p>
@@ -564,7 +564,7 @@
           <w:i w:val="0"/>
           <w:sz w:val="24"/>
         </w:rPr>
-        <w:t>Therefore, to constantly bring to the mind the clarity towards the Triple Gem, one must train in contemplating the Buddha's virtues as *Buddhānussati* meditation. While traveling in a vehicle, while in a city—now there is no telling when the time will come. We must think of every moment now as the near-death moment. Especially when thinking about the present times, some people think of the near-death moment as being eighty or ninety years old, surrounded by children and grandchildren; that is how they imagine the near-death moment. Today, we must step onto the road thinking we are in a near-death situation. Such is the state of affairs. Because of that, we must be much more watchful over the mind. If, in a bad moment, when the mind is spoiled, darkened, or muddied, we pass away—if we die suddenly—where will we go and be born? In a dark place. Either in hell, or in the realm of hungry ghosts (*petas*), or the demon realm. We said, didn't we, that there are two groups called dark phenomena and bright phenomena. There are two factions in this mind. Whatever factions exist in the world, we must be concerned about the factions in this mind, because it is our mind that we carry wherever we go. Therefore, the dark faction in this mind consists of greed, hatred, and delusion. These are the three that appear prominently in this dark faction: greed, hatred, and delusion. There are many auxiliary phenomena related to them. Next, the bright phenomena that aid in reaching Nibbāna are non-greed, non-hatred, and non-delusion. At first glance, there seems to be nothing here when we say "non-greed"; what is this non-greed? It is sometimes difficult to conceptualize. Non-greed means abstaining from greed. Abstaining from greed might sometimes be thought of as a trivial thing. This is not a trivial thing. This is called a *virati-cetasika* (mental factor of abstinence), the thought of abstaining.</w:t>
+        <w:t>"Mano pubbaṅgamā dhammā – mano seṭṭhā manomayā"</w:t>
       </w:r>
     </w:p>
     <w:p>
@@ -575,7 +575,7 @@
           <w:i w:val="0"/>
           <w:sz w:val="24"/>
         </w:rPr>
-        <w:t>This thought regarding abstinence is a very powerful thing. Now, something that mainly supports this is virtue (*sīla*), the undertaking of precepts. Taking precepts. At this moment, when you all, to abstain from killing living beings—*veramaṇī*—indeed, when taking precepts, the word *veramaṇī* must be pronounced well. "*Pāṇātipātā veramaṇī sikkhāpadaṁ samādiyāmi*," I undertake the training rule to abstain from taking life, from killing living beings. This is a certain promise made to oneself, accepting and putting it into practice. Even though it is uttered in front of the Saṅgha, this is in fact a promise made to oneself. Or rather, one instills in one's mind, "I will spend this day in this manner, based on the practice." Then, for a person who has made up their mind thus, let us say next, an opportunity arises—either for food, for pleasure, or to settle a grudge—where they feel like killing someone or an animal. The moment that thought arises, one is able to push it aside through this very non-hatred (*adosa*). One brings up loving-kindness, compassion, kindness, non-harming, and recalling the virtue one has undertaken, one abstains from it. To take this as an example: that moment is an extremely valuable moment. The power of being able to detach the mind. That is what is called a *virati-cetasika*. It is called *sampatta-virati* (abstinence upon encountering an opportunity). That means the opportunity to commit a sinful act has come. But one does not do it. One withdraws one's hand. Now, to commit a theft—one knows it is a highly valuable object belonging to another. It lies in front, there is no one around. All one has to do is look around, and then slowly stretch out the hand in that direction. But the mind says at that moment, "Do not do that." Why does it think so? Precisely because of having undertaken that virtue: "*Adinnādānā veramaṇī sikkhāpadaṁ samādiyāmi*." Following this, we see that taking precepts is not a trivial matter. It is not just a mere ritual—nowadays, at every meeting or festival, a taking of precepts is recited to show that one is Buddhist. But when one reflects on its depth, how powerful and important is it! It is the first step in our life. In this manner—it is called "by way of substitution of opposites" (*tadaṅga-vasena*)—the mind is distanced from the defilements. Inserting a wholesome thought for that particular moment, the unwholesome thought is pushed away. For this, one must also accumulate wholesome thoughts within oneself. Loving-kindness must be developed to abandon hatred. To abandon greed, generosity—giving, charity, the quality of renunciation—must be developed. To abandon delusion, understanding, wisdom, thinking, thinking wisely, contemplation—wise contemplation to understand the true nature of things—must be used as aids. Therefore, the moment non-greed, non-hatred, and non-delusion are mentioned, it seems as if there is nothing there. But if we analyze and contemplate, what is being spoken of here is the power to subdue and drive back those unwholesome phenomena that come from outside, arriving as guests, arriving as enemies. This is what is meant by abstinence (*virati*).</w:t>
+        <w:t>Not only that, they are created by the mind itself. According to this story, it is very clearly shown. That celestial body of Maṭṭakuṇḍalī was created by the mind itself. It was visible to humans. Beings present at that time saw: "Alas, by merely clarifying his mind toward the Buddha at the final moment, the Brahmin’s son obtained such a celestial state of existence with golden ornaments, didn't he?" That is why, through that very faith, the other necessary qualities gathered in his mind and he attained the realization of the paths and fruits. Therefore, very valuable and deep Dhamma is contained within this story which we might think of as simple.</w:t>
       </w:r>
     </w:p>
     <w:p>
@@ -586,7 +586,7 @@
           <w:i w:val="0"/>
           <w:sz w:val="24"/>
         </w:rPr>
-        <w:t>This is not a feat that can be done all of a sudden. Therefore, we must constantly develop that mind by way of meditation. The Buddha too, when speaking of meditation, mentions three words: "*āsevati, bhāveti, bahulīkaroti*." Frequently associating with some wholesome object. Let us say, if it is *Buddhānussati*, one frequently associates with a word like "Arahaṁ, Arahaṁ, Arahaṁ" or "Buddho" like a friend in one's home, constantly bringing it up and living with it—this is *āsevati* (associating). *Bhāveti* means developing it. Saying it a second time, a greater strength comes to the mind than the first time. Saying that word 'Buddha' ten times, a thousand times, millions and billions of times, the faith (*saddhā*) towards the Triple Gem develops more and more. This is not merely reciting it as a mantra. The heart must also function alongside it. A clarity must arise in the heart. It is the same with other meditations: if one is developing loving-kindness, words like 'may all beings be well and happy'—in that manner, depending on the meditation object one has chosen, one must constantly associate with it. One must strive to develop the mind through that—meditation (*bhāvanā*).</w:t>
+        <w:t>Thus, creating an opening in the mind at each such moment is what is done through practicing virtue and other qualities. This is the purification or clarification of the mind by way of substitution of opposites (*tadaṅga-vasena*). There are three stages in this effort of development. They are mentioned in the Dhamma as *tadaṅga* [substitution of opposites], *vikkhambhana* [suppression], and *samuccheda* [eradication]. What is done through virtue (*sīla*)—in observing the precepts—is that at each moment, one presents a wholesome thought and drives away the unwholesome. Next, a slightly more established and developed stage than that is concentration (*samādhi*). That too is like this: if one develops meditation through the recollection of the Buddha and the like, and controls the running mind—the mind that runs after various things and objects—through some good meditation subject, through the words "may they be well and happy" or through some meditation object like "Buddho" or "Arahant," after some time, the mind becomes calm. This calming is called concentration (*samādhi*). The qualities that darken the mind are referred to in the Dhamma as hindrances (*nīvaraṇa*). Sensory desires, ill-will, sloth and torpor, restlessness and worry, and doubt—all of these are suppressed, and just as the mud settles and the water in a pond becomes clear, an occasion comes when the mind is clarified. That is called concentration (*samādhi*). That is also a stage one can experience through a meditation subject—a very special state where the mind's clarity is greater than before.</w:t>
       </w:r>
     </w:p>
     <w:p>
@@ -597,7 +597,7 @@
           <w:i w:val="0"/>
           <w:sz w:val="24"/>
         </w:rPr>
-        <w:t>Next, there is the word *bahulī-kamma* — *bahulīkaroti*, making much of it, doing it abundantly. That means not just for a day or two, or for an hour or half an hour, but abundantly. One must exert effort oneself. No matter how much work one has in daily life, if someone has understood the value of their mind—we labor so much for this body. To nourish this body, to bathe and wash it, to adorn it, all of this. This 'vile, decaying body that will be left behind.' How much do we care for it? Yet, we do not think about the value of the mind even for a very brief moment of the day. It is this mind that assists us in escaping from Saṁsāra, and also in securing a happy destination. If one thinks in this way, then one becomes interested in meditation. In the manner described as *āsevati, bhāveti, bahulīkaroti*, one must constantly bring some wholesome object to the mind and live with it. Even though it might seem difficult and troublesome at the beginning, once it becomes a habit, one can do it effortlessly, without exertion—almost automatically. Now, when wearing a pair of spectacles for the first time, it is a great nuisance. But after a few days, one can work very easily with those spectacles. After some time, one might even look for the spectacles while wearing them on one's face. Why is this? Because to that extent, those spectacles have become a part of one's body.</w:t>
+        <w:t>Next, finally, the stage that goes even deeper is called eradication (*samuccheda*). There are those heavy defilements, the underlying tendencies (*anusaya*), which we have carried along throughout saṃsāra. They lie suppressed. To dry them up, to eliminate them, one must develop wisdom (*paññā*). By reflecting on this entire body, on this life, as impermanent (*anicca*), suffering (*dukkha*), and not-self (*anattā*), and developing insight (*vipassanā*), at some point, the mind becomes illuminated. It becomes illuminated by wisdom. The qualities that support this are, as stated in the Satipaṭṭhāna Sutta, mindfulness and clear comprehension (*sati-sampajañña*), developing mindfulness, and wise attention (*yoniso manasikāra*). If one reflects in that manner and develops meditation so that wisdom grows, and if one develops the three characteristics of impermanence, suffering, and not-self, then at the moment of realizing the paths and fruits, through insight-wisdom, one can generate the power within the mind to destroy the lower layers of those unwholesome deeds, or defilements, that we carry throughout saṃsāra.</w:t>
       </w:r>
     </w:p>
     <w:p>
@@ -608,7 +608,7 @@
           <w:i w:val="0"/>
           <w:sz w:val="24"/>
         </w:rPr>
-        <w:t>The meditation object is also like that. Then, for the person who has developed *Buddhānussati*, when a danger arises—nowadays, people sometimes say "Budu Amme" (Oh, Buddha Mother). According to past custom, the word 'Budu' (Buddha) has become part of our society. But that is not just an automatic exclamation when pain arises. With the entire mind—Maṭṭakuṇḍalī obtained that state by clarifying his mind with his entire mind, not by saying it merely as a custom or a mantra. We must contemplate in that manner. One must think of the maximum benefit one can extract from every story and strive to reap it. One must strive to reap the maximum benefit. Now, according to the things stated in this verse, we see that our mind is chief in the words we use and the actions we perform, in everything. That is the uniqueness of the Buddha's Dhamma. In this era, there are various scientific ways of thinking. They are mostly structured according to wrong views. This is because they give priority to physical things, to external things. Because they are clearly visible and possess beautiful colors, we are deceived by them. But the Buddha has demonstrated the truth. In this long saṁsāric journey of ours, what is chief, what precedes—what assists our actions in becoming good or bad—is this mind that arises within us.</w:t>
+        <w:t>Thus, virtue (*sīla*), concentration (*samādhi*), and wisdom (*paññā*)—this is the Dispensation (*sāsana*); this is what belongs to us. Many people explain the Buddha's Dispensation in various ways. But the Buddha's Dispensation is actually the cultivation of virtue, concentration, and wisdom within one's own mind-stream (*citta-santāna*). What helps in this, the first necessary thing, is our understanding of the value of this mind of ours—that the mind precedes everything, that the mind is chief, and that these are made by the mind. Regarding those celestial states of existence, it is very well known how they are made by the mind itself. Leaving that aside, though we do not think about it day-to-day, let us say the potter who makes a vessel like a pot makes it with some mental picture or plan of that pot, and according to that, he takes a lump of clay and creates a pot. Likewise, if someone manufactured everything that is in front of us, the first perception (*saññā*) of that manufacturing occurred in the mind. A plan arose. Even when building a building, it is the same. So, where did this plan arise? In the mind. Later, using the four great elements—earth (*paṭhavī*), water (*āpo*), fire (*tejo*), and air (*vāyo*)—when it appeared as a form (*rūpa*), then next, we are deceived by it. Humans think this is the great thing. But many people do not think about the plan that lies beneath this. What the Buddha did was to remind the world of this. It is through that alone that one can escape from saṃsāra. Therefore, one must reflect with wisdom. This is what is called right view (*sammā-diṭṭhi*). Wrong view (*micchā-diṭṭhi*) means giving priority to unsuitable, improper, or wrong things. Right view, correct vision, means bringing forward those qualities that help one escape from the suffering of saṃsāra, in the manner declared by the Buddha.</w:t>
       </w:r>
     </w:p>
     <w:p>
@@ -619,7 +619,7 @@
           <w:i w:val="0"/>
           <w:sz w:val="24"/>
         </w:rPr>
-        <w:t>"*Mano pubbaṅgamā dhammā — manoseṭṭhā manomayā*." Not only that, they are created by that very mind. Now, according to this story, this becomes extremely clear. Maṭṭakuṇādalī's celestial body was created by the mind itself. It was visible to humans. It became apparent to the beings present at that time that in his final moments, the Brahmin's son had obtained such a celestial existence with golden ornaments merely by clarifying his mind towards the Buddha. That is why, through that very faith (*saddhā*), other necessary Dhamma qualities accumulated in his mind, and he obtained the realization of the stages of awakening. Therefore, within this narrative, which we might think of as simple, extremely valuable and deep Dhamma is contained.</w:t>
+        <w:t>Therefore, according to this verse, we must reflect. We must reflect on our own lives—regardless of age limits. "How am I leading my life? Is it in the way the world says, in the way society goes, or in the way pointed out by the Buddha?" Reflecting thus, one must prepare a plan necessary for one's day-to-day life. In this plan, there must be a place for virtue (*sīla*). There must be a place for concentration (*samādhi*). There must be a place for wisdom (*paññā*). "A place" means understanding their values and leading one's day-to-day life in a way that brings them forward. On this occasion, you undertook virtue—the eight precepts with right livelihood as the eighth (*ājīva-aṭṭhamaka-sīla*). Through this, you can liberate the mind by way of substitution of opposites (*tadaṅga-vasena*). Just like the archer shooting the horsehair by the light of lightning, in those minor moments when unwholesome thoughts present themselves—when a thought to do wrong arises—you present your virtue and drive it away. Next, if someone has developed the power of concentration, he can experience the mind's clarity, pleasantness, and light for a longer period. Next, through the realization of the paths and fruits—Stream-entry, Once-returning, Non-returning, and Arahantship—if someone has developed wisdom, developed insight-knowledges, and obtained that liberation from saṃsāra, then he can experience the most valuable state in the world—the purest state of one's mind.</w:t>
       </w:r>
     </w:p>
     <w:p>
@@ -630,7 +630,7 @@
           <w:i w:val="0"/>
           <w:sz w:val="24"/>
         </w:rPr>
-        <w:t>Thus, creating an opening in the mind at each moment. This is what is done through the practice of virtues such as *sīla*. Purifying the mind by way of substitution of opposites (*tadaṅga*), or in other words, clarifying it. There are three stages of effort in developing this. It is mentioned in the Dhamma as *tadaṅga* (substitution of opposites), *vikkhambhana* (suppression), and *samuccheda* (eradication). Now, what is done through virtue—in observing those training rules—is that at each moment, one presents a wholesome thought and drives away the unwholesome. Next, a slightly more established and even more developed stage than that is concentration (*samādhi*). This too, in this manner, if one develops meditation through *Buddhānussati* etc., and controls the wandering mind, the mind that runs after various objects, through a suitable meditation subject—such as the phrase "may all beings be well and happy" or through a meditation subject like "Buddho" or "Arahaṁ"—after some time, the mind settles down. This settling down is called concentration (*samādhi*). The phenomena that darken the mind are referred to in the Dhamma as hindrances (*nīvaraṇas*). Sensual thoughts, angry thoughts, sloth and torpor, and various other regrets, restlessness, and doubt—when all these are suppressed, just as mud settles and the water in a lake becomes clear, a clarified state of mind arises. That is called concentration (*samādhi*). This too is a state one can experience through a meditation subject; it is a very special state where the mind's clarity is far greater than before.</w:t>
+        <w:t>Therefore, you must reflect on utilizing this Dispensation of the Buddha, on utilizing the human existence we have obtained. This is an extremely rare thing. Even devas sometimes say that this human existence, this human world, is the best place to realize Nibbāna. Though it is a short, brief period, if utilized properly during this time, this human mind can be elevated to the highest state. That is why Buddhas are born only in the human world. That is why a Buddha arises and appears only in the world. Reflecting in that way, you must take advantage of the opportunity you have received. From every Dhamma sermon, you must gain some lesson for your life, reflect on the defilements that arise in the mind as dark, and to drive them away, you must develop those wholesome qualities called *sukka-dhamma* in your mind: generosity, loving-kindness, wisdom, and Dhamma-realization. On this occasion, even by listening to the Dhamma, you can clarify your mind. For, through the Dhamma, we see the Buddha. When listening to the Dhamma, the doubts, worries, and hesitations in one's mind are removed, and a clarity arises in the mind. Clarity of mind is extremely necessary. It is through that that the true nature of the world is seen. When the mind is darkened, darkened by delusion (*moha*), the true nature is not seen. Therefore, one's words go wrong, and both words and actions incline toward the unwholesome and sinful side. Therefore, this saṃsāra is generally a journey that inclines toward defilements, inclines toward darkness. To escape from this, one must generate a great power.</w:t>
       </w:r>
     </w:p>
     <w:p>
@@ -641,7 +641,7 @@
           <w:i w:val="0"/>
           <w:sz w:val="24"/>
         </w:rPr>
-        <w:t>Next, finally, the stage that goes even deeper is called eradication (*samuccheda*). Deep within the mind lie the grave defilements known as *anusaya* (underlying tendencies) carried along throughout Saṁsāra. They remain suppressed. To dry them up, to eliminate them, one must develop wisdom (*paññā*). Contemplating this entire body, this life, in terms of *anicca* (impermanent), *dukkha* (suffering), and *anattā* (not-self), and developing insight (*vipassanā*), at a certain point the mind becomes illuminated. It is illuminated by wisdom. The phenomena that support this, as stated in the Satipaṭṭhāna Sutta, are mindfulness and clear comprehension (*sati-sampajañña*), the development of mindfulness, and *yoniso manasikāra* (wise attention). Contemplating in that manner and developing meditation so that wisdom grows, developing the three characteristics of *anicca*, *dukkha*, and *anattā*, then at the moment of realizing the stages of awakening, through insight-wisdom, one is able to generate from within the mind itself the power to destroy even the bottom-most layer of those unwholesome defilements that we have carried along throughout Saṁsāra.</w:t>
+        <w:t>In truth, when we consider the meanings of the two words *kusala* and *akusala*, *kusala* means being skilled. *Akusala* means being unskilled. In this saṃsāric journey, inclining toward the plane of misery is being unskilled; inclining toward good destinations is being skilled. Next, having to continue in saṃsāra is being unskilled; bringing the suffering of saṃsāra to a swift end is being skilled. Reflecting in this way, what we call mundane and supramundane *kusala*—this *kusala* means being skilled, being skilled. This being skilled, like the archer, is not something that can be done all at once. This must be developed over a long time. Therefore, from today itself, you must strive at every moment—without thinking there is no time. In day-to-day life, people say there is no time. But everyone has time that is wasted. This can be well recognized; although you may not hear it in Dhamma sermons, there is a word often heard in society: "loitering" [wasting time/loitering]. This wasting of time is a time when rust accumulates in the mind, a time when the mind is darkened. This wasting of time is often heard of in day-to-day life, especially in cities: "I went to such and such an office and wasted time there." Wasting time on the road. This occasion is an extremely good opportunity to bring forward your practiced meditation subject—let us think of the Buddha-gem; like taking a gem from one's pocket, looking at it, and rejoicing, on such occasions, if you bring forward the Buddha-gem—the supreme gem in the world mentioned here—in a way invisible to others, not because others would snatch it, as they might have no use for it anyway—but by bringing forward the Buddha-gem: "Buddho, Buddho, Buddho" or "Arahant, Arahant, Arahant," then he has made use of that wasted time. Or, "may they be well and happy," some meditation subject he has taken. Or, the in-breaths and out-breaths of one's body, which is called mindfulness of breathing (*ānāpānasati*). If one utilizes those wasted, spent times, then without even knowing it, he becomes a meditator. In the end, almost without knowing it—we say "without knowing it" because the behavior of the mind is so wondrous—if the mind has matured, at unexpected moments, one even obtains the realization of the paths and fruits almost without knowing it.</w:t>
       </w:r>
     </w:p>
     <w:p>
@@ -652,7 +652,7 @@
           <w:i w:val="0"/>
           <w:sz w:val="24"/>
         </w:rPr>
-        <w:t>Therefore, *sīla*, *samādhi*, and *paññā* (virtue, concentration, and wisdom) are indeed the Dispensation (*Sāsana*); this is what belongs to us. Many people explain the Buddha Dispensation in various ways. But the Buddha Dispensation is in fact the cultivation of *sīla*, *samādhi*, and *paññā* within one's own mind-stream. What supports this, the first necessary factor, is our understanding of the value of this mind of ours—that the mind precedes everything, that the mind is supreme, and that these are created by the mind. Regarding those celestial existences, it is extremely obvious how they are created by the mind itself. Let alone that, though we do not think about it daily, let us consider a potter who makes something like a pot; he molds the pot from that lump of clay according to a certain mental image or plan of the pot. Likewise, if someone has manufactured anything that lies before us, the perception regarding that manufacturing arises first in the mind. A plan arises. It is the same when building a building. Where did this plan arise? In the mind. After it emerges as a form supported by the four great elements (*cattāro mahābhūtā*)—earth, water, fire, and wind—then people are deceived by it. Humans think, "This is the great thing." But many do not contemplate the plan underlying it. What the Buddha did was remind the world of this very fact. It is through that itself that one can escape from Saṁsāra. Therefore, one must contemplate with wisdom. This is what is called right view (*sammā-diṭṭhi*). Wrong view (*micchā-diṭṭhi*) means giving priority to unsuitable things, inappropriate things, or incorrect things. Right view, the correct vision, means bringing to the surface those Dhamma qualities that help us escape from the *Dukkha* of Saṁsāra, in the manner declared by the Buddha.</w:t>
+        <w:t>In the past, when the Buddha preached the Dhamma, the saying that someone became an Arahant or a Stream-enterer even while listening to a sermon is sometimes misunderstood by modern intellectual scholars. "We too can do it that way," they think. It was only to those minds that had practiced and trained in those qualities over a long period under past Buddhas or in past dispensations, and developed them to a high level, requiring only a tiny bit more, that the realization of the paths and fruits could be obtained so swiftly. One should not think that everyone is like that. But the lesson we have to take from it is: if someone wants to obtain such a state in such a short time, it must be practiced over a long period. It must be trained. One must strive to create opportunities for that within one's own life.</w:t>
       </w:r>
     </w:p>
     <w:p>
@@ -663,7 +663,7 @@
           <w:i w:val="0"/>
           <w:sz w:val="24"/>
         </w:rPr>
-        <w:t>Therefore, we must reflect according to this Dhamma verse. We must reflect on our own lives—regardless of age. "How am I leading my life? Is it according to what the world says, in the way society goes, or is it in the way shown by the Buddha?" Reflecting in this manner, one must prepare a plan necessary for daily life. Within this plan, there must be a place for virtue (*sīla*). There must be a place for concentration (*samādhi*). There must be a place for wisdom (*paññā*). A 'place' means understanding their values and spending one's daily life in a manner that brings them to the surface. Just now, you undertook the *ājīva-aṭṭhamaka-sīla* (precepts with livelihood as the eighth). Through that, you, devout friends, can free the mind by way of substitution of opposites (*tadaṅga*). Like the archer splitting the horsehair by the flash of lightning, during those small, brief moments when unwholesome thoughts arise—when thoughts of committing a sin occur—you bring forward your virtue and drive them away. Next, if someone has developed the power of concentration, they can experience the clarity, serenity, and light of their mind for an even longer period. Then, through the realization of the stages of awakening—the realization of Stream-entry, Once-returning, Non-returning, and Arahantship—if someone develops wisdom and insight-knowledges (*vipassanā-ñāṇa*) and obtains liberation from Saṁsāra, they are able to experience the most valuable state in the world, the most purified state of their mind.</w:t>
+        <w:t>Thus, on this valuable Uposatha day, you undertook a valuable virtue—the eight precepts with right livelihood as the eighth (*ājīva-aṭṭhamaka-sīla*). If this is not merely a custom, reflecting on each one—what is present here is a set of principles concerning the control of body and speech—this is virtue (*sīla*). To protect it, the mind must support it. The mind supports it through what was called the mental factor of abstinence (*virati-cetasika*)—that mind of turning away. One must bring forward the mind of turning away from these stated matters. Saying "do not do these things" is easier. That is why the Buddha has applied the word *veramaṇī* [abstinence] in these qualities of virtue. Scholars sometimes think there is nothing in this. It is in this that something exists. Therefore, this eight precepts with right livelihood as the eighth—if one directs the mind well even when undertaking this virtue, that moment is also an occasion when a great opening is created in the mind. "I did these things before. From now on, I will not do them," one places a resolution in the mind. That is a great thing. If that resolution was taken in the morning, and if one was able to protect it throughout the day, a clarity, confidence, and happiness arise in one's mind in the evening. Such is virtue. Next, likewise, if one has practiced some meditation subject in day-to-day life—on those wasted times mentioned earlier—without saying it is difficult or there is no time, during whatever leisure moments or times one can be happy and rejoice, if one brings forward that meditation subject and develops the mind, then without even knowing it, one grows in concentration (*samādhi*). At some point, the mind can even fall into absorption (*jhāna*). Having worked hard and contemplated that meditation subject, when one lies down on the bed, one may obtain absorption even while on the bed.</w:t>
       </w:r>
     </w:p>
     <w:p>
@@ -674,7 +674,7 @@
           <w:i w:val="0"/>
           <w:sz w:val="24"/>
         </w:rPr>
-        <w:t>Therefore, you must think of utilizing this Dispensation of the fully Awakened One, utilizing the human existence we have obtained. This is something extremely rare; even deities sometimes say that this human existence, this human world, is the best place to realize Nibbāna. Though it is a brief, short period of time, if we utilize this period correctly, this human mind can be elevated to the highest state. That is why Buddhas are born only in the human world. That is why a Buddha appears only in the human world. Thinking in that manner, one must utilize the opportunity obtained. From every Dhamma sermon, one must extract some example for one's life. Regarding the defilements, the *kilesas* that arise in the mind, one must consider them as dark and, in order to banish them, develop those wholesome phenomena called *sukka-dhamma* within the mind—generosity, loving-kindness, wisdom, and the realization of the Dhamma. At this moment, even through listening to the Dhamma, one can clarify the mind. For, through the Dhamma we see the Buddha; when listening to the Dhamma, the doubts and anxieties in one's mind are removed, hesitations disappear, and a clarity of mind arises. Clarity of mind is extremely necessary. It is through that alone that the true nature of the world is seen. When the mind is darkened, when it is darkened by delusion, the true nature is not visible. Consequently, one's words become wrong, and both words and actions incline towards the unwholesome, towards sin. Therefore, this Saṁsāra is generally a journey heavily inclined towards defilements, heavily inclined towards darkness. To step away from this, one must generate a great power.</w:t>
+        <w:t>It was by doing so that lay devotees of the past, like Nakulāmātā, Nakulapitā, Citta the Householder, and Anāthapiṇḍika, obtained such high states. Those were not lives spent being immersed in matters of money; such was not the way of Buddhist lay devotees, upasakas and upasikas, during the Buddha's time. Inclining toward the Dhamma, somehow finding time for the Dhamma, they were able to develop concentration in that way. Next, what is more valuable is finally utilizing that concentration to understand the true nature of the world—its impermanent (*anicca*), suffering (*dukkha*), and not-self (*anattā*) nature—through the very events that happen in day-to-day life. In truth, every event that happens in the world can be placed within these three characteristics: impermanent, suffering, and not-self. This is a three-character sign. This sign can be seen everywhere. Wherever one looks. But for that, proper reflection must be present. There must be correct vision, which is called wise attention (*yoniso manasikāra*). For the person with correct vision, insight can be developed through the streams, brooks, and rivers flowing in this world, the fruits and flowers falling from these trees, and through everything. The three characteristics of impermanent, suffering, and not-self can be seen. In that way, one must reflect well on how one can guide one's mind in day-to-day life. Without putting this off saying "I cannot," and thinking "I must clarify my mind only in old age or at the near-death moment to go to a heaven like Maṭṭakuṇḍalī," if one thinks so, then this Dhamma sermon has been understood in a wrong way. It has been understood in a perverted way. That is not how one should think. There is a saying in this world: "If it is this much for that, how much would it be for this?" In that way, if one can do such a great thing with the mind in a brief moment, what can one not do when it is well developed? One must reflect in that manner.</w:t>
       </w:r>
     </w:p>
     <w:p>
@@ -685,7 +685,7 @@
           <w:i w:val="0"/>
           <w:sz w:val="24"/>
         </w:rPr>
-        <w:t>In fact, when we consider the meanings of the two words *kusala* and *akusala*: *kusala* means being skillful, and *akusala* means being unskillful. In this saṁsāric journey, inclining towards hell is unskillfulness, while inclining towards happy destinations is skillfulness. Furthermore, having to continue in this Saṁsāra is unskillfulness, while quickly putting an end to saṁsāric *Dukkha* is skillfulness. When we contemplate in this way, what we call mundane and supramundane *kusala*—this *kusala* means skillfulness, skillfulness. This skillfulness is not something that can be achieved all at once like that archer. This must be developed over a long period. Therefore, from today itself, one must strive at every moment, without thinking "there is no time." In daily life, people say they have no time. But there is a lot of time that everyone wastes. This can be clearly recognized—though perhaps not heard in Dhamma sermons, there is a word often heard in society: "rastiyādu venavā" (loitering or wasting time / being held up). Wasting time in this way is a moment when rust accumulates on the mind, a moment when the mind becomes dark. In daily life, we often hear of such moments of being held up: "I went to such-and-such an office and got held up there." Being held up on the road. This is an extremely good opportunity to bring forward one's accustomed meditation subject. Let us think of the Buddha-gem—like taking out a gem from one's pocket and looking at it with joy—in such moments, taking out that Buddha-gem, the supreme gem in the world spoken of here, in a way invisible to others (not because they will steal it, as it is of no use to them anyway), but bringing up that Buddha-gem: "Buddho, Buddho, Buddho" or "Arahaṁ, Arahaṁ, Arahaṁ." Then, they have utilized that time spent waiting. Or else, "may all beings be well and happy"—some meditation subject they have taken up. Or else, focusing on one's inhalation and exhalation, which is called mindfulness of breathing (*ānāpānasati*). If those moments of being held up or wasted time are utilized, that person, without even realizing it, becomes a meditator. In the end, almost without realizing it—we say "without even realizing it" because the way this mind functions is so wondrous—if the mind has matured, even in unexpected moments, they might even realize the stages of awakening.</w:t>
+        <w:t>Reflecting thus, today, through the undertaking of virtue, and through listening to the Dhamma and clarifying the mind toward the Triple Gem, you made a beginning in traveling on the path of Dhamma declared in this verse. We must aspire: "May this store of merit generated through that, by cultivating and developing within our mind-stream the spiritual faculties and powers (*indriya* and *bala* qualities) that support Nibbāna—such as faith, energy, mindfulness, concentration, and wisdom—enable us, if possible in this very life, through the realization of the paths and fruits of Stream-entry, Once-returning, Non-returning, and Arahantship, to realize this noble Dhamma of Nibbāna, and escaping from all saṃsāric suffering (*dukkha*) such as birth (*jāti*), aging (*jarā*), sickness, and death (*maraṇa*), to attain the peace of supreme Nibbāna."</w:t>
       </w:r>
     </w:p>
     <w:p>
@@ -696,51 +696,7 @@
           <w:i w:val="0"/>
           <w:sz w:val="24"/>
         </w:rPr>
-        <w:t>Sometimes, the saying that in the past, while the Buddha was preaching the Dhamma, someone became an Arahant or a Stream-enterer right during the sermon, is misunderstood by intellectualized scholars of this era. They think, "We can also do it that way." It was only those minds that had practiced and trained in those virtues under Buddhas or within Dispensations for a long period in Saṁsāra, elevating them to a high level so that only a tiny spark was needed, that were able to realize the stages of awakening so quickly. One must not think that everyone is like that. But the lesson we must draw from it is: if someone wishes to obtain such a state in a brief moment, it must be practiced over a long period. It must be trained. One must strive to create opportunities for that within one's own life.</w:t>
-      </w:r>
-    </w:p>
-    <w:p>
-      <w:r>
-        <w:rPr>
-          <w:rFonts w:ascii="Georgia" w:hAnsi="Georgia"/>
-          <w:b w:val="0"/>
-          <w:i w:val="0"/>
-          <w:sz w:val="24"/>
-        </w:rPr>
-        <w:t>Today, on this valuable Uposatha day, you, devout friends, undertook the valuable *ājīva-aṭṭhamaka-sīla*. If it is not treated as a mere ritual, but by reflecting on each precept—this virtue (*sīla*) is a certain code of conduct regarding the control of body and speech. To protect it, the mind must assist. The mind assists precisely through that mind of abstinence, described as the *virati-cetasika*. One must bring forward the thought of abstaining from the things mentioned. Saying "do not do these things" is easier. That is why the Buddha has used the word *veramaṇī* (abstaining) in these virtues. Scholars sometimes think there is nothing in this. This is precisely where something exists. Therefore, regarding this *ājīva-aṭṭhamaka-sīla*—if one directs the mind well at the moment of undertaking this virtue, that moment too is an instance where a great opening occurs in the mind. One establishes a determination in the mind: "I have done such-and-such things. Hereafter, I will not do them." This is a great thing. If that determination is made in the morning, and if one is able to protect it throughout the day, that person will experience a clarity, peacefulness, and joy in the mind by evening. Such is virtue. Next, likewise, if in daily life one has practiced some meditation subject—without saying it is difficult or there is no time—utilizing free moments, moments of relaxation, bringing up that meditation subject and developing the mind, then that person, without even realizing it, grows in concentration (*samādhi*). At some point, the mind might even enter absorption (*jhāna*). After working hard, when one lies down contemplating that meditation subject on the bed, sometimes absorption (*jhāna*) can be attained.</w:t>
-      </w:r>
-    </w:p>
-    <w:p>
-      <w:r>
-        <w:rPr>
-          <w:rFonts w:ascii="Georgia" w:hAnsi="Georgia"/>
-          <w:b w:val="0"/>
-          <w:i w:val="0"/>
-          <w:sz w:val="24"/>
-        </w:rPr>
-        <w:t>That was how lay disciples in the past, like Nakulamātā, Nakulapitā, Citta the householder, Anāthapiṇḍika, and others, obtained such high states. The Buddhist laymen and laywomen of the Buddha's time did not lead lives completely immersed and drowned in matters of money. Being inclined towards the Dhamma, and somehow finding time for the Dhamma, they were able to develop concentration in that manner. Next, what is even more valuable is using that concentration as an aid to understand the true nature of the world—*anicca* (impermanent), *dukkha* (suffering), and *anattā* (not-self)—through the very events that happen in daily life. Indeed, every event that occurs in the world can be placed within these three aspects of *anicca*, *dukkha*, and *anattā*. These are the three characteristics. These three characteristics can be seen everywhere, wherever one looks. But proper contemplation must be present. There must be right vision, which is called *yoniso manasikāra*. For a person with right vision, the streams, brooks, and rivers flowing in this world, the fruits and flowers falling from these trees—through all these things, they can develop insight (*vipassanā*). They can see the three characteristics of *anicca*, *dukkha*, and *anattā*. In that manner, one must contemplate well on how to direct one's mind in daily life. Without putting this off saying "I cannot do it," if one plans to clarify the mind only in old age or at the near-death moment to go to a celestial world like Maṭṭakuṇalī, then this Dhamma sermon has been misunderstood. It has been understood in a distorted way. That is not how one should think. There is a saying in the world: "If so much can be gained from that, how much more can be gained from this?" In that manner, if so much can be achieved through the mind in a brief moment, what cannot be accomplished once it is well developed?—thus one must contemplate.</w:t>
-      </w:r>
-    </w:p>
-    <w:p>
-      <w:r>
-        <w:rPr>
-          <w:rFonts w:ascii="Georgia" w:hAnsi="Georgia"/>
-          <w:b w:val="0"/>
-          <w:i w:val="0"/>
-          <w:sz w:val="24"/>
-        </w:rPr>
-        <w:t>Contemplating thus, today, through the undertaking of precepts, and then through clarifying the mind towards the Triple Gem by listening to this Dhamma, you have made a beginning in walking upon the path of Dhamma expressed in this verse. You must make the aspiration: "May this store of merit generated through this, by cultivating and developing within our mind-stream those spiritual faculties (*indriya*) and powers (*bala*) of *saddhā* (faith), *viriya* (energy), *sati* (mindfulness), *samādhi* (concentration), and *paññā* (wisdom) that aid in reaching Nibbāna, enable us to realize this sublime Dhamma of Nibbāna, if possible in this very life, through the realization of the stages of awakening—Stream-entry, Once-returning, Non-returning, and Arahantship—and being freed from all saṁsāric *Dukkha* of *jāti* (birth), *jarāmaraṇa* (aging and death), sickness, and the like, may we be peaceful in the deathless, great Nibbāna—may we obtain the ability, strength, and power for this."</w:t>
-      </w:r>
-    </w:p>
-    <w:p>
-      <w:r>
-        <w:rPr>
-          <w:rFonts w:ascii="Georgia" w:hAnsi="Georgia"/>
-          <w:b w:val="0"/>
-          <w:i w:val="0"/>
-          <w:sz w:val="24"/>
-        </w:rPr>
-        <w:t>Likewise, to whatever extent there is a host of right-viewed deities and Brahmas who protect the Dispensation, and similarly, whatever deities and spirits who reside in this sacred place who desire merit and desire Nibbāna—may all of them rejoice in this merit of our Dhamma preaching and Dhamma listening, and rejoicing, may they all realize the sublime, deathless, great Nibbāna through a Bodhi of their aspiration. Furthermore, whatever departed relatives there may be who have passed away, and not only them, but from the Avīci hell to the Akanisṭha heaven, whatever beings there are who desire merit and desire Nibbāna—may all of them rejoice in our merit of Dhamma preaching and Dhamma listening, and being freed from their respective miserable states, and walking on the path of Dhamma, may they be peaceful in the sublime, deathless, great Nibbāna as quickly as possible. Now, let us transfer merit by reciting the verses in this manner.</w:t>
+        <w:t>Likewise, to whatever extent there is a host of right-viewed devas and brahmas protecting the Dispensation, and likewise, whatever devas and deities residing in this sacred place who wish for merit and wish for Nibbāna, may they all rejoice in this merit of our preaching and hearing of the Dhamma. Having rejoiced, may they all realize supreme Nibbāna through their aspired enlightenment (*bodhi*). Whatever relatives have passed away and departed to the world beyond, and not only that, whatever beings from Avīci hell up to the Akanitha heaven who wish for merit and wish for Nibbāna, may they all rejoice in our merit of preaching and hearing the Dhamma. Having escaped from their miserable destinations and walking on the path of Dhamma, may they all attain the peace of supreme Nibbāna as quickly as possible. Now, let us share merit by reciting verses in this manner.</w:t>
       </w:r>
     </w:p>
     <w:p>

--- a/docx/sermon_013_ENGLISH.docx
+++ b/docx/sermon_013_ENGLISH.docx
@@ -3,22 +3,25 @@
 <w:document xmlns:wpc="http://schemas.microsoft.com/office/word/2010/wordprocessingCanvas" xmlns:mo="http://schemas.microsoft.com/office/mac/office/2008/main" xmlns:mc="http://schemas.openxmlformats.org/markup-compatibility/2006" xmlns:mv="urn:schemas-microsoft-com:mac:vml" xmlns:o="urn:schemas-microsoft-com:office:office" xmlns:r="http://schemas.openxmlformats.org/officeDocument/2006/relationships" xmlns:m="http://schemas.openxmlformats.org/officeDocument/2006/math" xmlns:v="urn:schemas-microsoft-com:vml" xmlns:wp14="http://schemas.microsoft.com/office/word/2010/wordprocessingDrawing" xmlns:wp="http://schemas.openxmlformats.org/drawingml/2006/wordprocessingDrawing" xmlns:w10="urn:schemas-microsoft-com:office:word" xmlns:w="http://schemas.openxmlformats.org/wordprocessingml/2006/main" xmlns:w14="http://schemas.microsoft.com/office/word/2010/wordml" xmlns:wpg="http://schemas.microsoft.com/office/word/2010/wordprocessingGroup" xmlns:wpi="http://schemas.microsoft.com/office/word/2010/wordprocessingInk" xmlns:wne="http://schemas.microsoft.com/office/word/2006/wordml" xmlns:wps="http://schemas.microsoft.com/office/word/2010/wordprocessingShape" mc:Ignorable="w14 wp14">
   <w:body>
     <w:p>
+      <w:pPr>
+        <w:pStyle w:val="Heading1"/>
+      </w:pPr>
+      <w:bookmarkStart w:id="15" w:name="_Toc242628796"/>
       <w:r>
         <w:rPr>
           <w:rFonts w:ascii="Georgia" w:hAnsi="Georgia"/>
           <w:b/>
-          <w:i w:val="0"/>
           <w:sz w:val="32"/>
         </w:rPr>
+        <w:lastRenderedPageBreak/>
         <w:t>Pahankanuwa Sermon #13</w:t>
       </w:r>
+      <w:bookmarkEnd w:id="15"/>
     </w:p>
     <w:p>
       <w:r>
         <w:rPr>
           <w:rFonts w:ascii="Georgia" w:hAnsi="Georgia"/>
-          <w:b w:val="0"/>
-          <w:i w:val="0"/>
           <w:sz w:val="22"/>
         </w:rPr>
         <w:t>English Translation</w:t>
@@ -28,8 +31,6 @@
       <w:r>
         <w:rPr>
           <w:rFonts w:ascii="Georgia" w:hAnsi="Georgia"/>
-          <w:b w:val="0"/>
-          <w:i w:val="0"/>
           <w:sz w:val="22"/>
         </w:rPr>
         <w:t>Translated from Sinhala</w:t>
@@ -40,9 +41,7 @@
         <w:rPr>
           <w:rFonts w:ascii="Georgia" w:hAnsi="Georgia"/>
           <w:b/>
-          <w:i w:val="0"/>
           <w:color w:val="000000"/>
-          <w:sz w:val="24"/>
         </w:rPr>
         <w:t>Author: Ven. Katukurunde Nanananda Thero</w:t>
       </w:r>
@@ -51,9 +50,6 @@
       <w:r>
         <w:rPr>
           <w:rFonts w:ascii="Georgia" w:hAnsi="Georgia"/>
-          <w:b w:val="0"/>
-          <w:i w:val="0"/>
-          <w:sz w:val="24"/>
         </w:rPr>
         <w:t>(Pahankaṇuwa Sinhala Audio Dhamma Sermon No. )</w:t>
       </w:r>
@@ -62,9 +58,6 @@
       <w:r>
         <w:rPr>
           <w:rFonts w:ascii="Georgia" w:hAnsi="Georgia"/>
-          <w:b w:val="0"/>
-          <w:i w:val="0"/>
-          <w:sz w:val="24"/>
         </w:rPr>
         <w:t>Namo tassa bhagavato arahato sammāsambuddhassa</w:t>
       </w:r>
@@ -73,9 +66,6 @@
       <w:r>
         <w:rPr>
           <w:rFonts w:ascii="Georgia" w:hAnsi="Georgia"/>
-          <w:b w:val="0"/>
-          <w:i w:val="0"/>
-          <w:sz w:val="24"/>
         </w:rPr>
         <w:t>(Homage to the Blessed One, the Worthy One, the Fully Self-Enlightened One)</w:t>
       </w:r>
@@ -85,7 +75,6 @@
         <w:rPr>
           <w:rFonts w:ascii="Georgia" w:hAnsi="Georgia"/>
           <w:b/>
-          <w:i w:val="0"/>
           <w:color w:val="000000"/>
           <w:sz w:val="22"/>
         </w:rPr>
@@ -96,7 +85,6 @@
       <w:r>
         <w:rPr>
           <w:rFonts w:ascii="Georgia" w:hAnsi="Georgia"/>
-          <w:b w:val="0"/>
           <w:i/>
           <w:color w:val="000000"/>
           <w:sz w:val="28"/>
@@ -109,7 +97,6 @@
         <w:rPr>
           <w:rFonts w:ascii="Georgia" w:hAnsi="Georgia"/>
           <w:b/>
-          <w:i w:val="0"/>
           <w:sz w:val="22"/>
         </w:rPr>
         <w:t>From:</w:t>
@@ -119,8 +106,6 @@
       <w:r>
         <w:rPr>
           <w:rFonts w:ascii="Georgia" w:hAnsi="Georgia"/>
-          <w:b w:val="0"/>
-          <w:i w:val="0"/>
           <w:color w:val="000000"/>
           <w:sz w:val="28"/>
         </w:rPr>
@@ -131,9 +116,6 @@
       <w:r>
         <w:rPr>
           <w:rFonts w:ascii="Georgia" w:hAnsi="Georgia"/>
-          <w:b w:val="0"/>
-          <w:i w:val="0"/>
-          <w:sz w:val="24"/>
         </w:rPr>
         <w:t>Dear Listeners,</w:t>
       </w:r>
@@ -142,9 +124,6 @@
       <w:r>
         <w:rPr>
           <w:rFonts w:ascii="Georgia" w:hAnsi="Georgia"/>
-          <w:b w:val="0"/>
-          <w:i w:val="0"/>
-          <w:sz w:val="24"/>
         </w:rPr>
         <w:t>The very appearance of a Buddha in the world is an event that demonstrates the miraculous power of the mind. We can see the ultimate limit of development, purity, and clarity of a mind through a Fully Enlightened Buddha, the Tathāgata. Likewise, when such a Buddha appears in the world and preaches the Dhamma, it is to guide us to develop, purify, and clarify our own minds. In this great program, this serious task of escaping from saṃsāra, which is called liberation from saṃsāra, and release from the suffering (*dukkha*) of saṃsāra, it is our mind that is primary. It is by utilizing this mind—and not by other scientific methods—that we can escape from saṃsāra. This mind of ours becomes narrow or broad, small or large; these changes occur according to the object the mind takes. The Buddha has demonstrated this with illustrations on many occasions. If our mind takes a small object, the mind becomes small; if it takes a large object, it becomes large. Now, from the background story of the verse we have taken as our theme, we can gain a good understanding of this functioning of the mind.</w:t>
       </w:r>
@@ -153,20 +132,45 @@
       <w:r>
         <w:rPr>
           <w:rFonts w:ascii="Georgia" w:hAnsi="Georgia"/>
-          <w:b w:val="0"/>
-          <w:i w:val="0"/>
-          <w:sz w:val="24"/>
         </w:rPr>
-        <w:t>In Sāvatthī, there lived an extremely wealthy but highly miserly Brahmin. Since this Brahmin had never given anything to anyone, based on that behavior, society gave him the nickname "Adinnapubbaka" [One who has never given before]. The Sinhala meaning of Adinnapubbaka is "never given before." He got this name—this Brahmin—perhaps because people in those days, just like now, were very clever at giving nicknames. This Brahmin had an only son, who was very pleasant. He loved his son dearly because he was his only child. However, he loved his wealth even more. Therefore, when the time came for his son to have his ears pierced as per the custom of that society, this Brahmin thought: "If I summon a goldsmith for this task, my wealth will be ruined. Therefore, I must make the earrings myself." He hammered out two small pieces of gold and hung them on the child's ears. Consequently, the child was also given a nickname by society based on the ornament hanging from his ear: "Maṭṭakuṇḍalī." "Maṭṭa-koṇḍol"—earrings of flattened gold—meaning a stud or earring, because he hung such a thing on his ear.</w:t>
+        <w:t xml:space="preserve">In Sāvatthī, there lived an extremely wealthy but highly miserly Brahmin. Since this Brahmin had never given anything to anyone, based on that behavior, society gave him the nickname "Adinnapubbaka" </w:t>
+      </w:r>
+      <w:r>
+        <w:rPr>
+          <w:rFonts w:ascii="Georgia" w:hAnsi="Georgia"/>
+        </w:rPr>
+        <w:t>(</w:t>
+      </w:r>
+      <w:r>
+        <w:rPr>
+          <w:rFonts w:ascii="Georgia" w:hAnsi="Georgia"/>
+        </w:rPr>
+        <w:t>One who has never given before</w:t>
+      </w:r>
+      <w:r>
+        <w:rPr>
+          <w:rFonts w:ascii="Georgia" w:hAnsi="Georgia"/>
+        </w:rPr>
+        <w:t>)</w:t>
+      </w:r>
+      <w:r>
+        <w:rPr>
+          <w:rFonts w:ascii="Georgia" w:hAnsi="Georgia"/>
+        </w:rPr>
+        <w:t xml:space="preserve">. The Sinhala meaning of Adinnapubbaka is "never given before." He got this name—this Brahmin—perhaps because people in those days, just like now, were very clever at giving nicknames. This Brahmin had an only son, who was very pleasant. He loved his son dearly because he was his only child. However, he loved his wealth even more. Therefore, when the time came for his son to have his ears pierced as per the custom of that society, this Brahmin thought: "If I summon a goldsmith for this task, </w:t>
+      </w:r>
+      <w:r>
+        <w:rPr>
+          <w:rFonts w:ascii="Georgia" w:hAnsi="Georgia"/>
+        </w:rPr>
+        <w:lastRenderedPageBreak/>
+        <w:t>my wealth will be ruined. Therefore, I must make the earrings myself." He hammered out two small pieces of gold and hung them on the child's ears. Consequently, the child was also given a nickname by society based on the ornament hanging from his ear: "Maṭṭakuṇḍalī." "Maṭṭa-koṇḍol"—earrings of flattened gold—meaning a stud or earring, because he hung such a thing on his ear.</w:t>
       </w:r>
     </w:p>
     <w:p>
       <w:r>
         <w:rPr>
           <w:rFonts w:ascii="Georgia" w:hAnsi="Georgia"/>
-          <w:b w:val="0"/>
-          <w:i w:val="0"/>
-          <w:sz w:val="24"/>
         </w:rPr>
         <w:t>Thus, in this way, perhaps because this child lived a very miserable life, by the time he was about sixteen years old, he contracted jaundice—a severe case of jaundice. His mother, the Brahmin woman, told the Brahmin to go and bring a physician. This Brahmin said, "Can't you see how my wealth will be destroyed if I bring a physician?" Having said that, instead of bringing one, he went to physicians and, in a roundabout, casual manner, tried to find out their remedies. He asked what medicines are given for such and such illnesses. Physicians, too, often give casual answers to such roundabout questions. And so, the physicians casually said that the bark of such and such trees is good for such illnesses. This Brahmin returned home, searched for these barks, and treated his son with this home-made, quack medicine. This quack medicine did not work. The child's illness became critical and aggravated, reaching an incurable state. At last, when there was no other choice, the Brahmin went and brought a physician. The physician, upon seeing him, immediately realized: "If I undertake to treat this patient, my reputation will be ruined." Therefore, he quietly slipped away, saying, "I have some other business, please call another physician."</w:t>
       </w:r>
@@ -175,9 +179,6 @@
       <w:r>
         <w:rPr>
           <w:rFonts w:ascii="Georgia" w:hAnsi="Georgia"/>
-          <w:b w:val="0"/>
-          <w:i w:val="0"/>
-          <w:sz w:val="24"/>
         </w:rPr>
         <w:t>Then the Brahmin realized that the child was now on the verge of death. Next, he thought, "When my son dies, those who come to the funeral house will see the wealth inside my home." Thinking so, he laid the dying child on the porch, out on the veranda. On this very day, the Buddha, as was His custom, emerged from the attainment of Great Compassion in the early dawn and surveyed the world, whereupon Maṭṭakuṇḍalī appeared in His Buddha-eye. That knowledge of the attainment of Great Compassion is a wondrous knowledge unique only to a Buddha. It is a wondrous kind of attainment that arises in a Buddha, backed by the wisdom and great compassion developed throughout the entirety of saṃsāra. When the Buddha emerges from this attainment and surveys the world, He mostly sees those who have performed various merits under past Buddhas, which have now matured. At any rate, Maṭṭakuṇḍalī, who was preparing to end his life in this miserable manner, appeared in the Buddha-eye of the Buddha.</w:t>
       </w:r>
@@ -186,20 +187,21 @@
       <w:r>
         <w:rPr>
           <w:rFonts w:ascii="Georgia" w:hAnsi="Georgia"/>
-          <w:b w:val="0"/>
-          <w:i w:val="0"/>
-          <w:sz w:val="24"/>
         </w:rPr>
-        <w:t>Thus, out of great compassion, the Buddha, surrounded by the community of bhikkhus, walked for alms along the street where the Brahmin's house was located. When He reached the house, the Buddha saw that the child was lying down facing the inside of the house—that is, facing the wall. Seeing this, the Buddha, in order to draw his attention, projected a Buddha-ray, a single ray of Buddha-light, in that direction. When the light fell upon the wall, the child turned and looked. Upon seeing the physical form of the Buddha, a great clarity and faith arose in him, and he thought, "Alas, because of my foolish father, I did not get the opportunity to see such a Buddha, to attend on Him, to listen to the Dhamma, or to offer alms." Then he tried to raise his two hands to place them on his forehead in worship. However, due to his weak state, he could only join his fingers. Then he thought, "All I can do now is to clarify my mind," and with his whole heart, without any doubt, dedicating his entire mind, he clarified his mind toward the Buddha. As he was looking at the Buddha, the Buddha thought, "This merit is enough for him," and He departed from there. Just as the Buddha walked out of sight—beyond the range of vision—the child Maṭṭakuṇḍalī passed away, dying with that very clarified mind, and was reborn in the Tāvatiṃsa heaven as a young deva adorned with golden ornaments in a golden mansion of thirty leagues.</w:t>
+        <w:t xml:space="preserve">Thus, out of great compassion, the Buddha, surrounded by the community of bhikkhus, walked for alms along the street where the Brahmin's house was located. When He reached the house, the Buddha saw that the child was lying down facing the inside of the house—that is, facing the wall. Seeing this, the Buddha, in order to draw his attention, projected a Buddha-ray, a single ray of Buddha-light, in that direction. When the light fell upon the wall, the child turned and looked. Upon seeing the physical form of the Buddha, a great clarity and faith arose in him, and he thought, "Alas, because of my foolish father, I did not get the opportunity to see such </w:t>
+      </w:r>
+      <w:r>
+        <w:rPr>
+          <w:rFonts w:ascii="Georgia" w:hAnsi="Georgia"/>
+        </w:rPr>
+        <w:lastRenderedPageBreak/>
+        <w:t>a Buddha, to attend on Him, to listen to the Dhamma, or to offer alms." Then he tried to raise his two hands to place them on his forehead in worship. However, due to his weak state, he could only join his fingers. Then he thought, "All I can do now is to clarify my mind," and with his whole heart, without any doubt, dedicating his entire mind, he clarified his mind toward the Buddha. As he was looking at the Buddha, the Buddha thought, "This merit is enough for him," and He departed from there. Just as the Buddha walked out of sight—beyond the range of vision—the child Maṭṭakuṇḍalī passed away, dying with that very clarified mind, and was reborn in the Tāvatiṃsa heaven as a young deva adorned with golden ornaments in a golden mansion of thirty leagues.</w:t>
       </w:r>
     </w:p>
     <w:p>
       <w:r>
         <w:rPr>
           <w:rFonts w:ascii="Georgia" w:hAnsi="Georgia"/>
-          <w:b w:val="0"/>
-          <w:i w:val="0"/>
-          <w:sz w:val="24"/>
         </w:rPr>
         <w:t>Having been reborn there, he then looked to see how he obtained this celestial fortune. All such devas reflect in this manner: "How did I come to this state?" Then he saw the condition of his father, the Brahmin. After burning the corpse, the Brahmin went to the cemetery every day and wept, crying, "Where is my only son? Where is my only son?" The young deva saw this behavior of the Brahmin. Seeing this, Maṭṭakuṇḍalī Deva thought he should teach him a lesson. In the likeness of Maṭṭakuṇḍalī, but as a youth adorned with golden ornaments, he came near the cemetery and began to weep. The Brahmin, seeing this young deva—perhaps because he resembled his own child—felt a special affection and asked, "Why are you weeping?" Then the deva said, "I have obtained a golden carriage frame. Because I cannot find good wheels for it, I am planning to die of grief," implying he would commit suicide. Then the Brahmin said, "If you want, I will make wheels for you out of gold, silver, or brass, however you want." When he said this, the young deva replied, "I have no use for other wheels; I want the sun and the moon." Then the Brahmin said, "Why is this foolish child wishing for something he cannot obtain?" Then the young deva said, "I am wishing for the sun and the moon, which are visible. You are wishing for a deceased son, wishing for someone who cannot be seen. Who of us two is the greater fool?" Hearing this, wisdom dawned on the Brahmin. He also extinguished his grief. Having extinguished it, he thanked Maṭṭakuṇḍalī Deva and declared, "I have extinguished my grief." He then asked, "Who are you?" The deva replied, "I am your son. Having clarified my mind in my final moment, as the result of that wholesome thought, I obtained this rebirth." Then the Brahmin said, "I never saw you giving alms, observing virtue, or listening to the Dhamma. How did you obtain this state?" Then Maṭṭakuṇḍalī Deva declared, "When the Buddha came here, I clarified my mind. As a result of that bright, clarified mind, I obtained this state." Then he advised the Brahmin, "You too, go to the Triple Gem for refuge and undertake the five precepts. See the Buddha, give alms, listen to the Dhamma, and gather merit in that way." Having said this, Maṭṭakuṇḍalī Deva disappeared.</w:t>
       </w:r>
@@ -208,20 +210,21 @@
       <w:r>
         <w:rPr>
           <w:rFonts w:ascii="Georgia" w:hAnsi="Georgia"/>
-          <w:b w:val="0"/>
-          <w:i w:val="0"/>
-          <w:sz w:val="24"/>
         </w:rPr>
-        <w:t>The Brahmin too went to see the Buddha, invited Him for alms, and prepared alms at his home. The Buddha and the community of bhikkhus arrived for the alms. Even a crowd of wrong-viewed people gathered at the Brahmin’s house. On this occasion, after offering the alms and after the meal was finished, the Brahmin questioned the Buddha: "Without giving alms, observing virtue, or listening to the Dhamma, is it possible to obtain celestial fortunes merely by clarifying one's mind toward you?" Then the Buddha declared: "Why, Brahmin, did not your own son tell you this?" When the Buddha declared this, some in the crowd developed doubts. "How can one obtain such great fortune merely by clarifying the mind?" The Buddha then resolved that Maṭṭakuṇḍalī Deva should arrive there along with his celestial mansion. Accordingly, the young deva arrived at that spot with his mansion, descended from it, paid homage to the Buddha, and stood to one side. The Buddha, by questioning the young deva himself about the action he had performed, cleared the doubts of the crowd through a question-and-answer dialogue. The crowd then developed great confidence. "How wondrous is the quality of the Buddha! Merely by clarifying one's mind toward a Buddha, one can obtain such fortune!" They developed great joy and faith. To clarify this matter further, the Buddha, based on this event, gave a highly valuable Dhamma message to the world through the verse we mentioned earlier:</w:t>
+        <w:t xml:space="preserve">The Brahmin too went to see the Buddha, invited Him for alms, and prepared alms at his home. The Buddha and the community of bhikkhus arrived for the alms. Even a crowd of wrong-viewed people gathered at the Brahmin’s house. On this occasion, after offering the alms and after the meal was finished, the Brahmin questioned the Buddha: "Without giving alms, observing virtue, or listening to the Dhamma, is it </w:t>
+      </w:r>
+      <w:r>
+        <w:rPr>
+          <w:rFonts w:ascii="Georgia" w:hAnsi="Georgia"/>
+        </w:rPr>
+        <w:lastRenderedPageBreak/>
+        <w:t>possible to obtain celestial fortunes merely by clarifying one's mind toward you?" Then the Buddha declared: "Why, Brahmin, did not your own son tell you this?" When the Buddha declared this, some in the crowd developed doubts. "How can one obtain such great fortune merely by clarifying the mind?" The Buddha then resolved that Maṭṭakuṇḍalī Deva should arrive there along with his celestial mansion. Accordingly, the young deva arrived at that spot with his mansion, descended from it, paid homage to the Buddha, and stood to one side. The Buddha, by questioning the young deva himself about the action he had performed, cleared the doubts of the crowd through a question-and-answer dialogue. The crowd then developed great confidence. "How wondrous is the quality of the Buddha! Merely by clarifying one's mind toward a Buddha, one can obtain such fortune!" They developed great joy and faith. To clarify this matter further, the Buddha, based on this event, gave a highly valuable Dhamma message to the world through the verse we mentioned earlier:</w:t>
       </w:r>
     </w:p>
     <w:p>
       <w:r>
         <w:rPr>
           <w:rFonts w:ascii="Georgia" w:hAnsi="Georgia"/>
-          <w:b w:val="0"/>
-          <w:i w:val="0"/>
-          <w:sz w:val="24"/>
         </w:rPr>
         <w:t>Mano pubbaṅgamā dhammā – mano seṭṭhā manomayā</w:t>
       </w:r>
@@ -230,9 +233,6 @@
       <w:r>
         <w:rPr>
           <w:rFonts w:ascii="Georgia" w:hAnsi="Georgia"/>
-          <w:b w:val="0"/>
-          <w:i w:val="0"/>
-          <w:sz w:val="24"/>
         </w:rPr>
         <w:t>Manasā ce pasannena – bhāsati vā karoti vā</w:t>
       </w:r>
@@ -241,9 +241,6 @@
       <w:r>
         <w:rPr>
           <w:rFonts w:ascii="Georgia" w:hAnsi="Georgia"/>
-          <w:b w:val="0"/>
-          <w:i w:val="0"/>
-          <w:sz w:val="24"/>
         </w:rPr>
         <w:t>Tato naṁ sukhamanveti – chāyā’va anapāyinī</w:t>
       </w:r>
@@ -252,9 +249,6 @@
       <w:r>
         <w:rPr>
           <w:rFonts w:ascii="Georgia" w:hAnsi="Georgia"/>
-          <w:b w:val="0"/>
-          <w:i w:val="0"/>
-          <w:sz w:val="24"/>
         </w:rPr>
         <w:t>That is to say, "Mind precedes all mental states; mind is their chief, they are mind-made." Here, "dhamma" is generally explained as the mental states that arise in the mind, such as feeling (*vedanā*), perception, and volition. Mind precedes all of them; mind is supreme to them. They are formed and created by the mind. Because this is so, "If with a pleasant mind one speaks or acts, happiness follows him, like a shadow that never departs." The Buddha declared that the pleasant results of that action follow the person who performed it, just like one's own shadow. The meaning of this verse is so deep that, upon hearing it, not only Maṭṭakuṇḍalī Deva but also the Brahmin Adinnapubbaka attained the fruit of Stream-entry. That is to say, perhaps their past matured merits surfaced upon hearing this verse. Not only that, it is said that eighty-four thousand beings attained Dhamma-realization. Here, "thousands" includes devas as well. When we preach the Dhamma, it is not only the visible humans who listen, but various non-humans, devas, and spirits who wish to escape from the suffering of saṃsāra and have faith in the Triple Gem also listen. Especially when the Buddha preaches the Dhamma, everyone listens. That is why those who reaped the benefits are mentioned in thousands.</w:t>
       </w:r>
@@ -263,20 +257,21 @@
       <w:r>
         <w:rPr>
           <w:rFonts w:ascii="Georgia" w:hAnsi="Georgia"/>
-          <w:b w:val="0"/>
-          <w:i w:val="0"/>
-          <w:sz w:val="24"/>
         </w:rPr>
-        <w:t>Therefore, we must reflect on this verse. We must also bring the lesson from the background story of this verse close to our lives. From every Dhamma sermon and every verse, we must gather some lesson, some Dhamma message for our life. Listening to the Dhamma is not something where merit is gathered merely by the act of hearing. Therefore, we can understand that this story is an excellent illustration of how the mind is primary to everything. When we look at the life led by Adinnapubbaka, this fact becomes clear to us. No matter how much wealth this Brahmin had, he was poor in mind. From this, we can see that being rich or poor is not something that happens through wealth alone. Even if one has great wealth, if that person is miserly, he is always poor in mind. Due to his miserliness, he thinks, "This is not enough," or "I am still poor. I am not truly rich yet." Thus, despite having so much wealth, the Brahmin Adinnapubbaka was poor in mind—a very destitute person. Moreover, the darkness and narrowness of a miserly mind were visible in what the Brahmin said and did. From this, we can see that this mind is primary to everything. Furthermore, there is the darkening of the mind and its illumination. This is something that must be contemplated very deeply. The Buddha has declared that there is a class of dark qualities, and likewise, a class of bright, illuminating qualities.</w:t>
+        <w:t xml:space="preserve">Therefore, we must reflect on this verse. We must also bring the lesson from the background story of this verse close to our lives. From every Dhamma sermon and every verse, we must gather some lesson, some Dhamma message for our life. Listening to the Dhamma is not something where merit is gathered merely by the act of hearing. Therefore, we can understand that this story is an excellent illustration of how the mind is primary to everything. When we look at the life led by Adinnapubbaka, this fact becomes clear to us. No matter how much wealth this Brahmin had, he was poor in mind. From this, we can see that being rich or poor is not something that happens through wealth alone. Even if one has great wealth, if </w:t>
+      </w:r>
+      <w:r>
+        <w:rPr>
+          <w:rFonts w:ascii="Georgia" w:hAnsi="Georgia"/>
+        </w:rPr>
+        <w:lastRenderedPageBreak/>
+        <w:t>that person is miserly, he is always poor in mind. Due to his miserliness, he thinks, "This is not enough," or "I am still poor. I am not truly rich yet." Thus, despite having so much wealth, the Brahmin Adinnapubbaka was poor in mind—a very destitute person. Moreover, the darkness and narrowness of a miserly mind were visible in what the Brahmin said and did. From this, we can see that this mind is primary to everything. Furthermore, there is the darkening of the mind and its illumination. This is something that must be contemplated very deeply. The Buddha has declared that there is a class of dark qualities, and likewise, a class of bright, illuminating qualities.</w:t>
       </w:r>
     </w:p>
     <w:p>
       <w:r>
         <w:rPr>
           <w:rFonts w:ascii="Georgia" w:hAnsi="Georgia"/>
-          <w:b w:val="0"/>
-          <w:i w:val="0"/>
-          <w:sz w:val="24"/>
         </w:rPr>
         <w:t>"Abandoning dark qualities, let the wise person develop bright qualities," the Buddha declared. Dark qualities—meaning greed, hatred, and delusion—these are black/dark qualities. Non-greed, non-hatred, and non-delusion are bright qualities. These are illuminating qualities. They are called *sukka-dhamma*. In this way, we see that the Brahmin had darkened his mind due to dark qualities. On the other hand, when we reflect on it, the young child Maṭṭakuṇḍalī was not as rich as the Brahmin. At the moment of death, he was extremely poor and helpless, having only the two pieces of gold hanging from his ears. Yet, how did he obtain such a celestial state of existence? He became rich in mind. He enriched his mind. How did he enrich his mind? We must reflect on this well. He enriched his mind by taking the most sublime, supreme gem in the world as the object of his mind. Among all the gems in the world, the Buddha-gem is supreme and foremost, as the Buddha Himself declared. This is also mentioned in the Ratana Sutta:</w:t>
       </w:r>
@@ -285,9 +280,6 @@
       <w:r>
         <w:rPr>
           <w:rFonts w:ascii="Georgia" w:hAnsi="Georgia"/>
-          <w:b w:val="0"/>
-          <w:i w:val="0"/>
-          <w:sz w:val="24"/>
         </w:rPr>
         <w:t>'Yaṁ kiñci vittaṁ idhavā huraṁvā</w:t>
       </w:r>
@@ -296,9 +288,6 @@
       <w:r>
         <w:rPr>
           <w:rFonts w:ascii="Georgia" w:hAnsi="Georgia"/>
-          <w:b w:val="0"/>
-          <w:i w:val="0"/>
-          <w:sz w:val="24"/>
         </w:rPr>
         <w:t>Sagge su vā yaṁ ratanaṁ paṇītaṁ</w:t>
       </w:r>
@@ -307,9 +296,6 @@
       <w:r>
         <w:rPr>
           <w:rFonts w:ascii="Georgia" w:hAnsi="Georgia"/>
-          <w:b w:val="0"/>
-          <w:i w:val="0"/>
-          <w:sz w:val="24"/>
         </w:rPr>
         <w:t>Na no samaṁ atthi tathāgatena'……</w:t>
       </w:r>
@@ -318,9 +304,6 @@
       <w:r>
         <w:rPr>
           <w:rFonts w:ascii="Georgia" w:hAnsi="Georgia"/>
-          <w:b w:val="0"/>
-          <w:i w:val="0"/>
-          <w:sz w:val="24"/>
         </w:rPr>
         <w:t>It is mentioned in this manner. If there is any wealth or gem in the world—in this world, or in another world, or in the celestial worlds—none of those gems is as valuable as the Buddha-gem, the Tathāgata. Moreover,</w:t>
       </w:r>
@@ -329,9 +312,6 @@
       <w:r>
         <w:rPr>
           <w:rFonts w:ascii="Georgia" w:hAnsi="Georgia"/>
-          <w:b w:val="0"/>
-          <w:i w:val="0"/>
-          <w:sz w:val="24"/>
         </w:rPr>
         <w:t>'Yaṁ kiñci ratanaṁ loke</w:t>
       </w:r>
@@ -340,9 +320,6 @@
       <w:r>
         <w:rPr>
           <w:rFonts w:ascii="Georgia" w:hAnsi="Georgia"/>
-          <w:b w:val="0"/>
-          <w:i w:val="0"/>
-          <w:sz w:val="24"/>
         </w:rPr>
         <w:t>Vijjati vividhā puthu</w:t>
       </w:r>
@@ -351,9 +328,6 @@
       <w:r>
         <w:rPr>
           <w:rFonts w:ascii="Georgia" w:hAnsi="Georgia"/>
-          <w:b w:val="0"/>
-          <w:i w:val="0"/>
-          <w:sz w:val="24"/>
         </w:rPr>
         <w:t>Ratanaṁ buddhasamaṁ natthi</w:t>
       </w:r>
@@ -362,9 +336,6 @@
       <w:r>
         <w:rPr>
           <w:rFonts w:ascii="Georgia" w:hAnsi="Georgia"/>
-          <w:b w:val="0"/>
-          <w:i w:val="0"/>
-          <w:sz w:val="24"/>
         </w:rPr>
         <w:t>Tasmā sotthi bhavantu te'</w:t>
       </w:r>
@@ -373,9 +344,6 @@
       <w:r>
         <w:rPr>
           <w:rFonts w:ascii="Georgia" w:hAnsi="Georgia"/>
-          <w:b w:val="0"/>
-          <w:i w:val="0"/>
-          <w:sz w:val="24"/>
         </w:rPr>
         <w:t>There are verses of blessing like this. Whatever diverse gems exist in the world, there is no gem equal to the Buddha-gem. Not only that, the Buddha Himself had to declare—since the world did not recognize the Tathāgata—that a Fully Enlightened Buddha is the supreme person in the world. In the Aggappasāda Sutta, the Buddha declared:</w:t>
       </w:r>
@@ -384,10 +352,8 @@
       <w:r>
         <w:rPr>
           <w:rFonts w:ascii="Georgia" w:hAnsi="Georgia"/>
-          <w:b w:val="0"/>
-          <w:i w:val="0"/>
-          <w:sz w:val="24"/>
         </w:rPr>
+        <w:lastRenderedPageBreak/>
         <w:t>"Bhikkhus, to whatever extent there are beings—whether footless, two-footed, four-footed, multi-footed, with form or formless, percipient or non-percipient, or neither-percipient-nor-non-percipient—the Tathāgata, the Worthy One, the Fully Enlightened One, is declared supreme among them. Those who have confidence in the Buddha have confidence in the supreme. And for those who have confidence in the supreme, the result is supreme."</w:t>
       </w:r>
     </w:p>
@@ -395,20 +361,38 @@
       <w:r>
         <w:rPr>
           <w:rFonts w:ascii="Georgia" w:hAnsi="Georgia"/>
-          <w:b w:val="0"/>
-          <w:i w:val="0"/>
-          <w:sz w:val="24"/>
         </w:rPr>
-        <w:t>"Bhikkhus, to whatever extent there are beings... [gloss of the Sinhala text] among all these beings, the Tathāgata, the Worthy, Fully Enlightened One is supreme and foremost. Bhikkhus, those who clarify their minds toward the supreme Buddha, clarify their minds toward the foremost person in the world. The result of clarifying the mind toward the foremost person—toward the foremost object—is also supreme," the Buddha declared in the Aggappasāda Sutta. From this, we see how immensely fruitful it is to clarify the mind toward the Buddha. Sometimes we might think, "How can one obtain such fortune merely by clarifying the mind for a single moment?" Especially in this era, it is a time when the mind goes toward external things rather than the mind itself. The world talks a lot about their size, magnitude, and wondrous nature. They doubt the power of this unseen mind, the power that can be generated in a single moment. "How can one obtain such a great fortune by doing just this?" But we must reflect: the functioning of the mind is extremely rapid and swift. Within this swiftly functioning mind, a power that brings immense fruits can be generated in a single moment. Here, Maṭṭakuṇḍalī clarified his mind toward the Buddha for only a brief moment, a short time. Even that is not necessary. If, for a very brief moment, like the snapping of fingers, some clarity or opening occurs in the mind, through that, one can reap highly valuable and immense benefits. You know—let us think of a dark night. Like the rain-stormy nights we have these days, let us think of a night where the darkness is so thick it cannot be pierced. If lightning strikes for a single moment in such a night, in that very brief instant, everything around becomes clearly visible. In the same way, an opening is created in the mind according to the clear object one takes, according to the object toward which one clarifies the mind. In such a dark night, one can get a lot of work done from the light of lightning that appears for a brief moment. There are those in the past who worked in this way. There are stories of the past; just like the marksmen of today, the archers of those days demonstrated their skills (it is mentioned in this way): to show his skill and win prizes, or to set records, an archer stands ready with his arrow in the dark night. He waits for the lightning to strike. Far away, a very fine hair taken from a horse's tail is hung. Now, what is the feat to be performed? He must split this horsehair with his arrow. He stands ready for this. The moment the lightning strikes, he shoots. If he does this correctly, he is a skilled archer. This is given as a simile—he performed such a great feat within a split second. You have heard our Buddhist poets express this:</w:t>
+        <w:t xml:space="preserve">"Bhikkhus, to whatever extent there are beings... </w:t>
+      </w:r>
+      <w:r>
+        <w:rPr>
+          <w:rFonts w:ascii="Georgia" w:hAnsi="Georgia"/>
+        </w:rPr>
+        <w:t>(</w:t>
+      </w:r>
+      <w:r>
+        <w:rPr>
+          <w:rFonts w:ascii="Georgia" w:hAnsi="Georgia"/>
+        </w:rPr>
+        <w:t>gloss of the Sinhala text</w:t>
+      </w:r>
+      <w:r>
+        <w:rPr>
+          <w:rFonts w:ascii="Georgia" w:hAnsi="Georgia"/>
+        </w:rPr>
+        <w:t>)</w:t>
+      </w:r>
+      <w:r>
+        <w:rPr>
+          <w:rFonts w:ascii="Georgia" w:hAnsi="Georgia"/>
+        </w:rPr>
+        <w:t xml:space="preserve"> among all these beings, the Tathāgata, the Worthy, Fully Enlightened One is supreme and foremost. Bhikkhus, those who clarify their minds toward the supreme Buddha, clarify their minds toward the foremost person in the world. The result of clarifying the mind toward the foremost person—toward the foremost object—is also supreme," the Buddha declared in the Aggappasāda Sutta. From this, we see how immensely fruitful it is to clarify the mind toward the Buddha. Sometimes we might think, "How can one obtain such fortune merely by clarifying the mind for a single moment?" Especially in this era, it is a time when the mind goes toward external things rather than the mind itself. The world talks a lot about their size, magnitude, and wondrous nature. They doubt the power of this unseen mind, the power that can be generated in a single moment. "How can one obtain such a great fortune by doing just this?" But we must reflect: the functioning of the mind is extremely rapid and swift. Within this swiftly functioning mind, a power that brings immense fruits can be generated in a single moment. Here, Maṭṭakuṇḍalī clarified his mind toward the Buddha for only a brief moment, a short time. Even that is not necessary. If, for a very brief moment, like the snapping of fingers, some clarity or opening occurs in the mind, through that, one can reap highly valuable and immense benefits. You know—let us think of a dark night. Like the rain-stormy nights we have these days, let us think of a night where the darkness is so thick it cannot be pierced. If lightning strikes for a single moment in such a night, in that very brief instant, everything around becomes clearly visible. In the same way, an opening is created in the mind according to the clear object one takes, according to the object toward which one clarifies the mind. In such a dark night, one can get a lot of work done from the light of lightning that appears for a brief moment. There are those in the past who worked in this way. There are stories of the past; just like the marksmen of today, the archers of those days demonstrated their skills (it is mentioned in this way): to show his skill and win prizes, or to set records, an archer stands ready with his arrow in the dark night. He waits for the lightning to strike. Far away, a very fine hair taken from a horse's tail is hung. Now, what is the feat to be performed? He must split this horsehair with his arrow. He stands ready for this. The moment the lightning strikes, he shoots. If he does this correctly, he is a skilled archer. This is given as a simile—he performed such a great feat within a split second. You have heard our Buddhist poets express this:</w:t>
       </w:r>
     </w:p>
     <w:p>
       <w:r>
         <w:rPr>
           <w:rFonts w:ascii="Georgia" w:hAnsi="Georgia"/>
-          <w:b w:val="0"/>
-          <w:i w:val="0"/>
-          <w:sz w:val="24"/>
         </w:rPr>
         <w:t>"If the flash of lightning is missed</w:t>
       </w:r>
@@ -417,9 +401,6 @@
       <w:r>
         <w:rPr>
           <w:rFonts w:ascii="Georgia" w:hAnsi="Georgia"/>
-          <w:b w:val="0"/>
-          <w:i w:val="0"/>
-          <w:sz w:val="24"/>
         </w:rPr>
         <w:t>When shooting a horsehair from afar in the dark, one misses.</w:t>
       </w:r>
@@ -428,9 +409,6 @@
       <w:r>
         <w:rPr>
           <w:rFonts w:ascii="Georgia" w:hAnsi="Georgia"/>
-          <w:b w:val="0"/>
-          <w:i w:val="0"/>
-          <w:sz w:val="24"/>
         </w:rPr>
         <w:t>If one does not achieve the path and fruit of Nibbāna now</w:t>
       </w:r>
@@ -439,10 +417,8 @@
       <w:r>
         <w:rPr>
           <w:rFonts w:ascii="Georgia" w:hAnsi="Georgia"/>
-          <w:b w:val="0"/>
-          <w:i w:val="0"/>
-          <w:sz w:val="24"/>
         </w:rPr>
+        <w:lastRenderedPageBreak/>
         <w:t>When this lightning-like body is obtained, it will be missed in the future."</w:t>
       </w:r>
     </w:p>
@@ -450,9 +426,6 @@
       <w:r>
         <w:rPr>
           <w:rFonts w:ascii="Georgia" w:hAnsi="Georgia"/>
-          <w:b w:val="0"/>
-          <w:i w:val="0"/>
-          <w:sz w:val="24"/>
         </w:rPr>
         <w:t>Lōvəḍa Saňgarāva - 25</w:t>
       </w:r>
@@ -461,9 +434,6 @@
       <w:r>
         <w:rPr>
           <w:rFonts w:ascii="Georgia" w:hAnsi="Georgia"/>
-          <w:b w:val="0"/>
-          <w:i w:val="0"/>
-          <w:sz w:val="24"/>
         </w:rPr>
         <w:t>If one manages to shoot the horsehair in the dark at that precise moment, then one can reap the benefits. Many people talk about this "instant" (moment) nowadays. "We must work swiftly in this life." We are talking about the moments within this life. But the Buddha declares that our entire human existence is just a single moment, a brief instant. He declares this with reasons. To us, this seems like a long time. But when compared and contrasted with the life spans of the Brahma realms which last for aeons, this human life of less than a hundred years is like a single moment. This life, which we think of as so grand and in which we spend a few years in this long saṃsāra, is actually a single moment. Therefore, the Buddha refers to this entire human life as a single moment. The Buddha particularly demonstrates that the human existence obtained during the time of a Buddha's arising is not just a moment, but a consummation of the moment (*khaṇa-sampatti*). It is described as an extremely rare opportunity, a rare moment—a consummation of the moment. If one is born in a region where one can listen to the Dhamma, with the capacity for understanding and wisdom to practice the Dhamma during the time of a Buddha's arising, that is called *khaṇa-sampatti* (the consummation of the moment). It is an extremely valuable moment. That is the moment the poet illustrated. "When this lightning-like body is obtained" refers to this human existence. This human body exists for such a brief moment, just like a flash of lightning. Therefore, we must understand this moment, as Buddhists, looking at this entire human life as a single moment.</w:t>
       </w:r>
@@ -472,31 +442,53 @@
       <w:r>
         <w:rPr>
           <w:rFonts w:ascii="Georgia" w:hAnsi="Georgia"/>
-          <w:b w:val="0"/>
-          <w:i w:val="0"/>
-          <w:sz w:val="24"/>
         </w:rPr>
-        <w:t>If we reflect in this way, generating wholesome thoughts and performing meritorious deeds is not something we should wait to do until our final moment, like Maṭṭakuṇḍalī did. We should not entertain the wrong view that we can go to heaven by doing this only at the moment of death. Sometimes, some people think this way nowadays. They gather wealth unlawfully and commit various crimes. At the final moment, they expect to summon a bhikkhu, listen to a little Dhamma, and go to heaven. Maṭṭakuṇḍalī was able to do that because he was someone who had fulfilled perfections and developed himself under past Buddhas; but things do not succeed for everyone just because of that. In truth, Maṭṭakuṇḍalī Deva obtained such a state due to a certain natural law (*dhammatā*), a deep principle concerning kamma. For, beings are born in various places according to their kamma. However, what is called *āsanna-kamma*—the kamma generated in accordance with the sign (*nimitta*) that appears at the moment of death—is extremely powerful. That is why the Buddha walked there to give Maṭṭakuṇḍalī an opportunity to purify his near-death mind and perform merit. But not everyone can perform that feat. Sometimes, due to the unwholesome deeds done during one's lifetime, another sign appears, and one is forced to take birth in a bad destination. The archer shot the horsehair in that manner only after putting in effort and training for a long time. It is not something that can be done all at once. What we have to understand here is that we must not wait until the near-death moment or old age. Thinking of our entire life as a single moment, we must always strive to generate this mind—this pleasant, clarified, pure, and bright mind—within ourselves. For, if those dark qualities present themselves, we will fall into darkness. If we bring forward bright qualities, we will be born in a good place. Not only that, we can gradually draw closer to Nibbāna. Nibbāna means liberating the mind from these dark qualities of greed, hatred, and delusion.</w:t>
+        <w:t xml:space="preserve">If we reflect in this way, generating wholesome thoughts and performing meritorious deeds is not something we should wait to do until our final moment, like Maṭṭakuṇḍalī did. We should not entertain the wrong view that we can go to heaven by doing this only at the moment of death. Sometimes, some people think this way nowadays. They gather wealth unlawfully and commit various crimes. At the final moment, they expect to summon a bhikkhu, listen to a little Dhamma, and go to heaven. Maṭṭakuṇḍalī was able to do that because he was someone who had fulfilled perfections and developed himself under past Buddhas; but things do not succeed for everyone just because of that. In truth, Maṭṭakuṇḍalī Deva obtained such a state due to a certain natural law (*dhammatā*), a deep principle concerning kamma. For, beings are born in various places according to their kamma. However, what is called *āsanna-kamma*—the kamma generated in accordance with the sign (*nimitta*) that appears at the moment of death—is extremely powerful. That is why the Buddha walked there to give Maṭṭakuṇḍalī an opportunity to purify his near-death mind and perform merit. But not everyone can perform that feat. Sometimes, due to the unwholesome deeds done during one's lifetime, another sign appears, and one is forced to take birth in a bad destination. The archer shot the horsehair in that manner only after putting in effort and training for a long time. It is not something that can be done all at once. What we have to understand here is that we must not </w:t>
+      </w:r>
+      <w:r>
+        <w:rPr>
+          <w:rFonts w:ascii="Georgia" w:hAnsi="Georgia"/>
+        </w:rPr>
+        <w:lastRenderedPageBreak/>
+        <w:t>wait until the near-death moment or old age. Thinking of our entire life as a single moment, we must always strive to generate this mind—this pleasant, clarified, pure, and bright mind—within ourselves. For, if those dark qualities present themselves, we will fall into darkness. If we bring forward bright qualities, we will be born in a good place. Not only that, we can gradually draw closer to Nibbāna. Nibbāna means liberating the mind from these dark qualities of greed, hatred, and delusion.</w:t>
       </w:r>
     </w:p>
     <w:p>
       <w:r>
         <w:rPr>
           <w:rFonts w:ascii="Georgia" w:hAnsi="Georgia"/>
-          <w:b w:val="0"/>
-          <w:i w:val="0"/>
-          <w:sz w:val="24"/>
         </w:rPr>
-        <w:t>From this, we can understand the value of this moment, and also that this is something that must be practiced and trained constantly. Just as the archer strives in this regard, a Buddhist must always keep watch over the mind. "Are the states arising in this mind things that lead to the mind's clarity, or are they things that agitate it?" Now, the word for clarity—here, "pasanna" means clarity. In the case of Maṭṭakuṇḍalī Deva, what is mentioned is the fruit of that clarified mind. We can understand the value of clarity: after a rain, when water flows with mud, looking very unpleasant, what is the state of our mind? Next, when we look at clear, pure water, our mind becomes clear. In the same way, when we collect a noble object, a supreme object like the Buddha into our mind, when we bring it close to our mind, our mind becomes clear. Therefore, the word that goes hand in hand with faith (*saddhā*) is *pasāda* (clarity/confidence). It is said, "saddhā-pasannena" [clarified with faith]. Clarity goes together with faith. From this, we see that faith in the Triple Gem is an extremely important thing. A mind lacking faith in the Triple Gem is darkened by doubt, hesitation, and skepticism—just like troubled, muddy water. But if someone develops faith in the Buddha, a great clarity arises in the mind along with it. This is something that you can realize even in your day-to-day life.</w:t>
+        <w:t xml:space="preserve">From this, we can understand the value of this moment, and also that this is something that must be practiced and trained constantly. Just as the archer strives in this regard, a Buddhist must always keep watch over the mind. "Are the states arising in this mind things that lead to the mind's clarity, or are they things that agitate it?" Now, the word for clarity—here, "pasanna" means clarity. In the case of Maṭṭakuṇḍalī Deva, what is mentioned is the fruit of that clarified mind. We can understand the value of clarity: after a rain, when water flows with mud, looking very unpleasant, what is the state of our mind? Next, when we look at clear, pure water, our mind becomes clear. In the same way, when we collect a noble object, a supreme object like the Buddha into our mind, when we bring it close to our mind, our mind becomes clear. Therefore, the word that goes hand in hand with faith (*saddhā*) is *pasāda* (clarity/confidence). It is said, "saddhā-pasannena" </w:t>
+      </w:r>
+      <w:r>
+        <w:rPr>
+          <w:rFonts w:ascii="Georgia" w:hAnsi="Georgia"/>
+        </w:rPr>
+        <w:t>(</w:t>
+      </w:r>
+      <w:r>
+        <w:rPr>
+          <w:rFonts w:ascii="Georgia" w:hAnsi="Georgia"/>
+        </w:rPr>
+        <w:t>clarified with faith</w:t>
+      </w:r>
+      <w:r>
+        <w:rPr>
+          <w:rFonts w:ascii="Georgia" w:hAnsi="Georgia"/>
+        </w:rPr>
+        <w:t>)</w:t>
+      </w:r>
+      <w:r>
+        <w:rPr>
+          <w:rFonts w:ascii="Georgia" w:hAnsi="Georgia"/>
+        </w:rPr>
+        <w:t>. Clarity goes together with faith. From this, we see that faith in the Triple Gem is an extremely important thing. A mind lacking faith in the Triple Gem is darkened by doubt, hesitation, and skepticism—just like troubled, muddy water. But if someone develops faith in the Buddha, a great clarity arises in the mind along with it. This is something that you can realize even in your day-to-day life.</w:t>
       </w:r>
     </w:p>
     <w:p>
       <w:r>
         <w:rPr>
           <w:rFonts w:ascii="Georgia" w:hAnsi="Georgia"/>
-          <w:b w:val="0"/>
-          <w:i w:val="0"/>
-          <w:sz w:val="24"/>
         </w:rPr>
         <w:t>That Maṭṭakuṇḍalī Deva clarified his mind by seeing the physical form, the body, of the Buddha. Although we do not get to see that physical body of the Buddha now, we can see His Dhamma-body. We can see the quality-body of the Buddha. Therefore, what we specifically have to understand here is the value of the 'recollection of the Buddha' (*buddhānussati*). Contemplating the qualities of the Buddha. Through the qualities of the Buddha, we can see the Buddha. If we contemplate the ninefold qualities of the Buddha, direct our mind toward those qualities like *Arahant*, bring forward some quality that suits our mind, and train ourselves to bring up some word like "Arahant, Arahant, Arahant" or "Buddho", "Sammā-sambuddho" constantly in our mind like a meditation, we can obtain great clarity and a light for our day-to-day activities. As stated in the verse, if someone speaks or acts with a pleasant mind, a clarified mind, the happy results follow him like his shadow. It is our mind that provides light to the words we use and the actions we perform. When this mind is clarified, a great light is created in the mind, like a flash of lightning on a pitch-black night.</w:t>
       </w:r>
@@ -505,31 +497,108 @@
       <w:r>
         <w:rPr>
           <w:rFonts w:ascii="Georgia" w:hAnsi="Georgia"/>
-          <w:b w:val="0"/>
-          <w:i w:val="0"/>
-          <w:sz w:val="24"/>
         </w:rPr>
-        <w:t>Therefore, to constantly bring up clarity toward the Triple Gem in the mind, one must practice contemplating the qualities of the Buddha as the recollection of the Buddha (*buddhānussati*). While traveling in a vehicle, while in a city—now there is no specific time. We must think that every moment is the near-death moment now. Especially when thinking about these times, some people think of the near-death moment as being eighty or ninety years old, surrounded by children and grandchildren. Now we must step out onto the road thinking we are in our near-death moment. Such is the state of affairs. Therefore, we must be much more mindful of the mind. If we pass away—if we die suddenly—at a bad time, when the mind is corrupted, darkened, or muddied, where will we go and be born? In a dark place. Either in hell, the ghost realm, or the demon realm. We said that there are two groups: dark qualities and bright qualities. There are two factions in this mind. Whatever factions there may be in the world, we must be concerned about the factions in this mind, because we carry our mind wherever we go. Therefore, the dark faction in this mind consists of greed, hatred, and delusion. These three are the prominent figures of that dark faction: greed, hatred, and delusion. There are many other subsidiary qualities associated with them. Next, the bright qualities that support Nibbāna are non-greed (*alobha*), non-hatred, and non-delusion. At first glance, there seems to be nothing there when we say "non-greed" (*alobha*). What is this non-greed? It is sometimes difficult to understand. This non-greed means turning away from greed. Turning away from greed may sometimes be thought of as a small thing. This is not a small thing. This is called a mental factor of abstinence (*virati-cetasika*)—the thought of abstaining.</w:t>
+        <w:t xml:space="preserve">Therefore, to constantly bring up clarity toward the Triple Gem in the mind, one must practice contemplating the qualities of the Buddha as the recollection of the Buddha (*buddhānussati*). While traveling in a vehicle, while in a city—now there is no specific time. We must think that every moment is the near-death moment now. </w:t>
+      </w:r>
+      <w:r>
+        <w:rPr>
+          <w:rFonts w:ascii="Georgia" w:hAnsi="Georgia"/>
+        </w:rPr>
+        <w:lastRenderedPageBreak/>
+        <w:t>Especially when thinking about these times, some people think of the near-death moment as being eighty or ninety years old, surrounded by children and grandchildren. Now we must step out onto the road thinking we are in our near-death moment. Such is the state of affairs. Therefore, we must be much more mindful of the mind. If we pass away—if we die suddenly—at a bad time, when the mind is corrupted, darkened, or muddied, where will we go and be born? In a dark place. Either in hell, the ghost realm, or the demon realm. We said that there are two groups: dark qualities and bright qualities. There are two factions in this mind. Whatever factions there may be in the world, we must be concerned about the factions in this mind, because we carry our mind wherever we go. Therefore, the dark faction in this mind consists of greed, hatred, and delusion. These three are the prominent figures of that dark faction: greed, hatred, and delusion. There are many other subsidiary qualities associated with them. Next, the bright qualities that support Nibbāna are non-greed (*alobha*), non-hatred, and non-delusion. At first glance, there seems to be nothing there when we say "non-greed" (*alobha*). What is this non-greed? It is sometimes difficult to understand. This non-greed means turning away from greed. Turning away from greed may sometimes be thought of as a small thing. This is not a small thing. This is called a mental factor of abstinence (*virati-cetasika*)—the thought of abstaining.</w:t>
       </w:r>
     </w:p>
     <w:p>
       <w:r>
         <w:rPr>
           <w:rFonts w:ascii="Georgia" w:hAnsi="Georgia"/>
-          <w:b w:val="0"/>
-          <w:i w:val="0"/>
-          <w:sz w:val="24"/>
         </w:rPr>
-        <w:t>This thought of turning away (abstaining) is a very powerful thing. Now, something that mainly supports this is virtue (*sīla*), the undertaking of virtue. Undertaking the precepts. On this occasion, for you to abstain from killing living beings—indeed, when undertaking the precepts, one must pronounce the word "veramaṇī" [abstinence] well. "Pāṇātipātā veramaṇī sikkhāpadaṃ samādiyāmi"—I undertake the precept of abstaining from destroying life, from killing living beings. This is a promise one makes to oneself, that "I accept this and put it into practice." Though one declares this in front of the Saṅgha, it is actually a promise to oneself. Or, one places it in one's mind: "I will spend this day in this manner, based on this practice." Then, for the person who has resolved thus, let us say an occasion arises—either for food, for pleasure, or to settle a grudge—where he feels like killing someone or an animal. The moment that thought arises, he can push it aside through non-hatred. He brings forward loving-kindness (*mettā*), compassion (*karuṇā*), sympathy, and non-harming (*avihiṃsā*), recalls the virtue he has undertaken, and abstains from it. Taking this as an illustration, that moment is an extremely valuable moment—the power of the mind to turn away. That is what is called the mental factor of abstinence (*virati-cetasika*). It is called *sampatta-virati* [abstinence when confronted with an opportunity]. That is, the opportunity to commit a sin arose, but one does not do it. One withdraws one's hand. Say, to commit a theft—he knows it is a valuable thing belonging to someone else. It is right in front of him, and no one is around. All he has to do is look around and quietly extend his hand. But at that moment, the mind says, "Do not do that." Why does it feel that way? It is because of undertaking that virtue: "Adinnādānā veramaṇī sikkhāpadaṃ samādiyāmi." Accordingly, we see that this undertaking of virtue is no small matter. It is not merely a custom—nowadays, at every meeting or festival, to show that one is a Buddhist, they repeat the undertaking of virtue. But when we reflect on its depth, how powerful and important a thing is it? It is the first step in our life. Thus, in this way—it is called "by way of substitution of opposites" (*tadaṅga-vasena*)—the mind distances itself from the defilements. For each such moment, by applying a wholesome thought, one distances the unwholesome thought. One must also accumulate wholesome thoughts within oneself for this. One must develop loving-kindness to overcome hatred. To overcome greed, one must develop giving, generosity, and the quality of sacrifice. To overcome delusion, one must utilize understanding, wisdom, reflection, wise reflection, and contemplating things as they really are. Therefore, the moment we say "non-greed, non-hatred, non-delusion," it seems as if there is nothing there. But if we analyze and reflect on it, we are talking about a power here—called *virati* [abstinence]—that can subdue and drive away those unwholesome qualities that come from outside as visitors and enemies.</w:t>
+        <w:t xml:space="preserve">This thought of turning away (abstaining) is a very powerful thing. Now, something that mainly supports this is virtue (*sīla*), the undertaking of virtue. Undertaking the precepts. On this occasion, for you to abstain from killing living beings—indeed, when undertaking the precepts, one must pronounce the word "veramaṇī" </w:t>
+      </w:r>
+      <w:r>
+        <w:rPr>
+          <w:rFonts w:ascii="Georgia" w:hAnsi="Georgia"/>
+        </w:rPr>
+        <w:t>(</w:t>
+      </w:r>
+      <w:r>
+        <w:rPr>
+          <w:rFonts w:ascii="Georgia" w:hAnsi="Georgia"/>
+        </w:rPr>
+        <w:t>abstinence</w:t>
+      </w:r>
+      <w:r>
+        <w:rPr>
+          <w:rFonts w:ascii="Georgia" w:hAnsi="Georgia"/>
+        </w:rPr>
+        <w:t>)</w:t>
+      </w:r>
+      <w:r>
+        <w:rPr>
+          <w:rFonts w:ascii="Georgia" w:hAnsi="Georgia"/>
+        </w:rPr>
+        <w:t xml:space="preserve"> well. "Pāṇātipātā veramaṇī sikkhāpadaṃ samādiyāmi"—I undertake the precept of abstaining from destroying life, from killing living beings. This is a promise one makes to oneself, that "I accept this and put it into practice." Though one declares this in front of the Saṅgha, it is actually a promise to oneself. Or, one places it in one's mind: "I will spend this day in this manner, based on this practice." Then, for the person who has resolved thus, let us say an occasion arises—either for food, for pleasure, or to settle a grudge—where he feels like killing someone or an animal. The moment that thought arises, he can push it aside through non-hatred. He brings forward loving-kindness (*mettā*), compassion (*karuṇā*), sympathy, and non-harming (*avihiṃsā*), recalls the virtue he has undertaken, and abstains from it. Taking this as an illustration, that moment is an extremely valuable moment—the power of the mind to turn away. That is what is called the mental factor of abstinence (*virati-cetasika*). It is called *sampatta-virati* </w:t>
+      </w:r>
+      <w:r>
+        <w:rPr>
+          <w:rFonts w:ascii="Georgia" w:hAnsi="Georgia"/>
+        </w:rPr>
+        <w:t>(</w:t>
+      </w:r>
+      <w:r>
+        <w:rPr>
+          <w:rFonts w:ascii="Georgia" w:hAnsi="Georgia"/>
+        </w:rPr>
+        <w:t>abstinence when confronted with an opportunity</w:t>
+      </w:r>
+      <w:r>
+        <w:rPr>
+          <w:rFonts w:ascii="Georgia" w:hAnsi="Georgia"/>
+        </w:rPr>
+        <w:t>)</w:t>
+      </w:r>
+      <w:r>
+        <w:rPr>
+          <w:rFonts w:ascii="Georgia" w:hAnsi="Georgia"/>
+        </w:rPr>
+        <w:t xml:space="preserve">. That is, the opportunity to commit a sin arose, but one does not do it. One withdraws one's hand. Say, to commit a theft—he knows it is a valuable thing belonging to someone else. It is right in front of him, and no one is around. All he has to do is look around and quietly extend his hand. But at that moment, the mind says, "Do not do that." Why does it feel that way? It is because of undertaking that virtue: "Adinnādānā veramaṇī sikkhāpadaṃ samādiyāmi." Accordingly, we see that this undertaking of virtue is no small matter. It is not merely a custom—nowadays, at </w:t>
+      </w:r>
+      <w:r>
+        <w:rPr>
+          <w:rFonts w:ascii="Georgia" w:hAnsi="Georgia"/>
+        </w:rPr>
+        <w:lastRenderedPageBreak/>
+        <w:t xml:space="preserve">every meeting or festival, to show that one is a Buddhist, they repeat the undertaking of virtue. But when we reflect on its depth, how powerful and important a thing is it? It is the first step in our life. Thus, in this way—it is called "by way of substitution of opposites" (*tadaṅga-vasena*)—the mind distances itself from the defilements. For each such moment, by applying a wholesome thought, one distances the unwholesome thought. One must also accumulate wholesome thoughts within oneself for this. One must develop loving-kindness to overcome hatred. To overcome greed, one must develop giving, generosity, and the quality of sacrifice. To overcome delusion, one must utilize understanding, wisdom, reflection, wise reflection, and contemplating things as they really are. Therefore, the moment we say "non-greed, non-hatred, non-delusion," it seems as if there is nothing there. But if we analyze and reflect on it, we are talking about a power here—called *virati* </w:t>
+      </w:r>
+      <w:r>
+        <w:rPr>
+          <w:rFonts w:ascii="Georgia" w:hAnsi="Georgia"/>
+        </w:rPr>
+        <w:t>(</w:t>
+      </w:r>
+      <w:r>
+        <w:rPr>
+          <w:rFonts w:ascii="Georgia" w:hAnsi="Georgia"/>
+        </w:rPr>
+        <w:t>abstinence</w:t>
+      </w:r>
+      <w:r>
+        <w:rPr>
+          <w:rFonts w:ascii="Georgia" w:hAnsi="Georgia"/>
+        </w:rPr>
+        <w:t>)</w:t>
+      </w:r>
+      <w:r>
+        <w:rPr>
+          <w:rFonts w:ascii="Georgia" w:hAnsi="Georgia"/>
+        </w:rPr>
+        <w:t>—that can subdue and drive away those unwholesome qualities that come from outside as visitors and enemies.</w:t>
       </w:r>
     </w:p>
     <w:p>
       <w:r>
         <w:rPr>
           <w:rFonts w:ascii="Georgia" w:hAnsi="Georgia"/>
-          <w:b w:val="0"/>
-          <w:i w:val="0"/>
-          <w:sz w:val="24"/>
         </w:rPr>
         <w:t>This is not a feat that can be done all at once. Therefore, we must constantly develop the mind by way of meditation. The Buddha mentions three words when declaring meditation: "āsevati, bhāveti, bahulīkaroti." One constantly associates with a wholesome object. If it is the recollection of the Buddha, one constantly associates with a word like "Arahant, Arahant, Arahant" or "Buddho," like one's companion at home, constantly bringing it up and living with it—*āsevati*. *Bhāveti* means one develops it. When one says it a second time, a greater power comes to the mind than the first time. Saying that word "Buddha" ten times, a thousand times, a million or a billion times, one's faith in the Triple Gem develops more and more. This is not merely reciting it as a mantra. The heart must function along with it. A clarity must arise in the heart. In the same way, if one develops loving-kindness, using the words "may they be well and happy," one must constantly associate with that meditation object according to what one has chosen. One must strive to develop the mind through that—this is meditation (*bhāvanā*).</w:t>
       </w:r>
@@ -538,31 +607,77 @@
       <w:r>
         <w:rPr>
           <w:rFonts w:ascii="Georgia" w:hAnsi="Georgia"/>
-          <w:b w:val="0"/>
-          <w:i w:val="0"/>
-          <w:sz w:val="24"/>
         </w:rPr>
-        <w:t>Next, there is a word, *bahulī-kamma*—*bahulīkaroti*, making much of it. That means not just for a day or two, or for an hour or half-hour, but abundantly. One must strive oneself. No matter how many activities one has in day-to-day life, if one has understood the value of one's mind—we take so much trouble for this body. To nourish this body, to bathe it, wash it, adorn it, all of this. This "foul body that is left behind." How much do we attend to it? Yet, we do not think about the value of the mind even for a very brief moment of the day. It is this mind that helps us to escape from saṃsāra, and also to bring about a good destination (*sugati*). If one reflects in this way, one becomes keen about meditation. In the manner described by *āsevati, bhāveti, bahulīkaroti*, one must constantly bring up a wholesome object to the mind and live with it. Even if it seems difficult or troublesome at first, once it is practiced, one can do it effortlessly, as if naturally—almost automatically. When one puts on a pair of spectacles for the first time, it is a great nuisance. But after a few days, one can work very easily with those spectacles. After some time, one even looks for them while they are on one's face, asking, "Where are my spectacles?" Why is this? To that extent, the spectacles have become a part of one's body.</w:t>
+        <w:t xml:space="preserve">Next, there is a word, *bahulī-kamma*—*bahulīkaroti*, making much of it. That means not just for a day or two, or for an hour or half-hour, but abundantly. One must strive oneself. No matter how many activities one has in day-to-day life, if one has understood the value of one's mind—we take so much trouble for this body. To nourish this body, to bathe it, wash it, adorn it, all of this. This "foul body that is left behind." How much do we attend to it? Yet, we do not think about the value of the mind even for a very brief moment of the day. It is this mind that helps us to escape from saṃsāra, and also to bring about a good destination (*sugati*). If one reflects in this way, one becomes keen about meditation. In the manner described by *āsevati, bhāveti, bahulīkaroti*, one must constantly bring up a wholesome object to the mind and live with it. Even if it seems difficult or troublesome at first, once it is practiced, one can do it effortlessly, as if naturally—almost automatically. When one puts on a pair of spectacles for the first time, it is a great nuisance. But after a few days, one can work very easily with those spectacles. After some time, one even looks for them </w:t>
+      </w:r>
+      <w:r>
+        <w:rPr>
+          <w:rFonts w:ascii="Georgia" w:hAnsi="Georgia"/>
+        </w:rPr>
+        <w:lastRenderedPageBreak/>
+        <w:t>while they are on one's face, asking, "Where are my spectacles?" Why is this? To that extent, the spectacles have become a part of one's body.</w:t>
       </w:r>
     </w:p>
     <w:p>
       <w:r>
         <w:rPr>
           <w:rFonts w:ascii="Georgia" w:hAnsi="Georgia"/>
-          <w:b w:val="0"/>
-          <w:i w:val="0"/>
-          <w:sz w:val="24"/>
         </w:rPr>
-        <w:t>The meditation object is also like that. Then, to the person who has developed the recollection of the Buddha, when danger comes—nowadays, people sometimes scream, "Budu Amme!" [Oh Buddha, Mother!]. According to past customs, the word "Budu" [Buddha] has been integrated into our society. But that is not a mechanical utterance when pain arises. It is from the whole heart—Maṭṭakuṇḍalī obtained that state by clarifying his mind with his whole heart, not by saying it merely as a custom or a mantra. One must reflect in that manner. One must reflect on the maximum benefit one can gain from every story and strive to reap it. One must reflect on the maximum benefit and strive to reap it. According to the matters stated in this verse, we see that our mind is primary to the words we use and the actions we perform. That is the uniqueness of the Buddha's Dhamma. Nowadays, there are various scientific methods of thinking. They are often formulated according to wrong views. Because they give priority to physical and external things. Because they are clearly visible and possess colorful qualities, we are deceived by them. But the Buddha has pointed out the truth. In this long saṃsāric journey of ours, what is primary, what goes ahead—what helps our actions (*kamma*) to become good or bad—is this mind that arises in us.</w:t>
+        <w:t xml:space="preserve">The meditation object is also like that. Then, to the person who has developed the recollection of the Buddha, when danger comes—nowadays, people sometimes scream, "Budu Amme!" </w:t>
+      </w:r>
+      <w:r>
+        <w:rPr>
+          <w:rFonts w:ascii="Georgia" w:hAnsi="Georgia"/>
+        </w:rPr>
+        <w:t>(</w:t>
+      </w:r>
+      <w:r>
+        <w:rPr>
+          <w:rFonts w:ascii="Georgia" w:hAnsi="Georgia"/>
+        </w:rPr>
+        <w:t>Oh Buddha, Mother!</w:t>
+      </w:r>
+      <w:r>
+        <w:rPr>
+          <w:rFonts w:ascii="Georgia" w:hAnsi="Georgia"/>
+        </w:rPr>
+        <w:t>)</w:t>
+      </w:r>
+      <w:r>
+        <w:rPr>
+          <w:rFonts w:ascii="Georgia" w:hAnsi="Georgia"/>
+        </w:rPr>
+        <w:t xml:space="preserve">. According to past customs, the word "Budu" </w:t>
+      </w:r>
+      <w:r>
+        <w:rPr>
+          <w:rFonts w:ascii="Georgia" w:hAnsi="Georgia"/>
+        </w:rPr>
+        <w:t>(</w:t>
+      </w:r>
+      <w:r>
+        <w:rPr>
+          <w:rFonts w:ascii="Georgia" w:hAnsi="Georgia"/>
+        </w:rPr>
+        <w:t>Buddha</w:t>
+      </w:r>
+      <w:r>
+        <w:rPr>
+          <w:rFonts w:ascii="Georgia" w:hAnsi="Georgia"/>
+        </w:rPr>
+        <w:t>)</w:t>
+      </w:r>
+      <w:r>
+        <w:rPr>
+          <w:rFonts w:ascii="Georgia" w:hAnsi="Georgia"/>
+        </w:rPr>
+        <w:t xml:space="preserve"> has been integrated into our society. But that is not a mechanical utterance when pain arises. It is from the whole heart—Maṭṭakuṇḍalī obtained that state by clarifying his mind with his whole heart, not by saying it merely as a custom or a mantra. One must reflect in that manner. One must reflect on the maximum benefit one can gain from every story and strive to reap it. One must reflect on the maximum benefit and strive to reap it. According to the matters stated in this verse, we see that our mind is primary to the words we use and the actions we perform. That is the uniqueness of the Buddha's Dhamma. Nowadays, there are various scientific methods of thinking. They are often formulated according to wrong views. Because they give priority to physical and external things. Because they are clearly visible and possess colorful qualities, we are deceived by them. But the Buddha has pointed out the truth. In this long saṃsāric journey of ours, what is primary, what goes ahead—what helps our actions (*kamma*) to become good or bad—is this mind that arises in us.</w:t>
       </w:r>
     </w:p>
     <w:p>
       <w:r>
         <w:rPr>
           <w:rFonts w:ascii="Georgia" w:hAnsi="Georgia"/>
-          <w:b w:val="0"/>
-          <w:i w:val="0"/>
-          <w:sz w:val="24"/>
         </w:rPr>
         <w:t>"Mano pubbaṅgamā dhammā – mano seṭṭhā manomayā"</w:t>
       </w:r>
@@ -571,9 +686,6 @@
       <w:r>
         <w:rPr>
           <w:rFonts w:ascii="Georgia" w:hAnsi="Georgia"/>
-          <w:b w:val="0"/>
-          <w:i w:val="0"/>
-          <w:sz w:val="24"/>
         </w:rPr>
         <w:t>Not only that, they are created by the mind itself. According to this story, it is very clearly shown. That celestial body of Maṭṭakuṇḍalī was created by the mind itself. It was visible to humans. Beings present at that time saw: "Alas, by merely clarifying his mind toward the Buddha at the final moment, the Brahmin’s son obtained such a celestial state of existence with golden ornaments, didn't he?" That is why, through that very faith, the other necessary qualities gathered in his mind and he attained the realization of the paths and fruits. Therefore, very valuable and deep Dhamma is contained within this story which we might think of as simple.</w:t>
       </w:r>
@@ -582,20 +694,93 @@
       <w:r>
         <w:rPr>
           <w:rFonts w:ascii="Georgia" w:hAnsi="Georgia"/>
-          <w:b w:val="0"/>
-          <w:i w:val="0"/>
-          <w:sz w:val="24"/>
         </w:rPr>
-        <w:t>Thus, creating an opening in the mind at each such moment is what is done through practicing virtue and other qualities. This is the purification or clarification of the mind by way of substitution of opposites (*tadaṅga-vasena*). There are three stages in this effort of development. They are mentioned in the Dhamma as *tadaṅga* [substitution of opposites], *vikkhambhana* [suppression], and *samuccheda* [eradication]. What is done through virtue (*sīla*)—in observing the precepts—is that at each moment, one presents a wholesome thought and drives away the unwholesome. Next, a slightly more established and developed stage than that is concentration (*samādhi*). That too is like this: if one develops meditation through the recollection of the Buddha and the like, and controls the running mind—the mind that runs after various things and objects—through some good meditation subject, through the words "may they be well and happy" or through some meditation object like "Buddho" or "Arahant," after some time, the mind becomes calm. This calming is called concentration (*samādhi*). The qualities that darken the mind are referred to in the Dhamma as hindrances (*nīvaraṇa*). Sensory desires, ill-will, sloth and torpor, restlessness and worry, and doubt—all of these are suppressed, and just as the mud settles and the water in a pond becomes clear, an occasion comes when the mind is clarified. That is called concentration (*samādhi*). That is also a stage one can experience through a meditation subject—a very special state where the mind's clarity is greater than before.</w:t>
+        <w:t xml:space="preserve">Thus, creating an opening in the mind at each such moment is what is done through practicing virtue and other qualities. This is the purification or clarification of the mind by way of substitution of opposites (*tadaṅga-vasena*). There are three stages in this effort of development. They are mentioned in the Dhamma as *tadaṅga* </w:t>
+      </w:r>
+      <w:r>
+        <w:rPr>
+          <w:rFonts w:ascii="Georgia" w:hAnsi="Georgia"/>
+        </w:rPr>
+        <w:t>(</w:t>
+      </w:r>
+      <w:r>
+        <w:rPr>
+          <w:rFonts w:ascii="Georgia" w:hAnsi="Georgia"/>
+        </w:rPr>
+        <w:t>substitution of opposites</w:t>
+      </w:r>
+      <w:r>
+        <w:rPr>
+          <w:rFonts w:ascii="Georgia" w:hAnsi="Georgia"/>
+        </w:rPr>
+        <w:t>)</w:t>
+      </w:r>
+      <w:r>
+        <w:rPr>
+          <w:rFonts w:ascii="Georgia" w:hAnsi="Georgia"/>
+        </w:rPr>
+        <w:t xml:space="preserve">, *vikkhambhana* </w:t>
+      </w:r>
+      <w:r>
+        <w:rPr>
+          <w:rFonts w:ascii="Georgia" w:hAnsi="Georgia"/>
+        </w:rPr>
+        <w:t>(</w:t>
+      </w:r>
+      <w:r>
+        <w:rPr>
+          <w:rFonts w:ascii="Georgia" w:hAnsi="Georgia"/>
+        </w:rPr>
+        <w:t>suppression</w:t>
+      </w:r>
+      <w:r>
+        <w:rPr>
+          <w:rFonts w:ascii="Georgia" w:hAnsi="Georgia"/>
+        </w:rPr>
+        <w:t>)</w:t>
+      </w:r>
+      <w:r>
+        <w:rPr>
+          <w:rFonts w:ascii="Georgia" w:hAnsi="Georgia"/>
+        </w:rPr>
+        <w:t xml:space="preserve">, and *samuccheda* </w:t>
+      </w:r>
+      <w:r>
+        <w:rPr>
+          <w:rFonts w:ascii="Georgia" w:hAnsi="Georgia"/>
+        </w:rPr>
+        <w:t>(</w:t>
+      </w:r>
+      <w:r>
+        <w:rPr>
+          <w:rFonts w:ascii="Georgia" w:hAnsi="Georgia"/>
+        </w:rPr>
+        <w:t>eradication</w:t>
+      </w:r>
+      <w:r>
+        <w:rPr>
+          <w:rFonts w:ascii="Georgia" w:hAnsi="Georgia"/>
+        </w:rPr>
+        <w:t>)</w:t>
+      </w:r>
+      <w:r>
+        <w:rPr>
+          <w:rFonts w:ascii="Georgia" w:hAnsi="Georgia"/>
+        </w:rPr>
+        <w:t xml:space="preserve">. What is done through virtue (*sīla*)—in observing the precepts—is that at each moment, one presents a wholesome thought and drives away the unwholesome. Next, a slightly more established and developed stage than that is concentration (*samādhi*). That too is like this: if one develops meditation through the recollection of the Buddha and the like, and controls the running mind—the mind that runs after various things and objects—through some good meditation subject, through the words "may they be well and happy" or through some meditation object like "Buddho" or "Arahant," after some time, the mind becomes calm. This calming is called concentration (*samādhi*). The qualities that darken the mind are referred to </w:t>
+      </w:r>
+      <w:r>
+        <w:rPr>
+          <w:rFonts w:ascii="Georgia" w:hAnsi="Georgia"/>
+        </w:rPr>
+        <w:lastRenderedPageBreak/>
+        <w:t>in the Dhamma as hindrances (*nīvaraṇa*). Sensory desires, ill-will, sloth and torpor, restlessness and worry, and doubt—all of these are suppressed, and just as the mud settles and the water in a pond becomes clear, an occasion comes when the mind is clarified. That is called concentration (*samādhi*). That is also a stage one can experience through a meditation subject—a very special state where the mind's clarity is greater than before.</w:t>
       </w:r>
     </w:p>
     <w:p>
       <w:r>
         <w:rPr>
           <w:rFonts w:ascii="Georgia" w:hAnsi="Georgia"/>
-          <w:b w:val="0"/>
-          <w:i w:val="0"/>
-          <w:sz w:val="24"/>
         </w:rPr>
         <w:t>Next, finally, the stage that goes even deeper is called eradication (*samuccheda*). There are those heavy defilements, the underlying tendencies (*anusaya*), which we have carried along throughout saṃsāra. They lie suppressed. To dry them up, to eliminate them, one must develop wisdom (*paññā*). By reflecting on this entire body, on this life, as impermanent (*anicca*), suffering (*dukkha*), and not-self (*anattā*), and developing insight (*vipassanā*), at some point, the mind becomes illuminated. It becomes illuminated by wisdom. The qualities that support this are, as stated in the Satipaṭṭhāna Sutta, mindfulness and clear comprehension (*sati-sampajañña*), developing mindfulness, and wise attention (*yoniso manasikāra*). If one reflects in that manner and develops meditation so that wisdom grows, and if one develops the three characteristics of impermanence, suffering, and not-self, then at the moment of realizing the paths and fruits, through insight-wisdom, one can generate the power within the mind to destroy the lower layers of those unwholesome deeds, or defilements, that we carry throughout saṃsāra.</w:t>
       </w:r>
@@ -604,9 +789,6 @@
       <w:r>
         <w:rPr>
           <w:rFonts w:ascii="Georgia" w:hAnsi="Georgia"/>
-          <w:b w:val="0"/>
-          <w:i w:val="0"/>
-          <w:sz w:val="24"/>
         </w:rPr>
         <w:t>Thus, virtue (*sīla*), concentration (*samādhi*), and wisdom (*paññā*)—this is the Dispensation (*sāsana*); this is what belongs to us. Many people explain the Buddha's Dispensation in various ways. But the Buddha's Dispensation is actually the cultivation of virtue, concentration, and wisdom within one's own mind-stream (*citta-santāna*). What helps in this, the first necessary thing, is our understanding of the value of this mind of ours—that the mind precedes everything, that the mind is chief, and that these are made by the mind. Regarding those celestial states of existence, it is very well known how they are made by the mind itself. Leaving that aside, though we do not think about it day-to-day, let us say the potter who makes a vessel like a pot makes it with some mental picture or plan of that pot, and according to that, he takes a lump of clay and creates a pot. Likewise, if someone manufactured everything that is in front of us, the first perception (*saññā*) of that manufacturing occurred in the mind. A plan arose. Even when building a building, it is the same. So, where did this plan arise? In the mind. Later, using the four great elements—earth (*paṭhavī*), water (*āpo*), fire (*tejo*), and air (*vāyo*)—when it appeared as a form (*rūpa*), then next, we are deceived by it. Humans think this is the great thing. But many people do not think about the plan that lies beneath this. What the Buddha did was to remind the world of this. It is through that alone that one can escape from saṃsāra. Therefore, one must reflect with wisdom. This is what is called right view (*sammā-diṭṭhi*). Wrong view (*micchā-diṭṭhi*) means giving priority to unsuitable, improper, or wrong things. Right view, correct vision, means bringing forward those qualities that help one escape from the suffering of saṃsāra, in the manner declared by the Buddha.</w:t>
       </w:r>
@@ -615,10 +797,8 @@
       <w:r>
         <w:rPr>
           <w:rFonts w:ascii="Georgia" w:hAnsi="Georgia"/>
-          <w:b w:val="0"/>
-          <w:i w:val="0"/>
-          <w:sz w:val="24"/>
         </w:rPr>
+        <w:lastRenderedPageBreak/>
         <w:t>Therefore, according to this verse, we must reflect. We must reflect on our own lives—regardless of age limits. "How am I leading my life? Is it in the way the world says, in the way society goes, or in the way pointed out by the Buddha?" Reflecting thus, one must prepare a plan necessary for one's day-to-day life. In this plan, there must be a place for virtue (*sīla*). There must be a place for concentration (*samādhi*). There must be a place for wisdom (*paññā*). "A place" means understanding their values and leading one's day-to-day life in a way that brings them forward. On this occasion, you undertook virtue—the eight precepts with right livelihood as the eighth (*ājīva-aṭṭhamaka-sīla*). Through this, you can liberate the mind by way of substitution of opposites (*tadaṅga-vasena*). Just like the archer shooting the horsehair by the light of lightning, in those minor moments when unwholesome thoughts present themselves—when a thought to do wrong arises—you present your virtue and drive it away. Next, if someone has developed the power of concentration, he can experience the mind's clarity, pleasantness, and light for a longer period. Next, through the realization of the paths and fruits—Stream-entry, Once-returning, Non-returning, and Arahantship—if someone has developed wisdom, developed insight-knowledges, and obtained that liberation from saṃsāra, then he can experience the most valuable state in the world—the purest state of one's mind.</w:t>
       </w:r>
     </w:p>
@@ -626,9 +806,6 @@
       <w:r>
         <w:rPr>
           <w:rFonts w:ascii="Georgia" w:hAnsi="Georgia"/>
-          <w:b w:val="0"/>
-          <w:i w:val="0"/>
-          <w:sz w:val="24"/>
         </w:rPr>
         <w:t>Therefore, you must reflect on utilizing this Dispensation of the Buddha, on utilizing the human existence we have obtained. This is an extremely rare thing. Even devas sometimes say that this human existence, this human world, is the best place to realize Nibbāna. Though it is a short, brief period, if utilized properly during this time, this human mind can be elevated to the highest state. That is why Buddhas are born only in the human world. That is why a Buddha arises and appears only in the world. Reflecting in that way, you must take advantage of the opportunity you have received. From every Dhamma sermon, you must gain some lesson for your life, reflect on the defilements that arise in the mind as dark, and to drive them away, you must develop those wholesome qualities called *sukka-dhamma* in your mind: generosity, loving-kindness, wisdom, and Dhamma-realization. On this occasion, even by listening to the Dhamma, you can clarify your mind. For, through the Dhamma, we see the Buddha. When listening to the Dhamma, the doubts, worries, and hesitations in one's mind are removed, and a clarity arises in the mind. Clarity of mind is extremely necessary. It is through that that the true nature of the world is seen. When the mind is darkened, darkened by delusion (*moha*), the true nature is not seen. Therefore, one's words go wrong, and both words and actions incline toward the unwholesome and sinful side. Therefore, this saṃsāra is generally a journey that inclines toward defilements, inclines toward darkness. To escape from this, one must generate a great power.</w:t>
       </w:r>
@@ -637,20 +814,45 @@
       <w:r>
         <w:rPr>
           <w:rFonts w:ascii="Georgia" w:hAnsi="Georgia"/>
-          <w:b w:val="0"/>
-          <w:i w:val="0"/>
-          <w:sz w:val="24"/>
         </w:rPr>
-        <w:t>In truth, when we consider the meanings of the two words *kusala* and *akusala*, *kusala* means being skilled. *Akusala* means being unskilled. In this saṃsāric journey, inclining toward the plane of misery is being unskilled; inclining toward good destinations is being skilled. Next, having to continue in saṃsāra is being unskilled; bringing the suffering of saṃsāra to a swift end is being skilled. Reflecting in this way, what we call mundane and supramundane *kusala*—this *kusala* means being skilled, being skilled. This being skilled, like the archer, is not something that can be done all at once. This must be developed over a long time. Therefore, from today itself, you must strive at every moment—without thinking there is no time. In day-to-day life, people say there is no time. But everyone has time that is wasted. This can be well recognized; although you may not hear it in Dhamma sermons, there is a word often heard in society: "loitering" [wasting time/loitering]. This wasting of time is a time when rust accumulates in the mind, a time when the mind is darkened. This wasting of time is often heard of in day-to-day life, especially in cities: "I went to such and such an office and wasted time there." Wasting time on the road. This occasion is an extremely good opportunity to bring forward your practiced meditation subject—let us think of the Buddha-gem; like taking a gem from one's pocket, looking at it, and rejoicing, on such occasions, if you bring forward the Buddha-gem—the supreme gem in the world mentioned here—in a way invisible to others, not because others would snatch it, as they might have no use for it anyway—but by bringing forward the Buddha-gem: "Buddho, Buddho, Buddho" or "Arahant, Arahant, Arahant," then he has made use of that wasted time. Or, "may they be well and happy," some meditation subject he has taken. Or, the in-breaths and out-breaths of one's body, which is called mindfulness of breathing (*ānāpānasati*). If one utilizes those wasted, spent times, then without even knowing it, he becomes a meditator. In the end, almost without knowing it—we say "without knowing it" because the behavior of the mind is so wondrous—if the mind has matured, at unexpected moments, one even obtains the realization of the paths and fruits almost without knowing it.</w:t>
+        <w:t xml:space="preserve">In truth, when we consider the meanings of the two words *kusala* and *akusala*, *kusala* means being skilled. *Akusala* means being unskilled. In this saṃsāric journey, inclining toward the plane of misery is being unskilled; inclining toward good destinations is being skilled. Next, having to continue in saṃsāra is being </w:t>
+      </w:r>
+      <w:r>
+        <w:rPr>
+          <w:rFonts w:ascii="Georgia" w:hAnsi="Georgia"/>
+        </w:rPr>
+        <w:lastRenderedPageBreak/>
+        <w:t xml:space="preserve">unskilled; bringing the suffering of saṃsāra to a swift end is being skilled. Reflecting in this way, what we call mundane and supramundane *kusala*—this *kusala* means being skilled, being skilled. This being skilled, like the archer, is not something that can be done all at once. This must be developed over a long time. Therefore, from today itself, you must strive at every moment—without thinking there is no time. In day-to-day life, people say there is no time. But everyone has time that is wasted. This can be well recognized; although you may not hear it in Dhamma sermons, there is a word often heard in society: "loitering" </w:t>
+      </w:r>
+      <w:r>
+        <w:rPr>
+          <w:rFonts w:ascii="Georgia" w:hAnsi="Georgia"/>
+        </w:rPr>
+        <w:t>(</w:t>
+      </w:r>
+      <w:r>
+        <w:rPr>
+          <w:rFonts w:ascii="Georgia" w:hAnsi="Georgia"/>
+        </w:rPr>
+        <w:t>wasting time/loitering</w:t>
+      </w:r>
+      <w:r>
+        <w:rPr>
+          <w:rFonts w:ascii="Georgia" w:hAnsi="Georgia"/>
+        </w:rPr>
+        <w:t>)</w:t>
+      </w:r>
+      <w:r>
+        <w:rPr>
+          <w:rFonts w:ascii="Georgia" w:hAnsi="Georgia"/>
+        </w:rPr>
+        <w:t>. This wasting of time is a time when rust accumulates in the mind, a time when the mind is darkened. This wasting of time is often heard of in day-to-day life, especially in cities: "I went to such and such an office and wasted time there." Wasting time on the road. This occasion is an extremely good opportunity to bring forward your practiced meditation subject—let us think of the Buddha-gem; like taking a gem from one's pocket, looking at it, and rejoicing, on such occasions, if you bring forward the Buddha-gem—the supreme gem in the world mentioned here—in a way invisible to others, not because others would snatch it, as they might have no use for it anyway—but by bringing forward the Buddha-gem: "Buddho, Buddho, Buddho" or "Arahant, Arahant, Arahant," then he has made use of that wasted time. Or, "may they be well and happy," some meditation subject he has taken. Or, the in-breaths and out-breaths of one's body, which is called mindfulness of breathing (*ānāpānasati*). If one utilizes those wasted, spent times, then without even knowing it, he becomes a meditator. In the end, almost without knowing it—we say "without knowing it" because the behavior of the mind is so wondrous—if the mind has matured, at unexpected moments, one even obtains the realization of the paths and fruits almost without knowing it.</w:t>
       </w:r>
     </w:p>
     <w:p>
       <w:r>
         <w:rPr>
           <w:rFonts w:ascii="Georgia" w:hAnsi="Georgia"/>
-          <w:b w:val="0"/>
-          <w:i w:val="0"/>
-          <w:sz w:val="24"/>
         </w:rPr>
         <w:t>In the past, when the Buddha preached the Dhamma, the saying that someone became an Arahant or a Stream-enterer even while listening to a sermon is sometimes misunderstood by modern intellectual scholars. "We too can do it that way," they think. It was only to those minds that had practiced and trained in those qualities over a long period under past Buddhas or in past dispensations, and developed them to a high level, requiring only a tiny bit more, that the realization of the paths and fruits could be obtained so swiftly. One should not think that everyone is like that. But the lesson we have to take from it is: if someone wants to obtain such a state in such a short time, it must be practiced over a long period. It must be trained. One must strive to create opportunities for that within one's own life.</w:t>
       </w:r>
@@ -659,20 +861,39 @@
       <w:r>
         <w:rPr>
           <w:rFonts w:ascii="Georgia" w:hAnsi="Georgia"/>
-          <w:b w:val="0"/>
-          <w:i w:val="0"/>
-          <w:sz w:val="24"/>
         </w:rPr>
-        <w:t>Thus, on this valuable Uposatha day, you undertook a valuable virtue—the eight precepts with right livelihood as the eighth (*ājīva-aṭṭhamaka-sīla*). If this is not merely a custom, reflecting on each one—what is present here is a set of principles concerning the control of body and speech—this is virtue (*sīla*). To protect it, the mind must support it. The mind supports it through what was called the mental factor of abstinence (*virati-cetasika*)—that mind of turning away. One must bring forward the mind of turning away from these stated matters. Saying "do not do these things" is easier. That is why the Buddha has applied the word *veramaṇī* [abstinence] in these qualities of virtue. Scholars sometimes think there is nothing in this. It is in this that something exists. Therefore, this eight precepts with right livelihood as the eighth—if one directs the mind well even when undertaking this virtue, that moment is also an occasion when a great opening is created in the mind. "I did these things before. From now on, I will not do them," one places a resolution in the mind. That is a great thing. If that resolution was taken in the morning, and if one was able to protect it throughout the day, a clarity, confidence, and happiness arise in one's mind in the evening. Such is virtue. Next, likewise, if one has practiced some meditation subject in day-to-day life—on those wasted times mentioned earlier—without saying it is difficult or there is no time, during whatever leisure moments or times one can be happy and rejoice, if one brings forward that meditation subject and develops the mind, then without even knowing it, one grows in concentration (*samādhi*). At some point, the mind can even fall into absorption (*jhāna*). Having worked hard and contemplated that meditation subject, when one lies down on the bed, one may obtain absorption even while on the bed.</w:t>
+        <w:t xml:space="preserve">Thus, on this valuable Uposatha day, you undertook a valuable virtue—the eight precepts with right livelihood as the eighth (*ājīva-aṭṭhamaka-sīla*). If this is not merely a custom, reflecting on each one—what is present here is a set of principles concerning the control of body and speech—this is virtue (*sīla*). To protect it, the mind must support it. The mind supports it through what was called the mental factor of abstinence (*virati-cetasika*)—that mind of turning away. One must bring forward the mind of turning away from these stated matters. Saying "do not do these things" is easier. That is why the Buddha has applied the word *veramaṇī* </w:t>
+      </w:r>
+      <w:r>
+        <w:rPr>
+          <w:rFonts w:ascii="Georgia" w:hAnsi="Georgia"/>
+        </w:rPr>
+        <w:lastRenderedPageBreak/>
+        <w:t>(</w:t>
+      </w:r>
+      <w:r>
+        <w:rPr>
+          <w:rFonts w:ascii="Georgia" w:hAnsi="Georgia"/>
+        </w:rPr>
+        <w:t>abstinence</w:t>
+      </w:r>
+      <w:r>
+        <w:rPr>
+          <w:rFonts w:ascii="Georgia" w:hAnsi="Georgia"/>
+        </w:rPr>
+        <w:t>)</w:t>
+      </w:r>
+      <w:r>
+        <w:rPr>
+          <w:rFonts w:ascii="Georgia" w:hAnsi="Georgia"/>
+        </w:rPr>
+        <w:t xml:space="preserve"> in these qualities of virtue. Scholars sometimes think there is nothing in this. It is in this that something exists. Therefore, this eight precepts with right livelihood as the eighth—if one directs the mind well even when undertaking this virtue, that moment is also an occasion when a great opening is created in the mind. "I did these things before. From now on, I will not do them," one places a resolution in the mind. That is a great thing. If that resolution was taken in the morning, and if one was able to protect it throughout the day, a clarity, confidence, and happiness arise in one's mind in the evening. Such is virtue. Next, likewise, if one has practiced some meditation subject in day-to-day life—on those wasted times mentioned earlier—without saying it is difficult or there is no time, during whatever leisure moments or times one can be happy and rejoice, if one brings forward that meditation subject and develops the mind, then without even knowing it, one grows in concentration (*samādhi*). At some point, the mind can even fall into absorption (*jhāna*). Having worked hard and contemplated that meditation subject, when one lies down on the bed, one may obtain absorption even while on the bed.</w:t>
       </w:r>
     </w:p>
     <w:p>
       <w:r>
         <w:rPr>
           <w:rFonts w:ascii="Georgia" w:hAnsi="Georgia"/>
-          <w:b w:val="0"/>
-          <w:i w:val="0"/>
-          <w:sz w:val="24"/>
         </w:rPr>
         <w:t>It was by doing so that lay devotees of the past, like Nakulāmātā, Nakulapitā, Citta the Householder, and Anāthapiṇḍika, obtained such high states. Those were not lives spent being immersed in matters of money; such was not the way of Buddhist lay devotees, upasakas and upasikas, during the Buddha's time. Inclining toward the Dhamma, somehow finding time for the Dhamma, they were able to develop concentration in that way. Next, what is more valuable is finally utilizing that concentration to understand the true nature of the world—its impermanent (*anicca*), suffering (*dukkha*), and not-self (*anattā*) nature—through the very events that happen in day-to-day life. In truth, every event that happens in the world can be placed within these three characteristics: impermanent, suffering, and not-self. This is a three-character sign. This sign can be seen everywhere. Wherever one looks. But for that, proper reflection must be present. There must be correct vision, which is called wise attention (*yoniso manasikāra*). For the person with correct vision, insight can be developed through the streams, brooks, and rivers flowing in this world, the fruits and flowers falling from these trees, and through everything. The three characteristics of impermanent, suffering, and not-self can be seen. In that way, one must reflect well on how one can guide one's mind in day-to-day life. Without putting this off saying "I cannot," and thinking "I must clarify my mind only in old age or at the near-death moment to go to a heaven like Maṭṭakuṇḍalī," if one thinks so, then this Dhamma sermon has been understood in a wrong way. It has been understood in a perverted way. That is not how one should think. There is a saying in this world: "If it is this much for that, how much would it be for this?" In that way, if one can do such a great thing with the mind in a brief moment, what can one not do when it is well developed? One must reflect in that manner.</w:t>
       </w:r>
@@ -681,20 +902,21 @@
       <w:r>
         <w:rPr>
           <w:rFonts w:ascii="Georgia" w:hAnsi="Georgia"/>
-          <w:b w:val="0"/>
-          <w:i w:val="0"/>
-          <w:sz w:val="24"/>
         </w:rPr>
-        <w:t>Reflecting thus, today, through the undertaking of virtue, and through listening to the Dhamma and clarifying the mind toward the Triple Gem, you made a beginning in traveling on the path of Dhamma declared in this verse. We must aspire: "May this store of merit generated through that, by cultivating and developing within our mind-stream the spiritual faculties and powers (*indriya* and *bala* qualities) that support Nibbāna—such as faith, energy, mindfulness, concentration, and wisdom—enable us, if possible in this very life, through the realization of the paths and fruits of Stream-entry, Once-returning, Non-returning, and Arahantship, to realize this noble Dhamma of Nibbāna, and escaping from all saṃsāric suffering (*dukkha*) such as birth (*jāti*), aging (*jarā*), sickness, and death (*maraṇa*), to attain the peace of supreme Nibbāna."</w:t>
+        <w:t xml:space="preserve">Reflecting thus, today, through the undertaking of virtue, and through listening to the Dhamma and clarifying the mind toward the Triple Gem, you made a beginning in traveling on the path of Dhamma declared in this verse. We must aspire: "May this store of merit generated through that, by cultivating and developing within our </w:t>
+      </w:r>
+      <w:r>
+        <w:rPr>
+          <w:rFonts w:ascii="Georgia" w:hAnsi="Georgia"/>
+        </w:rPr>
+        <w:lastRenderedPageBreak/>
+        <w:t>mind-stream the spiritual faculties and powers (*indriya* and *bala* qualities) that support Nibbāna—such as faith, energy, mindfulness, concentration, and wisdom—enable us, if possible in this very life, through the realization of the paths and fruits of Stream-entry, Once-returning, Non-returning, and Arahantship, to realize this noble Dhamma of Nibbāna, and escaping from all saṃsāric suffering (*dukkha*) such as birth (*jāti*), aging (*jarā*), sickness, and death (*maraṇa*), to attain the peace of supreme Nibbāna."</w:t>
       </w:r>
     </w:p>
     <w:p>
       <w:r>
         <w:rPr>
           <w:rFonts w:ascii="Georgia" w:hAnsi="Georgia"/>
-          <w:b w:val="0"/>
-          <w:i w:val="0"/>
-          <w:sz w:val="24"/>
         </w:rPr>
         <w:t>Likewise, to whatever extent there is a host of right-viewed devas and brahmas protecting the Dispensation, and likewise, whatever devas and deities residing in this sacred place who wish for merit and wish for Nibbāna, may they all rejoice in this merit of our preaching and hearing of the Dhamma. Having rejoiced, may they all realize supreme Nibbāna through their aspired enlightenment (*bodhi*). Whatever relatives have passed away and departed to the world beyond, and not only that, whatever beings from Avīci hell up to the Akanitha heaven who wish for merit and wish for Nibbāna, may they all rejoice in our merit of preaching and hearing the Dhamma. Having escaped from their miserable destinations and walking on the path of Dhamma, may they all attain the peace of supreme Nibbāna as quickly as possible. Now, let us share merit by reciting verses in this manner.</w:t>
       </w:r>
@@ -703,19 +925,10 @@
       <w:r>
         <w:rPr>
           <w:rFonts w:ascii="Georgia" w:hAnsi="Georgia"/>
-          <w:b w:val="0"/>
-          <w:i w:val="0"/>
-          <w:sz w:val="24"/>
         </w:rPr>
         <w:t>“*Ettāvatā ca amhehi.........*”</w:t>
       </w:r>
     </w:p>
-    <w:sectPr>
-      <w:pgSz w:w="12240" w:h="15840"/>
-      <w:pgMar w:top="1440" w:right="1800" w:bottom="1440" w:left="1800" w:header="720" w:footer="720" w:gutter="0"/>
-      <w:cols w:space="720"/>
-      <w:docGrid w:linePitch="360"/>
-    </w:sectPr>
   </w:body>
 </w:document>
 </file>

--- a/docx/sermon_013_ENGLISH.docx
+++ b/docx/sermon_013_ENGLISH.docx
@@ -3,25 +3,22 @@
 <w:document xmlns:wpc="http://schemas.microsoft.com/office/word/2010/wordprocessingCanvas" xmlns:mo="http://schemas.microsoft.com/office/mac/office/2008/main" xmlns:mc="http://schemas.openxmlformats.org/markup-compatibility/2006" xmlns:mv="urn:schemas-microsoft-com:mac:vml" xmlns:o="urn:schemas-microsoft-com:office:office" xmlns:r="http://schemas.openxmlformats.org/officeDocument/2006/relationships" xmlns:m="http://schemas.openxmlformats.org/officeDocument/2006/math" xmlns:v="urn:schemas-microsoft-com:vml" xmlns:wp14="http://schemas.microsoft.com/office/word/2010/wordprocessingDrawing" xmlns:wp="http://schemas.openxmlformats.org/drawingml/2006/wordprocessingDrawing" xmlns:w10="urn:schemas-microsoft-com:office:word" xmlns:w="http://schemas.openxmlformats.org/wordprocessingml/2006/main" xmlns:w14="http://schemas.microsoft.com/office/word/2010/wordml" xmlns:wpg="http://schemas.microsoft.com/office/word/2010/wordprocessingGroup" xmlns:wpi="http://schemas.microsoft.com/office/word/2010/wordprocessingInk" xmlns:wne="http://schemas.microsoft.com/office/word/2006/wordml" xmlns:wps="http://schemas.microsoft.com/office/word/2010/wordprocessingShape" mc:Ignorable="w14 wp14">
   <w:body>
     <w:p>
-      <w:pPr>
-        <w:pStyle w:val="Heading1"/>
-      </w:pPr>
-      <w:bookmarkStart w:id="15" w:name="_Toc242628796"/>
       <w:r>
         <w:rPr>
           <w:rFonts w:ascii="Georgia" w:hAnsi="Georgia"/>
           <w:b/>
+          <w:i w:val="0"/>
           <w:sz w:val="32"/>
         </w:rPr>
-        <w:lastRenderedPageBreak/>
         <w:t>Pahankanuwa Sermon #13</w:t>
       </w:r>
-      <w:bookmarkEnd w:id="15"/>
     </w:p>
     <w:p>
       <w:r>
         <w:rPr>
           <w:rFonts w:ascii="Georgia" w:hAnsi="Georgia"/>
+          <w:b w:val="0"/>
+          <w:i w:val="0"/>
           <w:sz w:val="22"/>
         </w:rPr>
         <w:t>English Translation</w:t>
@@ -31,6 +28,8 @@
       <w:r>
         <w:rPr>
           <w:rFonts w:ascii="Georgia" w:hAnsi="Georgia"/>
+          <w:b w:val="0"/>
+          <w:i w:val="0"/>
           <w:sz w:val="22"/>
         </w:rPr>
         <w:t>Translated from Sinhala</w:t>
@@ -41,7 +40,9 @@
         <w:rPr>
           <w:rFonts w:ascii="Georgia" w:hAnsi="Georgia"/>
           <w:b/>
+          <w:i w:val="0"/>
           <w:color w:val="000000"/>
+          <w:sz w:val="24"/>
         </w:rPr>
         <w:t>Author: Ven. Katukurunde Nanananda Thero</w:t>
       </w:r>
@@ -50,6 +51,9 @@
       <w:r>
         <w:rPr>
           <w:rFonts w:ascii="Georgia" w:hAnsi="Georgia"/>
+          <w:b w:val="0"/>
+          <w:i w:val="0"/>
+          <w:sz w:val="24"/>
         </w:rPr>
         <w:t>(Pahankaṇuwa Sinhala Audio Dhamma Sermon No. )</w:t>
       </w:r>
@@ -58,6 +62,9 @@
       <w:r>
         <w:rPr>
           <w:rFonts w:ascii="Georgia" w:hAnsi="Georgia"/>
+          <w:b w:val="0"/>
+          <w:i w:val="0"/>
+          <w:sz w:val="24"/>
         </w:rPr>
         <w:t>Namo tassa bhagavato arahato sammāsambuddhassa</w:t>
       </w:r>
@@ -66,6 +73,9 @@
       <w:r>
         <w:rPr>
           <w:rFonts w:ascii="Georgia" w:hAnsi="Georgia"/>
+          <w:b w:val="0"/>
+          <w:i w:val="0"/>
+          <w:sz w:val="24"/>
         </w:rPr>
         <w:t>(Homage to the Blessed One, the Worthy One, the Fully Self-Enlightened One)</w:t>
       </w:r>
@@ -75,6 +85,7 @@
         <w:rPr>
           <w:rFonts w:ascii="Georgia" w:hAnsi="Georgia"/>
           <w:b/>
+          <w:i w:val="0"/>
           <w:color w:val="000000"/>
           <w:sz w:val="22"/>
         </w:rPr>
@@ -85,6 +96,7 @@
       <w:r>
         <w:rPr>
           <w:rFonts w:ascii="Georgia" w:hAnsi="Georgia"/>
+          <w:b w:val="0"/>
           <w:i/>
           <w:color w:val="000000"/>
           <w:sz w:val="28"/>
@@ -97,6 +109,7 @@
         <w:rPr>
           <w:rFonts w:ascii="Georgia" w:hAnsi="Georgia"/>
           <w:b/>
+          <w:i w:val="0"/>
           <w:sz w:val="22"/>
         </w:rPr>
         <w:t>From:</w:t>
@@ -106,6 +119,8 @@
       <w:r>
         <w:rPr>
           <w:rFonts w:ascii="Georgia" w:hAnsi="Georgia"/>
+          <w:b w:val="0"/>
+          <w:i w:val="0"/>
           <w:color w:val="000000"/>
           <w:sz w:val="28"/>
         </w:rPr>
@@ -116,6 +131,9 @@
       <w:r>
         <w:rPr>
           <w:rFonts w:ascii="Georgia" w:hAnsi="Georgia"/>
+          <w:b w:val="0"/>
+          <w:i w:val="0"/>
+          <w:sz w:val="24"/>
         </w:rPr>
         <w:t>Dear Listeners,</w:t>
       </w:r>
@@ -124,6 +142,9 @@
       <w:r>
         <w:rPr>
           <w:rFonts w:ascii="Georgia" w:hAnsi="Georgia"/>
+          <w:b w:val="0"/>
+          <w:i w:val="0"/>
+          <w:sz w:val="24"/>
         </w:rPr>
         <w:t>The very appearance of a Buddha in the world is an event that demonstrates the miraculous power of the mind. We can see the ultimate limit of development, purity, and clarity of a mind through a Fully Enlightened Buddha, the Tathāgata. Likewise, when such a Buddha appears in the world and preaches the Dhamma, it is to guide us to develop, purify, and clarify our own minds. In this great program, this serious task of escaping from saṃsāra, which is called liberation from saṃsāra, and release from the suffering (*dukkha*) of saṃsāra, it is our mind that is primary. It is by utilizing this mind—and not by other scientific methods—that we can escape from saṃsāra. This mind of ours becomes narrow or broad, small or large; these changes occur according to the object the mind takes. The Buddha has demonstrated this with illustrations on many occasions. If our mind takes a small object, the mind becomes small; if it takes a large object, it becomes large. Now, from the background story of the verse we have taken as our theme, we can gain a good understanding of this functioning of the mind.</w:t>
       </w:r>
@@ -132,45 +153,20 @@
       <w:r>
         <w:rPr>
           <w:rFonts w:ascii="Georgia" w:hAnsi="Georgia"/>
+          <w:b w:val="0"/>
+          <w:i w:val="0"/>
+          <w:sz w:val="24"/>
         </w:rPr>
-        <w:t xml:space="preserve">In Sāvatthī, there lived an extremely wealthy but highly miserly Brahmin. Since this Brahmin had never given anything to anyone, based on that behavior, society gave him the nickname "Adinnapubbaka" </w:t>
-      </w:r>
-      <w:r>
-        <w:rPr>
-          <w:rFonts w:ascii="Georgia" w:hAnsi="Georgia"/>
-        </w:rPr>
-        <w:t>(</w:t>
-      </w:r>
-      <w:r>
-        <w:rPr>
-          <w:rFonts w:ascii="Georgia" w:hAnsi="Georgia"/>
-        </w:rPr>
-        <w:t>One who has never given before</w:t>
-      </w:r>
-      <w:r>
-        <w:rPr>
-          <w:rFonts w:ascii="Georgia" w:hAnsi="Georgia"/>
-        </w:rPr>
-        <w:t>)</w:t>
-      </w:r>
-      <w:r>
-        <w:rPr>
-          <w:rFonts w:ascii="Georgia" w:hAnsi="Georgia"/>
-        </w:rPr>
-        <w:t xml:space="preserve">. The Sinhala meaning of Adinnapubbaka is "never given before." He got this name—this Brahmin—perhaps because people in those days, just like now, were very clever at giving nicknames. This Brahmin had an only son, who was very pleasant. He loved his son dearly because he was his only child. However, he loved his wealth even more. Therefore, when the time came for his son to have his ears pierced as per the custom of that society, this Brahmin thought: "If I summon a goldsmith for this task, </w:t>
-      </w:r>
-      <w:r>
-        <w:rPr>
-          <w:rFonts w:ascii="Georgia" w:hAnsi="Georgia"/>
-        </w:rPr>
-        <w:lastRenderedPageBreak/>
-        <w:t>my wealth will be ruined. Therefore, I must make the earrings myself." He hammered out two small pieces of gold and hung them on the child's ears. Consequently, the child was also given a nickname by society based on the ornament hanging from his ear: "Maṭṭakuṇḍalī." "Maṭṭa-koṇḍol"—earrings of flattened gold—meaning a stud or earring, because he hung such a thing on his ear.</w:t>
+        <w:t>In Sāvatthī, there lived an extremely wealthy but highly miserly Brahmin. Since this Brahmin had never given anything to anyone, based on that behavior, society gave him the nickname "Adinnapubbaka" [One who has never given before]. The Sinhala meaning of Adinnapubbaka is "never given before." He got this name—this Brahmin—perhaps because people in those days, just like now, were very clever at giving nicknames. This Brahmin had an only son, who was very pleasant. He loved his son dearly because he was his only child. However, he loved his wealth even more. Therefore, when the time came for his son to have his ears pierced as per the custom of that society, this Brahmin thought: "If I summon a goldsmith for this task, my wealth will be ruined. Therefore, I must make the earrings myself." He hammered out two small pieces of gold and hung them on the child's ears. Consequently, the child was also given a nickname by society based on the ornament hanging from his ear: "Maṭṭakuṇḍalī." "Maṭṭa-koṇḍol"—earrings of flattened gold—meaning a stud or earring, because he hung such a thing on his ear.</w:t>
       </w:r>
     </w:p>
     <w:p>
       <w:r>
         <w:rPr>
           <w:rFonts w:ascii="Georgia" w:hAnsi="Georgia"/>
+          <w:b w:val="0"/>
+          <w:i w:val="0"/>
+          <w:sz w:val="24"/>
         </w:rPr>
         <w:t>Thus, in this way, perhaps because this child lived a very miserable life, by the time he was about sixteen years old, he contracted jaundice—a severe case of jaundice. His mother, the Brahmin woman, told the Brahmin to go and bring a physician. This Brahmin said, "Can't you see how my wealth will be destroyed if I bring a physician?" Having said that, instead of bringing one, he went to physicians and, in a roundabout, casual manner, tried to find out their remedies. He asked what medicines are given for such and such illnesses. Physicians, too, often give casual answers to such roundabout questions. And so, the physicians casually said that the bark of such and such trees is good for such illnesses. This Brahmin returned home, searched for these barks, and treated his son with this home-made, quack medicine. This quack medicine did not work. The child's illness became critical and aggravated, reaching an incurable state. At last, when there was no other choice, the Brahmin went and brought a physician. The physician, upon seeing him, immediately realized: "If I undertake to treat this patient, my reputation will be ruined." Therefore, he quietly slipped away, saying, "I have some other business, please call another physician."</w:t>
       </w:r>
@@ -179,6 +175,9 @@
       <w:r>
         <w:rPr>
           <w:rFonts w:ascii="Georgia" w:hAnsi="Georgia"/>
+          <w:b w:val="0"/>
+          <w:i w:val="0"/>
+          <w:sz w:val="24"/>
         </w:rPr>
         <w:t>Then the Brahmin realized that the child was now on the verge of death. Next, he thought, "When my son dies, those who come to the funeral house will see the wealth inside my home." Thinking so, he laid the dying child on the porch, out on the veranda. On this very day, the Buddha, as was His custom, emerged from the attainment of Great Compassion in the early dawn and surveyed the world, whereupon Maṭṭakuṇḍalī appeared in His Buddha-eye. That knowledge of the attainment of Great Compassion is a wondrous knowledge unique only to a Buddha. It is a wondrous kind of attainment that arises in a Buddha, backed by the wisdom and great compassion developed throughout the entirety of saṃsāra. When the Buddha emerges from this attainment and surveys the world, He mostly sees those who have performed various merits under past Buddhas, which have now matured. At any rate, Maṭṭakuṇḍalī, who was preparing to end his life in this miserable manner, appeared in the Buddha-eye of the Buddha.</w:t>
       </w:r>
@@ -187,21 +186,20 @@
       <w:r>
         <w:rPr>
           <w:rFonts w:ascii="Georgia" w:hAnsi="Georgia"/>
+          <w:b w:val="0"/>
+          <w:i w:val="0"/>
+          <w:sz w:val="24"/>
         </w:rPr>
-        <w:t xml:space="preserve">Thus, out of great compassion, the Buddha, surrounded by the community of bhikkhus, walked for alms along the street where the Brahmin's house was located. When He reached the house, the Buddha saw that the child was lying down facing the inside of the house—that is, facing the wall. Seeing this, the Buddha, in order to draw his attention, projected a Buddha-ray, a single ray of Buddha-light, in that direction. When the light fell upon the wall, the child turned and looked. Upon seeing the physical form of the Buddha, a great clarity and faith arose in him, and he thought, "Alas, because of my foolish father, I did not get the opportunity to see such </w:t>
-      </w:r>
-      <w:r>
-        <w:rPr>
-          <w:rFonts w:ascii="Georgia" w:hAnsi="Georgia"/>
-        </w:rPr>
-        <w:lastRenderedPageBreak/>
-        <w:t>a Buddha, to attend on Him, to listen to the Dhamma, or to offer alms." Then he tried to raise his two hands to place them on his forehead in worship. However, due to his weak state, he could only join his fingers. Then he thought, "All I can do now is to clarify my mind," and with his whole heart, without any doubt, dedicating his entire mind, he clarified his mind toward the Buddha. As he was looking at the Buddha, the Buddha thought, "This merit is enough for him," and He departed from there. Just as the Buddha walked out of sight—beyond the range of vision—the child Maṭṭakuṇḍalī passed away, dying with that very clarified mind, and was reborn in the Tāvatiṃsa heaven as a young deva adorned with golden ornaments in a golden mansion of thirty leagues.</w:t>
+        <w:t>Thus, out of great compassion, the Buddha, surrounded by the community of bhikkhus, walked for alms along the street where the Brahmin's house was located. When He reached the house, the Buddha saw that the child was lying down facing the inside of the house—that is, facing the wall. Seeing this, the Buddha, in order to draw his attention, projected a Buddha-ray, a single ray of Buddha-light, in that direction. When the light fell upon the wall, the child turned and looked. Upon seeing the physical form of the Buddha, a great clarity and faith arose in him, and he thought, "Alas, because of my foolish father, I did not get the opportunity to see such a Buddha, to attend on Him, to listen to the Dhamma, or to offer alms." Then he tried to raise his two hands to place them on his forehead in worship. However, due to his weak state, he could only join his fingers. Then he thought, "All I can do now is to clarify my mind," and with his whole heart, without any doubt, dedicating his entire mind, he clarified his mind toward the Buddha. As he was looking at the Buddha, the Buddha thought, "This merit is enough for him," and He departed from there. Just as the Buddha walked out of sight—beyond the range of vision—the child Maṭṭakuṇḍalī passed away, dying with that very clarified mind, and was reborn in the Tāvatiṃsa heaven as a young deva adorned with golden ornaments in a golden mansion of thirty leagues.</w:t>
       </w:r>
     </w:p>
     <w:p>
       <w:r>
         <w:rPr>
           <w:rFonts w:ascii="Georgia" w:hAnsi="Georgia"/>
+          <w:b w:val="0"/>
+          <w:i w:val="0"/>
+          <w:sz w:val="24"/>
         </w:rPr>
         <w:t>Having been reborn there, he then looked to see how he obtained this celestial fortune. All such devas reflect in this manner: "How did I come to this state?" Then he saw the condition of his father, the Brahmin. After burning the corpse, the Brahmin went to the cemetery every day and wept, crying, "Where is my only son? Where is my only son?" The young deva saw this behavior of the Brahmin. Seeing this, Maṭṭakuṇḍalī Deva thought he should teach him a lesson. In the likeness of Maṭṭakuṇḍalī, but as a youth adorned with golden ornaments, he came near the cemetery and began to weep. The Brahmin, seeing this young deva—perhaps because he resembled his own child—felt a special affection and asked, "Why are you weeping?" Then the deva said, "I have obtained a golden carriage frame. Because I cannot find good wheels for it, I am planning to die of grief," implying he would commit suicide. Then the Brahmin said, "If you want, I will make wheels for you out of gold, silver, or brass, however you want." When he said this, the young deva replied, "I have no use for other wheels; I want the sun and the moon." Then the Brahmin said, "Why is this foolish child wishing for something he cannot obtain?" Then the young deva said, "I am wishing for the sun and the moon, which are visible. You are wishing for a deceased son, wishing for someone who cannot be seen. Who of us two is the greater fool?" Hearing this, wisdom dawned on the Brahmin. He also extinguished his grief. Having extinguished it, he thanked Maṭṭakuṇḍalī Deva and declared, "I have extinguished my grief." He then asked, "Who are you?" The deva replied, "I am your son. Having clarified my mind in my final moment, as the result of that wholesome thought, I obtained this rebirth." Then the Brahmin said, "I never saw you giving alms, observing virtue, or listening to the Dhamma. How did you obtain this state?" Then Maṭṭakuṇḍalī Deva declared, "When the Buddha came here, I clarified my mind. As a result of that bright, clarified mind, I obtained this state." Then he advised the Brahmin, "You too, go to the Triple Gem for refuge and undertake the five precepts. See the Buddha, give alms, listen to the Dhamma, and gather merit in that way." Having said this, Maṭṭakuṇḍalī Deva disappeared.</w:t>
       </w:r>
@@ -210,21 +208,20 @@
       <w:r>
         <w:rPr>
           <w:rFonts w:ascii="Georgia" w:hAnsi="Georgia"/>
+          <w:b w:val="0"/>
+          <w:i w:val="0"/>
+          <w:sz w:val="24"/>
         </w:rPr>
-        <w:t xml:space="preserve">The Brahmin too went to see the Buddha, invited Him for alms, and prepared alms at his home. The Buddha and the community of bhikkhus arrived for the alms. Even a crowd of wrong-viewed people gathered at the Brahmin’s house. On this occasion, after offering the alms and after the meal was finished, the Brahmin questioned the Buddha: "Without giving alms, observing virtue, or listening to the Dhamma, is it </w:t>
-      </w:r>
-      <w:r>
-        <w:rPr>
-          <w:rFonts w:ascii="Georgia" w:hAnsi="Georgia"/>
-        </w:rPr>
-        <w:lastRenderedPageBreak/>
-        <w:t>possible to obtain celestial fortunes merely by clarifying one's mind toward you?" Then the Buddha declared: "Why, Brahmin, did not your own son tell you this?" When the Buddha declared this, some in the crowd developed doubts. "How can one obtain such great fortune merely by clarifying the mind?" The Buddha then resolved that Maṭṭakuṇḍalī Deva should arrive there along with his celestial mansion. Accordingly, the young deva arrived at that spot with his mansion, descended from it, paid homage to the Buddha, and stood to one side. The Buddha, by questioning the young deva himself about the action he had performed, cleared the doubts of the crowd through a question-and-answer dialogue. The crowd then developed great confidence. "How wondrous is the quality of the Buddha! Merely by clarifying one's mind toward a Buddha, one can obtain such fortune!" They developed great joy and faith. To clarify this matter further, the Buddha, based on this event, gave a highly valuable Dhamma message to the world through the verse we mentioned earlier:</w:t>
+        <w:t>The Brahmin too went to see the Buddha, invited Him for alms, and prepared alms at his home. The Buddha and the community of bhikkhus arrived for the alms. Even a crowd of wrong-viewed people gathered at the Brahmin’s house. On this occasion, after offering the alms and after the meal was finished, the Brahmin questioned the Buddha: "Without giving alms, observing virtue, or listening to the Dhamma, is it possible to obtain celestial fortunes merely by clarifying one's mind toward you?" Then the Buddha declared: "Why, Brahmin, did not your own son tell you this?" When the Buddha declared this, some in the crowd developed doubts. "How can one obtain such great fortune merely by clarifying the mind?" The Buddha then resolved that Maṭṭakuṇḍalī Deva should arrive there along with his celestial mansion. Accordingly, the young deva arrived at that spot with his mansion, descended from it, paid homage to the Buddha, and stood to one side. The Buddha, by questioning the young deva himself about the action he had performed, cleared the doubts of the crowd through a question-and-answer dialogue. The crowd then developed great confidence. "How wondrous is the quality of the Buddha! Merely by clarifying one's mind toward a Buddha, one can obtain such fortune!" They developed great joy and faith. To clarify this matter further, the Buddha, based on this event, gave a highly valuable Dhamma message to the world through the verse we mentioned earlier:</w:t>
       </w:r>
     </w:p>
     <w:p>
       <w:r>
         <w:rPr>
           <w:rFonts w:ascii="Georgia" w:hAnsi="Georgia"/>
+          <w:b w:val="0"/>
+          <w:i w:val="0"/>
+          <w:sz w:val="24"/>
         </w:rPr>
         <w:t>Mano pubbaṅgamā dhammā – mano seṭṭhā manomayā</w:t>
       </w:r>
@@ -233,6 +230,9 @@
       <w:r>
         <w:rPr>
           <w:rFonts w:ascii="Georgia" w:hAnsi="Georgia"/>
+          <w:b w:val="0"/>
+          <w:i w:val="0"/>
+          <w:sz w:val="24"/>
         </w:rPr>
         <w:t>Manasā ce pasannena – bhāsati vā karoti vā</w:t>
       </w:r>
@@ -241,6 +241,9 @@
       <w:r>
         <w:rPr>
           <w:rFonts w:ascii="Georgia" w:hAnsi="Georgia"/>
+          <w:b w:val="0"/>
+          <w:i w:val="0"/>
+          <w:sz w:val="24"/>
         </w:rPr>
         <w:t>Tato naṁ sukhamanveti – chāyā’va anapāyinī</w:t>
       </w:r>
@@ -249,6 +252,9 @@
       <w:r>
         <w:rPr>
           <w:rFonts w:ascii="Georgia" w:hAnsi="Georgia"/>
+          <w:b w:val="0"/>
+          <w:i w:val="0"/>
+          <w:sz w:val="24"/>
         </w:rPr>
         <w:t>That is to say, "Mind precedes all mental states; mind is their chief, they are mind-made." Here, "dhamma" is generally explained as the mental states that arise in the mind, such as feeling (*vedanā*), perception, and volition. Mind precedes all of them; mind is supreme to them. They are formed and created by the mind. Because this is so, "If with a pleasant mind one speaks or acts, happiness follows him, like a shadow that never departs." The Buddha declared that the pleasant results of that action follow the person who performed it, just like one's own shadow. The meaning of this verse is so deep that, upon hearing it, not only Maṭṭakuṇḍalī Deva but also the Brahmin Adinnapubbaka attained the fruit of Stream-entry. That is to say, perhaps their past matured merits surfaced upon hearing this verse. Not only that, it is said that eighty-four thousand beings attained Dhamma-realization. Here, "thousands" includes devas as well. When we preach the Dhamma, it is not only the visible humans who listen, but various non-humans, devas, and spirits who wish to escape from the suffering of saṃsāra and have faith in the Triple Gem also listen. Especially when the Buddha preaches the Dhamma, everyone listens. That is why those who reaped the benefits are mentioned in thousands.</w:t>
       </w:r>
@@ -257,21 +263,20 @@
       <w:r>
         <w:rPr>
           <w:rFonts w:ascii="Georgia" w:hAnsi="Georgia"/>
+          <w:b w:val="0"/>
+          <w:i w:val="0"/>
+          <w:sz w:val="24"/>
         </w:rPr>
-        <w:t xml:space="preserve">Therefore, we must reflect on this verse. We must also bring the lesson from the background story of this verse close to our lives. From every Dhamma sermon and every verse, we must gather some lesson, some Dhamma message for our life. Listening to the Dhamma is not something where merit is gathered merely by the act of hearing. Therefore, we can understand that this story is an excellent illustration of how the mind is primary to everything. When we look at the life led by Adinnapubbaka, this fact becomes clear to us. No matter how much wealth this Brahmin had, he was poor in mind. From this, we can see that being rich or poor is not something that happens through wealth alone. Even if one has great wealth, if </w:t>
-      </w:r>
-      <w:r>
-        <w:rPr>
-          <w:rFonts w:ascii="Georgia" w:hAnsi="Georgia"/>
-        </w:rPr>
-        <w:lastRenderedPageBreak/>
-        <w:t>that person is miserly, he is always poor in mind. Due to his miserliness, he thinks, "This is not enough," or "I am still poor. I am not truly rich yet." Thus, despite having so much wealth, the Brahmin Adinnapubbaka was poor in mind—a very destitute person. Moreover, the darkness and narrowness of a miserly mind were visible in what the Brahmin said and did. From this, we can see that this mind is primary to everything. Furthermore, there is the darkening of the mind and its illumination. This is something that must be contemplated very deeply. The Buddha has declared that there is a class of dark qualities, and likewise, a class of bright, illuminating qualities.</w:t>
+        <w:t>Therefore, we must reflect on this verse. We must also bring the lesson from the background story of this verse close to our lives. From every Dhamma sermon and every verse, we must gather some lesson, some Dhamma message for our life. Listening to the Dhamma is not something where merit is gathered merely by the act of hearing. Therefore, we can understand that this story is an excellent illustration of how the mind is primary to everything. When we look at the life led by Adinnapubbaka, this fact becomes clear to us. No matter how much wealth this Brahmin had, he was poor in mind. From this, we can see that being rich or poor is not something that happens through wealth alone. Even if one has great wealth, if that person is miserly, he is always poor in mind. Due to his miserliness, he thinks, "This is not enough," or "I am still poor. I am not truly rich yet." Thus, despite having so much wealth, the Brahmin Adinnapubbaka was poor in mind—a very destitute person. Moreover, the darkness and narrowness of a miserly mind were visible in what the Brahmin said and did. From this, we can see that this mind is primary to everything. Furthermore, there is the darkening of the mind and its illumination. This is something that must be contemplated very deeply. The Buddha has declared that there is a class of dark qualities, and likewise, a class of bright, illuminating qualities.</w:t>
       </w:r>
     </w:p>
     <w:p>
       <w:r>
         <w:rPr>
           <w:rFonts w:ascii="Georgia" w:hAnsi="Georgia"/>
+          <w:b w:val="0"/>
+          <w:i w:val="0"/>
+          <w:sz w:val="24"/>
         </w:rPr>
         <w:t>"Abandoning dark qualities, let the wise person develop bright qualities," the Buddha declared. Dark qualities—meaning greed, hatred, and delusion—these are black/dark qualities. Non-greed, non-hatred, and non-delusion are bright qualities. These are illuminating qualities. They are called *sukka-dhamma*. In this way, we see that the Brahmin had darkened his mind due to dark qualities. On the other hand, when we reflect on it, the young child Maṭṭakuṇḍalī was not as rich as the Brahmin. At the moment of death, he was extremely poor and helpless, having only the two pieces of gold hanging from his ears. Yet, how did he obtain such a celestial state of existence? He became rich in mind. He enriched his mind. How did he enrich his mind? We must reflect on this well. He enriched his mind by taking the most sublime, supreme gem in the world as the object of his mind. Among all the gems in the world, the Buddha-gem is supreme and foremost, as the Buddha Himself declared. This is also mentioned in the Ratana Sutta:</w:t>
       </w:r>
@@ -280,6 +285,9 @@
       <w:r>
         <w:rPr>
           <w:rFonts w:ascii="Georgia" w:hAnsi="Georgia"/>
+          <w:b w:val="0"/>
+          <w:i w:val="0"/>
+          <w:sz w:val="24"/>
         </w:rPr>
         <w:t>'Yaṁ kiñci vittaṁ idhavā huraṁvā</w:t>
       </w:r>
@@ -288,6 +296,9 @@
       <w:r>
         <w:rPr>
           <w:rFonts w:ascii="Georgia" w:hAnsi="Georgia"/>
+          <w:b w:val="0"/>
+          <w:i w:val="0"/>
+          <w:sz w:val="24"/>
         </w:rPr>
         <w:t>Sagge su vā yaṁ ratanaṁ paṇītaṁ</w:t>
       </w:r>
@@ -296,6 +307,9 @@
       <w:r>
         <w:rPr>
           <w:rFonts w:ascii="Georgia" w:hAnsi="Georgia"/>
+          <w:b w:val="0"/>
+          <w:i w:val="0"/>
+          <w:sz w:val="24"/>
         </w:rPr>
         <w:t>Na no samaṁ atthi tathāgatena'……</w:t>
       </w:r>
@@ -304,6 +318,9 @@
       <w:r>
         <w:rPr>
           <w:rFonts w:ascii="Georgia" w:hAnsi="Georgia"/>
+          <w:b w:val="0"/>
+          <w:i w:val="0"/>
+          <w:sz w:val="24"/>
         </w:rPr>
         <w:t>It is mentioned in this manner. If there is any wealth or gem in the world—in this world, or in another world, or in the celestial worlds—none of those gems is as valuable as the Buddha-gem, the Tathāgata. Moreover,</w:t>
       </w:r>
@@ -312,6 +329,9 @@
       <w:r>
         <w:rPr>
           <w:rFonts w:ascii="Georgia" w:hAnsi="Georgia"/>
+          <w:b w:val="0"/>
+          <w:i w:val="0"/>
+          <w:sz w:val="24"/>
         </w:rPr>
         <w:t>'Yaṁ kiñci ratanaṁ loke</w:t>
       </w:r>
@@ -320,6 +340,9 @@
       <w:r>
         <w:rPr>
           <w:rFonts w:ascii="Georgia" w:hAnsi="Georgia"/>
+          <w:b w:val="0"/>
+          <w:i w:val="0"/>
+          <w:sz w:val="24"/>
         </w:rPr>
         <w:t>Vijjati vividhā puthu</w:t>
       </w:r>
@@ -328,6 +351,9 @@
       <w:r>
         <w:rPr>
           <w:rFonts w:ascii="Georgia" w:hAnsi="Georgia"/>
+          <w:b w:val="0"/>
+          <w:i w:val="0"/>
+          <w:sz w:val="24"/>
         </w:rPr>
         <w:t>Ratanaṁ buddhasamaṁ natthi</w:t>
       </w:r>
@@ -336,6 +362,9 @@
       <w:r>
         <w:rPr>
           <w:rFonts w:ascii="Georgia" w:hAnsi="Georgia"/>
+          <w:b w:val="0"/>
+          <w:i w:val="0"/>
+          <w:sz w:val="24"/>
         </w:rPr>
         <w:t>Tasmā sotthi bhavantu te'</w:t>
       </w:r>
@@ -344,6 +373,9 @@
       <w:r>
         <w:rPr>
           <w:rFonts w:ascii="Georgia" w:hAnsi="Georgia"/>
+          <w:b w:val="0"/>
+          <w:i w:val="0"/>
+          <w:sz w:val="24"/>
         </w:rPr>
         <w:t>There are verses of blessing like this. Whatever diverse gems exist in the world, there is no gem equal to the Buddha-gem. Not only that, the Buddha Himself had to declare—since the world did not recognize the Tathāgata—that a Fully Enlightened Buddha is the supreme person in the world. In the Aggappasāda Sutta, the Buddha declared:</w:t>
       </w:r>
@@ -352,8 +384,10 @@
       <w:r>
         <w:rPr>
           <w:rFonts w:ascii="Georgia" w:hAnsi="Georgia"/>
+          <w:b w:val="0"/>
+          <w:i w:val="0"/>
+          <w:sz w:val="24"/>
         </w:rPr>
-        <w:lastRenderedPageBreak/>
         <w:t>"Bhikkhus, to whatever extent there are beings—whether footless, two-footed, four-footed, multi-footed, with form or formless, percipient or non-percipient, or neither-percipient-nor-non-percipient—the Tathāgata, the Worthy One, the Fully Enlightened One, is declared supreme among them. Those who have confidence in the Buddha have confidence in the supreme. And for those who have confidence in the supreme, the result is supreme."</w:t>
       </w:r>
     </w:p>
@@ -361,38 +395,20 @@
       <w:r>
         <w:rPr>
           <w:rFonts w:ascii="Georgia" w:hAnsi="Georgia"/>
+          <w:b w:val="0"/>
+          <w:i w:val="0"/>
+          <w:sz w:val="24"/>
         </w:rPr>
-        <w:t xml:space="preserve">"Bhikkhus, to whatever extent there are beings... </w:t>
-      </w:r>
-      <w:r>
-        <w:rPr>
-          <w:rFonts w:ascii="Georgia" w:hAnsi="Georgia"/>
-        </w:rPr>
-        <w:t>(</w:t>
-      </w:r>
-      <w:r>
-        <w:rPr>
-          <w:rFonts w:ascii="Georgia" w:hAnsi="Georgia"/>
-        </w:rPr>
-        <w:t>gloss of the Sinhala text</w:t>
-      </w:r>
-      <w:r>
-        <w:rPr>
-          <w:rFonts w:ascii="Georgia" w:hAnsi="Georgia"/>
-        </w:rPr>
-        <w:t>)</w:t>
-      </w:r>
-      <w:r>
-        <w:rPr>
-          <w:rFonts w:ascii="Georgia" w:hAnsi="Georgia"/>
-        </w:rPr>
-        <w:t xml:space="preserve"> among all these beings, the Tathāgata, the Worthy, Fully Enlightened One is supreme and foremost. Bhikkhus, those who clarify their minds toward the supreme Buddha, clarify their minds toward the foremost person in the world. The result of clarifying the mind toward the foremost person—toward the foremost object—is also supreme," the Buddha declared in the Aggappasāda Sutta. From this, we see how immensely fruitful it is to clarify the mind toward the Buddha. Sometimes we might think, "How can one obtain such fortune merely by clarifying the mind for a single moment?" Especially in this era, it is a time when the mind goes toward external things rather than the mind itself. The world talks a lot about their size, magnitude, and wondrous nature. They doubt the power of this unseen mind, the power that can be generated in a single moment. "How can one obtain such a great fortune by doing just this?" But we must reflect: the functioning of the mind is extremely rapid and swift. Within this swiftly functioning mind, a power that brings immense fruits can be generated in a single moment. Here, Maṭṭakuṇḍalī clarified his mind toward the Buddha for only a brief moment, a short time. Even that is not necessary. If, for a very brief moment, like the snapping of fingers, some clarity or opening occurs in the mind, through that, one can reap highly valuable and immense benefits. You know—let us think of a dark night. Like the rain-stormy nights we have these days, let us think of a night where the darkness is so thick it cannot be pierced. If lightning strikes for a single moment in such a night, in that very brief instant, everything around becomes clearly visible. In the same way, an opening is created in the mind according to the clear object one takes, according to the object toward which one clarifies the mind. In such a dark night, one can get a lot of work done from the light of lightning that appears for a brief moment. There are those in the past who worked in this way. There are stories of the past; just like the marksmen of today, the archers of those days demonstrated their skills (it is mentioned in this way): to show his skill and win prizes, or to set records, an archer stands ready with his arrow in the dark night. He waits for the lightning to strike. Far away, a very fine hair taken from a horse's tail is hung. Now, what is the feat to be performed? He must split this horsehair with his arrow. He stands ready for this. The moment the lightning strikes, he shoots. If he does this correctly, he is a skilled archer. This is given as a simile—he performed such a great feat within a split second. You have heard our Buddhist poets express this:</w:t>
+        <w:t>"Bhikkhus, to whatever extent there are beings... [gloss of the Sinhala text] among all these beings, the Tathāgata, the Worthy, Fully Enlightened One is supreme and foremost. Bhikkhus, those who clarify their minds toward the supreme Buddha, clarify their minds toward the foremost person in the world. The result of clarifying the mind toward the foremost person—toward the foremost object—is also supreme," the Buddha declared in the Aggappasāda Sutta. From this, we see how immensely fruitful it is to clarify the mind toward the Buddha. Sometimes we might think, "How can one obtain such fortune merely by clarifying the mind for a single moment?" Especially in this era, it is a time when the mind goes toward external things rather than the mind itself. The world talks a lot about their size, magnitude, and wondrous nature. They doubt the power of this unseen mind, the power that can be generated in a single moment. "How can one obtain such a great fortune by doing just this?" But we must reflect: the functioning of the mind is extremely rapid and swift. Within this swiftly functioning mind, a power that brings immense fruits can be generated in a single moment. Here, Maṭṭakuṇḍalī clarified his mind toward the Buddha for only a brief moment, a short time. Even that is not necessary. If, for a very brief moment, like the snapping of fingers, some clarity or opening occurs in the mind, through that, one can reap highly valuable and immense benefits. You know—let us think of a dark night. Like the rain-stormy nights we have these days, let us think of a night where the darkness is so thick it cannot be pierced. If lightning strikes for a single moment in such a night, in that very brief instant, everything around becomes clearly visible. In the same way, an opening is created in the mind according to the clear object one takes, according to the object toward which one clarifies the mind. In such a dark night, one can get a lot of work done from the light of lightning that appears for a brief moment. There are those in the past who worked in this way. There are stories of the past; just like the marksmen of today, the archers of those days demonstrated their skills (it is mentioned in this way): to show his skill and win prizes, or to set records, an archer stands ready with his arrow in the dark night. He waits for the lightning to strike. Far away, a very fine hair taken from a horse's tail is hung. Now, what is the feat to be performed? He must split this horsehair with his arrow. He stands ready for this. The moment the lightning strikes, he shoots. If he does this correctly, he is a skilled archer. This is given as a simile—he performed such a great feat within a split second. You have heard our Buddhist poets express this:</w:t>
       </w:r>
     </w:p>
     <w:p>
       <w:r>
         <w:rPr>
           <w:rFonts w:ascii="Georgia" w:hAnsi="Georgia"/>
+          <w:b w:val="0"/>
+          <w:i w:val="0"/>
+          <w:sz w:val="24"/>
         </w:rPr>
         <w:t>"If the flash of lightning is missed</w:t>
       </w:r>
@@ -401,6 +417,9 @@
       <w:r>
         <w:rPr>
           <w:rFonts w:ascii="Georgia" w:hAnsi="Georgia"/>
+          <w:b w:val="0"/>
+          <w:i w:val="0"/>
+          <w:sz w:val="24"/>
         </w:rPr>
         <w:t>When shooting a horsehair from afar in the dark, one misses.</w:t>
       </w:r>
@@ -409,6 +428,9 @@
       <w:r>
         <w:rPr>
           <w:rFonts w:ascii="Georgia" w:hAnsi="Georgia"/>
+          <w:b w:val="0"/>
+          <w:i w:val="0"/>
+          <w:sz w:val="24"/>
         </w:rPr>
         <w:t>If one does not achieve the path and fruit of Nibbāna now</w:t>
       </w:r>
@@ -417,8 +439,10 @@
       <w:r>
         <w:rPr>
           <w:rFonts w:ascii="Georgia" w:hAnsi="Georgia"/>
+          <w:b w:val="0"/>
+          <w:i w:val="0"/>
+          <w:sz w:val="24"/>
         </w:rPr>
-        <w:lastRenderedPageBreak/>
         <w:t>When this lightning-like body is obtained, it will be missed in the future."</w:t>
       </w:r>
     </w:p>
@@ -426,6 +450,9 @@
       <w:r>
         <w:rPr>
           <w:rFonts w:ascii="Georgia" w:hAnsi="Georgia"/>
+          <w:b w:val="0"/>
+          <w:i w:val="0"/>
+          <w:sz w:val="24"/>
         </w:rPr>
         <w:t>Lōvəḍa Saňgarāva - 25</w:t>
       </w:r>
@@ -434,6 +461,9 @@
       <w:r>
         <w:rPr>
           <w:rFonts w:ascii="Georgia" w:hAnsi="Georgia"/>
+          <w:b w:val="0"/>
+          <w:i w:val="0"/>
+          <w:sz w:val="24"/>
         </w:rPr>
         <w:t>If one manages to shoot the horsehair in the dark at that precise moment, then one can reap the benefits. Many people talk about this "instant" (moment) nowadays. "We must work swiftly in this life." We are talking about the moments within this life. But the Buddha declares that our entire human existence is just a single moment, a brief instant. He declares this with reasons. To us, this seems like a long time. But when compared and contrasted with the life spans of the Brahma realms which last for aeons, this human life of less than a hundred years is like a single moment. This life, which we think of as so grand and in which we spend a few years in this long saṃsāra, is actually a single moment. Therefore, the Buddha refers to this entire human life as a single moment. The Buddha particularly demonstrates that the human existence obtained during the time of a Buddha's arising is not just a moment, but a consummation of the moment (*khaṇa-sampatti*). It is described as an extremely rare opportunity, a rare moment—a consummation of the moment. If one is born in a region where one can listen to the Dhamma, with the capacity for understanding and wisdom to practice the Dhamma during the time of a Buddha's arising, that is called *khaṇa-sampatti* (the consummation of the moment). It is an extremely valuable moment. That is the moment the poet illustrated. "When this lightning-like body is obtained" refers to this human existence. This human body exists for such a brief moment, just like a flash of lightning. Therefore, we must understand this moment, as Buddhists, looking at this entire human life as a single moment.</w:t>
       </w:r>
@@ -442,53 +472,31 @@
       <w:r>
         <w:rPr>
           <w:rFonts w:ascii="Georgia" w:hAnsi="Georgia"/>
+          <w:b w:val="0"/>
+          <w:i w:val="0"/>
+          <w:sz w:val="24"/>
         </w:rPr>
-        <w:t xml:space="preserve">If we reflect in this way, generating wholesome thoughts and performing meritorious deeds is not something we should wait to do until our final moment, like Maṭṭakuṇḍalī did. We should not entertain the wrong view that we can go to heaven by doing this only at the moment of death. Sometimes, some people think this way nowadays. They gather wealth unlawfully and commit various crimes. At the final moment, they expect to summon a bhikkhu, listen to a little Dhamma, and go to heaven. Maṭṭakuṇḍalī was able to do that because he was someone who had fulfilled perfections and developed himself under past Buddhas; but things do not succeed for everyone just because of that. In truth, Maṭṭakuṇḍalī Deva obtained such a state due to a certain natural law (*dhammatā*), a deep principle concerning kamma. For, beings are born in various places according to their kamma. However, what is called *āsanna-kamma*—the kamma generated in accordance with the sign (*nimitta*) that appears at the moment of death—is extremely powerful. That is why the Buddha walked there to give Maṭṭakuṇḍalī an opportunity to purify his near-death mind and perform merit. But not everyone can perform that feat. Sometimes, due to the unwholesome deeds done during one's lifetime, another sign appears, and one is forced to take birth in a bad destination. The archer shot the horsehair in that manner only after putting in effort and training for a long time. It is not something that can be done all at once. What we have to understand here is that we must not </w:t>
-      </w:r>
-      <w:r>
-        <w:rPr>
-          <w:rFonts w:ascii="Georgia" w:hAnsi="Georgia"/>
-        </w:rPr>
-        <w:lastRenderedPageBreak/>
-        <w:t>wait until the near-death moment or old age. Thinking of our entire life as a single moment, we must always strive to generate this mind—this pleasant, clarified, pure, and bright mind—within ourselves. For, if those dark qualities present themselves, we will fall into darkness. If we bring forward bright qualities, we will be born in a good place. Not only that, we can gradually draw closer to Nibbāna. Nibbāna means liberating the mind from these dark qualities of greed, hatred, and delusion.</w:t>
+        <w:t>If we reflect in this way, generating wholesome thoughts and performing meritorious deeds is not something we should wait to do until our final moment, like Maṭṭakuṇḍalī did. We should not entertain the wrong view that we can go to heaven by doing this only at the moment of death. Sometimes, some people think this way nowadays. They gather wealth unlawfully and commit various crimes. At the final moment, they expect to summon a bhikkhu, listen to a little Dhamma, and go to heaven. Maṭṭakuṇḍalī was able to do that because he was someone who had fulfilled perfections and developed himself under past Buddhas; but things do not succeed for everyone just because of that. In truth, Maṭṭakuṇḍalī Deva obtained such a state due to a certain natural law (*dhammatā*), a deep principle concerning kamma. For, beings are born in various places according to their kamma. However, what is called *āsanna-kamma*—the kamma generated in accordance with the sign (*nimitta*) that appears at the moment of death—is extremely powerful. That is why the Buddha walked there to give Maṭṭakuṇḍalī an opportunity to purify his near-death mind and perform merit. But not everyone can perform that feat. Sometimes, due to the unwholesome deeds done during one's lifetime, another sign appears, and one is forced to take birth in a bad destination. The archer shot the horsehair in that manner only after putting in effort and training for a long time. It is not something that can be done all at once. What we have to understand here is that we must not wait until the near-death moment or old age. Thinking of our entire life as a single moment, we must always strive to generate this mind—this pleasant, clarified, pure, and bright mind—within ourselves. For, if those dark qualities present themselves, we will fall into darkness. If we bring forward bright qualities, we will be born in a good place. Not only that, we can gradually draw closer to Nibbāna. Nibbāna means liberating the mind from these dark qualities of greed, hatred, and delusion.</w:t>
       </w:r>
     </w:p>
     <w:p>
       <w:r>
         <w:rPr>
           <w:rFonts w:ascii="Georgia" w:hAnsi="Georgia"/>
+          <w:b w:val="0"/>
+          <w:i w:val="0"/>
+          <w:sz w:val="24"/>
         </w:rPr>
-        <w:t xml:space="preserve">From this, we can understand the value of this moment, and also that this is something that must be practiced and trained constantly. Just as the archer strives in this regard, a Buddhist must always keep watch over the mind. "Are the states arising in this mind things that lead to the mind's clarity, or are they things that agitate it?" Now, the word for clarity—here, "pasanna" means clarity. In the case of Maṭṭakuṇḍalī Deva, what is mentioned is the fruit of that clarified mind. We can understand the value of clarity: after a rain, when water flows with mud, looking very unpleasant, what is the state of our mind? Next, when we look at clear, pure water, our mind becomes clear. In the same way, when we collect a noble object, a supreme object like the Buddha into our mind, when we bring it close to our mind, our mind becomes clear. Therefore, the word that goes hand in hand with faith (*saddhā*) is *pasāda* (clarity/confidence). It is said, "saddhā-pasannena" </w:t>
-      </w:r>
-      <w:r>
-        <w:rPr>
-          <w:rFonts w:ascii="Georgia" w:hAnsi="Georgia"/>
-        </w:rPr>
-        <w:t>(</w:t>
-      </w:r>
-      <w:r>
-        <w:rPr>
-          <w:rFonts w:ascii="Georgia" w:hAnsi="Georgia"/>
-        </w:rPr>
-        <w:t>clarified with faith</w:t>
-      </w:r>
-      <w:r>
-        <w:rPr>
-          <w:rFonts w:ascii="Georgia" w:hAnsi="Georgia"/>
-        </w:rPr>
-        <w:t>)</w:t>
-      </w:r>
-      <w:r>
-        <w:rPr>
-          <w:rFonts w:ascii="Georgia" w:hAnsi="Georgia"/>
-        </w:rPr>
-        <w:t>. Clarity goes together with faith. From this, we see that faith in the Triple Gem is an extremely important thing. A mind lacking faith in the Triple Gem is darkened by doubt, hesitation, and skepticism—just like troubled, muddy water. But if someone develops faith in the Buddha, a great clarity arises in the mind along with it. This is something that you can realize even in your day-to-day life.</w:t>
+        <w:t>From this, we can understand the value of this moment, and also that this is something that must be practiced and trained constantly. Just as the archer strives in this regard, a Buddhist must always keep watch over the mind. "Are the states arising in this mind things that lead to the mind's clarity, or are they things that agitate it?" Now, the word for clarity—here, "pasanna" means clarity. In the case of Maṭṭakuṇḍalī Deva, what is mentioned is the fruit of that clarified mind. We can understand the value of clarity: after a rain, when water flows with mud, looking very unpleasant, what is the state of our mind? Next, when we look at clear, pure water, our mind becomes clear. In the same way, when we collect a noble object, a supreme object like the Buddha into our mind, when we bring it close to our mind, our mind becomes clear. Therefore, the word that goes hand in hand with faith (*saddhā*) is *pasāda* (clarity/confidence). It is said, "saddhā-pasannena" [clarified with faith]. Clarity goes together with faith. From this, we see that faith in the Triple Gem is an extremely important thing. A mind lacking faith in the Triple Gem is darkened by doubt, hesitation, and skepticism—just like troubled, muddy water. But if someone develops faith in the Buddha, a great clarity arises in the mind along with it. This is something that you can realize even in your day-to-day life.</w:t>
       </w:r>
     </w:p>
     <w:p>
       <w:r>
         <w:rPr>
           <w:rFonts w:ascii="Georgia" w:hAnsi="Georgia"/>
+          <w:b w:val="0"/>
+          <w:i w:val="0"/>
+          <w:sz w:val="24"/>
         </w:rPr>
         <w:t>That Maṭṭakuṇḍalī Deva clarified his mind by seeing the physical form, the body, of the Buddha. Although we do not get to see that physical body of the Buddha now, we can see His Dhamma-body. We can see the quality-body of the Buddha. Therefore, what we specifically have to understand here is the value of the 'recollection of the Buddha' (*buddhānussati*). Contemplating the qualities of the Buddha. Through the qualities of the Buddha, we can see the Buddha. If we contemplate the ninefold qualities of the Buddha, direct our mind toward those qualities like *Arahant*, bring forward some quality that suits our mind, and train ourselves to bring up some word like "Arahant, Arahant, Arahant" or "Buddho", "Sammā-sambuddho" constantly in our mind like a meditation, we can obtain great clarity and a light for our day-to-day activities. As stated in the verse, if someone speaks or acts with a pleasant mind, a clarified mind, the happy results follow him like his shadow. It is our mind that provides light to the words we use and the actions we perform. When this mind is clarified, a great light is created in the mind, like a flash of lightning on a pitch-black night.</w:t>
       </w:r>
@@ -497,108 +505,31 @@
       <w:r>
         <w:rPr>
           <w:rFonts w:ascii="Georgia" w:hAnsi="Georgia"/>
+          <w:b w:val="0"/>
+          <w:i w:val="0"/>
+          <w:sz w:val="24"/>
         </w:rPr>
-        <w:t xml:space="preserve">Therefore, to constantly bring up clarity toward the Triple Gem in the mind, one must practice contemplating the qualities of the Buddha as the recollection of the Buddha (*buddhānussati*). While traveling in a vehicle, while in a city—now there is no specific time. We must think that every moment is the near-death moment now. </w:t>
-      </w:r>
-      <w:r>
-        <w:rPr>
-          <w:rFonts w:ascii="Georgia" w:hAnsi="Georgia"/>
-        </w:rPr>
-        <w:lastRenderedPageBreak/>
-        <w:t>Especially when thinking about these times, some people think of the near-death moment as being eighty or ninety years old, surrounded by children and grandchildren. Now we must step out onto the road thinking we are in our near-death moment. Such is the state of affairs. Therefore, we must be much more mindful of the mind. If we pass away—if we die suddenly—at a bad time, when the mind is corrupted, darkened, or muddied, where will we go and be born? In a dark place. Either in hell, the ghost realm, or the demon realm. We said that there are two groups: dark qualities and bright qualities. There are two factions in this mind. Whatever factions there may be in the world, we must be concerned about the factions in this mind, because we carry our mind wherever we go. Therefore, the dark faction in this mind consists of greed, hatred, and delusion. These three are the prominent figures of that dark faction: greed, hatred, and delusion. There are many other subsidiary qualities associated with them. Next, the bright qualities that support Nibbāna are non-greed (*alobha*), non-hatred, and non-delusion. At first glance, there seems to be nothing there when we say "non-greed" (*alobha*). What is this non-greed? It is sometimes difficult to understand. This non-greed means turning away from greed. Turning away from greed may sometimes be thought of as a small thing. This is not a small thing. This is called a mental factor of abstinence (*virati-cetasika*)—the thought of abstaining.</w:t>
+        <w:t>Therefore, to constantly bring up clarity toward the Triple Gem in the mind, one must practice contemplating the qualities of the Buddha as the recollection of the Buddha (*buddhānussati*). While traveling in a vehicle, while in a city—now there is no specific time. We must think that every moment is the near-death moment now. Especially when thinking about these times, some people think of the near-death moment as being eighty or ninety years old, surrounded by children and grandchildren. Now we must step out onto the road thinking we are in our near-death moment. Such is the state of affairs. Therefore, we must be much more mindful of the mind. If we pass away—if we die suddenly—at a bad time, when the mind is corrupted, darkened, or muddied, where will we go and be born? In a dark place. Either in hell, the ghost realm, or the demon realm. We said that there are two groups: dark qualities and bright qualities. There are two factions in this mind. Whatever factions there may be in the world, we must be concerned about the factions in this mind, because we carry our mind wherever we go. Therefore, the dark faction in this mind consists of greed, hatred, and delusion. These three are the prominent figures of that dark faction: greed, hatred, and delusion. There are many other subsidiary qualities associated with them. Next, the bright qualities that support Nibbāna are non-greed (*alobha*), non-hatred, and non-delusion. At first glance, there seems to be nothing there when we say "non-greed" (*alobha*). What is this non-greed? It is sometimes difficult to understand. This non-greed means turning away from greed. Turning away from greed may sometimes be thought of as a small thing. This is not a small thing. This is called a mental factor of abstinence (*virati-cetasika*)—the thought of abstaining.</w:t>
       </w:r>
     </w:p>
     <w:p>
       <w:r>
         <w:rPr>
           <w:rFonts w:ascii="Georgia" w:hAnsi="Georgia"/>
+          <w:b w:val="0"/>
+          <w:i w:val="0"/>
+          <w:sz w:val="24"/>
         </w:rPr>
-        <w:t xml:space="preserve">This thought of turning away (abstaining) is a very powerful thing. Now, something that mainly supports this is virtue (*sīla*), the undertaking of virtue. Undertaking the precepts. On this occasion, for you to abstain from killing living beings—indeed, when undertaking the precepts, one must pronounce the word "veramaṇī" </w:t>
-      </w:r>
-      <w:r>
-        <w:rPr>
-          <w:rFonts w:ascii="Georgia" w:hAnsi="Georgia"/>
-        </w:rPr>
-        <w:t>(</w:t>
-      </w:r>
-      <w:r>
-        <w:rPr>
-          <w:rFonts w:ascii="Georgia" w:hAnsi="Georgia"/>
-        </w:rPr>
-        <w:t>abstinence</w:t>
-      </w:r>
-      <w:r>
-        <w:rPr>
-          <w:rFonts w:ascii="Georgia" w:hAnsi="Georgia"/>
-        </w:rPr>
-        <w:t>)</w:t>
-      </w:r>
-      <w:r>
-        <w:rPr>
-          <w:rFonts w:ascii="Georgia" w:hAnsi="Georgia"/>
-        </w:rPr>
-        <w:t xml:space="preserve"> well. "Pāṇātipātā veramaṇī sikkhāpadaṃ samādiyāmi"—I undertake the precept of abstaining from destroying life, from killing living beings. This is a promise one makes to oneself, that "I accept this and put it into practice." Though one declares this in front of the Saṅgha, it is actually a promise to oneself. Or, one places it in one's mind: "I will spend this day in this manner, based on this practice." Then, for the person who has resolved thus, let us say an occasion arises—either for food, for pleasure, or to settle a grudge—where he feels like killing someone or an animal. The moment that thought arises, he can push it aside through non-hatred. He brings forward loving-kindness (*mettā*), compassion (*karuṇā*), sympathy, and non-harming (*avihiṃsā*), recalls the virtue he has undertaken, and abstains from it. Taking this as an illustration, that moment is an extremely valuable moment—the power of the mind to turn away. That is what is called the mental factor of abstinence (*virati-cetasika*). It is called *sampatta-virati* </w:t>
-      </w:r>
-      <w:r>
-        <w:rPr>
-          <w:rFonts w:ascii="Georgia" w:hAnsi="Georgia"/>
-        </w:rPr>
-        <w:t>(</w:t>
-      </w:r>
-      <w:r>
-        <w:rPr>
-          <w:rFonts w:ascii="Georgia" w:hAnsi="Georgia"/>
-        </w:rPr>
-        <w:t>abstinence when confronted with an opportunity</w:t>
-      </w:r>
-      <w:r>
-        <w:rPr>
-          <w:rFonts w:ascii="Georgia" w:hAnsi="Georgia"/>
-        </w:rPr>
-        <w:t>)</w:t>
-      </w:r>
-      <w:r>
-        <w:rPr>
-          <w:rFonts w:ascii="Georgia" w:hAnsi="Georgia"/>
-        </w:rPr>
-        <w:t xml:space="preserve">. That is, the opportunity to commit a sin arose, but one does not do it. One withdraws one's hand. Say, to commit a theft—he knows it is a valuable thing belonging to someone else. It is right in front of him, and no one is around. All he has to do is look around and quietly extend his hand. But at that moment, the mind says, "Do not do that." Why does it feel that way? It is because of undertaking that virtue: "Adinnādānā veramaṇī sikkhāpadaṃ samādiyāmi." Accordingly, we see that this undertaking of virtue is no small matter. It is not merely a custom—nowadays, at </w:t>
-      </w:r>
-      <w:r>
-        <w:rPr>
-          <w:rFonts w:ascii="Georgia" w:hAnsi="Georgia"/>
-        </w:rPr>
-        <w:lastRenderedPageBreak/>
-        <w:t xml:space="preserve">every meeting or festival, to show that one is a Buddhist, they repeat the undertaking of virtue. But when we reflect on its depth, how powerful and important a thing is it? It is the first step in our life. Thus, in this way—it is called "by way of substitution of opposites" (*tadaṅga-vasena*)—the mind distances itself from the defilements. For each such moment, by applying a wholesome thought, one distances the unwholesome thought. One must also accumulate wholesome thoughts within oneself for this. One must develop loving-kindness to overcome hatred. To overcome greed, one must develop giving, generosity, and the quality of sacrifice. To overcome delusion, one must utilize understanding, wisdom, reflection, wise reflection, and contemplating things as they really are. Therefore, the moment we say "non-greed, non-hatred, non-delusion," it seems as if there is nothing there. But if we analyze and reflect on it, we are talking about a power here—called *virati* </w:t>
-      </w:r>
-      <w:r>
-        <w:rPr>
-          <w:rFonts w:ascii="Georgia" w:hAnsi="Georgia"/>
-        </w:rPr>
-        <w:t>(</w:t>
-      </w:r>
-      <w:r>
-        <w:rPr>
-          <w:rFonts w:ascii="Georgia" w:hAnsi="Georgia"/>
-        </w:rPr>
-        <w:t>abstinence</w:t>
-      </w:r>
-      <w:r>
-        <w:rPr>
-          <w:rFonts w:ascii="Georgia" w:hAnsi="Georgia"/>
-        </w:rPr>
-        <w:t>)</w:t>
-      </w:r>
-      <w:r>
-        <w:rPr>
-          <w:rFonts w:ascii="Georgia" w:hAnsi="Georgia"/>
-        </w:rPr>
-        <w:t>—that can subdue and drive away those unwholesome qualities that come from outside as visitors and enemies.</w:t>
+        <w:t>This thought of turning away (abstaining) is a very powerful thing. Now, something that mainly supports this is virtue (*sīla*), the undertaking of virtue. Undertaking the precepts. On this occasion, for you to abstain from killing living beings—indeed, when undertaking the precepts, one must pronounce the word "veramaṇī" [abstinence] well. "Pāṇātipātā veramaṇī sikkhāpadaṃ samādiyāmi"—I undertake the precept of abstaining from destroying life, from killing living beings. This is a promise one makes to oneself, that "I accept this and put it into practice." Though one declares this in front of the Saṅgha, it is actually a promise to oneself. Or, one places it in one's mind: "I will spend this day in this manner, based on this practice." Then, for the person who has resolved thus, let us say an occasion arises—either for food, for pleasure, or to settle a grudge—where he feels like killing someone or an animal. The moment that thought arises, he can push it aside through non-hatred. He brings forward loving-kindness (*mettā*), compassion (*karuṇā*), sympathy, and non-harming (*avihiṃsā*), recalls the virtue he has undertaken, and abstains from it. Taking this as an illustration, that moment is an extremely valuable moment—the power of the mind to turn away. That is what is called the mental factor of abstinence (*virati-cetasika*). It is called *sampatta-virati* [abstinence when confronted with an opportunity]. That is, the opportunity to commit a sin arose, but one does not do it. One withdraws one's hand. Say, to commit a theft—he knows it is a valuable thing belonging to someone else. It is right in front of him, and no one is around. All he has to do is look around and quietly extend his hand. But at that moment, the mind says, "Do not do that." Why does it feel that way? It is because of undertaking that virtue: "Adinnādānā veramaṇī sikkhāpadaṃ samādiyāmi." Accordingly, we see that this undertaking of virtue is no small matter. It is not merely a custom—nowadays, at every meeting or festival, to show that one is a Buddhist, they repeat the undertaking of virtue. But when we reflect on its depth, how powerful and important a thing is it? It is the first step in our life. Thus, in this way—it is called "by way of substitution of opposites" (*tadaṅga-vasena*)—the mind distances itself from the defilements. For each such moment, by applying a wholesome thought, one distances the unwholesome thought. One must also accumulate wholesome thoughts within oneself for this. One must develop loving-kindness to overcome hatred. To overcome greed, one must develop giving, generosity, and the quality of sacrifice. To overcome delusion, one must utilize understanding, wisdom, reflection, wise reflection, and contemplating things as they really are. Therefore, the moment we say "non-greed, non-hatred, non-delusion," it seems as if there is nothing there. But if we analyze and reflect on it, we are talking about a power here—called *virati* [abstinence]—that can subdue and drive away those unwholesome qualities that come from outside as visitors and enemies.</w:t>
       </w:r>
     </w:p>
     <w:p>
       <w:r>
         <w:rPr>
           <w:rFonts w:ascii="Georgia" w:hAnsi="Georgia"/>
+          <w:b w:val="0"/>
+          <w:i w:val="0"/>
+          <w:sz w:val="24"/>
         </w:rPr>
         <w:t>This is not a feat that can be done all at once. Therefore, we must constantly develop the mind by way of meditation. The Buddha mentions three words when declaring meditation: "āsevati, bhāveti, bahulīkaroti." One constantly associates with a wholesome object. If it is the recollection of the Buddha, one constantly associates with a word like "Arahant, Arahant, Arahant" or "Buddho," like one's companion at home, constantly bringing it up and living with it—*āsevati*. *Bhāveti* means one develops it. When one says it a second time, a greater power comes to the mind than the first time. Saying that word "Buddha" ten times, a thousand times, a million or a billion times, one's faith in the Triple Gem develops more and more. This is not merely reciting it as a mantra. The heart must function along with it. A clarity must arise in the heart. In the same way, if one develops loving-kindness, using the words "may they be well and happy," one must constantly associate with that meditation object according to what one has chosen. One must strive to develop the mind through that—this is meditation (*bhāvanā*).</w:t>
       </w:r>
@@ -607,77 +538,31 @@
       <w:r>
         <w:rPr>
           <w:rFonts w:ascii="Georgia" w:hAnsi="Georgia"/>
+          <w:b w:val="0"/>
+          <w:i w:val="0"/>
+          <w:sz w:val="24"/>
         </w:rPr>
-        <w:t xml:space="preserve">Next, there is a word, *bahulī-kamma*—*bahulīkaroti*, making much of it. That means not just for a day or two, or for an hour or half-hour, but abundantly. One must strive oneself. No matter how many activities one has in day-to-day life, if one has understood the value of one's mind—we take so much trouble for this body. To nourish this body, to bathe it, wash it, adorn it, all of this. This "foul body that is left behind." How much do we attend to it? Yet, we do not think about the value of the mind even for a very brief moment of the day. It is this mind that helps us to escape from saṃsāra, and also to bring about a good destination (*sugati*). If one reflects in this way, one becomes keen about meditation. In the manner described by *āsevati, bhāveti, bahulīkaroti*, one must constantly bring up a wholesome object to the mind and live with it. Even if it seems difficult or troublesome at first, once it is practiced, one can do it effortlessly, as if naturally—almost automatically. When one puts on a pair of spectacles for the first time, it is a great nuisance. But after a few days, one can work very easily with those spectacles. After some time, one even looks for them </w:t>
-      </w:r>
-      <w:r>
-        <w:rPr>
-          <w:rFonts w:ascii="Georgia" w:hAnsi="Georgia"/>
-        </w:rPr>
-        <w:lastRenderedPageBreak/>
-        <w:t>while they are on one's face, asking, "Where are my spectacles?" Why is this? To that extent, the spectacles have become a part of one's body.</w:t>
+        <w:t>Next, there is a word, *bahulī-kamma*—*bahulīkaroti*, making much of it. That means not just for a day or two, or for an hour or half-hour, but abundantly. One must strive oneself. No matter how many activities one has in day-to-day life, if one has understood the value of one's mind—we take so much trouble for this body. To nourish this body, to bathe it, wash it, adorn it, all of this. This "foul body that is left behind." How much do we attend to it? Yet, we do not think about the value of the mind even for a very brief moment of the day. It is this mind that helps us to escape from saṃsāra, and also to bring about a good destination (*sugati*). If one reflects in this way, one becomes keen about meditation. In the manner described by *āsevati, bhāveti, bahulīkaroti*, one must constantly bring up a wholesome object to the mind and live with it. Even if it seems difficult or troublesome at first, once it is practiced, one can do it effortlessly, as if naturally—almost automatically. When one puts on a pair of spectacles for the first time, it is a great nuisance. But after a few days, one can work very easily with those spectacles. After some time, one even looks for them while they are on one's face, asking, "Where are my spectacles?" Why is this? To that extent, the spectacles have become a part of one's body.</w:t>
       </w:r>
     </w:p>
     <w:p>
       <w:r>
         <w:rPr>
           <w:rFonts w:ascii="Georgia" w:hAnsi="Georgia"/>
+          <w:b w:val="0"/>
+          <w:i w:val="0"/>
+          <w:sz w:val="24"/>
         </w:rPr>
-        <w:t xml:space="preserve">The meditation object is also like that. Then, to the person who has developed the recollection of the Buddha, when danger comes—nowadays, people sometimes scream, "Budu Amme!" </w:t>
-      </w:r>
-      <w:r>
-        <w:rPr>
-          <w:rFonts w:ascii="Georgia" w:hAnsi="Georgia"/>
-        </w:rPr>
-        <w:t>(</w:t>
-      </w:r>
-      <w:r>
-        <w:rPr>
-          <w:rFonts w:ascii="Georgia" w:hAnsi="Georgia"/>
-        </w:rPr>
-        <w:t>Oh Buddha, Mother!</w:t>
-      </w:r>
-      <w:r>
-        <w:rPr>
-          <w:rFonts w:ascii="Georgia" w:hAnsi="Georgia"/>
-        </w:rPr>
-        <w:t>)</w:t>
-      </w:r>
-      <w:r>
-        <w:rPr>
-          <w:rFonts w:ascii="Georgia" w:hAnsi="Georgia"/>
-        </w:rPr>
-        <w:t xml:space="preserve">. According to past customs, the word "Budu" </w:t>
-      </w:r>
-      <w:r>
-        <w:rPr>
-          <w:rFonts w:ascii="Georgia" w:hAnsi="Georgia"/>
-        </w:rPr>
-        <w:t>(</w:t>
-      </w:r>
-      <w:r>
-        <w:rPr>
-          <w:rFonts w:ascii="Georgia" w:hAnsi="Georgia"/>
-        </w:rPr>
-        <w:t>Buddha</w:t>
-      </w:r>
-      <w:r>
-        <w:rPr>
-          <w:rFonts w:ascii="Georgia" w:hAnsi="Georgia"/>
-        </w:rPr>
-        <w:t>)</w:t>
-      </w:r>
-      <w:r>
-        <w:rPr>
-          <w:rFonts w:ascii="Georgia" w:hAnsi="Georgia"/>
-        </w:rPr>
-        <w:t xml:space="preserve"> has been integrated into our society. But that is not a mechanical utterance when pain arises. It is from the whole heart—Maṭṭakuṇḍalī obtained that state by clarifying his mind with his whole heart, not by saying it merely as a custom or a mantra. One must reflect in that manner. One must reflect on the maximum benefit one can gain from every story and strive to reap it. One must reflect on the maximum benefit and strive to reap it. According to the matters stated in this verse, we see that our mind is primary to the words we use and the actions we perform. That is the uniqueness of the Buddha's Dhamma. Nowadays, there are various scientific methods of thinking. They are often formulated according to wrong views. Because they give priority to physical and external things. Because they are clearly visible and possess colorful qualities, we are deceived by them. But the Buddha has pointed out the truth. In this long saṃsāric journey of ours, what is primary, what goes ahead—what helps our actions (*kamma*) to become good or bad—is this mind that arises in us.</w:t>
+        <w:t>The meditation object is also like that. Then, to the person who has developed the recollection of the Buddha, when danger comes—nowadays, people sometimes scream, "Budu Amme!" [Oh Buddha, Mother!]. According to past customs, the word "Budu" [Buddha] has been integrated into our society. But that is not a mechanical utterance when pain arises. It is from the whole heart—Maṭṭakuṇḍalī obtained that state by clarifying his mind with his whole heart, not by saying it merely as a custom or a mantra. One must reflect in that manner. One must reflect on the maximum benefit one can gain from every story and strive to reap it. One must reflect on the maximum benefit and strive to reap it. According to the matters stated in this verse, we see that our mind is primary to the words we use and the actions we perform. That is the uniqueness of the Buddha's Dhamma. Nowadays, there are various scientific methods of thinking. They are often formulated according to wrong views. Because they give priority to physical and external things. Because they are clearly visible and possess colorful qualities, we are deceived by them. But the Buddha has pointed out the truth. In this long saṃsāric journey of ours, what is primary, what goes ahead—what helps our actions (*kamma*) to become good or bad—is this mind that arises in us.</w:t>
       </w:r>
     </w:p>
     <w:p>
       <w:r>
         <w:rPr>
           <w:rFonts w:ascii="Georgia" w:hAnsi="Georgia"/>
+          <w:b w:val="0"/>
+          <w:i w:val="0"/>
+          <w:sz w:val="24"/>
         </w:rPr>
         <w:t>"Mano pubbaṅgamā dhammā – mano seṭṭhā manomayā"</w:t>
       </w:r>
@@ -686,6 +571,9 @@
       <w:r>
         <w:rPr>
           <w:rFonts w:ascii="Georgia" w:hAnsi="Georgia"/>
+          <w:b w:val="0"/>
+          <w:i w:val="0"/>
+          <w:sz w:val="24"/>
         </w:rPr>
         <w:t>Not only that, they are created by the mind itself. According to this story, it is very clearly shown. That celestial body of Maṭṭakuṇḍalī was created by the mind itself. It was visible to humans. Beings present at that time saw: "Alas, by merely clarifying his mind toward the Buddha at the final moment, the Brahmin’s son obtained such a celestial state of existence with golden ornaments, didn't he?" That is why, through that very faith, the other necessary qualities gathered in his mind and he attained the realization of the paths and fruits. Therefore, very valuable and deep Dhamma is contained within this story which we might think of as simple.</w:t>
       </w:r>
@@ -694,93 +582,20 @@
       <w:r>
         <w:rPr>
           <w:rFonts w:ascii="Georgia" w:hAnsi="Georgia"/>
+          <w:b w:val="0"/>
+          <w:i w:val="0"/>
+          <w:sz w:val="24"/>
         </w:rPr>
-        <w:t xml:space="preserve">Thus, creating an opening in the mind at each such moment is what is done through practicing virtue and other qualities. This is the purification or clarification of the mind by way of substitution of opposites (*tadaṅga-vasena*). There are three stages in this effort of development. They are mentioned in the Dhamma as *tadaṅga* </w:t>
-      </w:r>
-      <w:r>
-        <w:rPr>
-          <w:rFonts w:ascii="Georgia" w:hAnsi="Georgia"/>
-        </w:rPr>
-        <w:t>(</w:t>
-      </w:r>
-      <w:r>
-        <w:rPr>
-          <w:rFonts w:ascii="Georgia" w:hAnsi="Georgia"/>
-        </w:rPr>
-        <w:t>substitution of opposites</w:t>
-      </w:r>
-      <w:r>
-        <w:rPr>
-          <w:rFonts w:ascii="Georgia" w:hAnsi="Georgia"/>
-        </w:rPr>
-        <w:t>)</w:t>
-      </w:r>
-      <w:r>
-        <w:rPr>
-          <w:rFonts w:ascii="Georgia" w:hAnsi="Georgia"/>
-        </w:rPr>
-        <w:t xml:space="preserve">, *vikkhambhana* </w:t>
-      </w:r>
-      <w:r>
-        <w:rPr>
-          <w:rFonts w:ascii="Georgia" w:hAnsi="Georgia"/>
-        </w:rPr>
-        <w:t>(</w:t>
-      </w:r>
-      <w:r>
-        <w:rPr>
-          <w:rFonts w:ascii="Georgia" w:hAnsi="Georgia"/>
-        </w:rPr>
-        <w:t>suppression</w:t>
-      </w:r>
-      <w:r>
-        <w:rPr>
-          <w:rFonts w:ascii="Georgia" w:hAnsi="Georgia"/>
-        </w:rPr>
-        <w:t>)</w:t>
-      </w:r>
-      <w:r>
-        <w:rPr>
-          <w:rFonts w:ascii="Georgia" w:hAnsi="Georgia"/>
-        </w:rPr>
-        <w:t xml:space="preserve">, and *samuccheda* </w:t>
-      </w:r>
-      <w:r>
-        <w:rPr>
-          <w:rFonts w:ascii="Georgia" w:hAnsi="Georgia"/>
-        </w:rPr>
-        <w:t>(</w:t>
-      </w:r>
-      <w:r>
-        <w:rPr>
-          <w:rFonts w:ascii="Georgia" w:hAnsi="Georgia"/>
-        </w:rPr>
-        <w:t>eradication</w:t>
-      </w:r>
-      <w:r>
-        <w:rPr>
-          <w:rFonts w:ascii="Georgia" w:hAnsi="Georgia"/>
-        </w:rPr>
-        <w:t>)</w:t>
-      </w:r>
-      <w:r>
-        <w:rPr>
-          <w:rFonts w:ascii="Georgia" w:hAnsi="Georgia"/>
-        </w:rPr>
-        <w:t xml:space="preserve">. What is done through virtue (*sīla*)—in observing the precepts—is that at each moment, one presents a wholesome thought and drives away the unwholesome. Next, a slightly more established and developed stage than that is concentration (*samādhi*). That too is like this: if one develops meditation through the recollection of the Buddha and the like, and controls the running mind—the mind that runs after various things and objects—through some good meditation subject, through the words "may they be well and happy" or through some meditation object like "Buddho" or "Arahant," after some time, the mind becomes calm. This calming is called concentration (*samādhi*). The qualities that darken the mind are referred to </w:t>
-      </w:r>
-      <w:r>
-        <w:rPr>
-          <w:rFonts w:ascii="Georgia" w:hAnsi="Georgia"/>
-        </w:rPr>
-        <w:lastRenderedPageBreak/>
-        <w:t>in the Dhamma as hindrances (*nīvaraṇa*). Sensory desires, ill-will, sloth and torpor, restlessness and worry, and doubt—all of these are suppressed, and just as the mud settles and the water in a pond becomes clear, an occasion comes when the mind is clarified. That is called concentration (*samādhi*). That is also a stage one can experience through a meditation subject—a very special state where the mind's clarity is greater than before.</w:t>
+        <w:t>Thus, creating an opening in the mind at each such moment is what is done through practicing virtue and other qualities. This is the purification or clarification of the mind by way of substitution of opposites (*tadaṅga-vasena*). There are three stages in this effort of development. They are mentioned in the Dhamma as *tadaṅga* [substitution of opposites], *vikkhambhana* [suppression], and *samuccheda* [eradication]. What is done through virtue (*sīla*)—in observing the precepts—is that at each moment, one presents a wholesome thought and drives away the unwholesome. Next, a slightly more established and developed stage than that is concentration (*samādhi*). That too is like this: if one develops meditation through the recollection of the Buddha and the like, and controls the running mind—the mind that runs after various things and objects—through some good meditation subject, through the words "may they be well and happy" or through some meditation object like "Buddho" or "Arahant," after some time, the mind becomes calm. This calming is called concentration (*samādhi*). The qualities that darken the mind are referred to in the Dhamma as hindrances (*nīvaraṇa*). Sensory desires, ill-will, sloth and torpor, restlessness and worry, and doubt—all of these are suppressed, and just as the mud settles and the water in a pond becomes clear, an occasion comes when the mind is clarified. That is called concentration (*samādhi*). That is also a stage one can experience through a meditation subject—a very special state where the mind's clarity is greater than before.</w:t>
       </w:r>
     </w:p>
     <w:p>
       <w:r>
         <w:rPr>
           <w:rFonts w:ascii="Georgia" w:hAnsi="Georgia"/>
+          <w:b w:val="0"/>
+          <w:i w:val="0"/>
+          <w:sz w:val="24"/>
         </w:rPr>
         <w:t>Next, finally, the stage that goes even deeper is called eradication (*samuccheda*). There are those heavy defilements, the underlying tendencies (*anusaya*), which we have carried along throughout saṃsāra. They lie suppressed. To dry them up, to eliminate them, one must develop wisdom (*paññā*). By reflecting on this entire body, on this life, as impermanent (*anicca*), suffering (*dukkha*), and not-self (*anattā*), and developing insight (*vipassanā*), at some point, the mind becomes illuminated. It becomes illuminated by wisdom. The qualities that support this are, as stated in the Satipaṭṭhāna Sutta, mindfulness and clear comprehension (*sati-sampajañña*), developing mindfulness, and wise attention (*yoniso manasikāra*). If one reflects in that manner and develops meditation so that wisdom grows, and if one develops the three characteristics of impermanence, suffering, and not-self, then at the moment of realizing the paths and fruits, through insight-wisdom, one can generate the power within the mind to destroy the lower layers of those unwholesome deeds, or defilements, that we carry throughout saṃsāra.</w:t>
       </w:r>
@@ -789,6 +604,9 @@
       <w:r>
         <w:rPr>
           <w:rFonts w:ascii="Georgia" w:hAnsi="Georgia"/>
+          <w:b w:val="0"/>
+          <w:i w:val="0"/>
+          <w:sz w:val="24"/>
         </w:rPr>
         <w:t>Thus, virtue (*sīla*), concentration (*samādhi*), and wisdom (*paññā*)—this is the Dispensation (*sāsana*); this is what belongs to us. Many people explain the Buddha's Dispensation in various ways. But the Buddha's Dispensation is actually the cultivation of virtue, concentration, and wisdom within one's own mind-stream (*citta-santāna*). What helps in this, the first necessary thing, is our understanding of the value of this mind of ours—that the mind precedes everything, that the mind is chief, and that these are made by the mind. Regarding those celestial states of existence, it is very well known how they are made by the mind itself. Leaving that aside, though we do not think about it day-to-day, let us say the potter who makes a vessel like a pot makes it with some mental picture or plan of that pot, and according to that, he takes a lump of clay and creates a pot. Likewise, if someone manufactured everything that is in front of us, the first perception (*saññā*) of that manufacturing occurred in the mind. A plan arose. Even when building a building, it is the same. So, where did this plan arise? In the mind. Later, using the four great elements—earth (*paṭhavī*), water (*āpo*), fire (*tejo*), and air (*vāyo*)—when it appeared as a form (*rūpa*), then next, we are deceived by it. Humans think this is the great thing. But many people do not think about the plan that lies beneath this. What the Buddha did was to remind the world of this. It is through that alone that one can escape from saṃsāra. Therefore, one must reflect with wisdom. This is what is called right view (*sammā-diṭṭhi*). Wrong view (*micchā-diṭṭhi*) means giving priority to unsuitable, improper, or wrong things. Right view, correct vision, means bringing forward those qualities that help one escape from the suffering of saṃsāra, in the manner declared by the Buddha.</w:t>
       </w:r>
@@ -797,8 +615,10 @@
       <w:r>
         <w:rPr>
           <w:rFonts w:ascii="Georgia" w:hAnsi="Georgia"/>
+          <w:b w:val="0"/>
+          <w:i w:val="0"/>
+          <w:sz w:val="24"/>
         </w:rPr>
-        <w:lastRenderedPageBreak/>
         <w:t>Therefore, according to this verse, we must reflect. We must reflect on our own lives—regardless of age limits. "How am I leading my life? Is it in the way the world says, in the way society goes, or in the way pointed out by the Buddha?" Reflecting thus, one must prepare a plan necessary for one's day-to-day life. In this plan, there must be a place for virtue (*sīla*). There must be a place for concentration (*samādhi*). There must be a place for wisdom (*paññā*). "A place" means understanding their values and leading one's day-to-day life in a way that brings them forward. On this occasion, you undertook virtue—the eight precepts with right livelihood as the eighth (*ājīva-aṭṭhamaka-sīla*). Through this, you can liberate the mind by way of substitution of opposites (*tadaṅga-vasena*). Just like the archer shooting the horsehair by the light of lightning, in those minor moments when unwholesome thoughts present themselves—when a thought to do wrong arises—you present your virtue and drive it away. Next, if someone has developed the power of concentration, he can experience the mind's clarity, pleasantness, and light for a longer period. Next, through the realization of the paths and fruits—Stream-entry, Once-returning, Non-returning, and Arahantship—if someone has developed wisdom, developed insight-knowledges, and obtained that liberation from saṃsāra, then he can experience the most valuable state in the world—the purest state of one's mind.</w:t>
       </w:r>
     </w:p>
@@ -806,6 +626,9 @@
       <w:r>
         <w:rPr>
           <w:rFonts w:ascii="Georgia" w:hAnsi="Georgia"/>
+          <w:b w:val="0"/>
+          <w:i w:val="0"/>
+          <w:sz w:val="24"/>
         </w:rPr>
         <w:t>Therefore, you must reflect on utilizing this Dispensation of the Buddha, on utilizing the human existence we have obtained. This is an extremely rare thing. Even devas sometimes say that this human existence, this human world, is the best place to realize Nibbāna. Though it is a short, brief period, if utilized properly during this time, this human mind can be elevated to the highest state. That is why Buddhas are born only in the human world. That is why a Buddha arises and appears only in the world. Reflecting in that way, you must take advantage of the opportunity you have received. From every Dhamma sermon, you must gain some lesson for your life, reflect on the defilements that arise in the mind as dark, and to drive them away, you must develop those wholesome qualities called *sukka-dhamma* in your mind: generosity, loving-kindness, wisdom, and Dhamma-realization. On this occasion, even by listening to the Dhamma, you can clarify your mind. For, through the Dhamma, we see the Buddha. When listening to the Dhamma, the doubts, worries, and hesitations in one's mind are removed, and a clarity arises in the mind. Clarity of mind is extremely necessary. It is through that that the true nature of the world is seen. When the mind is darkened, darkened by delusion (*moha*), the true nature is not seen. Therefore, one's words go wrong, and both words and actions incline toward the unwholesome and sinful side. Therefore, this saṃsāra is generally a journey that inclines toward defilements, inclines toward darkness. To escape from this, one must generate a great power.</w:t>
       </w:r>
@@ -814,45 +637,20 @@
       <w:r>
         <w:rPr>
           <w:rFonts w:ascii="Georgia" w:hAnsi="Georgia"/>
+          <w:b w:val="0"/>
+          <w:i w:val="0"/>
+          <w:sz w:val="24"/>
         </w:rPr>
-        <w:t xml:space="preserve">In truth, when we consider the meanings of the two words *kusala* and *akusala*, *kusala* means being skilled. *Akusala* means being unskilled. In this saṃsāric journey, inclining toward the plane of misery is being unskilled; inclining toward good destinations is being skilled. Next, having to continue in saṃsāra is being </w:t>
-      </w:r>
-      <w:r>
-        <w:rPr>
-          <w:rFonts w:ascii="Georgia" w:hAnsi="Georgia"/>
-        </w:rPr>
-        <w:lastRenderedPageBreak/>
-        <w:t xml:space="preserve">unskilled; bringing the suffering of saṃsāra to a swift end is being skilled. Reflecting in this way, what we call mundane and supramundane *kusala*—this *kusala* means being skilled, being skilled. This being skilled, like the archer, is not something that can be done all at once. This must be developed over a long time. Therefore, from today itself, you must strive at every moment—without thinking there is no time. In day-to-day life, people say there is no time. But everyone has time that is wasted. This can be well recognized; although you may not hear it in Dhamma sermons, there is a word often heard in society: "loitering" </w:t>
-      </w:r>
-      <w:r>
-        <w:rPr>
-          <w:rFonts w:ascii="Georgia" w:hAnsi="Georgia"/>
-        </w:rPr>
-        <w:t>(</w:t>
-      </w:r>
-      <w:r>
-        <w:rPr>
-          <w:rFonts w:ascii="Georgia" w:hAnsi="Georgia"/>
-        </w:rPr>
-        <w:t>wasting time/loitering</w:t>
-      </w:r>
-      <w:r>
-        <w:rPr>
-          <w:rFonts w:ascii="Georgia" w:hAnsi="Georgia"/>
-        </w:rPr>
-        <w:t>)</w:t>
-      </w:r>
-      <w:r>
-        <w:rPr>
-          <w:rFonts w:ascii="Georgia" w:hAnsi="Georgia"/>
-        </w:rPr>
-        <w:t>. This wasting of time is a time when rust accumulates in the mind, a time when the mind is darkened. This wasting of time is often heard of in day-to-day life, especially in cities: "I went to such and such an office and wasted time there." Wasting time on the road. This occasion is an extremely good opportunity to bring forward your practiced meditation subject—let us think of the Buddha-gem; like taking a gem from one's pocket, looking at it, and rejoicing, on such occasions, if you bring forward the Buddha-gem—the supreme gem in the world mentioned here—in a way invisible to others, not because others would snatch it, as they might have no use for it anyway—but by bringing forward the Buddha-gem: "Buddho, Buddho, Buddho" or "Arahant, Arahant, Arahant," then he has made use of that wasted time. Or, "may they be well and happy," some meditation subject he has taken. Or, the in-breaths and out-breaths of one's body, which is called mindfulness of breathing (*ānāpānasati*). If one utilizes those wasted, spent times, then without even knowing it, he becomes a meditator. In the end, almost without knowing it—we say "without knowing it" because the behavior of the mind is so wondrous—if the mind has matured, at unexpected moments, one even obtains the realization of the paths and fruits almost without knowing it.</w:t>
+        <w:t>In truth, when we consider the meanings of the two words *kusala* and *akusala*, *kusala* means being skilled. *Akusala* means being unskilled. In this saṃsāric journey, inclining toward the plane of misery is being unskilled; inclining toward good destinations is being skilled. Next, having to continue in saṃsāra is being unskilled; bringing the suffering of saṃsāra to a swift end is being skilled. Reflecting in this way, what we call mundane and supramundane *kusala*—this *kusala* means being skilled, being skilled. This being skilled, like the archer, is not something that can be done all at once. This must be developed over a long time. Therefore, from today itself, you must strive at every moment—without thinking there is no time. In day-to-day life, people say there is no time. But everyone has time that is wasted. This can be well recognized; although you may not hear it in Dhamma sermons, there is a word often heard in society: "loitering" [wasting time/loitering]. This wasting of time is a time when rust accumulates in the mind, a time when the mind is darkened. This wasting of time is often heard of in day-to-day life, especially in cities: "I went to such and such an office and wasted time there." Wasting time on the road. This occasion is an extremely good opportunity to bring forward your practiced meditation subject—let us think of the Buddha-gem; like taking a gem from one's pocket, looking at it, and rejoicing, on such occasions, if you bring forward the Buddha-gem—the supreme gem in the world mentioned here—in a way invisible to others, not because others would snatch it, as they might have no use for it anyway—but by bringing forward the Buddha-gem: "Buddho, Buddho, Buddho" or "Arahant, Arahant, Arahant," then he has made use of that wasted time. Or, "may they be well and happy," some meditation subject he has taken. Or, the in-breaths and out-breaths of one's body, which is called mindfulness of breathing (*ānāpānasati*). If one utilizes those wasted, spent times, then without even knowing it, he becomes a meditator. In the end, almost without knowing it—we say "without knowing it" because the behavior of the mind is so wondrous—if the mind has matured, at unexpected moments, one even obtains the realization of the paths and fruits almost without knowing it.</w:t>
       </w:r>
     </w:p>
     <w:p>
       <w:r>
         <w:rPr>
           <w:rFonts w:ascii="Georgia" w:hAnsi="Georgia"/>
+          <w:b w:val="0"/>
+          <w:i w:val="0"/>
+          <w:sz w:val="24"/>
         </w:rPr>
         <w:t>In the past, when the Buddha preached the Dhamma, the saying that someone became an Arahant or a Stream-enterer even while listening to a sermon is sometimes misunderstood by modern intellectual scholars. "We too can do it that way," they think. It was only to those minds that had practiced and trained in those qualities over a long period under past Buddhas or in past dispensations, and developed them to a high level, requiring only a tiny bit more, that the realization of the paths and fruits could be obtained so swiftly. One should not think that everyone is like that. But the lesson we have to take from it is: if someone wants to obtain such a state in such a short time, it must be practiced over a long period. It must be trained. One must strive to create opportunities for that within one's own life.</w:t>
       </w:r>
@@ -861,39 +659,20 @@
       <w:r>
         <w:rPr>
           <w:rFonts w:ascii="Georgia" w:hAnsi="Georgia"/>
+          <w:b w:val="0"/>
+          <w:i w:val="0"/>
+          <w:sz w:val="24"/>
         </w:rPr>
-        <w:t xml:space="preserve">Thus, on this valuable Uposatha day, you undertook a valuable virtue—the eight precepts with right livelihood as the eighth (*ājīva-aṭṭhamaka-sīla*). If this is not merely a custom, reflecting on each one—what is present here is a set of principles concerning the control of body and speech—this is virtue (*sīla*). To protect it, the mind must support it. The mind supports it through what was called the mental factor of abstinence (*virati-cetasika*)—that mind of turning away. One must bring forward the mind of turning away from these stated matters. Saying "do not do these things" is easier. That is why the Buddha has applied the word *veramaṇī* </w:t>
-      </w:r>
-      <w:r>
-        <w:rPr>
-          <w:rFonts w:ascii="Georgia" w:hAnsi="Georgia"/>
-        </w:rPr>
-        <w:lastRenderedPageBreak/>
-        <w:t>(</w:t>
-      </w:r>
-      <w:r>
-        <w:rPr>
-          <w:rFonts w:ascii="Georgia" w:hAnsi="Georgia"/>
-        </w:rPr>
-        <w:t>abstinence</w:t>
-      </w:r>
-      <w:r>
-        <w:rPr>
-          <w:rFonts w:ascii="Georgia" w:hAnsi="Georgia"/>
-        </w:rPr>
-        <w:t>)</w:t>
-      </w:r>
-      <w:r>
-        <w:rPr>
-          <w:rFonts w:ascii="Georgia" w:hAnsi="Georgia"/>
-        </w:rPr>
-        <w:t xml:space="preserve"> in these qualities of virtue. Scholars sometimes think there is nothing in this. It is in this that something exists. Therefore, this eight precepts with right livelihood as the eighth—if one directs the mind well even when undertaking this virtue, that moment is also an occasion when a great opening is created in the mind. "I did these things before. From now on, I will not do them," one places a resolution in the mind. That is a great thing. If that resolution was taken in the morning, and if one was able to protect it throughout the day, a clarity, confidence, and happiness arise in one's mind in the evening. Such is virtue. Next, likewise, if one has practiced some meditation subject in day-to-day life—on those wasted times mentioned earlier—without saying it is difficult or there is no time, during whatever leisure moments or times one can be happy and rejoice, if one brings forward that meditation subject and develops the mind, then without even knowing it, one grows in concentration (*samādhi*). At some point, the mind can even fall into absorption (*jhāna*). Having worked hard and contemplated that meditation subject, when one lies down on the bed, one may obtain absorption even while on the bed.</w:t>
+        <w:t>Thus, on this valuable Uposatha day, you undertook a valuable virtue—the eight precepts with right livelihood as the eighth (*ājīva-aṭṭhamaka-sīla*). If this is not merely a custom, reflecting on each one—what is present here is a set of principles concerning the control of body and speech—this is virtue (*sīla*). To protect it, the mind must support it. The mind supports it through what was called the mental factor of abstinence (*virati-cetasika*)—that mind of turning away. One must bring forward the mind of turning away from these stated matters. Saying "do not do these things" is easier. That is why the Buddha has applied the word *veramaṇī* [abstinence] in these qualities of virtue. Scholars sometimes think there is nothing in this. It is in this that something exists. Therefore, this eight precepts with right livelihood as the eighth—if one directs the mind well even when undertaking this virtue, that moment is also an occasion when a great opening is created in the mind. "I did these things before. From now on, I will not do them," one places a resolution in the mind. That is a great thing. If that resolution was taken in the morning, and if one was able to protect it throughout the day, a clarity, confidence, and happiness arise in one's mind in the evening. Such is virtue. Next, likewise, if one has practiced some meditation subject in day-to-day life—on those wasted times mentioned earlier—without saying it is difficult or there is no time, during whatever leisure moments or times one can be happy and rejoice, if one brings forward that meditation subject and develops the mind, then without even knowing it, one grows in concentration (*samādhi*). At some point, the mind can even fall into absorption (*jhāna*). Having worked hard and contemplated that meditation subject, when one lies down on the bed, one may obtain absorption even while on the bed.</w:t>
       </w:r>
     </w:p>
     <w:p>
       <w:r>
         <w:rPr>
           <w:rFonts w:ascii="Georgia" w:hAnsi="Georgia"/>
+          <w:b w:val="0"/>
+          <w:i w:val="0"/>
+          <w:sz w:val="24"/>
         </w:rPr>
         <w:t>It was by doing so that lay devotees of the past, like Nakulāmātā, Nakulapitā, Citta the Householder, and Anāthapiṇḍika, obtained such high states. Those were not lives spent being immersed in matters of money; such was not the way of Buddhist lay devotees, upasakas and upasikas, during the Buddha's time. Inclining toward the Dhamma, somehow finding time for the Dhamma, they were able to develop concentration in that way. Next, what is more valuable is finally utilizing that concentration to understand the true nature of the world—its impermanent (*anicca*), suffering (*dukkha*), and not-self (*anattā*) nature—through the very events that happen in day-to-day life. In truth, every event that happens in the world can be placed within these three characteristics: impermanent, suffering, and not-self. This is a three-character sign. This sign can be seen everywhere. Wherever one looks. But for that, proper reflection must be present. There must be correct vision, which is called wise attention (*yoniso manasikāra*). For the person with correct vision, insight can be developed through the streams, brooks, and rivers flowing in this world, the fruits and flowers falling from these trees, and through everything. The three characteristics of impermanent, suffering, and not-self can be seen. In that way, one must reflect well on how one can guide one's mind in day-to-day life. Without putting this off saying "I cannot," and thinking "I must clarify my mind only in old age or at the near-death moment to go to a heaven like Maṭṭakuṇḍalī," if one thinks so, then this Dhamma sermon has been understood in a wrong way. It has been understood in a perverted way. That is not how one should think. There is a saying in this world: "If it is this much for that, how much would it be for this?" In that way, if one can do such a great thing with the mind in a brief moment, what can one not do when it is well developed? One must reflect in that manner.</w:t>
       </w:r>
@@ -902,21 +681,20 @@
       <w:r>
         <w:rPr>
           <w:rFonts w:ascii="Georgia" w:hAnsi="Georgia"/>
+          <w:b w:val="0"/>
+          <w:i w:val="0"/>
+          <w:sz w:val="24"/>
         </w:rPr>
-        <w:t xml:space="preserve">Reflecting thus, today, through the undertaking of virtue, and through listening to the Dhamma and clarifying the mind toward the Triple Gem, you made a beginning in traveling on the path of Dhamma declared in this verse. We must aspire: "May this store of merit generated through that, by cultivating and developing within our </w:t>
-      </w:r>
-      <w:r>
-        <w:rPr>
-          <w:rFonts w:ascii="Georgia" w:hAnsi="Georgia"/>
-        </w:rPr>
-        <w:lastRenderedPageBreak/>
-        <w:t>mind-stream the spiritual faculties and powers (*indriya* and *bala* qualities) that support Nibbāna—such as faith, energy, mindfulness, concentration, and wisdom—enable us, if possible in this very life, through the realization of the paths and fruits of Stream-entry, Once-returning, Non-returning, and Arahantship, to realize this noble Dhamma of Nibbāna, and escaping from all saṃsāric suffering (*dukkha*) such as birth (*jāti*), aging (*jarā*), sickness, and death (*maraṇa*), to attain the peace of supreme Nibbāna."</w:t>
+        <w:t>Reflecting thus, today, through the undertaking of virtue, and through listening to the Dhamma and clarifying the mind toward the Triple Gem, you made a beginning in traveling on the path of Dhamma declared in this verse. We must aspire: "May this store of merit generated through that, by cultivating and developing within our mind-stream the spiritual faculties and powers (*indriya* and *bala* qualities) that support Nibbāna—such as faith, energy, mindfulness, concentration, and wisdom—enable us, if possible in this very life, through the realization of the paths and fruits of Stream-entry, Once-returning, Non-returning, and Arahantship, to realize this noble Dhamma of Nibbāna, and escaping from all saṃsāric suffering (*dukkha*) such as birth (*jāti*), aging (*jarā*), sickness, and death (*maraṇa*), to attain the peace of supreme Nibbāna."</w:t>
       </w:r>
     </w:p>
     <w:p>
       <w:r>
         <w:rPr>
           <w:rFonts w:ascii="Georgia" w:hAnsi="Georgia"/>
+          <w:b w:val="0"/>
+          <w:i w:val="0"/>
+          <w:sz w:val="24"/>
         </w:rPr>
         <w:t>Likewise, to whatever extent there is a host of right-viewed devas and brahmas protecting the Dispensation, and likewise, whatever devas and deities residing in this sacred place who wish for merit and wish for Nibbāna, may they all rejoice in this merit of our preaching and hearing of the Dhamma. Having rejoiced, may they all realize supreme Nibbāna through their aspired enlightenment (*bodhi*). Whatever relatives have passed away and departed to the world beyond, and not only that, whatever beings from Avīci hell up to the Akanitha heaven who wish for merit and wish for Nibbāna, may they all rejoice in our merit of preaching and hearing the Dhamma. Having escaped from their miserable destinations and walking on the path of Dhamma, may they all attain the peace of supreme Nibbāna as quickly as possible. Now, let us share merit by reciting verses in this manner.</w:t>
       </w:r>
@@ -925,10 +703,19 @@
       <w:r>
         <w:rPr>
           <w:rFonts w:ascii="Georgia" w:hAnsi="Georgia"/>
+          <w:b w:val="0"/>
+          <w:i w:val="0"/>
+          <w:sz w:val="24"/>
         </w:rPr>
         <w:t>“*Ettāvatā ca amhehi.........*”</w:t>
       </w:r>
     </w:p>
+    <w:sectPr>
+      <w:pgSz w:w="12240" w:h="15840"/>
+      <w:pgMar w:top="1440" w:right="1800" w:bottom="1440" w:left="1800" w:header="720" w:footer="720" w:gutter="0"/>
+      <w:cols w:space="720"/>
+      <w:docGrid w:linePitch="360"/>
+    </w:sectPr>
   </w:body>
 </w:document>
 </file>
